--- a/Пояснительная записка.docx
+++ b/Пояснительная записка.docx
@@ -4,32 +4,15 @@
   <w:body>
     <w:p>
       <w:pPr>
-        <w:shd w:val="clear" w:color="auto" w:fill="FFFFFF"/>
-        <w:autoSpaceDE w:val="0"/>
-        <w:autoSpaceDN w:val="0"/>
-        <w:adjustRightInd w:val="0"/>
         <w:spacing w:after="0" w:line="240" w:lineRule="auto"/>
         <w:jc w:val="center"/>
         <w:rPr>
           <w:rFonts w:ascii="Times New Roman" w:eastAsia="Times New Roman" w:hAnsi="Times New Roman"/>
-          <w:color w:val="000000"/>
-          <w:sz w:val="24"/>
-          <w:szCs w:val="24"/>
-          <w:lang w:eastAsia="ru-RU"/>
-        </w:rPr>
-      </w:pPr>
-      <w:bookmarkStart w:id="0" w:name="_Hlk200150425"/>
-      <w:bookmarkEnd w:id="0"/>
-      <w:r>
-        <w:rPr>
-          <w:rFonts w:ascii="Times New Roman" w:eastAsia="Times New Roman" w:hAnsi="Times New Roman"/>
-          <w:color w:val="000000"/>
-          <w:sz w:val="24"/>
-          <w:szCs w:val="24"/>
-          <w:lang w:eastAsia="ru-RU"/>
-        </w:rPr>
-        <w:t>МИНИСТЕРСТВО НАУКИ И ВЫСШЕГО ОБРАЗОВАНИЯ РОССИЙСКОЙ ФЕДЕРАЦИИ</w:t>
-      </w:r>
+          <w:sz w:val="28"/>
+          <w:szCs w:val="28"/>
+          <w:lang w:eastAsia="ru-RU"/>
+        </w:rPr>
+      </w:pPr>
     </w:p>
     <w:p>
       <w:pPr>
@@ -37,20 +20,11 @@
         <w:jc w:val="center"/>
         <w:rPr>
           <w:rFonts w:ascii="Times New Roman" w:eastAsia="Times New Roman" w:hAnsi="Times New Roman"/>
-          <w:sz w:val="24"/>
-          <w:szCs w:val="24"/>
-          <w:lang w:eastAsia="ru-RU"/>
-        </w:rPr>
-      </w:pPr>
-      <w:r>
-        <w:rPr>
-          <w:rFonts w:ascii="Times New Roman" w:eastAsia="Times New Roman" w:hAnsi="Times New Roman"/>
-          <w:sz w:val="24"/>
-          <w:szCs w:val="24"/>
-          <w:lang w:eastAsia="ru-RU"/>
-        </w:rPr>
-        <w:t>ФЕДЕРАЛЬНОЕ ГОСУДАРСТВЕННОЕ АВТОНОМНОЕ ОБРАЗОВАТЕЛЬНОЕ УЧРЕЖДЕНИЕ ВЫСШЕГО ОБРАЗОВАНИЯ</w:t>
-      </w:r>
+          <w:sz w:val="28"/>
+          <w:szCs w:val="28"/>
+          <w:lang w:eastAsia="ru-RU"/>
+        </w:rPr>
+      </w:pPr>
     </w:p>
     <w:p>
       <w:pPr>
@@ -58,24 +32,11 @@
         <w:jc w:val="center"/>
         <w:rPr>
           <w:rFonts w:ascii="Times New Roman" w:eastAsia="Times New Roman" w:hAnsi="Times New Roman"/>
-          <w:b/>
-          <w:bCs/>
-          <w:sz w:val="24"/>
-          <w:szCs w:val="24"/>
-          <w:lang w:eastAsia="ru-RU"/>
-        </w:rPr>
-      </w:pPr>
-      <w:r>
-        <w:rPr>
-          <w:rFonts w:ascii="Times New Roman" w:eastAsia="Times New Roman" w:hAnsi="Times New Roman"/>
-          <w:b/>
-          <w:bCs/>
-          <w:sz w:val="24"/>
-          <w:szCs w:val="24"/>
-          <w:lang w:eastAsia="ru-RU"/>
-        </w:rPr>
-        <w:t>«МУРМАНСКИЙ АРКТИЧЕСКИЙ УНИВЕРСИТЕТ»</w:t>
-      </w:r>
+          <w:sz w:val="28"/>
+          <w:szCs w:val="28"/>
+          <w:lang w:eastAsia="ru-RU"/>
+        </w:rPr>
+      </w:pPr>
     </w:p>
     <w:p>
       <w:pPr>
@@ -83,20 +44,11 @@
         <w:jc w:val="center"/>
         <w:rPr>
           <w:rFonts w:ascii="Times New Roman" w:eastAsia="Times New Roman" w:hAnsi="Times New Roman"/>
-          <w:sz w:val="24"/>
-          <w:szCs w:val="24"/>
-          <w:lang w:eastAsia="ru-RU"/>
-        </w:rPr>
-      </w:pPr>
-      <w:r>
-        <w:rPr>
-          <w:rFonts w:ascii="Times New Roman" w:eastAsia="Times New Roman" w:hAnsi="Times New Roman"/>
-          <w:sz w:val="24"/>
-          <w:szCs w:val="24"/>
-          <w:lang w:eastAsia="ru-RU"/>
-        </w:rPr>
-        <w:t>(ФГАОУ ВО «МАУ»)</w:t>
-      </w:r>
+          <w:sz w:val="28"/>
+          <w:szCs w:val="28"/>
+          <w:lang w:eastAsia="ru-RU"/>
+        </w:rPr>
+      </w:pPr>
     </w:p>
     <w:p>
       <w:pPr>
@@ -113,111 +65,9 @@
     <w:p>
       <w:pPr>
         <w:spacing w:after="0" w:line="240" w:lineRule="auto"/>
-        <w:rPr>
-          <w:rFonts w:ascii="Times New Roman" w:eastAsia="Times New Roman" w:hAnsi="Times New Roman"/>
-          <w:sz w:val="28"/>
-          <w:szCs w:val="28"/>
-          <w:lang w:eastAsia="ru-RU"/>
-        </w:rPr>
-      </w:pPr>
-    </w:p>
-    <w:p>
-      <w:pPr>
-        <w:spacing w:after="0" w:line="240" w:lineRule="auto"/>
-        <w:jc w:val="right"/>
-        <w:rPr>
-          <w:rFonts w:ascii="Times New Roman" w:eastAsia="Times New Roman" w:hAnsi="Times New Roman"/>
-          <w:sz w:val="28"/>
-          <w:szCs w:val="28"/>
-          <w:lang w:eastAsia="ru-RU"/>
-        </w:rPr>
-      </w:pPr>
-    </w:p>
-    <w:p>
-      <w:pPr>
-        <w:spacing w:after="0" w:line="240" w:lineRule="auto"/>
-        <w:ind w:left="5529"/>
-        <w:rPr>
-          <w:rFonts w:ascii="Times New Roman" w:eastAsia="Times New Roman" w:hAnsi="Times New Roman"/>
-          <w:sz w:val="24"/>
-          <w:szCs w:val="24"/>
-          <w:lang w:eastAsia="ru-RU"/>
-        </w:rPr>
-      </w:pPr>
-      <w:r>
-        <w:rPr>
-          <w:rFonts w:ascii="Times New Roman" w:eastAsia="Times New Roman" w:hAnsi="Times New Roman"/>
-          <w:sz w:val="28"/>
-          <w:szCs w:val="28"/>
-          <w:lang w:eastAsia="ru-RU"/>
-        </w:rPr>
-        <w:t xml:space="preserve">Кафедра информационных технологий </w:t>
-      </w:r>
-    </w:p>
-    <w:p>
-      <w:pPr>
-        <w:spacing w:after="0" w:line="240" w:lineRule="auto"/>
-        <w:jc w:val="right"/>
-        <w:rPr>
-          <w:rFonts w:ascii="Times New Roman" w:eastAsia="Times New Roman" w:hAnsi="Times New Roman"/>
-          <w:b/>
-          <w:bCs/>
-          <w:sz w:val="28"/>
-          <w:szCs w:val="28"/>
-          <w:lang w:eastAsia="ru-RU"/>
-        </w:rPr>
-      </w:pPr>
-    </w:p>
-    <w:p>
-      <w:pPr>
-        <w:spacing w:after="0" w:line="240" w:lineRule="auto"/>
-        <w:jc w:val="right"/>
-        <w:rPr>
-          <w:rFonts w:ascii="Times New Roman" w:eastAsia="Times New Roman" w:hAnsi="Times New Roman"/>
-          <w:b/>
-          <w:bCs/>
-          <w:sz w:val="28"/>
-          <w:szCs w:val="28"/>
-          <w:lang w:eastAsia="ru-RU"/>
-        </w:rPr>
-      </w:pPr>
-    </w:p>
-    <w:p>
-      <w:pPr>
-        <w:spacing w:after="0" w:line="240" w:lineRule="auto"/>
-        <w:jc w:val="right"/>
-        <w:rPr>
-          <w:rFonts w:ascii="Times New Roman" w:eastAsia="Times New Roman" w:hAnsi="Times New Roman"/>
-          <w:b/>
-          <w:bCs/>
-          <w:sz w:val="28"/>
-          <w:szCs w:val="28"/>
-          <w:lang w:eastAsia="ru-RU"/>
-        </w:rPr>
-      </w:pPr>
-    </w:p>
-    <w:p>
-      <w:pPr>
-        <w:spacing w:after="0" w:line="240" w:lineRule="auto"/>
-        <w:jc w:val="right"/>
-        <w:rPr>
-          <w:rFonts w:ascii="Times New Roman" w:eastAsia="Times New Roman" w:hAnsi="Times New Roman"/>
-          <w:b/>
-          <w:bCs/>
-          <w:sz w:val="28"/>
-          <w:szCs w:val="28"/>
-          <w:lang w:eastAsia="ru-RU"/>
-        </w:rPr>
-      </w:pPr>
-    </w:p>
-    <w:p>
-      <w:pPr>
-        <w:spacing w:after="0" w:line="240" w:lineRule="auto"/>
-        <w:jc w:val="right"/>
-        <w:rPr>
-          <w:rFonts w:ascii="Times New Roman" w:eastAsia="Times New Roman" w:hAnsi="Times New Roman"/>
-          <w:b/>
-          <w:bCs/>
+        <w:jc w:val="center"/>
+        <w:rPr>
+          <w:rFonts w:ascii="Times New Roman" w:eastAsia="Times New Roman" w:hAnsi="Times New Roman"/>
           <w:sz w:val="28"/>
           <w:szCs w:val="28"/>
           <w:lang w:eastAsia="ru-RU"/>
@@ -230,32 +80,6 @@
         <w:jc w:val="center"/>
         <w:rPr>
           <w:rFonts w:ascii="Times New Roman" w:eastAsia="Times New Roman" w:hAnsi="Times New Roman"/>
-          <w:b/>
-          <w:bCs/>
-          <w:sz w:val="28"/>
-          <w:szCs w:val="28"/>
-          <w:lang w:eastAsia="ru-RU"/>
-        </w:rPr>
-      </w:pPr>
-      <w:r>
-        <w:rPr>
-          <w:rFonts w:ascii="Times New Roman" w:eastAsia="Times New Roman" w:hAnsi="Times New Roman"/>
-          <w:b/>
-          <w:bCs/>
-          <w:sz w:val="28"/>
-          <w:szCs w:val="28"/>
-          <w:lang w:eastAsia="ru-RU"/>
-        </w:rPr>
-        <w:t>Пояснительная записка</w:t>
-      </w:r>
-    </w:p>
-    <w:p>
-      <w:pPr>
-        <w:spacing w:after="0" w:line="240" w:lineRule="auto"/>
-        <w:rPr>
-          <w:rFonts w:ascii="Times New Roman" w:eastAsia="Times New Roman" w:hAnsi="Times New Roman"/>
-          <w:b/>
-          <w:bCs/>
           <w:sz w:val="28"/>
           <w:szCs w:val="28"/>
           <w:lang w:eastAsia="ru-RU"/>
@@ -273,15 +97,6 @@
           <w:lang w:eastAsia="ru-RU"/>
         </w:rPr>
       </w:pPr>
-      <w:r>
-        <w:rPr>
-          <w:rFonts w:ascii="Times New Roman" w:eastAsia="Times New Roman" w:hAnsi="Times New Roman"/>
-          <w:sz w:val="28"/>
-          <w:szCs w:val="28"/>
-          <w:lang w:eastAsia="ru-RU"/>
-        </w:rPr>
-        <w:t xml:space="preserve">по дисциплине </w:t>
-      </w:r>
     </w:p>
     <w:p>
       <w:pPr>
@@ -298,7 +113,6 @@
     <w:p>
       <w:pPr>
         <w:spacing w:after="0" w:line="240" w:lineRule="auto"/>
-        <w:ind w:left="708" w:hanging="708"/>
         <w:jc w:val="center"/>
         <w:rPr>
           <w:rFonts w:ascii="Times New Roman" w:eastAsia="Times New Roman" w:hAnsi="Times New Roman"/>
@@ -307,33 +121,6 @@
           <w:lang w:eastAsia="ru-RU"/>
         </w:rPr>
       </w:pPr>
-      <w:r>
-        <w:rPr>
-          <w:rFonts w:ascii="Times New Roman" w:eastAsia="Times New Roman" w:hAnsi="Times New Roman"/>
-          <w:sz w:val="28"/>
-          <w:szCs w:val="28"/>
-          <w:lang w:eastAsia="ru-RU"/>
-        </w:rPr>
-        <w:t>«</w:t>
-      </w:r>
-      <w:r>
-        <w:rPr>
-          <w:rFonts w:ascii="Times New Roman" w:eastAsia="Times New Roman" w:hAnsi="Times New Roman"/>
-          <w:sz w:val="28"/>
-          <w:szCs w:val="28"/>
-          <w:lang w:eastAsia="ru-RU"/>
-        </w:rPr>
-        <w:t>Базы данных</w:t>
-      </w:r>
-      <w:r>
-        <w:rPr>
-          <w:rFonts w:ascii="Times New Roman" w:eastAsia="Times New Roman" w:hAnsi="Times New Roman"/>
-          <w:sz w:val="28"/>
-          <w:szCs w:val="28"/>
-          <w:lang w:eastAsia="ru-RU"/>
-        </w:rPr>
-        <w:t>»</w:t>
-      </w:r>
     </w:p>
     <w:p>
       <w:pPr>
@@ -370,32 +157,84 @@
           <w:lang w:eastAsia="ru-RU"/>
         </w:rPr>
       </w:pPr>
-      <w:r>
-        <w:rPr>
-          <w:rFonts w:ascii="Times New Roman" w:eastAsia="Times New Roman" w:hAnsi="Times New Roman"/>
-          <w:sz w:val="28"/>
-          <w:szCs w:val="28"/>
-          <w:lang w:eastAsia="ru-RU"/>
-        </w:rPr>
-        <w:t xml:space="preserve">Тема: </w:t>
-      </w:r>
-      <w:r>
-        <w:rPr>
-          <w:rFonts w:ascii="Times New Roman" w:eastAsia="Times New Roman" w:hAnsi="Times New Roman"/>
-          <w:sz w:val="28"/>
-          <w:szCs w:val="28"/>
-          <w:lang w:eastAsia="ru-RU"/>
-        </w:rPr>
-        <w:t>Разработка приложения базы данных службы доставки посылок</w:t>
+    </w:p>
+    <w:p>
+      <w:pPr>
+        <w:spacing w:after="0" w:line="240" w:lineRule="auto"/>
+        <w:jc w:val="center"/>
+        <w:rPr>
+          <w:rFonts w:ascii="Times New Roman" w:eastAsia="Times New Roman" w:hAnsi="Times New Roman"/>
+          <w:sz w:val="28"/>
+          <w:szCs w:val="28"/>
+          <w:lang w:eastAsia="ru-RU"/>
+        </w:rPr>
+      </w:pPr>
+    </w:p>
+    <w:p>
+      <w:pPr>
+        <w:spacing w:after="0" w:line="240" w:lineRule="auto"/>
+        <w:jc w:val="center"/>
+        <w:rPr>
+          <w:rFonts w:ascii="Times New Roman" w:eastAsia="Times New Roman" w:hAnsi="Times New Roman"/>
+          <w:sz w:val="28"/>
+          <w:szCs w:val="28"/>
+          <w:lang w:eastAsia="ru-RU"/>
+        </w:rPr>
+      </w:pPr>
+    </w:p>
+    <w:p>
+      <w:pPr>
+        <w:spacing w:after="0" w:line="240" w:lineRule="auto"/>
+        <w:jc w:val="center"/>
+        <w:rPr>
+          <w:rFonts w:ascii="Times New Roman" w:eastAsia="Times New Roman" w:hAnsi="Times New Roman"/>
+          <w:sz w:val="28"/>
+          <w:szCs w:val="28"/>
+          <w:lang w:eastAsia="ru-RU"/>
+        </w:rPr>
+      </w:pPr>
+    </w:p>
+    <w:p>
+      <w:pPr>
+        <w:spacing w:after="0" w:line="240" w:lineRule="auto"/>
+        <w:jc w:val="center"/>
+        <w:rPr>
+          <w:rFonts w:ascii="Times New Roman" w:eastAsia="Times New Roman" w:hAnsi="Times New Roman"/>
+          <w:sz w:val="28"/>
+          <w:szCs w:val="28"/>
+          <w:lang w:eastAsia="ru-RU"/>
+        </w:rPr>
+      </w:pPr>
+    </w:p>
+    <w:p>
+      <w:pPr>
+        <w:spacing w:after="0" w:line="240" w:lineRule="auto"/>
+        <w:jc w:val="center"/>
+        <w:rPr>
+          <w:rFonts w:ascii="Times New Roman" w:eastAsia="Times New Roman" w:hAnsi="Times New Roman"/>
+          <w:sz w:val="28"/>
+          <w:szCs w:val="28"/>
+          <w:lang w:eastAsia="ru-RU"/>
+        </w:rPr>
+      </w:pPr>
+      <w:r>
+        <w:rPr>
+          <w:rFonts w:ascii="Times New Roman" w:eastAsia="Times New Roman" w:hAnsi="Times New Roman"/>
+          <w:sz w:val="28"/>
+          <w:szCs w:val="28"/>
+          <w:lang w:eastAsia="ru-RU"/>
+        </w:rPr>
+        <w:t>Тут будет актуальный титульный лист</w:t>
       </w:r>
     </w:p>
     <w:p>
       <w:pPr>
         <w:spacing w:line="254" w:lineRule="auto"/>
-        <w:rPr>
-          <w:rFonts w:ascii="Times New Roman" w:eastAsia="Times New Roman" w:hAnsi="Times New Roman"/>
-          <w:sz w:val="24"/>
-          <w:szCs w:val="24"/>
+        <w:ind w:left="6521" w:hanging="1418"/>
+        <w:rPr>
+          <w:rFonts w:ascii="Times New Roman" w:eastAsia="Times New Roman" w:hAnsi="Times New Roman"/>
+          <w:sz w:val="28"/>
+          <w:szCs w:val="28"/>
           <w:lang w:eastAsia="ru-RU"/>
         </w:rPr>
       </w:pPr>
@@ -403,10 +242,11 @@
     <w:p>
       <w:pPr>
         <w:spacing w:line="254" w:lineRule="auto"/>
-        <w:rPr>
-          <w:rFonts w:ascii="Times New Roman" w:eastAsia="Times New Roman" w:hAnsi="Times New Roman"/>
-          <w:sz w:val="24"/>
-          <w:szCs w:val="24"/>
+        <w:ind w:left="6521" w:hanging="1418"/>
+        <w:rPr>
+          <w:rFonts w:ascii="Times New Roman" w:eastAsia="Times New Roman" w:hAnsi="Times New Roman"/>
+          <w:sz w:val="28"/>
+          <w:szCs w:val="28"/>
           <w:lang w:eastAsia="ru-RU"/>
         </w:rPr>
       </w:pPr>
@@ -414,88 +254,31 @@
     <w:p>
       <w:pPr>
         <w:spacing w:line="254" w:lineRule="auto"/>
-        <w:ind w:left="6663" w:hanging="1701"/>
-        <w:rPr>
-          <w:rFonts w:ascii="Times New Roman" w:eastAsia="Times New Roman" w:hAnsi="Times New Roman"/>
-          <w:sz w:val="28"/>
-          <w:szCs w:val="28"/>
-          <w:lang w:eastAsia="ru-RU"/>
-        </w:rPr>
-      </w:pPr>
-      <w:r>
-        <w:rPr>
-          <w:rFonts w:ascii="Times New Roman" w:eastAsia="Times New Roman" w:hAnsi="Times New Roman"/>
-          <w:sz w:val="28"/>
-          <w:szCs w:val="28"/>
-          <w:lang w:eastAsia="ru-RU"/>
-        </w:rPr>
-        <w:t xml:space="preserve">Выполнил: </w:t>
-      </w:r>
-      <w:r>
-        <w:rPr>
-          <w:rFonts w:ascii="Times New Roman" w:eastAsia="Times New Roman" w:hAnsi="Times New Roman"/>
-          <w:sz w:val="28"/>
-          <w:szCs w:val="28"/>
-          <w:lang w:eastAsia="ru-RU"/>
-        </w:rPr>
-        <w:tab/>
-        <w:t>обучающийся</w:t>
-      </w:r>
+        <w:ind w:left="6521" w:hanging="1418"/>
+        <w:rPr>
+          <w:rFonts w:ascii="Times New Roman" w:eastAsia="Times New Roman" w:hAnsi="Times New Roman"/>
+          <w:sz w:val="28"/>
+          <w:szCs w:val="28"/>
+          <w:lang w:eastAsia="ru-RU"/>
+        </w:rPr>
+      </w:pPr>
     </w:p>
     <w:p>
       <w:pPr>
         <w:spacing w:line="254" w:lineRule="auto"/>
-        <w:ind w:left="6663"/>
-        <w:rPr>
-          <w:rFonts w:ascii="Times New Roman" w:eastAsia="Times New Roman" w:hAnsi="Times New Roman"/>
-          <w:sz w:val="28"/>
-          <w:szCs w:val="28"/>
-          <w:lang w:eastAsia="ru-RU"/>
-        </w:rPr>
-      </w:pPr>
-      <w:r>
-        <w:rPr>
-          <w:rFonts w:ascii="Times New Roman" w:eastAsia="Times New Roman" w:hAnsi="Times New Roman"/>
-          <w:sz w:val="28"/>
-          <w:szCs w:val="28"/>
-          <w:lang w:eastAsia="ru-RU"/>
-        </w:rPr>
-        <w:t>группы И</w:t>
-      </w:r>
-      <w:r>
-        <w:rPr>
-          <w:rFonts w:ascii="Times New Roman" w:eastAsia="Times New Roman" w:hAnsi="Times New Roman"/>
-          <w:bCs/>
-          <w:sz w:val="28"/>
-          <w:szCs w:val="28"/>
-          <w:lang w:eastAsia="ru-RU"/>
-        </w:rPr>
-        <w:t>В</w:t>
-      </w:r>
-      <w:r>
-        <w:rPr>
-          <w:rFonts w:ascii="Times New Roman" w:eastAsia="Times New Roman" w:hAnsi="Times New Roman"/>
-          <w:sz w:val="28"/>
-          <w:szCs w:val="28"/>
-          <w:lang w:eastAsia="ru-RU"/>
-        </w:rPr>
-        <w:t>Тб23о-</w:t>
-      </w:r>
-      <w:r>
-        <w:rPr>
-          <w:rFonts w:ascii="Times New Roman" w:eastAsia="Times New Roman" w:hAnsi="Times New Roman"/>
-          <w:bCs/>
-          <w:sz w:val="28"/>
-          <w:szCs w:val="28"/>
-          <w:lang w:eastAsia="ru-RU"/>
-        </w:rPr>
-        <w:t>1</w:t>
-      </w:r>
+        <w:ind w:left="6521" w:hanging="1418"/>
+        <w:rPr>
+          <w:rFonts w:ascii="Times New Roman" w:eastAsia="Times New Roman" w:hAnsi="Times New Roman"/>
+          <w:sz w:val="28"/>
+          <w:szCs w:val="28"/>
+          <w:lang w:eastAsia="ru-RU"/>
+        </w:rPr>
+      </w:pPr>
     </w:p>
     <w:p>
       <w:pPr>
         <w:spacing w:line="254" w:lineRule="auto"/>
-        <w:ind w:left="6663"/>
+        <w:ind w:left="6521" w:hanging="1418"/>
         <w:rPr>
           <w:rFonts w:ascii="Times New Roman" w:eastAsia="Times New Roman" w:hAnsi="Times New Roman"/>
           <w:sz w:val="28"/>
@@ -507,6 +290,7 @@
     <w:p>
       <w:pPr>
         <w:spacing w:line="254" w:lineRule="auto"/>
+        <w:ind w:left="6521" w:hanging="1418"/>
         <w:rPr>
           <w:rFonts w:ascii="Times New Roman" w:eastAsia="Times New Roman" w:hAnsi="Times New Roman"/>
           <w:sz w:val="28"/>
@@ -518,59 +302,67 @@
     <w:p>
       <w:pPr>
         <w:spacing w:line="254" w:lineRule="auto"/>
-        <w:ind w:left="6663" w:hanging="1701"/>
-        <w:rPr>
-          <w:rFonts w:ascii="Times New Roman" w:eastAsia="Times New Roman" w:hAnsi="Times New Roman"/>
-          <w:sz w:val="28"/>
-          <w:szCs w:val="28"/>
-          <w:lang w:eastAsia="ru-RU"/>
-        </w:rPr>
-      </w:pPr>
-      <w:r>
-        <w:rPr>
-          <w:rFonts w:ascii="Times New Roman" w:eastAsia="Times New Roman" w:hAnsi="Times New Roman"/>
-          <w:sz w:val="28"/>
-          <w:szCs w:val="28"/>
-          <w:lang w:eastAsia="ru-RU"/>
-        </w:rPr>
-        <w:t xml:space="preserve">Проверил: </w:t>
-      </w:r>
-      <w:r>
-        <w:rPr>
-          <w:rFonts w:ascii="Times New Roman" w:eastAsia="Times New Roman" w:hAnsi="Times New Roman"/>
-          <w:sz w:val="28"/>
-          <w:szCs w:val="28"/>
-          <w:lang w:eastAsia="ru-RU"/>
-        </w:rPr>
-        <w:tab/>
-        <w:t>преподаватель</w:t>
-      </w:r>
+        <w:ind w:left="6521" w:hanging="1418"/>
+        <w:rPr>
+          <w:rFonts w:ascii="Times New Roman" w:eastAsia="Times New Roman" w:hAnsi="Times New Roman"/>
+          <w:sz w:val="28"/>
+          <w:szCs w:val="28"/>
+          <w:lang w:eastAsia="ru-RU"/>
+        </w:rPr>
+      </w:pPr>
     </w:p>
     <w:p>
       <w:pPr>
         <w:spacing w:line="254" w:lineRule="auto"/>
-        <w:ind w:left="6663"/>
-        <w:rPr>
-          <w:rFonts w:ascii="Times New Roman" w:eastAsia="Times New Roman" w:hAnsi="Times New Roman"/>
-          <w:sz w:val="28"/>
-          <w:szCs w:val="28"/>
-          <w:lang w:eastAsia="ru-RU"/>
-        </w:rPr>
-      </w:pPr>
-      <w:r>
-        <w:rPr>
-          <w:rFonts w:ascii="Times New Roman" w:eastAsia="Times New Roman" w:hAnsi="Times New Roman"/>
-          <w:sz w:val="28"/>
-          <w:szCs w:val="28"/>
-          <w:lang w:eastAsia="ru-RU"/>
-        </w:rPr>
-        <w:t>кафедры ИТ</w:t>
-      </w:r>
+        <w:ind w:left="6521" w:hanging="1418"/>
+        <w:rPr>
+          <w:rFonts w:ascii="Times New Roman" w:eastAsia="Times New Roman" w:hAnsi="Times New Roman"/>
+          <w:sz w:val="28"/>
+          <w:szCs w:val="28"/>
+          <w:lang w:eastAsia="ru-RU"/>
+        </w:rPr>
+      </w:pPr>
     </w:p>
     <w:p>
       <w:pPr>
         <w:spacing w:line="254" w:lineRule="auto"/>
-        <w:ind w:left="6663"/>
+        <w:ind w:left="6521" w:hanging="1418"/>
+        <w:rPr>
+          <w:rFonts w:ascii="Times New Roman" w:eastAsia="Times New Roman" w:hAnsi="Times New Roman"/>
+          <w:sz w:val="28"/>
+          <w:szCs w:val="28"/>
+          <w:lang w:eastAsia="ru-RU"/>
+        </w:rPr>
+      </w:pPr>
+    </w:p>
+    <w:p>
+      <w:pPr>
+        <w:spacing w:line="254" w:lineRule="auto"/>
+        <w:ind w:left="6521" w:hanging="1418"/>
+        <w:rPr>
+          <w:rFonts w:ascii="Times New Roman" w:eastAsia="Times New Roman" w:hAnsi="Times New Roman"/>
+          <w:sz w:val="28"/>
+          <w:szCs w:val="28"/>
+          <w:lang w:eastAsia="ru-RU"/>
+        </w:rPr>
+      </w:pPr>
+    </w:p>
+    <w:p>
+      <w:pPr>
+        <w:spacing w:line="254" w:lineRule="auto"/>
+        <w:ind w:left="6521" w:hanging="1418"/>
+        <w:rPr>
+          <w:rFonts w:ascii="Times New Roman" w:eastAsia="Times New Roman" w:hAnsi="Times New Roman"/>
+          <w:sz w:val="28"/>
+          <w:szCs w:val="28"/>
+          <w:lang w:eastAsia="ru-RU"/>
+        </w:rPr>
+      </w:pPr>
+    </w:p>
+    <w:p>
+      <w:pPr>
+        <w:spacing w:line="254" w:lineRule="auto"/>
+        <w:ind w:left="6521" w:hanging="1418"/>
         <w:rPr>
           <w:rFonts w:ascii="Times New Roman" w:eastAsia="Times New Roman" w:hAnsi="Times New Roman"/>
           <w:sz w:val="28"/>
@@ -687,6 +479,7 @@
           <w:pgSz w:w="11906" w:h="16838"/>
           <w:pgMar w:top="1134" w:right="709" w:bottom="1134" w:left="1701" w:header="709" w:footer="709" w:gutter="0"/>
           <w:cols w:space="708"/>
+          <w:titlePg/>
           <w:docGrid w:linePitch="360"/>
         </w:sectPr>
       </w:pPr>
@@ -736,9 +529,11 @@
     <w:sdt>
       <w:sdtPr>
         <w:rPr>
-          <w:rFonts w:ascii="Times New Roman" w:hAnsi="Times New Roman" w:cs="Times New Roman"/>
-          <w:sz w:val="28"/>
-          <w:szCs w:val="28"/>
+          <w:rFonts w:ascii="Times New Roman" w:eastAsia="Calibri" w:hAnsi="Times New Roman" w:cs="Times New Roman"/>
+          <w:color w:val="auto"/>
+          <w:sz w:val="28"/>
+          <w:szCs w:val="28"/>
+          <w:lang w:eastAsia="en-US"/>
         </w:rPr>
         <w:id w:val="488287970"/>
         <w:docPartObj>
@@ -748,11 +543,8 @@
       </w:sdtPr>
       <w:sdtEndPr>
         <w:rPr>
-          <w:rFonts w:eastAsia="Calibri"/>
           <w:b/>
           <w:bCs/>
-          <w:color w:val="auto"/>
-          <w:lang w:eastAsia="en-US"/>
         </w:rPr>
       </w:sdtEndPr>
       <w:sdtContent>
@@ -817,33 +609,7 @@
                 <w:szCs w:val="28"/>
                 <w:lang w:eastAsia="ru-RU"/>
               </w:rPr>
-              <w:t>Бланк задания курсо</w:t>
-            </w:r>
-            <w:r>
-              <w:rPr>
-                <w:rStyle w:val="a4"/>
-                <w:rFonts w:ascii="Times New Roman" w:eastAsia="Times New Roman" w:hAnsi="Times New Roman"/>
-                <w:b/>
-                <w:bCs/>
-                <w:noProof/>
-                <w:sz w:val="28"/>
-                <w:szCs w:val="28"/>
-                <w:lang w:eastAsia="ru-RU"/>
-              </w:rPr>
-              <w:t>в</w:t>
-            </w:r>
-            <w:r>
-              <w:rPr>
-                <w:rStyle w:val="a4"/>
-                <w:rFonts w:ascii="Times New Roman" w:eastAsia="Times New Roman" w:hAnsi="Times New Roman"/>
-                <w:b/>
-                <w:bCs/>
-                <w:noProof/>
-                <w:sz w:val="28"/>
-                <w:szCs w:val="28"/>
-                <w:lang w:eastAsia="ru-RU"/>
-              </w:rPr>
-              <w:t>ого проекта</w:t>
+              <w:t>Бланк задания курсового проекта</w:t>
             </w:r>
             <w:r>
               <w:rPr>
@@ -1258,29 +1024,7 @@
                 <w:szCs w:val="28"/>
                 <w:lang w:eastAsia="ru-RU"/>
               </w:rPr>
-              <w:t>Общее описание пр</w:t>
-            </w:r>
-            <w:r>
-              <w:rPr>
-                <w:rStyle w:val="a4"/>
-                <w:rFonts w:ascii="Times New Roman" w:eastAsia="Times New Roman" w:hAnsi="Times New Roman"/>
-                <w:noProof/>
-                <w:sz w:val="28"/>
-                <w:szCs w:val="28"/>
-                <w:lang w:eastAsia="ru-RU"/>
-              </w:rPr>
-              <w:t>е</w:t>
-            </w:r>
-            <w:r>
-              <w:rPr>
-                <w:rStyle w:val="a4"/>
-                <w:rFonts w:ascii="Times New Roman" w:eastAsia="Times New Roman" w:hAnsi="Times New Roman"/>
-                <w:noProof/>
-                <w:sz w:val="28"/>
-                <w:szCs w:val="28"/>
-                <w:lang w:eastAsia="ru-RU"/>
-              </w:rPr>
-              <w:t>дметной области</w:t>
+              <w:t>Общее описание предметной области</w:t>
             </w:r>
             <w:r>
               <w:rPr>
@@ -2008,7 +1752,7 @@
           <w:lang w:eastAsia="ru-RU"/>
         </w:rPr>
       </w:pPr>
-      <w:bookmarkStart w:id="1" w:name="_Toc225695056"/>
+      <w:bookmarkStart w:id="0" w:name="_Toc225695056"/>
       <w:r>
         <w:rPr>
           <w:rFonts w:ascii="Times New Roman" w:eastAsia="Times New Roman" w:hAnsi="Times New Roman" w:cs="Times New Roman"/>
@@ -2022,7 +1766,7 @@
         <w:lastRenderedPageBreak/>
         <w:t>Бланк задания</w:t>
       </w:r>
-      <w:bookmarkEnd w:id="1"/>
+      <w:bookmarkEnd w:id="0"/>
     </w:p>
     <w:p>
       <w:pPr>
@@ -2095,7 +1839,7 @@
           <w:lang w:eastAsia="ru-RU"/>
         </w:rPr>
       </w:pPr>
-      <w:bookmarkStart w:id="2" w:name="_Toc225695057"/>
+      <w:bookmarkStart w:id="1" w:name="_Toc225695057"/>
       <w:r>
         <w:rPr>
           <w:rFonts w:ascii="Times New Roman" w:eastAsia="Times New Roman" w:hAnsi="Times New Roman" w:cs="Times New Roman"/>
@@ -2109,47 +1853,587 @@
         <w:lastRenderedPageBreak/>
         <w:t>Список используемых терминов</w:t>
       </w:r>
-      <w:bookmarkEnd w:id="2"/>
-    </w:p>
-    <w:p>
-      <w:pPr>
-        <w:spacing w:after="0" w:line="240" w:lineRule="auto"/>
-        <w:jc w:val="both"/>
-        <w:rPr>
-          <w:rFonts w:ascii="Times New Roman" w:eastAsia="Times New Roman" w:hAnsi="Times New Roman"/>
-          <w:sz w:val="28"/>
-          <w:szCs w:val="28"/>
-          <w:lang w:eastAsia="ru-RU"/>
-        </w:rPr>
-      </w:pPr>
-    </w:p>
-    <w:p>
-      <w:pPr>
-        <w:spacing w:after="0" w:line="240" w:lineRule="auto"/>
-        <w:jc w:val="both"/>
-        <w:rPr>
-          <w:rFonts w:ascii="Times New Roman" w:eastAsia="Times New Roman" w:hAnsi="Times New Roman"/>
-          <w:sz w:val="28"/>
-          <w:szCs w:val="28"/>
-          <w:lang w:eastAsia="ru-RU"/>
-        </w:rPr>
-      </w:pPr>
-    </w:p>
-    <w:p>
-      <w:pPr>
-        <w:spacing w:after="0" w:line="240" w:lineRule="auto"/>
-        <w:jc w:val="both"/>
-        <w:rPr>
-          <w:rFonts w:ascii="Times New Roman" w:eastAsia="Times New Roman" w:hAnsi="Times New Roman"/>
-          <w:sz w:val="28"/>
-          <w:szCs w:val="28"/>
-          <w:lang w:eastAsia="ru-RU"/>
-        </w:rPr>
-      </w:pPr>
-    </w:p>
-    <w:p>
-      <w:pPr>
-        <w:spacing w:after="0" w:line="240" w:lineRule="auto"/>
+      <w:bookmarkEnd w:id="1"/>
+    </w:p>
+    <w:p>
+      <w:pPr>
+        <w:spacing w:after="0" w:line="360" w:lineRule="auto"/>
+        <w:ind w:firstLine="709"/>
+        <w:jc w:val="both"/>
+        <w:rPr>
+          <w:rFonts w:ascii="Times New Roman" w:eastAsia="Times New Roman" w:hAnsi="Times New Roman"/>
+          <w:sz w:val="28"/>
+          <w:szCs w:val="28"/>
+          <w:lang w:eastAsia="ru-RU"/>
+        </w:rPr>
+      </w:pPr>
+    </w:p>
+    <w:p>
+      <w:pPr>
+        <w:spacing w:after="0" w:line="360" w:lineRule="auto"/>
+        <w:ind w:firstLine="709"/>
+        <w:jc w:val="both"/>
+        <w:rPr>
+          <w:rFonts w:ascii="Times New Roman" w:eastAsia="Times New Roman" w:hAnsi="Times New Roman"/>
+          <w:sz w:val="28"/>
+          <w:szCs w:val="28"/>
+          <w:lang w:eastAsia="ru-RU"/>
+        </w:rPr>
+      </w:pPr>
+      <w:r>
+        <w:rPr>
+          <w:rFonts w:ascii="Times New Roman" w:eastAsia="Times New Roman" w:hAnsi="Times New Roman"/>
+          <w:sz w:val="28"/>
+          <w:szCs w:val="28"/>
+          <w:lang w:eastAsia="ru-RU"/>
+        </w:rPr>
+        <w:t>Администратор службы доставки – сотрудник, отвечающий за ведение справочной информации (тарифы, пункты приёма и выдачи, сотрудники), управление доступом к системе и актуальность нормативно-справочных данных.</w:t>
+      </w:r>
+    </w:p>
+    <w:p>
+      <w:pPr>
+        <w:spacing w:after="0" w:line="360" w:lineRule="auto"/>
+        <w:ind w:firstLine="709"/>
+        <w:jc w:val="both"/>
+        <w:rPr>
+          <w:rFonts w:ascii="Times New Roman" w:eastAsia="Times New Roman" w:hAnsi="Times New Roman"/>
+          <w:sz w:val="28"/>
+          <w:szCs w:val="28"/>
+          <w:lang w:eastAsia="ru-RU"/>
+        </w:rPr>
+      </w:pPr>
+      <w:r>
+        <w:rPr>
+          <w:rFonts w:ascii="Times New Roman" w:eastAsia="Times New Roman" w:hAnsi="Times New Roman"/>
+          <w:sz w:val="28"/>
+          <w:szCs w:val="28"/>
+          <w:lang w:eastAsia="ru-RU"/>
+        </w:rPr>
+        <w:t>Бизнес-процесс – совокупность взаимосвязанных процедур, направленных на выполнение определённой функции в деятельности службы доставки (например, оформление отправления или выдача посылки).</w:t>
+      </w:r>
+    </w:p>
+    <w:p>
+      <w:pPr>
+        <w:spacing w:after="0" w:line="360" w:lineRule="auto"/>
+        <w:ind w:firstLine="709"/>
+        <w:jc w:val="both"/>
+        <w:rPr>
+          <w:rFonts w:ascii="Times New Roman" w:eastAsia="Times New Roman" w:hAnsi="Times New Roman"/>
+          <w:sz w:val="28"/>
+          <w:szCs w:val="28"/>
+          <w:lang w:eastAsia="ru-RU"/>
+        </w:rPr>
+      </w:pPr>
+      <w:r>
+        <w:rPr>
+          <w:rFonts w:ascii="Times New Roman" w:eastAsia="Times New Roman" w:hAnsi="Times New Roman"/>
+          <w:sz w:val="28"/>
+          <w:szCs w:val="28"/>
+          <w:lang w:eastAsia="ru-RU"/>
+        </w:rPr>
+        <w:t>Бизнес-правило – установленное правило, определяющее порядок работы системы и ограничения, отражающие политику организации (например, срок хранения посылки или порядок расчёта стоимости).</w:t>
+      </w:r>
+    </w:p>
+    <w:p>
+      <w:pPr>
+        <w:spacing w:after="0" w:line="360" w:lineRule="auto"/>
+        <w:ind w:firstLine="709"/>
+        <w:jc w:val="both"/>
+        <w:rPr>
+          <w:rFonts w:ascii="Times New Roman" w:eastAsia="Times New Roman" w:hAnsi="Times New Roman"/>
+          <w:sz w:val="28"/>
+          <w:szCs w:val="28"/>
+          <w:lang w:eastAsia="ru-RU"/>
+        </w:rPr>
+      </w:pPr>
+      <w:r>
+        <w:rPr>
+          <w:rFonts w:ascii="Times New Roman" w:eastAsia="Times New Roman" w:hAnsi="Times New Roman"/>
+          <w:sz w:val="28"/>
+          <w:szCs w:val="28"/>
+          <w:lang w:eastAsia="ru-RU"/>
+        </w:rPr>
+        <w:t>Выдача посылки – процедура передачи отправления получателю в пункте выдачи с проверкой документов и фиксацией факта получения.</w:t>
+      </w:r>
+    </w:p>
+    <w:p>
+      <w:pPr>
+        <w:spacing w:after="0" w:line="360" w:lineRule="auto"/>
+        <w:ind w:firstLine="709"/>
+        <w:jc w:val="both"/>
+        <w:rPr>
+          <w:rFonts w:ascii="Times New Roman" w:eastAsia="Times New Roman" w:hAnsi="Times New Roman"/>
+          <w:sz w:val="28"/>
+          <w:szCs w:val="28"/>
+          <w:lang w:eastAsia="ru-RU"/>
+        </w:rPr>
+      </w:pPr>
+      <w:r>
+        <w:rPr>
+          <w:rFonts w:ascii="Times New Roman" w:eastAsia="Times New Roman" w:hAnsi="Times New Roman"/>
+          <w:sz w:val="28"/>
+          <w:szCs w:val="28"/>
+          <w:lang w:eastAsia="ru-RU"/>
+        </w:rPr>
+        <w:t>Дополнительные услуги – услуги, предоставляемые сверх основной доставки (например, упаковка, страхование, уведомление о статусе отправления).</w:t>
+      </w:r>
+    </w:p>
+    <w:p>
+      <w:pPr>
+        <w:spacing w:after="0" w:line="360" w:lineRule="auto"/>
+        <w:ind w:firstLine="709"/>
+        <w:jc w:val="both"/>
+        <w:rPr>
+          <w:rFonts w:ascii="Times New Roman" w:eastAsia="Times New Roman" w:hAnsi="Times New Roman"/>
+          <w:sz w:val="28"/>
+          <w:szCs w:val="28"/>
+          <w:lang w:eastAsia="ru-RU"/>
+        </w:rPr>
+      </w:pPr>
+      <w:r>
+        <w:rPr>
+          <w:rFonts w:ascii="Times New Roman" w:eastAsia="Times New Roman" w:hAnsi="Times New Roman"/>
+          <w:sz w:val="28"/>
+          <w:szCs w:val="28"/>
+          <w:lang w:eastAsia="ru-RU"/>
+        </w:rPr>
+        <w:t>Клиент – физическое или юридическое лицо, использующее услуги службы доставки в качестве отправителя или получателя.</w:t>
+      </w:r>
+    </w:p>
+    <w:p>
+      <w:pPr>
+        <w:spacing w:after="0" w:line="360" w:lineRule="auto"/>
+        <w:ind w:firstLine="709"/>
+        <w:jc w:val="both"/>
+        <w:rPr>
+          <w:rFonts w:ascii="Times New Roman" w:eastAsia="Times New Roman" w:hAnsi="Times New Roman"/>
+          <w:sz w:val="28"/>
+          <w:szCs w:val="28"/>
+          <w:lang w:eastAsia="ru-RU"/>
+        </w:rPr>
+      </w:pPr>
+      <w:r>
+        <w:rPr>
+          <w:rFonts w:ascii="Times New Roman" w:eastAsia="Times New Roman" w:hAnsi="Times New Roman"/>
+          <w:sz w:val="28"/>
+          <w:szCs w:val="28"/>
+          <w:lang w:eastAsia="ru-RU"/>
+        </w:rPr>
+        <w:t>Курьер – сотрудник службы доставки, осуществляющий перемещение посылок между пунктами приёма и выдачи.</w:t>
+      </w:r>
+    </w:p>
+    <w:p>
+      <w:pPr>
+        <w:spacing w:after="0" w:line="360" w:lineRule="auto"/>
+        <w:ind w:firstLine="709"/>
+        <w:jc w:val="both"/>
+        <w:rPr>
+          <w:rFonts w:ascii="Times New Roman" w:eastAsia="Times New Roman" w:hAnsi="Times New Roman"/>
+          <w:sz w:val="28"/>
+          <w:szCs w:val="28"/>
+          <w:lang w:eastAsia="ru-RU"/>
+        </w:rPr>
+      </w:pPr>
+      <w:r>
+        <w:rPr>
+          <w:rFonts w:ascii="Times New Roman" w:eastAsia="Times New Roman" w:hAnsi="Times New Roman"/>
+          <w:sz w:val="28"/>
+          <w:szCs w:val="28"/>
+          <w:lang w:eastAsia="ru-RU"/>
+        </w:rPr>
+        <w:t>Накладная – сопроводительный документ, содержащий сведения об отправителе и получателе, характеристиках посылки, стоимости и условиях доставки.</w:t>
+      </w:r>
+    </w:p>
+    <w:p>
+      <w:pPr>
+        <w:spacing w:after="0" w:line="360" w:lineRule="auto"/>
+        <w:ind w:firstLine="709"/>
+        <w:jc w:val="both"/>
+        <w:rPr>
+          <w:rFonts w:ascii="Times New Roman" w:eastAsia="Times New Roman" w:hAnsi="Times New Roman"/>
+          <w:sz w:val="28"/>
+          <w:szCs w:val="28"/>
+          <w:lang w:eastAsia="ru-RU"/>
+        </w:rPr>
+      </w:pPr>
+      <w:r>
+        <w:rPr>
+          <w:rFonts w:ascii="Times New Roman" w:eastAsia="Times New Roman" w:hAnsi="Times New Roman"/>
+          <w:sz w:val="28"/>
+          <w:szCs w:val="28"/>
+          <w:lang w:eastAsia="ru-RU"/>
+        </w:rPr>
+        <w:t>Невостребованная посылка – отправление, не полученное адресатом в установленный срок хранения, подлежащее возврату отправителю.</w:t>
+      </w:r>
+    </w:p>
+    <w:p>
+      <w:pPr>
+        <w:spacing w:after="0" w:line="360" w:lineRule="auto"/>
+        <w:ind w:firstLine="709"/>
+        <w:jc w:val="both"/>
+        <w:rPr>
+          <w:rFonts w:ascii="Times New Roman" w:eastAsia="Times New Roman" w:hAnsi="Times New Roman"/>
+          <w:sz w:val="28"/>
+          <w:szCs w:val="28"/>
+          <w:lang w:eastAsia="ru-RU"/>
+        </w:rPr>
+      </w:pPr>
+      <w:r>
+        <w:rPr>
+          <w:rFonts w:ascii="Times New Roman" w:eastAsia="Times New Roman" w:hAnsi="Times New Roman"/>
+          <w:sz w:val="28"/>
+          <w:szCs w:val="28"/>
+          <w:lang w:eastAsia="ru-RU"/>
+        </w:rPr>
+        <w:t>Оператор пункта приёма/выдачи – сотрудник, выполняющий приём, регистрацию и выдачу посылок клиентам.</w:t>
+      </w:r>
+    </w:p>
+    <w:p>
+      <w:pPr>
+        <w:spacing w:after="0" w:line="360" w:lineRule="auto"/>
+        <w:ind w:firstLine="709"/>
+        <w:jc w:val="both"/>
+        <w:rPr>
+          <w:rFonts w:ascii="Times New Roman" w:eastAsia="Times New Roman" w:hAnsi="Times New Roman"/>
+          <w:sz w:val="28"/>
+          <w:szCs w:val="28"/>
+          <w:lang w:eastAsia="ru-RU"/>
+        </w:rPr>
+      </w:pPr>
+      <w:r>
+        <w:rPr>
+          <w:rFonts w:ascii="Times New Roman" w:eastAsia="Times New Roman" w:hAnsi="Times New Roman"/>
+          <w:sz w:val="28"/>
+          <w:szCs w:val="28"/>
+          <w:lang w:eastAsia="ru-RU"/>
+        </w:rPr>
+        <w:t>Отправитель – клиент, передающий посылку в службу доставки для последующей отправки получателю.</w:t>
+      </w:r>
+    </w:p>
+    <w:p>
+      <w:pPr>
+        <w:spacing w:after="0" w:line="360" w:lineRule="auto"/>
+        <w:ind w:firstLine="709"/>
+        <w:jc w:val="both"/>
+        <w:rPr>
+          <w:rFonts w:ascii="Times New Roman" w:eastAsia="Times New Roman" w:hAnsi="Times New Roman"/>
+          <w:sz w:val="28"/>
+          <w:szCs w:val="28"/>
+          <w:lang w:eastAsia="ru-RU"/>
+        </w:rPr>
+      </w:pPr>
+      <w:r>
+        <w:rPr>
+          <w:rFonts w:ascii="Times New Roman" w:eastAsia="Times New Roman" w:hAnsi="Times New Roman"/>
+          <w:sz w:val="28"/>
+          <w:szCs w:val="28"/>
+          <w:lang w:eastAsia="ru-RU"/>
+        </w:rPr>
+        <w:lastRenderedPageBreak/>
+        <w:t>Посылка – материальное отправление, принимаемое, транспортируемое и выдаваемое службой доставки.</w:t>
+      </w:r>
+    </w:p>
+    <w:p>
+      <w:pPr>
+        <w:spacing w:after="0" w:line="360" w:lineRule="auto"/>
+        <w:ind w:firstLine="709"/>
+        <w:jc w:val="both"/>
+        <w:rPr>
+          <w:rFonts w:ascii="Times New Roman" w:eastAsia="Times New Roman" w:hAnsi="Times New Roman"/>
+          <w:sz w:val="28"/>
+          <w:szCs w:val="28"/>
+          <w:lang w:eastAsia="ru-RU"/>
+        </w:rPr>
+      </w:pPr>
+      <w:r>
+        <w:rPr>
+          <w:rFonts w:ascii="Times New Roman" w:eastAsia="Times New Roman" w:hAnsi="Times New Roman"/>
+          <w:sz w:val="28"/>
+          <w:szCs w:val="28"/>
+          <w:lang w:eastAsia="ru-RU"/>
+        </w:rPr>
+        <w:t>Приём посылки – процедура принятия отправления от клиента, включающая измерение параметров, расчёт стоимости, оформление документов и регистрацию.</w:t>
+      </w:r>
+    </w:p>
+    <w:p>
+      <w:pPr>
+        <w:spacing w:after="0" w:line="360" w:lineRule="auto"/>
+        <w:ind w:firstLine="709"/>
+        <w:jc w:val="both"/>
+        <w:rPr>
+          <w:rFonts w:ascii="Times New Roman" w:eastAsia="Times New Roman" w:hAnsi="Times New Roman"/>
+          <w:sz w:val="28"/>
+          <w:szCs w:val="28"/>
+          <w:lang w:eastAsia="ru-RU"/>
+        </w:rPr>
+      </w:pPr>
+      <w:r>
+        <w:rPr>
+          <w:rFonts w:ascii="Times New Roman" w:eastAsia="Times New Roman" w:hAnsi="Times New Roman"/>
+          <w:sz w:val="28"/>
+          <w:szCs w:val="28"/>
+          <w:lang w:eastAsia="ru-RU"/>
+        </w:rPr>
+        <w:t>Пункт выдачи посылок – место обслуживания, предназначенное для выдачи отправлений получателям.</w:t>
+      </w:r>
+    </w:p>
+    <w:p>
+      <w:pPr>
+        <w:spacing w:after="0" w:line="360" w:lineRule="auto"/>
+        <w:ind w:firstLine="709"/>
+        <w:jc w:val="both"/>
+        <w:rPr>
+          <w:rFonts w:ascii="Times New Roman" w:eastAsia="Times New Roman" w:hAnsi="Times New Roman"/>
+          <w:sz w:val="28"/>
+          <w:szCs w:val="28"/>
+          <w:lang w:eastAsia="ru-RU"/>
+        </w:rPr>
+      </w:pPr>
+      <w:r>
+        <w:rPr>
+          <w:rFonts w:ascii="Times New Roman" w:eastAsia="Times New Roman" w:hAnsi="Times New Roman"/>
+          <w:sz w:val="28"/>
+          <w:szCs w:val="28"/>
+          <w:lang w:eastAsia="ru-RU"/>
+        </w:rPr>
+        <w:t>Пункт приёма посылок – место обслуживания, предназначенное для приёма отправлений от клиентов.</w:t>
+      </w:r>
+    </w:p>
+    <w:p>
+      <w:pPr>
+        <w:spacing w:after="0" w:line="360" w:lineRule="auto"/>
+        <w:ind w:firstLine="709"/>
+        <w:jc w:val="both"/>
+        <w:rPr>
+          <w:rFonts w:ascii="Times New Roman" w:eastAsia="Times New Roman" w:hAnsi="Times New Roman"/>
+          <w:sz w:val="28"/>
+          <w:szCs w:val="28"/>
+          <w:lang w:eastAsia="ru-RU"/>
+        </w:rPr>
+      </w:pPr>
+      <w:r>
+        <w:rPr>
+          <w:rFonts w:ascii="Times New Roman" w:eastAsia="Times New Roman" w:hAnsi="Times New Roman"/>
+          <w:sz w:val="28"/>
+          <w:szCs w:val="28"/>
+          <w:lang w:eastAsia="ru-RU"/>
+        </w:rPr>
+        <w:t>Расчёт стоимости доставки – определение стоимости услуги на основе тарифов с учётом характеристик посылки и дополнительных услуг.</w:t>
+      </w:r>
+    </w:p>
+    <w:p>
+      <w:pPr>
+        <w:spacing w:after="0" w:line="360" w:lineRule="auto"/>
+        <w:ind w:firstLine="709"/>
+        <w:jc w:val="both"/>
+        <w:rPr>
+          <w:rFonts w:ascii="Times New Roman" w:eastAsia="Times New Roman" w:hAnsi="Times New Roman"/>
+          <w:sz w:val="28"/>
+          <w:szCs w:val="28"/>
+          <w:lang w:eastAsia="ru-RU"/>
+        </w:rPr>
+      </w:pPr>
+      <w:r>
+        <w:rPr>
+          <w:rFonts w:ascii="Times New Roman" w:eastAsia="Times New Roman" w:hAnsi="Times New Roman"/>
+          <w:sz w:val="28"/>
+          <w:szCs w:val="28"/>
+          <w:lang w:eastAsia="ru-RU"/>
+        </w:rPr>
+        <w:t>Служба доставки посылок – организация, осуществляющая приём, транспортировку и выдачу отправлений физическим и юридическим лицам.</w:t>
+      </w:r>
+    </w:p>
+    <w:p>
+      <w:pPr>
+        <w:spacing w:after="0" w:line="360" w:lineRule="auto"/>
+        <w:ind w:firstLine="709"/>
+        <w:jc w:val="both"/>
+        <w:rPr>
+          <w:rFonts w:ascii="Times New Roman" w:eastAsia="Times New Roman" w:hAnsi="Times New Roman"/>
+          <w:sz w:val="28"/>
+          <w:szCs w:val="28"/>
+          <w:lang w:eastAsia="ru-RU"/>
+        </w:rPr>
+      </w:pPr>
+      <w:r>
+        <w:rPr>
+          <w:rFonts w:ascii="Times New Roman" w:eastAsia="Times New Roman" w:hAnsi="Times New Roman"/>
+          <w:sz w:val="28"/>
+          <w:szCs w:val="28"/>
+          <w:lang w:eastAsia="ru-RU"/>
+        </w:rPr>
+        <w:t>Сотрудник – лицо, выполняющее трудовые функции в службе доставки (оператор, курьер, администратор).</w:t>
+      </w:r>
+    </w:p>
+    <w:p>
+      <w:pPr>
+        <w:spacing w:after="0" w:line="360" w:lineRule="auto"/>
+        <w:ind w:firstLine="709"/>
+        <w:jc w:val="both"/>
+        <w:rPr>
+          <w:rFonts w:ascii="Times New Roman" w:eastAsia="Times New Roman" w:hAnsi="Times New Roman"/>
+          <w:sz w:val="28"/>
+          <w:szCs w:val="28"/>
+          <w:lang w:eastAsia="ru-RU"/>
+        </w:rPr>
+      </w:pPr>
+      <w:r>
+        <w:rPr>
+          <w:rFonts w:ascii="Times New Roman" w:eastAsia="Times New Roman" w:hAnsi="Times New Roman"/>
+          <w:sz w:val="28"/>
+          <w:szCs w:val="28"/>
+          <w:lang w:eastAsia="ru-RU"/>
+        </w:rPr>
+        <w:t>Статус посылки – текущее состояние отправления в процессе доставки (например: «Принята», «В пути», «Готова к выдаче», «Выдана», «</w:t>
+      </w:r>
+      <w:proofErr w:type="spellStart"/>
+      <w:r>
+        <w:rPr>
+          <w:rFonts w:ascii="Times New Roman" w:eastAsia="Times New Roman" w:hAnsi="Times New Roman"/>
+          <w:sz w:val="28"/>
+          <w:szCs w:val="28"/>
+          <w:lang w:eastAsia="ru-RU"/>
+        </w:rPr>
+        <w:t>Невостребована</w:t>
+      </w:r>
+      <w:proofErr w:type="spellEnd"/>
+      <w:r>
+        <w:rPr>
+          <w:rFonts w:ascii="Times New Roman" w:eastAsia="Times New Roman" w:hAnsi="Times New Roman"/>
+          <w:sz w:val="28"/>
+          <w:szCs w:val="28"/>
+          <w:lang w:eastAsia="ru-RU"/>
+        </w:rPr>
+        <w:t>»).</w:t>
+      </w:r>
+    </w:p>
+    <w:p>
+      <w:pPr>
+        <w:spacing w:after="0" w:line="360" w:lineRule="auto"/>
+        <w:ind w:firstLine="709"/>
+        <w:jc w:val="both"/>
+        <w:rPr>
+          <w:rFonts w:ascii="Times New Roman" w:eastAsia="Times New Roman" w:hAnsi="Times New Roman"/>
+          <w:sz w:val="28"/>
+          <w:szCs w:val="28"/>
+          <w:lang w:eastAsia="ru-RU"/>
+        </w:rPr>
+      </w:pPr>
+      <w:r>
+        <w:rPr>
+          <w:rFonts w:ascii="Times New Roman" w:eastAsia="Times New Roman" w:hAnsi="Times New Roman"/>
+          <w:sz w:val="28"/>
+          <w:szCs w:val="28"/>
+          <w:lang w:eastAsia="ru-RU"/>
+        </w:rPr>
+        <w:t>Тариф – установленная стоимость услуги доставки, зависящая от характеристик отправления и выбранных услуг.</w:t>
+      </w:r>
+    </w:p>
+    <w:p>
+      <w:pPr>
+        <w:spacing w:after="0" w:line="360" w:lineRule="auto"/>
+        <w:ind w:firstLine="709"/>
+        <w:jc w:val="both"/>
+        <w:rPr>
+          <w:rFonts w:ascii="Times New Roman" w:eastAsia="Times New Roman" w:hAnsi="Times New Roman"/>
+          <w:sz w:val="28"/>
+          <w:szCs w:val="28"/>
+          <w:lang w:eastAsia="ru-RU"/>
+        </w:rPr>
+      </w:pPr>
+      <w:r>
+        <w:rPr>
+          <w:rFonts w:ascii="Times New Roman" w:eastAsia="Times New Roman" w:hAnsi="Times New Roman"/>
+          <w:sz w:val="28"/>
+          <w:szCs w:val="28"/>
+          <w:lang w:eastAsia="ru-RU"/>
+        </w:rPr>
+        <w:t>Транспортировка – процесс перемещения посылок между пунктами приёма и выдачи.</w:t>
+      </w:r>
+    </w:p>
+    <w:p>
+      <w:pPr>
+        <w:spacing w:after="0" w:line="360" w:lineRule="auto"/>
+        <w:ind w:firstLine="709"/>
+        <w:jc w:val="both"/>
+        <w:rPr>
+          <w:rFonts w:ascii="Times New Roman" w:eastAsia="Times New Roman" w:hAnsi="Times New Roman"/>
+          <w:sz w:val="28"/>
+          <w:szCs w:val="28"/>
+          <w:lang w:eastAsia="ru-RU"/>
+        </w:rPr>
+      </w:pPr>
+      <w:r>
+        <w:rPr>
+          <w:rFonts w:ascii="Times New Roman" w:eastAsia="Times New Roman" w:hAnsi="Times New Roman"/>
+          <w:sz w:val="28"/>
+          <w:szCs w:val="28"/>
+          <w:lang w:eastAsia="ru-RU"/>
+        </w:rPr>
+        <w:t>Трек-номер – уникальный идентификатор отправления, используемый для его учёта и отслеживания состояния.</w:t>
+      </w:r>
+    </w:p>
+    <w:p>
+      <w:pPr>
+        <w:spacing w:after="0" w:line="360" w:lineRule="auto"/>
+        <w:ind w:firstLine="709"/>
+        <w:jc w:val="both"/>
+        <w:rPr>
+          <w:rFonts w:ascii="Times New Roman" w:eastAsia="Times New Roman" w:hAnsi="Times New Roman"/>
+          <w:sz w:val="28"/>
+          <w:szCs w:val="28"/>
+          <w:lang w:eastAsia="ru-RU"/>
+        </w:rPr>
+      </w:pPr>
+      <w:r>
+        <w:rPr>
+          <w:rFonts w:ascii="Times New Roman" w:eastAsia="Times New Roman" w:hAnsi="Times New Roman"/>
+          <w:sz w:val="28"/>
+          <w:szCs w:val="28"/>
+          <w:lang w:eastAsia="ru-RU"/>
+        </w:rPr>
+        <w:t>Управление клиентами – совокупность процедур по регистрации, хранению и обновлению информации о клиентах.</w:t>
+      </w:r>
+    </w:p>
+    <w:p>
+      <w:pPr>
+        <w:spacing w:after="0" w:line="360" w:lineRule="auto"/>
+        <w:ind w:firstLine="709"/>
+        <w:jc w:val="both"/>
+        <w:rPr>
+          <w:rFonts w:ascii="Times New Roman" w:eastAsia="Times New Roman" w:hAnsi="Times New Roman"/>
+          <w:sz w:val="28"/>
+          <w:szCs w:val="28"/>
+          <w:lang w:eastAsia="ru-RU"/>
+        </w:rPr>
+      </w:pPr>
+      <w:r>
+        <w:rPr>
+          <w:rFonts w:ascii="Times New Roman" w:eastAsia="Times New Roman" w:hAnsi="Times New Roman"/>
+          <w:sz w:val="28"/>
+          <w:szCs w:val="28"/>
+          <w:lang w:eastAsia="ru-RU"/>
+        </w:rPr>
+        <w:t>Управление тарифами – деятельность по ведению и актуализации тарифов, используемых при расчёте стоимости доставки.</w:t>
+      </w:r>
+    </w:p>
+    <w:p>
+      <w:pPr>
+        <w:spacing w:after="0" w:line="360" w:lineRule="auto"/>
+        <w:ind w:firstLine="709"/>
+        <w:jc w:val="both"/>
+        <w:rPr>
+          <w:rFonts w:ascii="Times New Roman" w:eastAsia="Times New Roman" w:hAnsi="Times New Roman"/>
+          <w:sz w:val="28"/>
+          <w:szCs w:val="28"/>
+          <w:lang w:eastAsia="ru-RU"/>
+        </w:rPr>
+      </w:pPr>
+    </w:p>
+    <w:p>
+      <w:pPr>
+        <w:spacing w:after="0" w:line="360" w:lineRule="auto"/>
+        <w:ind w:firstLine="709"/>
         <w:jc w:val="both"/>
         <w:rPr>
           <w:rFonts w:ascii="Times New Roman" w:eastAsia="Times New Roman" w:hAnsi="Times New Roman"/>
@@ -2183,7 +2467,7 @@
           <w:lang w:eastAsia="ru-RU"/>
         </w:rPr>
       </w:pPr>
-      <w:bookmarkStart w:id="3" w:name="_Toc225695058"/>
+      <w:bookmarkStart w:id="2" w:name="_Toc225695058"/>
       <w:r>
         <w:rPr>
           <w:rFonts w:ascii="Times New Roman" w:eastAsia="Times New Roman" w:hAnsi="Times New Roman" w:cs="Times New Roman"/>
@@ -2197,40 +2481,62 @@
         <w:lastRenderedPageBreak/>
         <w:t>ВВЕДЕНИЕ</w:t>
       </w:r>
-      <w:bookmarkEnd w:id="3"/>
-    </w:p>
-    <w:p>
-      <w:pPr>
-        <w:spacing w:after="0" w:line="360" w:lineRule="auto"/>
-        <w:jc w:val="both"/>
-        <w:rPr>
-          <w:rFonts w:ascii="Times New Roman" w:eastAsia="Times New Roman" w:hAnsi="Times New Roman"/>
-          <w:sz w:val="28"/>
-          <w:szCs w:val="28"/>
-          <w:lang w:eastAsia="ru-RU"/>
-        </w:rPr>
-      </w:pPr>
-    </w:p>
-    <w:p>
-      <w:pPr>
-        <w:spacing w:after="0" w:line="360" w:lineRule="auto"/>
-        <w:ind w:firstLine="709"/>
-        <w:jc w:val="both"/>
-        <w:rPr>
-          <w:rFonts w:ascii="Times New Roman" w:eastAsia="Times New Roman" w:hAnsi="Times New Roman"/>
-          <w:sz w:val="28"/>
-          <w:szCs w:val="28"/>
-          <w:lang w:eastAsia="ru-RU"/>
-        </w:rPr>
-      </w:pPr>
-      <w:r>
-        <w:rPr>
-          <w:rFonts w:ascii="Times New Roman" w:eastAsia="Times New Roman" w:hAnsi="Times New Roman"/>
-          <w:sz w:val="28"/>
-          <w:szCs w:val="28"/>
-          <w:lang w:eastAsia="ru-RU"/>
-        </w:rPr>
-        <w:t>В условиях активного развития электронной коммерции и постоянного роста объёмов перевозок особую значимость приобретают информационные системы, обеспечивающие эффективное управление логистическими процессами. Службы доставки посылок ежедневно обрабатывают большое количество отправлений, что требует точного учёта, контроля перемещений и своевременного информирования клиентов. В связи с этим разработка приложений баз данных для автоматизации деятельности таких служб является актуальной задачей.</w:t>
+      <w:bookmarkEnd w:id="2"/>
+    </w:p>
+    <w:p>
+      <w:pPr>
+        <w:spacing w:after="0" w:line="360" w:lineRule="auto"/>
+        <w:jc w:val="both"/>
+        <w:rPr>
+          <w:rFonts w:ascii="Times New Roman" w:eastAsia="Times New Roman" w:hAnsi="Times New Roman"/>
+          <w:sz w:val="28"/>
+          <w:szCs w:val="28"/>
+          <w:lang w:eastAsia="ru-RU"/>
+        </w:rPr>
+      </w:pPr>
+    </w:p>
+    <w:p>
+      <w:pPr>
+        <w:spacing w:after="0" w:line="360" w:lineRule="auto"/>
+        <w:ind w:firstLine="709"/>
+        <w:jc w:val="both"/>
+        <w:rPr>
+          <w:rFonts w:ascii="Times New Roman" w:eastAsia="Times New Roman" w:hAnsi="Times New Roman"/>
+          <w:sz w:val="28"/>
+          <w:szCs w:val="28"/>
+          <w:lang w:eastAsia="ru-RU"/>
+        </w:rPr>
+      </w:pPr>
+      <w:r>
+        <w:rPr>
+          <w:rFonts w:ascii="Times New Roman" w:eastAsia="Times New Roman" w:hAnsi="Times New Roman"/>
+          <w:sz w:val="28"/>
+          <w:szCs w:val="28"/>
+          <w:lang w:eastAsia="ru-RU"/>
+        </w:rPr>
+        <w:t>В условиях развития электронной коммерции и увеличения объёмов онлайн-заказов возрастает нагрузка на службы доставки посылок. Организации данного типа ежедневно обрабатывают значительное количество отправлений, что требует точного учёта данных, контроля состояния посылок и своевременного взаимодействия с клиентами. При отсутствии автоматизированных решений обработка информации может сопровождаться ошибками, задержками и трудностями в поиске актуальных сведений.</w:t>
+      </w:r>
+    </w:p>
+    <w:p>
+      <w:pPr>
+        <w:spacing w:after="0" w:line="360" w:lineRule="auto"/>
+        <w:ind w:firstLine="709"/>
+        <w:jc w:val="both"/>
+        <w:rPr>
+          <w:rFonts w:ascii="Times New Roman" w:eastAsia="Times New Roman" w:hAnsi="Times New Roman"/>
+          <w:sz w:val="28"/>
+          <w:szCs w:val="28"/>
+          <w:lang w:eastAsia="ru-RU"/>
+        </w:rPr>
+      </w:pPr>
+      <w:r>
+        <w:rPr>
+          <w:rFonts w:ascii="Times New Roman" w:eastAsia="Times New Roman" w:hAnsi="Times New Roman"/>
+          <w:sz w:val="28"/>
+          <w:szCs w:val="28"/>
+          <w:lang w:eastAsia="ru-RU"/>
+        </w:rPr>
+        <w:t>В связи с этим особую актуальность приобретает разработка приложений баз данных, обеспечивающих централизованное хранение информации, упрощение обработки данных и повышение эффективности работы службы доставки.</w:t>
       </w:r>
     </w:p>
     <w:p>
@@ -2394,6 +2700,7 @@
           <w:szCs w:val="28"/>
           <w:lang w:eastAsia="ru-RU"/>
         </w:rPr>
+        <w:lastRenderedPageBreak/>
         <w:t>определить основные сущности и связи между ними для построения модели базы данных;</w:t>
       </w:r>
     </w:p>
@@ -2475,7 +2782,6 @@
           <w:szCs w:val="28"/>
           <w:lang w:eastAsia="ru-RU"/>
         </w:rPr>
-        <w:lastRenderedPageBreak/>
         <w:t>обеспечить функциональные возможности регистрации клиентов, оформления и учёта посылок, отслеживания их перемещения и выдачи;</w:t>
       </w:r>
     </w:p>
@@ -2578,7 +2884,7 @@
           <w:lang w:eastAsia="ru-RU"/>
         </w:rPr>
       </w:pPr>
-      <w:bookmarkStart w:id="4" w:name="_Toc225695059"/>
+      <w:bookmarkStart w:id="3" w:name="_Toc225695059"/>
       <w:r>
         <w:rPr>
           <w:rFonts w:ascii="Times New Roman" w:eastAsia="Times New Roman" w:hAnsi="Times New Roman" w:cs="Times New Roman"/>
@@ -2592,7 +2898,7 @@
         <w:lastRenderedPageBreak/>
         <w:t>ГЛАВА 1. АНАЛИЗ ПРЕДМЕТНОЙ ОБЛАСТИ</w:t>
       </w:r>
-      <w:bookmarkEnd w:id="4"/>
+      <w:bookmarkEnd w:id="3"/>
     </w:p>
     <w:p>
       <w:pPr>
@@ -2624,7 +2930,7 @@
           <w:lang w:eastAsia="ru-RU"/>
         </w:rPr>
       </w:pPr>
-      <w:bookmarkStart w:id="5" w:name="_Toc225695060"/>
+      <w:bookmarkStart w:id="4" w:name="_Toc225695060"/>
       <w:r>
         <w:rPr>
           <w:rFonts w:ascii="Times New Roman" w:eastAsia="Times New Roman" w:hAnsi="Times New Roman" w:cs="Times New Roman"/>
@@ -2635,59 +2941,41 @@
         </w:rPr>
         <w:t>Общее описание предметной области</w:t>
       </w:r>
-      <w:bookmarkEnd w:id="5"/>
-    </w:p>
-    <w:p>
-      <w:pPr>
-        <w:spacing w:after="0" w:line="360" w:lineRule="auto"/>
-        <w:ind w:firstLine="709"/>
-        <w:jc w:val="both"/>
-        <w:rPr>
-          <w:rFonts w:ascii="Times New Roman" w:eastAsia="Times New Roman" w:hAnsi="Times New Roman"/>
-          <w:sz w:val="28"/>
-          <w:szCs w:val="28"/>
-          <w:lang w:eastAsia="ru-RU"/>
-        </w:rPr>
-      </w:pPr>
-    </w:p>
-    <w:p>
-      <w:pPr>
-        <w:spacing w:after="0" w:line="360" w:lineRule="auto"/>
-        <w:ind w:firstLine="709"/>
-        <w:jc w:val="both"/>
-        <w:rPr>
-          <w:rFonts w:ascii="Times New Roman" w:eastAsia="Times New Roman" w:hAnsi="Times New Roman"/>
-          <w:sz w:val="28"/>
-          <w:szCs w:val="28"/>
-          <w:lang w:eastAsia="ru-RU"/>
-        </w:rPr>
-      </w:pPr>
-      <w:r>
-        <w:rPr>
-          <w:rFonts w:ascii="Times New Roman" w:eastAsia="Times New Roman" w:hAnsi="Times New Roman"/>
-          <w:sz w:val="28"/>
-          <w:szCs w:val="28"/>
-          <w:lang w:eastAsia="ru-RU"/>
-        </w:rPr>
-        <w:t xml:space="preserve">В качестве объекта разработки рассматривается гипотетическая организация </w:t>
-      </w:r>
-      <w:r>
-        <w:rPr>
-          <w:rFonts w:ascii="Times New Roman" w:eastAsia="Times New Roman" w:hAnsi="Times New Roman"/>
-          <w:sz w:val="28"/>
-          <w:szCs w:val="28"/>
-          <w:lang w:eastAsia="ru-RU"/>
-        </w:rPr>
-        <w:t>–</w:t>
-      </w:r>
-      <w:r>
-        <w:rPr>
-          <w:rFonts w:ascii="Times New Roman" w:eastAsia="Times New Roman" w:hAnsi="Times New Roman"/>
-          <w:sz w:val="28"/>
-          <w:szCs w:val="28"/>
-          <w:lang w:eastAsia="ru-RU"/>
-        </w:rPr>
-        <w:t xml:space="preserve"> служба доставки посылок «</w:t>
+      <w:bookmarkEnd w:id="4"/>
+    </w:p>
+    <w:p>
+      <w:pPr>
+        <w:spacing w:after="0" w:line="360" w:lineRule="auto"/>
+        <w:ind w:firstLine="709"/>
+        <w:jc w:val="both"/>
+        <w:rPr>
+          <w:rFonts w:ascii="Times New Roman" w:eastAsia="Times New Roman" w:hAnsi="Times New Roman"/>
+          <w:sz w:val="28"/>
+          <w:szCs w:val="28"/>
+          <w:lang w:eastAsia="ru-RU"/>
+        </w:rPr>
+      </w:pPr>
+    </w:p>
+    <w:p>
+      <w:pPr>
+        <w:spacing w:after="0" w:line="360" w:lineRule="auto"/>
+        <w:ind w:firstLine="709"/>
+        <w:jc w:val="both"/>
+        <w:rPr>
+          <w:rFonts w:ascii="Times New Roman" w:eastAsia="Times New Roman" w:hAnsi="Times New Roman"/>
+          <w:sz w:val="28"/>
+          <w:szCs w:val="28"/>
+          <w:lang w:eastAsia="ru-RU"/>
+        </w:rPr>
+      </w:pPr>
+      <w:r>
+        <w:rPr>
+          <w:rFonts w:ascii="Times New Roman" w:eastAsia="Times New Roman" w:hAnsi="Times New Roman"/>
+          <w:sz w:val="28"/>
+          <w:szCs w:val="28"/>
+          <w:lang w:eastAsia="ru-RU"/>
+        </w:rPr>
+        <w:t>В качестве объекта разработки рассматривается гипотетическая организация – служба доставки посылок «</w:t>
       </w:r>
       <w:proofErr w:type="spellStart"/>
       <w:r>
@@ -2747,7 +3035,16 @@
           <w:szCs w:val="28"/>
           <w:lang w:eastAsia="ru-RU"/>
         </w:rPr>
-        <w:t>Служба доставки функционирует в условиях высокой конкуренции и постоянно растущего объёма заказов, обусловленного развитием электронной коммерции. Основной деятельностью организации является предоставление логистических услуг, включающих приём посылок от отправителей, их сортировку, транспортировку между распределительными центрами и выдачу получателям через пункты выдачи.</w:t>
+        <w:t xml:space="preserve">Служба доставки функционирует в условиях высокой конкуренции и постоянно растущего объёма заказов, обусловленного развитием электронной коммерции. Основной деятельностью организации является предоставление логистических услуг, </w:t>
+      </w:r>
+      <w:r>
+        <w:rPr>
+          <w:rFonts w:ascii="Times New Roman" w:eastAsia="Times New Roman" w:hAnsi="Times New Roman"/>
+          <w:sz w:val="28"/>
+          <w:szCs w:val="28"/>
+          <w:lang w:eastAsia="ru-RU"/>
+        </w:rPr>
+        <w:t>включающих приём посылок от отправителей, их транспортировку между пунктами приёма и выдачи и выдачу получателям через пункты выдачи.</w:t>
       </w:r>
     </w:p>
     <w:p>
@@ -2823,7 +3120,7 @@
           <w:szCs w:val="28"/>
           <w:lang w:eastAsia="ru-RU"/>
         </w:rPr>
-        <w:t>сортировочные центры;</w:t>
+        <w:t>транспортный отдел;</w:t>
       </w:r>
     </w:p>
     <w:p>
@@ -2850,7 +3147,42 @@
           <w:szCs w:val="28"/>
           <w:lang w:eastAsia="ru-RU"/>
         </w:rPr>
-        <w:t>транспортный отдел;</w:t>
+        <w:t>административный и управленческий персонал.</w:t>
+      </w:r>
+    </w:p>
+    <w:p>
+      <w:pPr>
+        <w:spacing w:after="0" w:line="360" w:lineRule="auto"/>
+        <w:ind w:firstLine="709"/>
+        <w:jc w:val="both"/>
+        <w:rPr>
+          <w:rFonts w:ascii="Times New Roman" w:eastAsia="Times New Roman" w:hAnsi="Times New Roman"/>
+          <w:sz w:val="28"/>
+          <w:szCs w:val="28"/>
+          <w:lang w:eastAsia="ru-RU"/>
+        </w:rPr>
+      </w:pPr>
+    </w:p>
+    <w:p>
+      <w:pPr>
+        <w:spacing w:after="0" w:line="360" w:lineRule="auto"/>
+        <w:ind w:firstLine="709"/>
+        <w:jc w:val="both"/>
+        <w:rPr>
+          <w:rFonts w:ascii="Times New Roman" w:eastAsia="Times New Roman" w:hAnsi="Times New Roman"/>
+          <w:sz w:val="28"/>
+          <w:szCs w:val="28"/>
+          <w:lang w:eastAsia="ru-RU"/>
+        </w:rPr>
+      </w:pPr>
+      <w:r>
+        <w:rPr>
+          <w:rFonts w:ascii="Times New Roman" w:eastAsia="Times New Roman" w:hAnsi="Times New Roman"/>
+          <w:sz w:val="28"/>
+          <w:szCs w:val="28"/>
+          <w:lang w:eastAsia="ru-RU"/>
+        </w:rPr>
+        <w:t>Ключевыми бизнес-процессами являются:</w:t>
       </w:r>
     </w:p>
     <w:p>
@@ -2877,42 +3209,7 @@
           <w:szCs w:val="28"/>
           <w:lang w:eastAsia="ru-RU"/>
         </w:rPr>
-        <w:t>административный и управленческий персонал.</w:t>
-      </w:r>
-    </w:p>
-    <w:p>
-      <w:pPr>
-        <w:spacing w:after="0" w:line="360" w:lineRule="auto"/>
-        <w:ind w:firstLine="709"/>
-        <w:jc w:val="both"/>
-        <w:rPr>
-          <w:rFonts w:ascii="Times New Roman" w:eastAsia="Times New Roman" w:hAnsi="Times New Roman"/>
-          <w:sz w:val="28"/>
-          <w:szCs w:val="28"/>
-          <w:lang w:eastAsia="ru-RU"/>
-        </w:rPr>
-      </w:pPr>
-    </w:p>
-    <w:p>
-      <w:pPr>
-        <w:spacing w:after="0" w:line="360" w:lineRule="auto"/>
-        <w:ind w:firstLine="709"/>
-        <w:jc w:val="both"/>
-        <w:rPr>
-          <w:rFonts w:ascii="Times New Roman" w:eastAsia="Times New Roman" w:hAnsi="Times New Roman"/>
-          <w:sz w:val="28"/>
-          <w:szCs w:val="28"/>
-          <w:lang w:eastAsia="ru-RU"/>
-        </w:rPr>
-      </w:pPr>
-      <w:r>
-        <w:rPr>
-          <w:rFonts w:ascii="Times New Roman" w:eastAsia="Times New Roman" w:hAnsi="Times New Roman"/>
-          <w:sz w:val="28"/>
-          <w:szCs w:val="28"/>
-          <w:lang w:eastAsia="ru-RU"/>
-        </w:rPr>
-        <w:t>Ключевыми бизнес-процессами являются:</w:t>
+        <w:t>регистрация клиентов;</w:t>
       </w:r>
     </w:p>
     <w:p>
@@ -2939,7 +3236,7 @@
           <w:szCs w:val="28"/>
           <w:lang w:eastAsia="ru-RU"/>
         </w:rPr>
-        <w:t>регистрация клиентов;</w:t>
+        <w:t>оформление отправлений;</w:t>
       </w:r>
     </w:p>
     <w:p>
@@ -2966,7 +3263,7 @@
           <w:szCs w:val="28"/>
           <w:lang w:eastAsia="ru-RU"/>
         </w:rPr>
-        <w:t>оформление отправлений;</w:t>
+        <w:t>расчёт стоимости доставки на основе тарифов;</w:t>
       </w:r>
     </w:p>
     <w:p>
@@ -2993,7 +3290,7 @@
           <w:szCs w:val="28"/>
           <w:lang w:eastAsia="ru-RU"/>
         </w:rPr>
-        <w:t>расчёт стоимости доставки на основе тарифов;</w:t>
+        <w:t>учёт и отслеживание перемещения посылок;</w:t>
       </w:r>
     </w:p>
     <w:p>
@@ -3020,7 +3317,7 @@
           <w:szCs w:val="28"/>
           <w:lang w:eastAsia="ru-RU"/>
         </w:rPr>
-        <w:t>учёт и отслеживание перемещения посылок;</w:t>
+        <w:t>хранение и выдача отправлений;</w:t>
       </w:r>
     </w:p>
     <w:p>
@@ -3047,7 +3344,74 @@
           <w:szCs w:val="28"/>
           <w:lang w:eastAsia="ru-RU"/>
         </w:rPr>
-        <w:t>хранение и выдача отправлений;</w:t>
+        <w:t>управление персоналом и инфраструктурой.</w:t>
+      </w:r>
+    </w:p>
+    <w:p>
+      <w:pPr>
+        <w:spacing w:after="0" w:line="360" w:lineRule="auto"/>
+        <w:ind w:firstLine="709"/>
+        <w:jc w:val="both"/>
+        <w:rPr>
+          <w:rFonts w:ascii="Times New Roman" w:eastAsia="Times New Roman" w:hAnsi="Times New Roman"/>
+          <w:sz w:val="28"/>
+          <w:szCs w:val="28"/>
+          <w:lang w:eastAsia="ru-RU"/>
+        </w:rPr>
+      </w:pPr>
+    </w:p>
+    <w:p>
+      <w:pPr>
+        <w:spacing w:after="0" w:line="360" w:lineRule="auto"/>
+        <w:ind w:firstLine="709"/>
+        <w:jc w:val="both"/>
+        <w:rPr>
+          <w:rFonts w:ascii="Times New Roman" w:eastAsia="Times New Roman" w:hAnsi="Times New Roman"/>
+          <w:sz w:val="28"/>
+          <w:szCs w:val="28"/>
+          <w:lang w:eastAsia="ru-RU"/>
+        </w:rPr>
+      </w:pPr>
+      <w:r>
+        <w:rPr>
+          <w:rFonts w:ascii="Times New Roman" w:eastAsia="Times New Roman" w:hAnsi="Times New Roman"/>
+          <w:sz w:val="28"/>
+          <w:szCs w:val="28"/>
+          <w:lang w:eastAsia="ru-RU"/>
+        </w:rPr>
+        <w:t xml:space="preserve">С экономической точки зрения деятельность службы доставки направлена на получение прибыли за счёт предоставления услуг перевозки. </w:t>
+      </w:r>
+      <w:r>
+        <w:rPr>
+          <w:rFonts w:ascii="Times New Roman" w:eastAsia="Times New Roman" w:hAnsi="Times New Roman"/>
+          <w:sz w:val="28"/>
+          <w:szCs w:val="28"/>
+          <w:lang w:eastAsia="ru-RU"/>
+        </w:rPr>
+        <w:lastRenderedPageBreak/>
+        <w:t>Эффективность работы организации напрямую зависит от скорости обработки заказов, точности учёта и качества обслуживания клиентов.</w:t>
+      </w:r>
+    </w:p>
+    <w:p>
+      <w:pPr>
+        <w:spacing w:after="0" w:line="360" w:lineRule="auto"/>
+        <w:ind w:firstLine="709"/>
+        <w:jc w:val="both"/>
+        <w:rPr>
+          <w:rFonts w:ascii="Times New Roman" w:eastAsia="Times New Roman" w:hAnsi="Times New Roman"/>
+          <w:sz w:val="28"/>
+          <w:szCs w:val="28"/>
+          <w:lang w:eastAsia="ru-RU"/>
+        </w:rPr>
+      </w:pPr>
+      <w:r>
+        <w:rPr>
+          <w:rFonts w:ascii="Times New Roman" w:eastAsia="Times New Roman" w:hAnsi="Times New Roman"/>
+          <w:sz w:val="28"/>
+          <w:szCs w:val="28"/>
+          <w:lang w:eastAsia="ru-RU"/>
+        </w:rPr>
+        <w:t>Предметная область тесно связана с другими информационными системами и областями, такими как:</w:t>
       </w:r>
     </w:p>
     <w:p>
@@ -3074,65 +3438,7 @@
           <w:szCs w:val="28"/>
           <w:lang w:eastAsia="ru-RU"/>
         </w:rPr>
-        <w:t>управление персоналом и инфраструктурой.</w:t>
-      </w:r>
-    </w:p>
-    <w:p>
-      <w:pPr>
-        <w:spacing w:after="0" w:line="360" w:lineRule="auto"/>
-        <w:ind w:firstLine="709"/>
-        <w:jc w:val="both"/>
-        <w:rPr>
-          <w:rFonts w:ascii="Times New Roman" w:eastAsia="Times New Roman" w:hAnsi="Times New Roman"/>
-          <w:sz w:val="28"/>
-          <w:szCs w:val="28"/>
-          <w:lang w:eastAsia="ru-RU"/>
-        </w:rPr>
-      </w:pPr>
-    </w:p>
-    <w:p>
-      <w:pPr>
-        <w:spacing w:after="0" w:line="360" w:lineRule="auto"/>
-        <w:ind w:firstLine="709"/>
-        <w:jc w:val="both"/>
-        <w:rPr>
-          <w:rFonts w:ascii="Times New Roman" w:eastAsia="Times New Roman" w:hAnsi="Times New Roman"/>
-          <w:sz w:val="28"/>
-          <w:szCs w:val="28"/>
-          <w:lang w:eastAsia="ru-RU"/>
-        </w:rPr>
-      </w:pPr>
-      <w:r>
-        <w:rPr>
-          <w:rFonts w:ascii="Times New Roman" w:eastAsia="Times New Roman" w:hAnsi="Times New Roman"/>
-          <w:sz w:val="28"/>
-          <w:szCs w:val="28"/>
-          <w:lang w:eastAsia="ru-RU"/>
-        </w:rPr>
-        <w:lastRenderedPageBreak/>
-        <w:t>С экономической точки зрения деятельность службы доставки направлена на получение прибыли за счёт предоставления услуг перевозки. Эффективность работы организации напрямую зависит от скорости обработки заказов, точности учёта и качества обслуживания клиентов.</w:t>
-      </w:r>
-    </w:p>
-    <w:p>
-      <w:pPr>
-        <w:spacing w:after="0" w:line="360" w:lineRule="auto"/>
-        <w:ind w:firstLine="709"/>
-        <w:jc w:val="both"/>
-        <w:rPr>
-          <w:rFonts w:ascii="Times New Roman" w:eastAsia="Times New Roman" w:hAnsi="Times New Roman"/>
-          <w:sz w:val="28"/>
-          <w:szCs w:val="28"/>
-          <w:lang w:eastAsia="ru-RU"/>
-        </w:rPr>
-      </w:pPr>
-      <w:r>
-        <w:rPr>
-          <w:rFonts w:ascii="Times New Roman" w:eastAsia="Times New Roman" w:hAnsi="Times New Roman"/>
-          <w:sz w:val="28"/>
-          <w:szCs w:val="28"/>
-          <w:lang w:eastAsia="ru-RU"/>
-        </w:rPr>
-        <w:t>Предметная область тесно связана с другими информационными системами и областями, такими как:</w:t>
+        <w:t>системы электронной коммерции (интернет-магазины);</w:t>
       </w:r>
     </w:p>
     <w:p>
@@ -3159,7 +3465,7 @@
           <w:szCs w:val="28"/>
           <w:lang w:eastAsia="ru-RU"/>
         </w:rPr>
-        <w:t>системы электронной коммерции (интернет-магазины);</w:t>
+        <w:t>платёжные системы;</w:t>
       </w:r>
     </w:p>
     <w:p>
@@ -3186,7 +3492,7 @@
           <w:szCs w:val="28"/>
           <w:lang w:eastAsia="ru-RU"/>
         </w:rPr>
-        <w:t>платёжные системы;</w:t>
+        <w:t>системы складского учёта;</w:t>
       </w:r>
     </w:p>
     <w:p>
@@ -3213,7 +3519,42 @@
           <w:szCs w:val="28"/>
           <w:lang w:eastAsia="ru-RU"/>
         </w:rPr>
-        <w:t>системы складского учёта;</w:t>
+        <w:t>геоинформационные системы (для маршрутизации доставки).</w:t>
+      </w:r>
+    </w:p>
+    <w:p>
+      <w:pPr>
+        <w:spacing w:after="0" w:line="360" w:lineRule="auto"/>
+        <w:ind w:firstLine="709"/>
+        <w:jc w:val="both"/>
+        <w:rPr>
+          <w:rFonts w:ascii="Times New Roman" w:eastAsia="Times New Roman" w:hAnsi="Times New Roman"/>
+          <w:sz w:val="28"/>
+          <w:szCs w:val="28"/>
+          <w:lang w:eastAsia="ru-RU"/>
+        </w:rPr>
+      </w:pPr>
+    </w:p>
+    <w:p>
+      <w:pPr>
+        <w:spacing w:after="0" w:line="360" w:lineRule="auto"/>
+        <w:ind w:firstLine="709"/>
+        <w:jc w:val="both"/>
+        <w:rPr>
+          <w:rFonts w:ascii="Times New Roman" w:eastAsia="Times New Roman" w:hAnsi="Times New Roman"/>
+          <w:sz w:val="28"/>
+          <w:szCs w:val="28"/>
+          <w:lang w:eastAsia="ru-RU"/>
+        </w:rPr>
+      </w:pPr>
+      <w:r>
+        <w:rPr>
+          <w:rFonts w:ascii="Times New Roman" w:eastAsia="Times New Roman" w:hAnsi="Times New Roman"/>
+          <w:sz w:val="28"/>
+          <w:szCs w:val="28"/>
+          <w:lang w:eastAsia="ru-RU"/>
+        </w:rPr>
+        <w:t>Для анализа предметной области и выявления информационных потребностей пользователей были использованы следующие источники:</w:t>
       </w:r>
     </w:p>
     <w:p>
@@ -3240,42 +3581,27 @@
           <w:szCs w:val="28"/>
           <w:lang w:eastAsia="ru-RU"/>
         </w:rPr>
-        <w:t>геоинформационные системы (для маршрутизации доставки).</w:t>
-      </w:r>
-    </w:p>
-    <w:p>
-      <w:pPr>
-        <w:spacing w:after="0" w:line="360" w:lineRule="auto"/>
-        <w:ind w:firstLine="709"/>
-        <w:jc w:val="both"/>
-        <w:rPr>
-          <w:rFonts w:ascii="Times New Roman" w:eastAsia="Times New Roman" w:hAnsi="Times New Roman"/>
-          <w:sz w:val="28"/>
-          <w:szCs w:val="28"/>
-          <w:lang w:eastAsia="ru-RU"/>
-        </w:rPr>
-      </w:pPr>
-    </w:p>
-    <w:p>
-      <w:pPr>
-        <w:spacing w:after="0" w:line="360" w:lineRule="auto"/>
-        <w:ind w:firstLine="709"/>
-        <w:jc w:val="both"/>
-        <w:rPr>
-          <w:rFonts w:ascii="Times New Roman" w:eastAsia="Times New Roman" w:hAnsi="Times New Roman"/>
-          <w:sz w:val="28"/>
-          <w:szCs w:val="28"/>
-          <w:lang w:eastAsia="ru-RU"/>
-        </w:rPr>
-      </w:pPr>
-      <w:r>
-        <w:rPr>
-          <w:rFonts w:ascii="Times New Roman" w:eastAsia="Times New Roman" w:hAnsi="Times New Roman"/>
-          <w:sz w:val="28"/>
-          <w:szCs w:val="28"/>
-          <w:lang w:eastAsia="ru-RU"/>
-        </w:rPr>
-        <w:t>Для анализа предметной области и выявления информационных потребностей пользователей были использованы следующие источники:</w:t>
+        <w:t>материалы официальных сайтов служб доставки (например, «Почта России», «СДЭК», «</w:t>
+      </w:r>
+      <w:proofErr w:type="spellStart"/>
+      <w:r>
+        <w:rPr>
+          <w:rFonts w:ascii="Times New Roman" w:eastAsia="Times New Roman" w:hAnsi="Times New Roman"/>
+          <w:sz w:val="28"/>
+          <w:szCs w:val="28"/>
+          <w:lang w:eastAsia="ru-RU"/>
+        </w:rPr>
+        <w:t>Boxberry</w:t>
+      </w:r>
+      <w:proofErr w:type="spellEnd"/>
+      <w:r>
+        <w:rPr>
+          <w:rFonts w:ascii="Times New Roman" w:eastAsia="Times New Roman" w:hAnsi="Times New Roman"/>
+          <w:sz w:val="28"/>
+          <w:szCs w:val="28"/>
+          <w:lang w:eastAsia="ru-RU"/>
+        </w:rPr>
+        <w:t>»);</w:t>
       </w:r>
     </w:p>
     <w:p>
@@ -3302,27 +3628,7 @@
           <w:szCs w:val="28"/>
           <w:lang w:eastAsia="ru-RU"/>
         </w:rPr>
-        <w:t>материалы официальных сайтов служб доставки (например, «Почта России», «СДЭК», «</w:t>
-      </w:r>
-      <w:proofErr w:type="spellStart"/>
-      <w:r>
-        <w:rPr>
-          <w:rFonts w:ascii="Times New Roman" w:eastAsia="Times New Roman" w:hAnsi="Times New Roman"/>
-          <w:sz w:val="28"/>
-          <w:szCs w:val="28"/>
-          <w:lang w:eastAsia="ru-RU"/>
-        </w:rPr>
-        <w:t>Boxberry</w:t>
-      </w:r>
-      <w:proofErr w:type="spellEnd"/>
-      <w:r>
-        <w:rPr>
-          <w:rFonts w:ascii="Times New Roman" w:eastAsia="Times New Roman" w:hAnsi="Times New Roman"/>
-          <w:sz w:val="28"/>
-          <w:szCs w:val="28"/>
-          <w:lang w:eastAsia="ru-RU"/>
-        </w:rPr>
-        <w:t>»);</w:t>
+        <w:t>учебная и научная литература по базам данных и информационным системам;</w:t>
       </w:r>
     </w:p>
     <w:p>
@@ -3349,7 +3655,7 @@
           <w:szCs w:val="28"/>
           <w:lang w:eastAsia="ru-RU"/>
         </w:rPr>
-        <w:t>учебная и научная литература по базам данных и информационным системам;</w:t>
+        <w:t>интернет-ресурсы, посвящённые логистике и автоматизации бизнес-процессов;</w:t>
       </w:r>
     </w:p>
     <w:p>
@@ -3376,8 +3682,96 @@
           <w:szCs w:val="28"/>
           <w:lang w:eastAsia="ru-RU"/>
         </w:rPr>
-        <w:t>интернет-ресурсы, посвящённые логистике и автоматизации бизнес-процессов;</w:t>
-      </w:r>
+        <w:t>нормативные документы, регулирующие оказание почтовых и курьерских услуг (например, Федеральный закон «О почтовой связи» № 176-ФЗ).</w:t>
+      </w:r>
+    </w:p>
+    <w:p>
+      <w:pPr>
+        <w:spacing w:after="0" w:line="360" w:lineRule="auto"/>
+        <w:ind w:firstLine="709"/>
+        <w:jc w:val="both"/>
+        <w:rPr>
+          <w:rFonts w:ascii="Times New Roman" w:eastAsia="Times New Roman" w:hAnsi="Times New Roman"/>
+          <w:sz w:val="28"/>
+          <w:szCs w:val="28"/>
+          <w:lang w:eastAsia="ru-RU"/>
+        </w:rPr>
+      </w:pPr>
+    </w:p>
+    <w:p>
+      <w:pPr>
+        <w:spacing w:after="0" w:line="360" w:lineRule="auto"/>
+        <w:ind w:firstLine="709"/>
+        <w:jc w:val="both"/>
+        <w:rPr>
+          <w:rFonts w:ascii="Times New Roman" w:eastAsia="Times New Roman" w:hAnsi="Times New Roman"/>
+          <w:sz w:val="28"/>
+          <w:szCs w:val="28"/>
+          <w:lang w:eastAsia="ru-RU"/>
+        </w:rPr>
+      </w:pPr>
+      <w:r>
+        <w:rPr>
+          <w:rFonts w:ascii="Times New Roman" w:eastAsia="Times New Roman" w:hAnsi="Times New Roman"/>
+          <w:sz w:val="28"/>
+          <w:szCs w:val="28"/>
+          <w:lang w:eastAsia="ru-RU"/>
+        </w:rPr>
+        <w:t>Анализ деятельности службы доставки показал, что в процессе работы возникает необходимость обработки значительных объёмов информации, связанной с клиентами, отправлениями</w:t>
+      </w:r>
+      <w:r>
+        <w:rPr>
+          <w:rFonts w:ascii="Times New Roman" w:eastAsia="Times New Roman" w:hAnsi="Times New Roman"/>
+          <w:sz w:val="28"/>
+          <w:szCs w:val="28"/>
+          <w:lang w:eastAsia="ru-RU"/>
+        </w:rPr>
+        <w:t xml:space="preserve"> </w:t>
+      </w:r>
+      <w:r>
+        <w:rPr>
+          <w:rFonts w:ascii="Times New Roman" w:eastAsia="Times New Roman" w:hAnsi="Times New Roman"/>
+          <w:sz w:val="28"/>
+          <w:szCs w:val="28"/>
+          <w:lang w:eastAsia="ru-RU"/>
+        </w:rPr>
+        <w:t>и сотрудниками. При отсутствии автоматизированной системы учёта данные могут храниться разрозненно, что приводит к снижению эффективности работы.</w:t>
+      </w:r>
+    </w:p>
+    <w:p>
+      <w:pPr>
+        <w:spacing w:after="0" w:line="360" w:lineRule="auto"/>
+        <w:ind w:firstLine="709"/>
+        <w:jc w:val="both"/>
+        <w:rPr>
+          <w:rFonts w:ascii="Times New Roman" w:eastAsia="Times New Roman" w:hAnsi="Times New Roman"/>
+          <w:sz w:val="28"/>
+          <w:szCs w:val="28"/>
+          <w:lang w:eastAsia="ru-RU"/>
+        </w:rPr>
+      </w:pPr>
+      <w:r>
+        <w:rPr>
+          <w:rFonts w:ascii="Times New Roman" w:eastAsia="Times New Roman" w:hAnsi="Times New Roman"/>
+          <w:sz w:val="28"/>
+          <w:szCs w:val="28"/>
+          <w:lang w:eastAsia="ru-RU"/>
+        </w:rPr>
+        <w:t>Основными проблемами, характерными для данной предметной области, являются:</w:t>
+      </w:r>
+    </w:p>
+    <w:p>
+      <w:pPr>
+        <w:spacing w:after="0" w:line="360" w:lineRule="auto"/>
+        <w:ind w:firstLine="709"/>
+        <w:jc w:val="both"/>
+        <w:rPr>
+          <w:rFonts w:ascii="Times New Roman" w:eastAsia="Times New Roman" w:hAnsi="Times New Roman"/>
+          <w:sz w:val="28"/>
+          <w:szCs w:val="28"/>
+          <w:lang w:eastAsia="ru-RU"/>
+        </w:rPr>
+      </w:pPr>
     </w:p>
     <w:p>
       <w:pPr>
@@ -3403,103 +3797,7 @@
           <w:szCs w:val="28"/>
           <w:lang w:eastAsia="ru-RU"/>
         </w:rPr>
-        <w:t>нормативные документы, регулирующие оказание почтовых и курьерских услуг (например, Федеральный закон «О почтовой связи» № 176-ФЗ).</w:t>
-      </w:r>
-    </w:p>
-    <w:p>
-      <w:pPr>
-        <w:spacing w:after="0" w:line="360" w:lineRule="auto"/>
-        <w:ind w:firstLine="709"/>
-        <w:jc w:val="both"/>
-        <w:rPr>
-          <w:rFonts w:ascii="Times New Roman" w:eastAsia="Times New Roman" w:hAnsi="Times New Roman"/>
-          <w:sz w:val="28"/>
-          <w:szCs w:val="28"/>
-          <w:lang w:eastAsia="ru-RU"/>
-        </w:rPr>
-      </w:pPr>
-    </w:p>
-    <w:p>
-      <w:pPr>
-        <w:spacing w:after="0" w:line="360" w:lineRule="auto"/>
-        <w:ind w:firstLine="709"/>
-        <w:jc w:val="both"/>
-        <w:rPr>
-          <w:rFonts w:ascii="Times New Roman" w:eastAsia="Times New Roman" w:hAnsi="Times New Roman"/>
-          <w:sz w:val="28"/>
-          <w:szCs w:val="28"/>
-          <w:lang w:eastAsia="ru-RU"/>
-        </w:rPr>
-      </w:pPr>
-      <w:r>
-        <w:rPr>
-          <w:rFonts w:ascii="Times New Roman" w:eastAsia="Times New Roman" w:hAnsi="Times New Roman"/>
-          <w:sz w:val="28"/>
-          <w:szCs w:val="28"/>
-          <w:lang w:eastAsia="ru-RU"/>
-        </w:rPr>
-        <w:t>Анализ деятельности службы доставки показал, что в процессе работы возникает необходимость обработки значительных объёмов информации, связанной с клиентами, отправлениями, маршрутами и сотрудниками. При отсутствии автоматизированной системы учёта данные могут храниться разрозненно, что приводит к снижению эффективности работы.</w:t>
-      </w:r>
-    </w:p>
-    <w:p>
-      <w:pPr>
-        <w:spacing w:after="0" w:line="360" w:lineRule="auto"/>
-        <w:ind w:firstLine="709"/>
-        <w:jc w:val="both"/>
-        <w:rPr>
-          <w:rFonts w:ascii="Times New Roman" w:eastAsia="Times New Roman" w:hAnsi="Times New Roman"/>
-          <w:sz w:val="28"/>
-          <w:szCs w:val="28"/>
-          <w:lang w:eastAsia="ru-RU"/>
-        </w:rPr>
-      </w:pPr>
-      <w:r>
-        <w:rPr>
-          <w:rFonts w:ascii="Times New Roman" w:eastAsia="Times New Roman" w:hAnsi="Times New Roman"/>
-          <w:sz w:val="28"/>
-          <w:szCs w:val="28"/>
-          <w:lang w:eastAsia="ru-RU"/>
-        </w:rPr>
-        <w:t>Основными проблемами, характерными для данной предметной области, являются:</w:t>
-      </w:r>
-    </w:p>
-    <w:p>
-      <w:pPr>
-        <w:spacing w:after="0" w:line="360" w:lineRule="auto"/>
-        <w:ind w:firstLine="709"/>
-        <w:jc w:val="both"/>
-        <w:rPr>
-          <w:rFonts w:ascii="Times New Roman" w:eastAsia="Times New Roman" w:hAnsi="Times New Roman"/>
-          <w:sz w:val="28"/>
-          <w:szCs w:val="28"/>
-          <w:lang w:eastAsia="ru-RU"/>
-        </w:rPr>
-      </w:pPr>
-    </w:p>
-    <w:p>
-      <w:pPr>
-        <w:pStyle w:val="a9"/>
-        <w:numPr>
-          <w:ilvl w:val="0"/>
-          <w:numId w:val="4"/>
-        </w:numPr>
-        <w:spacing w:after="0" w:line="360" w:lineRule="auto"/>
-        <w:ind w:left="0" w:firstLine="709"/>
-        <w:jc w:val="both"/>
-        <w:rPr>
-          <w:rFonts w:ascii="Times New Roman" w:eastAsia="Times New Roman" w:hAnsi="Times New Roman"/>
-          <w:sz w:val="28"/>
-          <w:szCs w:val="28"/>
-          <w:lang w:eastAsia="ru-RU"/>
-        </w:rPr>
-      </w:pPr>
-      <w:r>
-        <w:rPr>
-          <w:rFonts w:ascii="Times New Roman" w:eastAsia="Times New Roman" w:hAnsi="Times New Roman"/>
-          <w:sz w:val="28"/>
-          <w:szCs w:val="28"/>
-          <w:lang w:eastAsia="ru-RU"/>
-        </w:rPr>
+        <w:lastRenderedPageBreak/>
         <w:t>отсутствие единой системы хранения данных о клиентах и отправлениях;</w:t>
       </w:r>
     </w:p>
@@ -3895,7 +4193,7 @@
           <w:lang w:eastAsia="ru-RU"/>
         </w:rPr>
       </w:pPr>
-      <w:bookmarkStart w:id="6" w:name="_Toc225695061"/>
+      <w:bookmarkStart w:id="5" w:name="_Toc225695061"/>
       <w:r>
         <w:rPr>
           <w:rFonts w:ascii="Times New Roman" w:eastAsia="Times New Roman" w:hAnsi="Times New Roman" w:cs="Times New Roman"/>
@@ -3907,40 +4205,40 @@
         <w:lastRenderedPageBreak/>
         <w:t>Описание бизнес-процессов</w:t>
       </w:r>
-      <w:bookmarkEnd w:id="6"/>
-    </w:p>
-    <w:p>
-      <w:pPr>
-        <w:spacing w:after="0" w:line="360" w:lineRule="auto"/>
-        <w:jc w:val="both"/>
-        <w:rPr>
-          <w:rFonts w:ascii="Times New Roman" w:eastAsia="Times New Roman" w:hAnsi="Times New Roman"/>
-          <w:sz w:val="28"/>
-          <w:szCs w:val="28"/>
-          <w:lang w:eastAsia="ru-RU"/>
-        </w:rPr>
-      </w:pPr>
-    </w:p>
-    <w:p>
-      <w:pPr>
-        <w:spacing w:after="0" w:line="360" w:lineRule="auto"/>
-        <w:ind w:firstLine="709"/>
-        <w:jc w:val="both"/>
-        <w:rPr>
-          <w:rFonts w:ascii="Times New Roman" w:eastAsia="Times New Roman" w:hAnsi="Times New Roman"/>
-          <w:sz w:val="28"/>
-          <w:szCs w:val="28"/>
-          <w:lang w:eastAsia="ru-RU"/>
-        </w:rPr>
-      </w:pPr>
-      <w:r>
-        <w:rPr>
-          <w:rFonts w:ascii="Times New Roman" w:eastAsia="Times New Roman" w:hAnsi="Times New Roman"/>
-          <w:sz w:val="28"/>
-          <w:szCs w:val="28"/>
-          <w:lang w:eastAsia="ru-RU"/>
-        </w:rPr>
-        <w:t>Бизнес-процессы рассматриваются с точки зрения сотрудников службы доставки, взаимодействующих с клиентами и системой: операторов пунктов приёма/выдачи, сортировщиков, курьеров и администраторов. Каждый процесс состоит из набора взаимосвязанных процедур, направленных на предоставление услуг клиентам и обеспечение эффективной работы организации.</w:t>
+      <w:bookmarkEnd w:id="5"/>
+    </w:p>
+    <w:p>
+      <w:pPr>
+        <w:spacing w:after="0" w:line="360" w:lineRule="auto"/>
+        <w:jc w:val="both"/>
+        <w:rPr>
+          <w:rFonts w:ascii="Times New Roman" w:eastAsia="Times New Roman" w:hAnsi="Times New Roman"/>
+          <w:sz w:val="28"/>
+          <w:szCs w:val="28"/>
+          <w:lang w:eastAsia="ru-RU"/>
+        </w:rPr>
+      </w:pPr>
+    </w:p>
+    <w:p>
+      <w:pPr>
+        <w:spacing w:after="0" w:line="360" w:lineRule="auto"/>
+        <w:ind w:firstLine="709"/>
+        <w:jc w:val="both"/>
+        <w:rPr>
+          <w:rFonts w:ascii="Times New Roman" w:eastAsia="Times New Roman" w:hAnsi="Times New Roman"/>
+          <w:sz w:val="28"/>
+          <w:szCs w:val="28"/>
+          <w:lang w:eastAsia="ru-RU"/>
+        </w:rPr>
+      </w:pPr>
+      <w:r>
+        <w:rPr>
+          <w:rFonts w:ascii="Times New Roman" w:eastAsia="Times New Roman" w:hAnsi="Times New Roman"/>
+          <w:sz w:val="28"/>
+          <w:szCs w:val="28"/>
+          <w:lang w:eastAsia="ru-RU"/>
+        </w:rPr>
+        <w:t>Бизнес-процессы рассматриваются с точки зрения сотрудников службы доставки, взаимодействующих с клиентами и системой: операторов пунктов приёма/выдачи, курьеров и администраторов. Каждый процесс состоит из набора взаимосвязанных процедур, направленных на предоставление услуг клиентам и обеспечение эффективной работы организации.</w:t>
       </w:r>
     </w:p>
     <w:p>
@@ -3980,25 +4278,7 @@
           <w:szCs w:val="28"/>
           <w:lang w:eastAsia="ru-RU"/>
         </w:rPr>
-        <w:t>Управление клиентами и тарифами</w:t>
-      </w:r>
-      <w:r>
-        <w:rPr>
-          <w:rFonts w:ascii="Times New Roman" w:eastAsia="Times New Roman" w:hAnsi="Times New Roman"/>
-          <w:sz w:val="28"/>
-          <w:szCs w:val="28"/>
-          <w:lang w:eastAsia="ru-RU"/>
-        </w:rPr>
-        <w:t xml:space="preserve">. </w:t>
-      </w:r>
-      <w:r>
-        <w:rPr>
-          <w:rFonts w:ascii="Times New Roman" w:eastAsia="Times New Roman" w:hAnsi="Times New Roman"/>
-          <w:sz w:val="28"/>
-          <w:szCs w:val="28"/>
-          <w:lang w:eastAsia="ru-RU"/>
-        </w:rPr>
-        <w:t>Цель: обеспечить регистрацию клиентов и правильное применение тарифов при расчёте стоимости доставки.</w:t>
+        <w:t>Управление клиентами и тарифами. Цель: обеспечить регистрацию клиентов и правильное применение тарифов при расчёте стоимости доставки.</w:t>
       </w:r>
     </w:p>
     <w:p>
@@ -4091,29 +4371,65 @@
           <w:szCs w:val="28"/>
           <w:lang w:eastAsia="ru-RU"/>
         </w:rPr>
-        <w:t>Действия: ввод информации о клиенте (ФИО/название организации, контактные данные, тип клиента — отправитель или получатель).</w:t>
-      </w:r>
-    </w:p>
-    <w:p>
-      <w:pPr>
-        <w:spacing w:after="0" w:line="360" w:lineRule="auto"/>
-        <w:ind w:firstLine="709"/>
-        <w:jc w:val="both"/>
-        <w:rPr>
-          <w:rFonts w:ascii="Times New Roman" w:eastAsia="Times New Roman" w:hAnsi="Times New Roman"/>
-          <w:sz w:val="28"/>
-          <w:szCs w:val="28"/>
-          <w:lang w:eastAsia="ru-RU"/>
-        </w:rPr>
-      </w:pPr>
-      <w:r>
-        <w:rPr>
-          <w:rFonts w:ascii="Times New Roman" w:eastAsia="Times New Roman" w:hAnsi="Times New Roman"/>
-          <w:sz w:val="28"/>
-          <w:szCs w:val="28"/>
-          <w:lang w:eastAsia="ru-RU"/>
-        </w:rPr>
-        <w:t>Документы и источники: анкета клиента, база данных клиентов.</w:t>
+        <w:t xml:space="preserve">Действия: ввод информации о клиенте (ФИО/название организации, контактные данные, тип клиента </w:t>
+      </w:r>
+      <w:r>
+        <w:rPr>
+          <w:rFonts w:ascii="Times New Roman" w:eastAsia="Times New Roman" w:hAnsi="Times New Roman"/>
+          <w:sz w:val="28"/>
+          <w:szCs w:val="28"/>
+          <w:lang w:eastAsia="ru-RU"/>
+        </w:rPr>
+        <w:t>–</w:t>
+      </w:r>
+      <w:r>
+        <w:rPr>
+          <w:rFonts w:ascii="Times New Roman" w:eastAsia="Times New Roman" w:hAnsi="Times New Roman"/>
+          <w:sz w:val="28"/>
+          <w:szCs w:val="28"/>
+          <w:lang w:eastAsia="ru-RU"/>
+        </w:rPr>
+        <w:t xml:space="preserve"> отправитель или получатель).</w:t>
+      </w:r>
+    </w:p>
+    <w:p>
+      <w:pPr>
+        <w:spacing w:after="0" w:line="360" w:lineRule="auto"/>
+        <w:ind w:firstLine="709"/>
+        <w:jc w:val="both"/>
+        <w:rPr>
+          <w:rFonts w:ascii="Times New Roman" w:eastAsia="Times New Roman" w:hAnsi="Times New Roman"/>
+          <w:sz w:val="28"/>
+          <w:szCs w:val="28"/>
+          <w:lang w:eastAsia="ru-RU"/>
+        </w:rPr>
+      </w:pPr>
+      <w:r>
+        <w:rPr>
+          <w:rFonts w:ascii="Times New Roman" w:eastAsia="Times New Roman" w:hAnsi="Times New Roman"/>
+          <w:sz w:val="28"/>
+          <w:szCs w:val="28"/>
+          <w:lang w:eastAsia="ru-RU"/>
+        </w:rPr>
+        <w:t>Документы и источники: анкета клиента,</w:t>
+      </w:r>
+      <w:r>
+        <w:rPr>
+          <w:rFonts w:ascii="Times New Roman" w:eastAsia="Times New Roman" w:hAnsi="Times New Roman"/>
+          <w:sz w:val="28"/>
+          <w:szCs w:val="28"/>
+          <w:lang w:eastAsia="ru-RU"/>
+        </w:rPr>
+        <w:t xml:space="preserve"> журнал регистрации клиентов</w:t>
+      </w:r>
+      <w:r>
+        <w:rPr>
+          <w:rFonts w:ascii="Times New Roman" w:eastAsia="Times New Roman" w:hAnsi="Times New Roman"/>
+          <w:sz w:val="28"/>
+          <w:szCs w:val="28"/>
+          <w:lang w:eastAsia="ru-RU"/>
+        </w:rPr>
+        <w:t>.</w:t>
       </w:r>
     </w:p>
     <w:p>
@@ -4290,25 +4606,7 @@
           <w:szCs w:val="28"/>
           <w:lang w:eastAsia="ru-RU"/>
         </w:rPr>
-        <w:t>Оформление и регистрация посылок</w:t>
-      </w:r>
-      <w:r>
-        <w:rPr>
-          <w:rFonts w:ascii="Times New Roman" w:eastAsia="Times New Roman" w:hAnsi="Times New Roman"/>
-          <w:sz w:val="28"/>
-          <w:szCs w:val="28"/>
-          <w:lang w:eastAsia="ru-RU"/>
-        </w:rPr>
-        <w:t xml:space="preserve">. </w:t>
-      </w:r>
-      <w:r>
-        <w:rPr>
-          <w:rFonts w:ascii="Times New Roman" w:eastAsia="Times New Roman" w:hAnsi="Times New Roman"/>
-          <w:sz w:val="28"/>
-          <w:szCs w:val="28"/>
-          <w:lang w:eastAsia="ru-RU"/>
-        </w:rPr>
-        <w:t>Цель: корректный учёт отправлений, присвоение уникального идентификатора и подготовка документов.</w:t>
+        <w:t>Оформление и регистрация посылок. Цель: корректный учёт отправлений, присвоение уникального идентификатора и подготовка документов.</w:t>
       </w:r>
     </w:p>
     <w:p>
@@ -4332,19 +4630,6 @@
         </w:rPr>
         <w:t>Бизнес-процедуры:</w:t>
       </w:r>
-    </w:p>
-    <w:p>
-      <w:pPr>
-        <w:spacing w:after="0" w:line="360" w:lineRule="auto"/>
-        <w:ind w:firstLine="709"/>
-        <w:jc w:val="both"/>
-        <w:rPr>
-          <w:rFonts w:ascii="Times New Roman" w:eastAsia="Times New Roman" w:hAnsi="Times New Roman"/>
-          <w:sz w:val="28"/>
-          <w:szCs w:val="28"/>
-          <w:lang w:eastAsia="ru-RU"/>
-        </w:rPr>
-      </w:pPr>
     </w:p>
     <w:p>
       <w:pPr>
@@ -4370,51 +4655,51 @@
           <w:szCs w:val="28"/>
           <w:lang w:eastAsia="ru-RU"/>
         </w:rPr>
+        <w:t>Приём посылки:</w:t>
+      </w:r>
+    </w:p>
+    <w:p>
+      <w:pPr>
+        <w:spacing w:after="0" w:line="360" w:lineRule="auto"/>
+        <w:ind w:firstLine="709"/>
+        <w:jc w:val="both"/>
+        <w:rPr>
+          <w:rFonts w:ascii="Times New Roman" w:eastAsia="Times New Roman" w:hAnsi="Times New Roman"/>
+          <w:sz w:val="28"/>
+          <w:szCs w:val="28"/>
+          <w:lang w:eastAsia="ru-RU"/>
+        </w:rPr>
+      </w:pPr>
+      <w:r>
+        <w:rPr>
+          <w:rFonts w:ascii="Times New Roman" w:eastAsia="Times New Roman" w:hAnsi="Times New Roman"/>
+          <w:sz w:val="28"/>
+          <w:szCs w:val="28"/>
+          <w:lang w:eastAsia="ru-RU"/>
+        </w:rPr>
+        <w:t>Исполнитель: оператор пункта приёма.</w:t>
+      </w:r>
+    </w:p>
+    <w:p>
+      <w:pPr>
+        <w:spacing w:after="0" w:line="360" w:lineRule="auto"/>
+        <w:ind w:firstLine="709"/>
+        <w:jc w:val="both"/>
+        <w:rPr>
+          <w:rFonts w:ascii="Times New Roman" w:eastAsia="Times New Roman" w:hAnsi="Times New Roman"/>
+          <w:sz w:val="28"/>
+          <w:szCs w:val="28"/>
+          <w:lang w:eastAsia="ru-RU"/>
+        </w:rPr>
+      </w:pPr>
+      <w:r>
+        <w:rPr>
+          <w:rFonts w:ascii="Times New Roman" w:eastAsia="Times New Roman" w:hAnsi="Times New Roman"/>
+          <w:sz w:val="28"/>
+          <w:szCs w:val="28"/>
+          <w:lang w:eastAsia="ru-RU"/>
+        </w:rPr>
         <w:lastRenderedPageBreak/>
-        <w:t>Приём посылки:</w:t>
-      </w:r>
-    </w:p>
-    <w:p>
-      <w:pPr>
-        <w:spacing w:after="0" w:line="360" w:lineRule="auto"/>
-        <w:ind w:firstLine="709"/>
-        <w:jc w:val="both"/>
-        <w:rPr>
-          <w:rFonts w:ascii="Times New Roman" w:eastAsia="Times New Roman" w:hAnsi="Times New Roman"/>
-          <w:sz w:val="28"/>
-          <w:szCs w:val="28"/>
-          <w:lang w:eastAsia="ru-RU"/>
-        </w:rPr>
-      </w:pPr>
-      <w:r>
-        <w:rPr>
-          <w:rFonts w:ascii="Times New Roman" w:eastAsia="Times New Roman" w:hAnsi="Times New Roman"/>
-          <w:sz w:val="28"/>
-          <w:szCs w:val="28"/>
-          <w:lang w:eastAsia="ru-RU"/>
-        </w:rPr>
-        <w:t>Исполнитель: оператор пункта приёма.</w:t>
-      </w:r>
-    </w:p>
-    <w:p>
-      <w:pPr>
-        <w:spacing w:after="0" w:line="360" w:lineRule="auto"/>
-        <w:ind w:firstLine="709"/>
-        <w:jc w:val="both"/>
-        <w:rPr>
-          <w:rFonts w:ascii="Times New Roman" w:eastAsia="Times New Roman" w:hAnsi="Times New Roman"/>
-          <w:sz w:val="28"/>
-          <w:szCs w:val="28"/>
-          <w:lang w:eastAsia="ru-RU"/>
-        </w:rPr>
-      </w:pPr>
-      <w:r>
-        <w:rPr>
-          <w:rFonts w:ascii="Times New Roman" w:eastAsia="Times New Roman" w:hAnsi="Times New Roman"/>
-          <w:sz w:val="28"/>
-          <w:szCs w:val="28"/>
-          <w:lang w:eastAsia="ru-RU"/>
-        </w:rPr>
         <w:t>Действия: взвешивание и измерение посылки, выбор типа доставки и дополнительных услуг.</w:t>
       </w:r>
     </w:p>
@@ -4437,7 +4722,25 @@
           <w:szCs w:val="28"/>
           <w:lang w:eastAsia="ru-RU"/>
         </w:rPr>
-        <w:t>Документы и источники: накладная, база данных тарифов.</w:t>
+        <w:t xml:space="preserve">Документы и источники: накладная, </w:t>
+      </w:r>
+      <w:r>
+        <w:rPr>
+          <w:rFonts w:ascii="Times New Roman" w:eastAsia="Times New Roman" w:hAnsi="Times New Roman"/>
+          <w:sz w:val="28"/>
+          <w:szCs w:val="28"/>
+          <w:lang w:eastAsia="ru-RU"/>
+        </w:rPr>
+        <w:t>тарифные справочники</w:t>
+      </w:r>
+      <w:r>
+        <w:rPr>
+          <w:rFonts w:ascii="Times New Roman" w:eastAsia="Times New Roman" w:hAnsi="Times New Roman"/>
+          <w:sz w:val="28"/>
+          <w:szCs w:val="28"/>
+          <w:lang w:eastAsia="ru-RU"/>
+        </w:rPr>
+        <w:t>.</w:t>
       </w:r>
     </w:p>
     <w:p>
@@ -4552,7 +4855,25 @@
           <w:szCs w:val="28"/>
           <w:lang w:eastAsia="ru-RU"/>
         </w:rPr>
-        <w:t>Документы и источники: система управления базой данных, шаблоны документов.</w:t>
+        <w:t xml:space="preserve">Документы и источники: </w:t>
+      </w:r>
+      <w:r>
+        <w:rPr>
+          <w:rFonts w:ascii="Times New Roman" w:eastAsia="Times New Roman" w:hAnsi="Times New Roman"/>
+          <w:sz w:val="28"/>
+          <w:szCs w:val="28"/>
+          <w:lang w:eastAsia="ru-RU"/>
+        </w:rPr>
+        <w:t>бланки накладных</w:t>
+      </w:r>
+      <w:r>
+        <w:rPr>
+          <w:rFonts w:ascii="Times New Roman" w:eastAsia="Times New Roman" w:hAnsi="Times New Roman"/>
+          <w:sz w:val="28"/>
+          <w:szCs w:val="28"/>
+          <w:lang w:eastAsia="ru-RU"/>
+        </w:rPr>
+        <w:t>, шаблоны документов.</w:t>
       </w:r>
     </w:p>
     <w:p>
@@ -4667,7 +4988,25 @@
           <w:szCs w:val="28"/>
           <w:lang w:eastAsia="ru-RU"/>
         </w:rPr>
-        <w:t>Документы и источники: база данных отправлений.</w:t>
+        <w:t xml:space="preserve">Документы и источники: </w:t>
+      </w:r>
+      <w:r>
+        <w:rPr>
+          <w:rFonts w:ascii="Times New Roman" w:eastAsia="Times New Roman" w:hAnsi="Times New Roman"/>
+          <w:sz w:val="28"/>
+          <w:szCs w:val="28"/>
+          <w:lang w:eastAsia="ru-RU"/>
+        </w:rPr>
+        <w:t>журнал учёта отправлений и накладные</w:t>
+      </w:r>
+      <w:r>
+        <w:rPr>
+          <w:rFonts w:ascii="Times New Roman" w:eastAsia="Times New Roman" w:hAnsi="Times New Roman"/>
+          <w:sz w:val="28"/>
+          <w:szCs w:val="28"/>
+          <w:lang w:eastAsia="ru-RU"/>
+        </w:rPr>
+        <w:t>.</w:t>
       </w:r>
     </w:p>
     <w:p>
@@ -4729,25 +5068,25 @@
           <w:szCs w:val="28"/>
           <w:lang w:eastAsia="ru-RU"/>
         </w:rPr>
-        <w:t>Перемещение посылок</w:t>
-      </w:r>
-      <w:r>
-        <w:rPr>
-          <w:rFonts w:ascii="Times New Roman" w:eastAsia="Times New Roman" w:hAnsi="Times New Roman"/>
-          <w:sz w:val="28"/>
-          <w:szCs w:val="28"/>
-          <w:lang w:eastAsia="ru-RU"/>
-        </w:rPr>
-        <w:t xml:space="preserve">. </w:t>
-      </w:r>
-      <w:r>
-        <w:rPr>
-          <w:rFonts w:ascii="Times New Roman" w:eastAsia="Times New Roman" w:hAnsi="Times New Roman"/>
-          <w:sz w:val="28"/>
-          <w:szCs w:val="28"/>
-          <w:lang w:eastAsia="ru-RU"/>
-        </w:rPr>
-        <w:t>Цель: отслеживание перемещения посылок между пунктами и складами.</w:t>
+        <w:t xml:space="preserve">Перемещение посылок. Цель: отслеживание перемещения посылок между пунктами </w:t>
+      </w:r>
+      <w:r>
+        <w:rPr>
+          <w:rFonts w:ascii="Times New Roman" w:eastAsia="Times New Roman" w:hAnsi="Times New Roman"/>
+          <w:sz w:val="28"/>
+          <w:szCs w:val="28"/>
+          <w:lang w:eastAsia="ru-RU"/>
+        </w:rPr>
+        <w:t>приёма и выдачи</w:t>
+      </w:r>
+      <w:r>
+        <w:rPr>
+          <w:rFonts w:ascii="Times New Roman" w:eastAsia="Times New Roman" w:hAnsi="Times New Roman"/>
+          <w:sz w:val="28"/>
+          <w:szCs w:val="28"/>
+          <w:lang w:eastAsia="ru-RU"/>
+        </w:rPr>
+        <w:t>.</w:t>
       </w:r>
     </w:p>
     <w:p>
@@ -4796,95 +5135,194 @@
           <w:szCs w:val="28"/>
           <w:lang w:eastAsia="ru-RU"/>
         </w:rPr>
-        <w:t>Формирование рейса:</w:t>
-      </w:r>
-    </w:p>
-    <w:p>
-      <w:pPr>
-        <w:spacing w:after="0" w:line="360" w:lineRule="auto"/>
-        <w:ind w:firstLine="709"/>
-        <w:jc w:val="both"/>
-        <w:rPr>
-          <w:rFonts w:ascii="Times New Roman" w:eastAsia="Times New Roman" w:hAnsi="Times New Roman"/>
-          <w:sz w:val="28"/>
-          <w:szCs w:val="28"/>
-          <w:lang w:eastAsia="ru-RU"/>
-        </w:rPr>
-      </w:pPr>
-      <w:r>
-        <w:rPr>
-          <w:rFonts w:ascii="Times New Roman" w:eastAsia="Times New Roman" w:hAnsi="Times New Roman"/>
-          <w:sz w:val="28"/>
-          <w:szCs w:val="28"/>
-          <w:lang w:eastAsia="ru-RU"/>
-        </w:rPr>
-        <w:t>Исполнитель: сортировщик.</w:t>
-      </w:r>
-    </w:p>
-    <w:p>
-      <w:pPr>
-        <w:spacing w:after="0" w:line="360" w:lineRule="auto"/>
-        <w:ind w:firstLine="709"/>
-        <w:jc w:val="both"/>
-        <w:rPr>
-          <w:rFonts w:ascii="Times New Roman" w:eastAsia="Times New Roman" w:hAnsi="Times New Roman"/>
-          <w:sz w:val="28"/>
-          <w:szCs w:val="28"/>
-          <w:lang w:eastAsia="ru-RU"/>
-        </w:rPr>
-      </w:pPr>
-      <w:r>
-        <w:rPr>
-          <w:rFonts w:ascii="Times New Roman" w:eastAsia="Times New Roman" w:hAnsi="Times New Roman"/>
-          <w:sz w:val="28"/>
-          <w:szCs w:val="28"/>
-          <w:lang w:eastAsia="ru-RU"/>
-        </w:rPr>
-        <w:t>Действия: распределение посылок по маршрутам, назначение транспортного средства и водителя.</w:t>
-      </w:r>
-    </w:p>
-    <w:p>
-      <w:pPr>
-        <w:spacing w:after="0" w:line="360" w:lineRule="auto"/>
-        <w:ind w:firstLine="709"/>
-        <w:jc w:val="both"/>
-        <w:rPr>
-          <w:rFonts w:ascii="Times New Roman" w:eastAsia="Times New Roman" w:hAnsi="Times New Roman"/>
-          <w:sz w:val="28"/>
-          <w:szCs w:val="28"/>
-          <w:lang w:eastAsia="ru-RU"/>
-        </w:rPr>
-      </w:pPr>
-      <w:r>
-        <w:rPr>
-          <w:rFonts w:ascii="Times New Roman" w:eastAsia="Times New Roman" w:hAnsi="Times New Roman"/>
-          <w:sz w:val="28"/>
-          <w:szCs w:val="28"/>
-          <w:lang w:eastAsia="ru-RU"/>
-        </w:rPr>
-        <w:t>Документы и источники: товарно-транспортная накладная (ТТН), база данных отправлений.</w:t>
-      </w:r>
-    </w:p>
-    <w:p>
-      <w:pPr>
-        <w:spacing w:after="0" w:line="360" w:lineRule="auto"/>
-        <w:ind w:firstLine="709"/>
-        <w:jc w:val="both"/>
-        <w:rPr>
-          <w:rFonts w:ascii="Times New Roman" w:eastAsia="Times New Roman" w:hAnsi="Times New Roman"/>
-          <w:sz w:val="28"/>
-          <w:szCs w:val="28"/>
-          <w:lang w:eastAsia="ru-RU"/>
-        </w:rPr>
-      </w:pPr>
-      <w:r>
-        <w:rPr>
-          <w:rFonts w:ascii="Times New Roman" w:eastAsia="Times New Roman" w:hAnsi="Times New Roman"/>
-          <w:sz w:val="28"/>
-          <w:szCs w:val="28"/>
-          <w:lang w:eastAsia="ru-RU"/>
-        </w:rPr>
-        <w:t>Периодичность: ежедневно, перед отправкой рейсов.</w:t>
+        <w:t>Оформление отправки</w:t>
+      </w:r>
+      <w:r>
+        <w:rPr>
+          <w:rFonts w:ascii="Times New Roman" w:eastAsia="Times New Roman" w:hAnsi="Times New Roman"/>
+          <w:sz w:val="28"/>
+          <w:szCs w:val="28"/>
+          <w:lang w:eastAsia="ru-RU"/>
+        </w:rPr>
+        <w:t>:</w:t>
+      </w:r>
+    </w:p>
+    <w:p>
+      <w:pPr>
+        <w:spacing w:after="0" w:line="360" w:lineRule="auto"/>
+        <w:ind w:firstLine="709"/>
+        <w:jc w:val="both"/>
+        <w:rPr>
+          <w:rFonts w:ascii="Times New Roman" w:eastAsia="Times New Roman" w:hAnsi="Times New Roman"/>
+          <w:sz w:val="28"/>
+          <w:szCs w:val="28"/>
+          <w:lang w:eastAsia="ru-RU"/>
+        </w:rPr>
+      </w:pPr>
+      <w:r>
+        <w:rPr>
+          <w:rFonts w:ascii="Times New Roman" w:eastAsia="Times New Roman" w:hAnsi="Times New Roman"/>
+          <w:sz w:val="28"/>
+          <w:szCs w:val="28"/>
+          <w:lang w:eastAsia="ru-RU"/>
+        </w:rPr>
+        <w:t xml:space="preserve">Исполнитель: </w:t>
+      </w:r>
+      <w:r>
+        <w:rPr>
+          <w:rFonts w:ascii="Times New Roman" w:eastAsia="Times New Roman" w:hAnsi="Times New Roman"/>
+          <w:sz w:val="28"/>
+          <w:szCs w:val="28"/>
+          <w:lang w:eastAsia="ru-RU"/>
+        </w:rPr>
+        <w:t>оператор пункта приёма</w:t>
+      </w:r>
+      <w:r>
+        <w:rPr>
+          <w:rFonts w:ascii="Times New Roman" w:eastAsia="Times New Roman" w:hAnsi="Times New Roman"/>
+          <w:sz w:val="28"/>
+          <w:szCs w:val="28"/>
+          <w:lang w:val="en-US" w:eastAsia="ru-RU"/>
+        </w:rPr>
+        <w:t>/</w:t>
+      </w:r>
+      <w:r>
+        <w:rPr>
+          <w:rFonts w:ascii="Times New Roman" w:eastAsia="Times New Roman" w:hAnsi="Times New Roman"/>
+          <w:sz w:val="28"/>
+          <w:szCs w:val="28"/>
+          <w:lang w:eastAsia="ru-RU"/>
+        </w:rPr>
+        <w:t>выдачи</w:t>
+      </w:r>
+      <w:r>
+        <w:rPr>
+          <w:rFonts w:ascii="Times New Roman" w:eastAsia="Times New Roman" w:hAnsi="Times New Roman"/>
+          <w:sz w:val="28"/>
+          <w:szCs w:val="28"/>
+          <w:lang w:eastAsia="ru-RU"/>
+        </w:rPr>
+        <w:t>.</w:t>
+      </w:r>
+    </w:p>
+    <w:p>
+      <w:pPr>
+        <w:spacing w:after="0" w:line="360" w:lineRule="auto"/>
+        <w:ind w:firstLine="709"/>
+        <w:jc w:val="both"/>
+        <w:rPr>
+          <w:rFonts w:ascii="Times New Roman" w:eastAsia="Times New Roman" w:hAnsi="Times New Roman"/>
+          <w:sz w:val="28"/>
+          <w:szCs w:val="28"/>
+          <w:lang w:eastAsia="ru-RU"/>
+        </w:rPr>
+      </w:pPr>
+      <w:r>
+        <w:rPr>
+          <w:rFonts w:ascii="Times New Roman" w:eastAsia="Times New Roman" w:hAnsi="Times New Roman"/>
+          <w:sz w:val="28"/>
+          <w:szCs w:val="28"/>
+          <w:lang w:eastAsia="ru-RU"/>
+        </w:rPr>
+        <w:t xml:space="preserve">Действия: </w:t>
+      </w:r>
+      <w:r>
+        <w:rPr>
+          <w:rFonts w:ascii="Times New Roman" w:eastAsia="Times New Roman" w:hAnsi="Times New Roman"/>
+          <w:sz w:val="28"/>
+          <w:szCs w:val="28"/>
+          <w:lang w:eastAsia="ru-RU"/>
+        </w:rPr>
+        <w:t>указание пункта отправления и пункта назначения, формирование документа на отправку посылки</w:t>
+      </w:r>
+      <w:r>
+        <w:rPr>
+          <w:rFonts w:ascii="Times New Roman" w:eastAsia="Times New Roman" w:hAnsi="Times New Roman"/>
+          <w:sz w:val="28"/>
+          <w:szCs w:val="28"/>
+          <w:lang w:eastAsia="ru-RU"/>
+        </w:rPr>
+        <w:t>.</w:t>
+      </w:r>
+    </w:p>
+    <w:p>
+      <w:pPr>
+        <w:spacing w:after="0" w:line="360" w:lineRule="auto"/>
+        <w:ind w:firstLine="709"/>
+        <w:jc w:val="both"/>
+        <w:rPr>
+          <w:rFonts w:ascii="Times New Roman" w:eastAsia="Times New Roman" w:hAnsi="Times New Roman"/>
+          <w:sz w:val="28"/>
+          <w:szCs w:val="28"/>
+          <w:lang w:eastAsia="ru-RU"/>
+        </w:rPr>
+      </w:pPr>
+      <w:r>
+        <w:rPr>
+          <w:rFonts w:ascii="Times New Roman" w:eastAsia="Times New Roman" w:hAnsi="Times New Roman"/>
+          <w:sz w:val="28"/>
+          <w:szCs w:val="28"/>
+          <w:lang w:eastAsia="ru-RU"/>
+        </w:rPr>
+        <w:t xml:space="preserve">Документы и источники: </w:t>
+      </w:r>
+      <w:r>
+        <w:rPr>
+          <w:rFonts w:ascii="Times New Roman" w:eastAsia="Times New Roman" w:hAnsi="Times New Roman"/>
+          <w:sz w:val="28"/>
+          <w:szCs w:val="28"/>
+          <w:lang w:eastAsia="ru-RU"/>
+        </w:rPr>
+        <w:t>накладная</w:t>
+      </w:r>
+      <w:r>
+        <w:rPr>
+          <w:rFonts w:ascii="Times New Roman" w:eastAsia="Times New Roman" w:hAnsi="Times New Roman"/>
+          <w:sz w:val="28"/>
+          <w:szCs w:val="28"/>
+          <w:lang w:eastAsia="ru-RU"/>
+        </w:rPr>
+        <w:t>.</w:t>
+      </w:r>
+    </w:p>
+    <w:p>
+      <w:pPr>
+        <w:spacing w:after="0" w:line="360" w:lineRule="auto"/>
+        <w:ind w:firstLine="709"/>
+        <w:jc w:val="both"/>
+        <w:rPr>
+          <w:rFonts w:ascii="Times New Roman" w:eastAsia="Times New Roman" w:hAnsi="Times New Roman"/>
+          <w:sz w:val="28"/>
+          <w:szCs w:val="28"/>
+          <w:lang w:eastAsia="ru-RU"/>
+        </w:rPr>
+      </w:pPr>
+      <w:r>
+        <w:rPr>
+          <w:rFonts w:ascii="Times New Roman" w:eastAsia="Times New Roman" w:hAnsi="Times New Roman"/>
+          <w:sz w:val="28"/>
+          <w:szCs w:val="28"/>
+          <w:lang w:eastAsia="ru-RU"/>
+        </w:rPr>
+        <w:t xml:space="preserve">Периодичность: </w:t>
+      </w:r>
+      <w:r>
+        <w:rPr>
+          <w:rFonts w:ascii="Times New Roman" w:eastAsia="Times New Roman" w:hAnsi="Times New Roman"/>
+          <w:sz w:val="28"/>
+          <w:szCs w:val="28"/>
+          <w:lang w:eastAsia="ru-RU"/>
+        </w:rPr>
+        <w:t>по мере оформления отправлений</w:t>
+      </w:r>
+      <w:r>
+        <w:rPr>
+          <w:rFonts w:ascii="Times New Roman" w:eastAsia="Times New Roman" w:hAnsi="Times New Roman"/>
+          <w:sz w:val="28"/>
+          <w:szCs w:val="28"/>
+          <w:lang w:eastAsia="ru-RU"/>
+        </w:rPr>
+        <w:t>.</w:t>
       </w:r>
     </w:p>
     <w:p>
@@ -4911,74 +5349,92 @@
           <w:szCs w:val="28"/>
           <w:lang w:eastAsia="ru-RU"/>
         </w:rPr>
+        <w:t>Регистрация истории перемещений:</w:t>
+      </w:r>
+    </w:p>
+    <w:p>
+      <w:pPr>
+        <w:spacing w:after="0" w:line="360" w:lineRule="auto"/>
+        <w:ind w:firstLine="709"/>
+        <w:jc w:val="both"/>
+        <w:rPr>
+          <w:rFonts w:ascii="Times New Roman" w:eastAsia="Times New Roman" w:hAnsi="Times New Roman"/>
+          <w:sz w:val="28"/>
+          <w:szCs w:val="28"/>
+          <w:lang w:eastAsia="ru-RU"/>
+        </w:rPr>
+      </w:pPr>
+      <w:r>
+        <w:rPr>
+          <w:rFonts w:ascii="Times New Roman" w:eastAsia="Times New Roman" w:hAnsi="Times New Roman"/>
+          <w:sz w:val="28"/>
+          <w:szCs w:val="28"/>
+          <w:lang w:eastAsia="ru-RU"/>
+        </w:rPr>
+        <w:t>Исполнитель: курьер.</w:t>
+      </w:r>
+    </w:p>
+    <w:p>
+      <w:pPr>
+        <w:spacing w:after="0" w:line="360" w:lineRule="auto"/>
+        <w:ind w:firstLine="709"/>
+        <w:jc w:val="both"/>
+        <w:rPr>
+          <w:rFonts w:ascii="Times New Roman" w:eastAsia="Times New Roman" w:hAnsi="Times New Roman"/>
+          <w:sz w:val="28"/>
+          <w:szCs w:val="28"/>
+          <w:lang w:eastAsia="ru-RU"/>
+        </w:rPr>
+      </w:pPr>
+      <w:r>
+        <w:rPr>
+          <w:rFonts w:ascii="Times New Roman" w:eastAsia="Times New Roman" w:hAnsi="Times New Roman"/>
+          <w:sz w:val="28"/>
+          <w:szCs w:val="28"/>
+          <w:lang w:eastAsia="ru-RU"/>
+        </w:rPr>
+        <w:t>Действия: фиксация этапов движения посылки (прибытие/убытие со склада, передача водителю, прибытие в пункт выдачи).</w:t>
+      </w:r>
+    </w:p>
+    <w:p>
+      <w:pPr>
+        <w:spacing w:after="0" w:line="360" w:lineRule="auto"/>
+        <w:ind w:firstLine="709"/>
+        <w:jc w:val="both"/>
+        <w:rPr>
+          <w:rFonts w:ascii="Times New Roman" w:eastAsia="Times New Roman" w:hAnsi="Times New Roman"/>
+          <w:sz w:val="28"/>
+          <w:szCs w:val="28"/>
+          <w:lang w:eastAsia="ru-RU"/>
+        </w:rPr>
+      </w:pPr>
+      <w:r>
+        <w:rPr>
+          <w:rFonts w:ascii="Times New Roman" w:eastAsia="Times New Roman" w:hAnsi="Times New Roman"/>
+          <w:sz w:val="28"/>
+          <w:szCs w:val="28"/>
+          <w:lang w:eastAsia="ru-RU"/>
+        </w:rPr>
         <w:lastRenderedPageBreak/>
-        <w:t>Регистрация истории перемещений:</w:t>
-      </w:r>
-    </w:p>
-    <w:p>
-      <w:pPr>
-        <w:spacing w:after="0" w:line="360" w:lineRule="auto"/>
-        <w:ind w:firstLine="709"/>
-        <w:jc w:val="both"/>
-        <w:rPr>
-          <w:rFonts w:ascii="Times New Roman" w:eastAsia="Times New Roman" w:hAnsi="Times New Roman"/>
-          <w:sz w:val="28"/>
-          <w:szCs w:val="28"/>
-          <w:lang w:eastAsia="ru-RU"/>
-        </w:rPr>
-      </w:pPr>
-      <w:r>
-        <w:rPr>
-          <w:rFonts w:ascii="Times New Roman" w:eastAsia="Times New Roman" w:hAnsi="Times New Roman"/>
-          <w:sz w:val="28"/>
-          <w:szCs w:val="28"/>
-          <w:lang w:eastAsia="ru-RU"/>
-        </w:rPr>
-        <w:t>Исполнитель: сортировщик и курьер.</w:t>
-      </w:r>
-    </w:p>
-    <w:p>
-      <w:pPr>
-        <w:spacing w:after="0" w:line="360" w:lineRule="auto"/>
-        <w:ind w:firstLine="709"/>
-        <w:jc w:val="both"/>
-        <w:rPr>
-          <w:rFonts w:ascii="Times New Roman" w:eastAsia="Times New Roman" w:hAnsi="Times New Roman"/>
-          <w:sz w:val="28"/>
-          <w:szCs w:val="28"/>
-          <w:lang w:eastAsia="ru-RU"/>
-        </w:rPr>
-      </w:pPr>
-      <w:r>
-        <w:rPr>
-          <w:rFonts w:ascii="Times New Roman" w:eastAsia="Times New Roman" w:hAnsi="Times New Roman"/>
-          <w:sz w:val="28"/>
-          <w:szCs w:val="28"/>
-          <w:lang w:eastAsia="ru-RU"/>
-        </w:rPr>
-        <w:t>Действия: фиксация этапов движения посылки (прибытие/убытие со склада, передача водителю, прибытие в пункт выдачи).</w:t>
-      </w:r>
-    </w:p>
-    <w:p>
-      <w:pPr>
-        <w:spacing w:after="0" w:line="360" w:lineRule="auto"/>
-        <w:ind w:firstLine="709"/>
-        <w:jc w:val="both"/>
-        <w:rPr>
-          <w:rFonts w:ascii="Times New Roman" w:eastAsia="Times New Roman" w:hAnsi="Times New Roman"/>
-          <w:sz w:val="28"/>
-          <w:szCs w:val="28"/>
-          <w:lang w:eastAsia="ru-RU"/>
-        </w:rPr>
-      </w:pPr>
-      <w:r>
-        <w:rPr>
-          <w:rFonts w:ascii="Times New Roman" w:eastAsia="Times New Roman" w:hAnsi="Times New Roman"/>
-          <w:sz w:val="28"/>
-          <w:szCs w:val="28"/>
-          <w:lang w:eastAsia="ru-RU"/>
-        </w:rPr>
-        <w:t>Документы и источники: база данных отправлений, ТТН.</w:t>
+        <w:t xml:space="preserve">Документы и источники: </w:t>
+      </w:r>
+      <w:r>
+        <w:rPr>
+          <w:rFonts w:ascii="Times New Roman" w:eastAsia="Times New Roman" w:hAnsi="Times New Roman"/>
+          <w:sz w:val="28"/>
+          <w:szCs w:val="28"/>
+          <w:lang w:eastAsia="ru-RU"/>
+        </w:rPr>
+        <w:t>накладные, сопроводительные документы (например, товарно-транспортная накладная)</w:t>
+      </w:r>
+      <w:r>
+        <w:rPr>
+          <w:rFonts w:ascii="Times New Roman" w:eastAsia="Times New Roman" w:hAnsi="Times New Roman"/>
+          <w:sz w:val="28"/>
+          <w:szCs w:val="28"/>
+          <w:lang w:eastAsia="ru-RU"/>
+        </w:rPr>
+        <w:t>.</w:t>
       </w:r>
     </w:p>
     <w:p>
@@ -5173,27 +5629,25 @@
           <w:szCs w:val="28"/>
           <w:lang w:eastAsia="ru-RU"/>
         </w:rPr>
-        <w:t>Документы и источники: база данных отправлений, уведомления (</w:t>
-      </w:r>
-      <w:proofErr w:type="spellStart"/>
-      <w:r>
-        <w:rPr>
-          <w:rFonts w:ascii="Times New Roman" w:eastAsia="Times New Roman" w:hAnsi="Times New Roman"/>
-          <w:sz w:val="28"/>
-          <w:szCs w:val="28"/>
-          <w:lang w:eastAsia="ru-RU"/>
-        </w:rPr>
-        <w:t>e-mail</w:t>
-      </w:r>
-      <w:proofErr w:type="spellEnd"/>
-      <w:r>
-        <w:rPr>
-          <w:rFonts w:ascii="Times New Roman" w:eastAsia="Times New Roman" w:hAnsi="Times New Roman"/>
-          <w:sz w:val="28"/>
-          <w:szCs w:val="28"/>
-          <w:lang w:eastAsia="ru-RU"/>
-        </w:rPr>
-        <w:t>, SMS).</w:t>
+        <w:t xml:space="preserve">Документы и источники: </w:t>
+      </w:r>
+      <w:r>
+        <w:rPr>
+          <w:rFonts w:ascii="Times New Roman" w:eastAsia="Times New Roman" w:hAnsi="Times New Roman"/>
+          <w:sz w:val="28"/>
+          <w:szCs w:val="28"/>
+          <w:lang w:eastAsia="ru-RU"/>
+        </w:rPr>
+        <w:t>накладные, журнал учёта поступивших посылок, уведомления (</w:t>
+      </w:r>
+      <w:r>
+        <w:rPr>
+          <w:rFonts w:ascii="Times New Roman" w:eastAsia="Times New Roman" w:hAnsi="Times New Roman"/>
+          <w:sz w:val="28"/>
+          <w:szCs w:val="28"/>
+          <w:lang w:val="en-US" w:eastAsia="ru-RU"/>
+        </w:rPr>
+        <w:t>e-mail).</w:t>
       </w:r>
     </w:p>
     <w:p>
@@ -5308,7 +5762,25 @@
           <w:szCs w:val="28"/>
           <w:lang w:eastAsia="ru-RU"/>
         </w:rPr>
-        <w:t>Документы и источники: накладная, база данных отправлений.</w:t>
+        <w:t xml:space="preserve">Документы и источники: </w:t>
+      </w:r>
+      <w:r>
+        <w:rPr>
+          <w:rFonts w:ascii="Times New Roman" w:eastAsia="Times New Roman" w:hAnsi="Times New Roman"/>
+          <w:sz w:val="28"/>
+          <w:szCs w:val="28"/>
+          <w:lang w:eastAsia="ru-RU"/>
+        </w:rPr>
+        <w:t>накладная, журнал выдачи посылок</w:t>
+      </w:r>
+      <w:r>
+        <w:rPr>
+          <w:rFonts w:ascii="Times New Roman" w:eastAsia="Times New Roman" w:hAnsi="Times New Roman"/>
+          <w:sz w:val="28"/>
+          <w:szCs w:val="28"/>
+          <w:lang w:eastAsia="ru-RU"/>
+        </w:rPr>
+        <w:t>.</w:t>
       </w:r>
     </w:p>
     <w:p>
@@ -5423,7 +5895,16 @@
           <w:szCs w:val="28"/>
           <w:lang w:eastAsia="ru-RU"/>
         </w:rPr>
-        <w:t>Документы и источники: база данных отправлений.</w:t>
+        <w:t xml:space="preserve">Документы и источники: </w:t>
+      </w:r>
+      <w:r>
+        <w:rPr>
+          <w:rFonts w:ascii="Times New Roman" w:eastAsia="Times New Roman" w:hAnsi="Times New Roman"/>
+          <w:sz w:val="28"/>
+          <w:szCs w:val="28"/>
+          <w:lang w:eastAsia="ru-RU"/>
+        </w:rPr>
+        <w:t>личная журнал учёта отправлений.</w:t>
       </w:r>
     </w:p>
     <w:p>
@@ -5485,17 +5966,7 @@
           <w:szCs w:val="28"/>
           <w:lang w:eastAsia="ru-RU"/>
         </w:rPr>
-        <w:lastRenderedPageBreak/>
-        <w:t>Администрирование и справочники</w:t>
-      </w:r>
-      <w:r>
-        <w:rPr>
-          <w:rFonts w:ascii="Times New Roman" w:eastAsia="Times New Roman" w:hAnsi="Times New Roman"/>
-          <w:sz w:val="28"/>
-          <w:szCs w:val="28"/>
-          <w:lang w:eastAsia="ru-RU"/>
-        </w:rPr>
-        <w:t>.</w:t>
+        <w:t>Администрирование и справочники.</w:t>
       </w:r>
       <w:r>
         <w:rPr>
@@ -5562,6 +6033,7 @@
           <w:szCs w:val="28"/>
           <w:lang w:eastAsia="ru-RU"/>
         </w:rPr>
+        <w:lastRenderedPageBreak/>
         <w:t>Учет сотрудников:</w:t>
       </w:r>
     </w:p>
@@ -5628,7 +6100,25 @@
           <w:szCs w:val="28"/>
           <w:lang w:eastAsia="ru-RU"/>
         </w:rPr>
-        <w:t>Документы и источники: база данных сотрудников, должностные инструкции.</w:t>
+        <w:t xml:space="preserve">Документы и источники: </w:t>
+      </w:r>
+      <w:r>
+        <w:rPr>
+          <w:rFonts w:ascii="Times New Roman" w:eastAsia="Times New Roman" w:hAnsi="Times New Roman"/>
+          <w:sz w:val="28"/>
+          <w:szCs w:val="28"/>
+          <w:lang w:eastAsia="ru-RU"/>
+        </w:rPr>
+        <w:t>личные карточки сотрудников, должностные инструкции</w:t>
+      </w:r>
+      <w:r>
+        <w:rPr>
+          <w:rFonts w:ascii="Times New Roman" w:eastAsia="Times New Roman" w:hAnsi="Times New Roman"/>
+          <w:sz w:val="28"/>
+          <w:szCs w:val="28"/>
+          <w:lang w:eastAsia="ru-RU"/>
+        </w:rPr>
+        <w:t>.</w:t>
       </w:r>
     </w:p>
     <w:p>
@@ -5743,7 +6233,25 @@
           <w:szCs w:val="28"/>
           <w:lang w:eastAsia="ru-RU"/>
         </w:rPr>
-        <w:t>Документы и источники: база данных пунктов, нормативные документы.</w:t>
+        <w:t xml:space="preserve">Документы и источники: </w:t>
+      </w:r>
+      <w:r>
+        <w:rPr>
+          <w:rFonts w:ascii="Times New Roman" w:eastAsia="Times New Roman" w:hAnsi="Times New Roman"/>
+          <w:sz w:val="28"/>
+          <w:szCs w:val="28"/>
+          <w:lang w:eastAsia="ru-RU"/>
+        </w:rPr>
+        <w:t xml:space="preserve">справочник пунктов, </w:t>
+      </w:r>
+      <w:r>
+        <w:rPr>
+          <w:rFonts w:ascii="Times New Roman" w:eastAsia="Times New Roman" w:hAnsi="Times New Roman"/>
+          <w:sz w:val="28"/>
+          <w:szCs w:val="28"/>
+          <w:lang w:eastAsia="ru-RU"/>
+        </w:rPr>
+        <w:t>нормативные документы.</w:t>
       </w:r>
     </w:p>
     <w:p>
@@ -5922,7 +6430,7 @@
           <w:lang w:eastAsia="ru-RU"/>
         </w:rPr>
       </w:pPr>
-      <w:bookmarkStart w:id="7" w:name="_Toc225695062"/>
+      <w:bookmarkStart w:id="6" w:name="_Toc225695062"/>
       <w:r>
         <w:rPr>
           <w:rFonts w:ascii="Times New Roman" w:eastAsia="Times New Roman" w:hAnsi="Times New Roman" w:cs="Times New Roman"/>
@@ -5932,7 +6440,7 @@
           <w:lang w:eastAsia="ru-RU"/>
         </w:rPr>
         <w:lastRenderedPageBreak/>
-        <w:t>О</w:t>
+        <w:t xml:space="preserve">Описание входной и результативной </w:t>
       </w:r>
       <w:r>
         <w:rPr>
@@ -5942,19 +6450,9 @@
           <w:szCs w:val="28"/>
           <w:lang w:eastAsia="ru-RU"/>
         </w:rPr>
-        <w:t xml:space="preserve">писание входной и результативной </w:t>
-      </w:r>
-      <w:r>
-        <w:rPr>
-          <w:rFonts w:ascii="Times New Roman" w:eastAsia="Times New Roman" w:hAnsi="Times New Roman" w:cs="Times New Roman"/>
-          <w:color w:val="auto"/>
-          <w:sz w:val="28"/>
-          <w:szCs w:val="28"/>
-          <w:lang w:eastAsia="ru-RU"/>
-        </w:rPr>
         <w:t>информации</w:t>
       </w:r>
-      <w:bookmarkEnd w:id="7"/>
+      <w:bookmarkEnd w:id="6"/>
     </w:p>
     <w:p>
       <w:pPr>
@@ -6042,7 +6540,7 @@
           <w:lang w:eastAsia="ru-RU"/>
         </w:rPr>
       </w:pPr>
-      <w:bookmarkStart w:id="8" w:name="_Toc225695063"/>
+      <w:bookmarkStart w:id="7" w:name="_Toc225695063"/>
       <w:r>
         <w:rPr>
           <w:rFonts w:ascii="Times New Roman" w:eastAsia="Times New Roman" w:hAnsi="Times New Roman" w:cs="Times New Roman"/>
@@ -6054,7 +6552,7 @@
         <w:lastRenderedPageBreak/>
         <w:t>Алгоритмические зависимости</w:t>
       </w:r>
-      <w:bookmarkEnd w:id="8"/>
+      <w:bookmarkEnd w:id="7"/>
     </w:p>
     <w:p>
       <w:pPr>
@@ -6142,7 +6640,7 @@
           <w:lang w:eastAsia="ru-RU"/>
         </w:rPr>
       </w:pPr>
-      <w:bookmarkStart w:id="9" w:name="_Toc225695064"/>
+      <w:bookmarkStart w:id="8" w:name="_Toc225695064"/>
       <w:r>
         <w:rPr>
           <w:rFonts w:ascii="Times New Roman" w:eastAsia="Times New Roman" w:hAnsi="Times New Roman" w:cs="Times New Roman"/>
@@ -6154,7 +6652,7 @@
         <w:lastRenderedPageBreak/>
         <w:t>Бизнес-правила</w:t>
       </w:r>
-      <w:bookmarkEnd w:id="9"/>
+      <w:bookmarkEnd w:id="8"/>
     </w:p>
     <w:p>
       <w:pPr>
@@ -6242,7 +6740,7 @@
           <w:lang w:eastAsia="ru-RU"/>
         </w:rPr>
       </w:pPr>
-      <w:bookmarkStart w:id="10" w:name="_Toc225695065"/>
+      <w:bookmarkStart w:id="9" w:name="_Toc225695065"/>
       <w:r>
         <w:rPr>
           <w:rFonts w:ascii="Times New Roman" w:eastAsia="Times New Roman" w:hAnsi="Times New Roman" w:cs="Times New Roman"/>
@@ -6254,7 +6752,7 @@
         <w:lastRenderedPageBreak/>
         <w:t>Требования заказчика к приложению</w:t>
       </w:r>
-      <w:bookmarkEnd w:id="10"/>
+      <w:bookmarkEnd w:id="9"/>
     </w:p>
     <w:p>
       <w:pPr>
@@ -6412,6 +6910,7 @@
         <w:docPartUnique/>
       </w:docPartObj>
     </w:sdtPr>
+    <w:sdtEndPr/>
     <w:sdtContent>
       <w:p>
         <w:pPr>

--- a/Пояснительная записка.docx
+++ b/Пояснительная записка.docx
@@ -1,6 +1,6 @@
 
 <file path=word/document.xml><?xml version="1.0" encoding="utf-8"?>
-<w:document xmlns:wpc="http://schemas.microsoft.com/office/word/2010/wordprocessingCanvas" xmlns:cx="http://schemas.microsoft.com/office/drawing/2014/chartex" xmlns:cx1="http://schemas.microsoft.com/office/drawing/2015/9/8/chartex" xmlns:cx2="http://schemas.microsoft.com/office/drawing/2015/10/21/chartex" xmlns:cx3="http://schemas.microsoft.com/office/drawing/2016/5/9/chartex" xmlns:cx4="http://schemas.microsoft.com/office/drawing/2016/5/10/chartex" xmlns:cx5="http://schemas.microsoft.com/office/drawing/2016/5/11/chartex" xmlns:cx6="http://schemas.microsoft.com/office/drawing/2016/5/12/chartex" xmlns:cx7="http://schemas.microsoft.com/office/drawing/2016/5/13/chartex" xmlns:cx8="http://schemas.microsoft.com/office/drawing/2016/5/14/chartex" xmlns:mc="http://schemas.openxmlformats.org/markup-compatibility/2006" xmlns:aink="http://schemas.microsoft.com/office/drawing/2016/ink" xmlns:am3d="http://schemas.microsoft.com/office/drawing/2017/model3d" xmlns:o="urn:schemas-microsoft-com:office:office" xmlns:r="http://schemas.openxmlformats.org/officeDocument/2006/relationships" xmlns:m="http://schemas.openxmlformats.org/officeDocument/2006/math" xmlns:v="urn:schemas-microsoft-com:vml" xmlns:wp14="http://schemas.microsoft.com/office/word/2010/wordprocessingDrawing" xmlns:wp="http://schemas.openxmlformats.org/drawingml/2006/wordprocessingDrawing" xmlns:w10="urn:schemas-microsoft-com:office:word" xmlns:w="http://schemas.openxmlformats.org/wordprocessingml/2006/main" xmlns:w14="http://schemas.microsoft.com/office/word/2010/wordml" xmlns:w15="http://schemas.microsoft.com/office/word/2012/wordml" xmlns:w16cex="http://schemas.microsoft.com/office/word/2018/wordml/cex" xmlns:w16cid="http://schemas.microsoft.com/office/word/2016/wordml/cid" xmlns:w16="http://schemas.microsoft.com/office/word/2018/wordml" xmlns:w16sdtdh="http://schemas.microsoft.com/office/word/2020/wordml/sdtdatahash" xmlns:w16se="http://schemas.microsoft.com/office/word/2015/wordml/symex" xmlns:wpg="http://schemas.microsoft.com/office/word/2010/wordprocessingGroup" xmlns:wpi="http://schemas.microsoft.com/office/word/2010/wordprocessingInk" xmlns:wne="http://schemas.microsoft.com/office/word/2006/wordml" xmlns:wps="http://schemas.microsoft.com/office/word/2010/wordprocessingShape" mc:Ignorable="w14 w15 w16se w16cid w16 w16cex w16sdtdh wp14">
+<w:document xmlns:wpc="http://schemas.microsoft.com/office/word/2010/wordprocessingCanvas" xmlns:cx="http://schemas.microsoft.com/office/drawing/2014/chartex" xmlns:cx1="http://schemas.microsoft.com/office/drawing/2015/9/8/chartex" xmlns:cx2="http://schemas.microsoft.com/office/drawing/2015/10/21/chartex" xmlns:cx3="http://schemas.microsoft.com/office/drawing/2016/5/9/chartex" xmlns:cx4="http://schemas.microsoft.com/office/drawing/2016/5/10/chartex" xmlns:cx5="http://schemas.microsoft.com/office/drawing/2016/5/11/chartex" xmlns:cx6="http://schemas.microsoft.com/office/drawing/2016/5/12/chartex" xmlns:cx7="http://schemas.microsoft.com/office/drawing/2016/5/13/chartex" xmlns:cx8="http://schemas.microsoft.com/office/drawing/2016/5/14/chartex" xmlns:mc="http://schemas.openxmlformats.org/markup-compatibility/2006" xmlns:aink="http://schemas.microsoft.com/office/drawing/2016/ink" xmlns:am3d="http://schemas.microsoft.com/office/drawing/2017/model3d" xmlns:o="urn:schemas-microsoft-com:office:office" xmlns:r="http://schemas.openxmlformats.org/officeDocument/2006/relationships" xmlns:m="http://schemas.openxmlformats.org/officeDocument/2006/math" xmlns:v="urn:schemas-microsoft-com:vml" xmlns:wp14="http://schemas.microsoft.com/office/word/2010/wordprocessingDrawing" xmlns:wp="http://schemas.openxmlformats.org/drawingml/2006/wordprocessingDrawing" xmlns:w10="urn:schemas-microsoft-com:office:word" xmlns:w="http://schemas.openxmlformats.org/wordprocessingml/2006/main" xmlns:w14="http://schemas.microsoft.com/office/word/2010/wordml" xmlns:w15="http://schemas.microsoft.com/office/word/2012/wordml" xmlns:w16cid="http://schemas.microsoft.com/office/word/2016/wordml/cid" xmlns:w16se="http://schemas.microsoft.com/office/word/2015/wordml/symex" xmlns:wpg="http://schemas.microsoft.com/office/word/2010/wordprocessingGroup" xmlns:wpi="http://schemas.microsoft.com/office/word/2010/wordprocessingInk" xmlns:wne="http://schemas.microsoft.com/office/word/2006/wordml" xmlns:wps="http://schemas.microsoft.com/office/word/2010/wordprocessingShape" mc:Ignorable="w14 w15 w16se w16cid wp14">
   <w:body>
     <w:p>
       <w:pPr>
@@ -1887,51 +1887,105 @@
           <w:szCs w:val="28"/>
           <w:lang w:eastAsia="ru-RU"/>
         </w:rPr>
-        <w:t>Администратор службы доставки – сотрудник, отвечающий за ведение справочной информации (тарифы, пункты приёма и выдачи, сотрудники), управление доступом к системе и актуальность нормативно-справочных данных.</w:t>
-      </w:r>
-    </w:p>
-    <w:p>
-      <w:pPr>
-        <w:spacing w:after="0" w:line="360" w:lineRule="auto"/>
-        <w:ind w:firstLine="709"/>
-        <w:jc w:val="both"/>
-        <w:rPr>
-          <w:rFonts w:ascii="Times New Roman" w:eastAsia="Times New Roman" w:hAnsi="Times New Roman"/>
-          <w:sz w:val="28"/>
-          <w:szCs w:val="28"/>
-          <w:lang w:eastAsia="ru-RU"/>
-        </w:rPr>
-      </w:pPr>
-      <w:r>
-        <w:rPr>
-          <w:rFonts w:ascii="Times New Roman" w:eastAsia="Times New Roman" w:hAnsi="Times New Roman"/>
-          <w:sz w:val="28"/>
-          <w:szCs w:val="28"/>
-          <w:lang w:eastAsia="ru-RU"/>
-        </w:rPr>
-        <w:t>Бизнес-процесс – совокупность взаимосвязанных процедур, направленных на выполнение определённой функции в деятельности службы доставки (например, оформление отправления или выдача посылки).</w:t>
-      </w:r>
-    </w:p>
-    <w:p>
-      <w:pPr>
-        <w:spacing w:after="0" w:line="360" w:lineRule="auto"/>
-        <w:ind w:firstLine="709"/>
-        <w:jc w:val="both"/>
-        <w:rPr>
-          <w:rFonts w:ascii="Times New Roman" w:eastAsia="Times New Roman" w:hAnsi="Times New Roman"/>
-          <w:sz w:val="28"/>
-          <w:szCs w:val="28"/>
-          <w:lang w:eastAsia="ru-RU"/>
-        </w:rPr>
-      </w:pPr>
-      <w:r>
-        <w:rPr>
-          <w:rFonts w:ascii="Times New Roman" w:eastAsia="Times New Roman" w:hAnsi="Times New Roman"/>
-          <w:sz w:val="28"/>
-          <w:szCs w:val="28"/>
-          <w:lang w:eastAsia="ru-RU"/>
-        </w:rPr>
-        <w:t>Бизнес-правило – установленное правило, определяющее порядок работы системы и ограничения, отражающие политику организации (например, срок хранения посылки или порядок расчёта стоимости).</w:t>
+        <w:t>Администратор службы доставки – сотрудник, отвечающий за ведение справочной информации (тарифы, пункты при</w:t>
+      </w:r>
+      <w:r>
+        <w:rPr>
+          <w:rFonts w:ascii="Times New Roman" w:eastAsia="Times New Roman" w:hAnsi="Times New Roman"/>
+          <w:sz w:val="28"/>
+          <w:szCs w:val="28"/>
+          <w:lang w:eastAsia="ru-RU"/>
+        </w:rPr>
+        <w:t>е</w:t>
+      </w:r>
+      <w:r>
+        <w:rPr>
+          <w:rFonts w:ascii="Times New Roman" w:eastAsia="Times New Roman" w:hAnsi="Times New Roman"/>
+          <w:sz w:val="28"/>
+          <w:szCs w:val="28"/>
+          <w:lang w:eastAsia="ru-RU"/>
+        </w:rPr>
+        <w:t>ма и выдачи, сотрудники), управление доступом к системе и актуальность нормативно-справочных данных.</w:t>
+      </w:r>
+    </w:p>
+    <w:p>
+      <w:pPr>
+        <w:spacing w:after="0" w:line="360" w:lineRule="auto"/>
+        <w:ind w:firstLine="709"/>
+        <w:jc w:val="both"/>
+        <w:rPr>
+          <w:rFonts w:ascii="Times New Roman" w:eastAsia="Times New Roman" w:hAnsi="Times New Roman"/>
+          <w:sz w:val="28"/>
+          <w:szCs w:val="28"/>
+          <w:lang w:eastAsia="ru-RU"/>
+        </w:rPr>
+      </w:pPr>
+      <w:r>
+        <w:rPr>
+          <w:rFonts w:ascii="Times New Roman" w:eastAsia="Times New Roman" w:hAnsi="Times New Roman"/>
+          <w:sz w:val="28"/>
+          <w:szCs w:val="28"/>
+          <w:lang w:eastAsia="ru-RU"/>
+        </w:rPr>
+        <w:t>Бизнес-процесс – совокупность взаимосвязанных процедур, направленных на выполнение определ</w:t>
+      </w:r>
+      <w:r>
+        <w:rPr>
+          <w:rFonts w:ascii="Times New Roman" w:eastAsia="Times New Roman" w:hAnsi="Times New Roman"/>
+          <w:sz w:val="28"/>
+          <w:szCs w:val="28"/>
+          <w:lang w:eastAsia="ru-RU"/>
+        </w:rPr>
+        <w:t>е</w:t>
+      </w:r>
+      <w:r>
+        <w:rPr>
+          <w:rFonts w:ascii="Times New Roman" w:eastAsia="Times New Roman" w:hAnsi="Times New Roman"/>
+          <w:sz w:val="28"/>
+          <w:szCs w:val="28"/>
+          <w:lang w:eastAsia="ru-RU"/>
+        </w:rPr>
+        <w:t>нной функции в деятельности службы доставки (например, оформление отправления или выдача посылки).</w:t>
+      </w:r>
+    </w:p>
+    <w:p>
+      <w:pPr>
+        <w:spacing w:after="0" w:line="360" w:lineRule="auto"/>
+        <w:ind w:firstLine="709"/>
+        <w:jc w:val="both"/>
+        <w:rPr>
+          <w:rFonts w:ascii="Times New Roman" w:eastAsia="Times New Roman" w:hAnsi="Times New Roman"/>
+          <w:sz w:val="28"/>
+          <w:szCs w:val="28"/>
+          <w:lang w:eastAsia="ru-RU"/>
+        </w:rPr>
+      </w:pPr>
+      <w:r>
+        <w:rPr>
+          <w:rFonts w:ascii="Times New Roman" w:eastAsia="Times New Roman" w:hAnsi="Times New Roman"/>
+          <w:sz w:val="28"/>
+          <w:szCs w:val="28"/>
+          <w:lang w:eastAsia="ru-RU"/>
+        </w:rPr>
+        <w:t>Бизнес-правило – установленное правило, определяющее порядок работы системы и ограничения, отражающие политику организации (например, срок хранения посылки или порядок расч</w:t>
+      </w:r>
+      <w:r>
+        <w:rPr>
+          <w:rFonts w:ascii="Times New Roman" w:eastAsia="Times New Roman" w:hAnsi="Times New Roman"/>
+          <w:sz w:val="28"/>
+          <w:szCs w:val="28"/>
+          <w:lang w:eastAsia="ru-RU"/>
+        </w:rPr>
+        <w:t>е</w:t>
+      </w:r>
+      <w:r>
+        <w:rPr>
+          <w:rFonts w:ascii="Times New Roman" w:eastAsia="Times New Roman" w:hAnsi="Times New Roman"/>
+          <w:sz w:val="28"/>
+          <w:szCs w:val="28"/>
+          <w:lang w:eastAsia="ru-RU"/>
+        </w:rPr>
+        <w:t>та стоимости).</w:t>
       </w:r>
     </w:p>
     <w:p>
@@ -2019,7 +2073,25 @@
           <w:szCs w:val="28"/>
           <w:lang w:eastAsia="ru-RU"/>
         </w:rPr>
-        <w:t>Курьер – сотрудник службы доставки, осуществляющий перемещение посылок между пунктами приёма и выдачи.</w:t>
+        <w:t>Курьер – сотрудник службы доставки, осуществляющий перемещение посылок между пунктами при</w:t>
+      </w:r>
+      <w:r>
+        <w:rPr>
+          <w:rFonts w:ascii="Times New Roman" w:eastAsia="Times New Roman" w:hAnsi="Times New Roman"/>
+          <w:sz w:val="28"/>
+          <w:szCs w:val="28"/>
+          <w:lang w:eastAsia="ru-RU"/>
+        </w:rPr>
+        <w:t>е</w:t>
+      </w:r>
+      <w:r>
+        <w:rPr>
+          <w:rFonts w:ascii="Times New Roman" w:eastAsia="Times New Roman" w:hAnsi="Times New Roman"/>
+          <w:sz w:val="28"/>
+          <w:szCs w:val="28"/>
+          <w:lang w:eastAsia="ru-RU"/>
+        </w:rPr>
+        <w:t>ма и выдачи.</w:t>
       </w:r>
     </w:p>
     <w:p>
@@ -2085,7 +2157,43 @@
           <w:szCs w:val="28"/>
           <w:lang w:eastAsia="ru-RU"/>
         </w:rPr>
-        <w:t>Оператор пункта приёма/выдачи – сотрудник, выполняющий приём, регистрацию и выдачу посылок клиентам.</w:t>
+        <w:t>Оператор пункта при</w:t>
+      </w:r>
+      <w:r>
+        <w:rPr>
+          <w:rFonts w:ascii="Times New Roman" w:eastAsia="Times New Roman" w:hAnsi="Times New Roman"/>
+          <w:sz w:val="28"/>
+          <w:szCs w:val="28"/>
+          <w:lang w:eastAsia="ru-RU"/>
+        </w:rPr>
+        <w:t>е</w:t>
+      </w:r>
+      <w:r>
+        <w:rPr>
+          <w:rFonts w:ascii="Times New Roman" w:eastAsia="Times New Roman" w:hAnsi="Times New Roman"/>
+          <w:sz w:val="28"/>
+          <w:szCs w:val="28"/>
+          <w:lang w:eastAsia="ru-RU"/>
+        </w:rPr>
+        <w:t>ма/выдачи – сотрудник, выполняющий при</w:t>
+      </w:r>
+      <w:r>
+        <w:rPr>
+          <w:rFonts w:ascii="Times New Roman" w:eastAsia="Times New Roman" w:hAnsi="Times New Roman"/>
+          <w:sz w:val="28"/>
+          <w:szCs w:val="28"/>
+          <w:lang w:eastAsia="ru-RU"/>
+        </w:rPr>
+        <w:t>е</w:t>
+      </w:r>
+      <w:r>
+        <w:rPr>
+          <w:rFonts w:ascii="Times New Roman" w:eastAsia="Times New Roman" w:hAnsi="Times New Roman"/>
+          <w:sz w:val="28"/>
+          <w:szCs w:val="28"/>
+          <w:lang w:eastAsia="ru-RU"/>
+        </w:rPr>
+        <w:t>м, регистрацию и выдачу посылок клиентам.</w:t>
       </w:r>
     </w:p>
     <w:p>
@@ -2152,7 +2260,43 @@
           <w:szCs w:val="28"/>
           <w:lang w:eastAsia="ru-RU"/>
         </w:rPr>
-        <w:t>Приём посылки – процедура принятия отправления от клиента, включающая измерение параметров, расчёт стоимости, оформление документов и регистрацию.</w:t>
+        <w:t>При</w:t>
+      </w:r>
+      <w:r>
+        <w:rPr>
+          <w:rFonts w:ascii="Times New Roman" w:eastAsia="Times New Roman" w:hAnsi="Times New Roman"/>
+          <w:sz w:val="28"/>
+          <w:szCs w:val="28"/>
+          <w:lang w:eastAsia="ru-RU"/>
+        </w:rPr>
+        <w:t>е</w:t>
+      </w:r>
+      <w:r>
+        <w:rPr>
+          <w:rFonts w:ascii="Times New Roman" w:eastAsia="Times New Roman" w:hAnsi="Times New Roman"/>
+          <w:sz w:val="28"/>
+          <w:szCs w:val="28"/>
+          <w:lang w:eastAsia="ru-RU"/>
+        </w:rPr>
+        <w:t>м посылки – процедура принятия отправления от клиента, включающая измерение параметров, расч</w:t>
+      </w:r>
+      <w:r>
+        <w:rPr>
+          <w:rFonts w:ascii="Times New Roman" w:eastAsia="Times New Roman" w:hAnsi="Times New Roman"/>
+          <w:sz w:val="28"/>
+          <w:szCs w:val="28"/>
+          <w:lang w:eastAsia="ru-RU"/>
+        </w:rPr>
+        <w:t>е</w:t>
+      </w:r>
+      <w:r>
+        <w:rPr>
+          <w:rFonts w:ascii="Times New Roman" w:eastAsia="Times New Roman" w:hAnsi="Times New Roman"/>
+          <w:sz w:val="28"/>
+          <w:szCs w:val="28"/>
+          <w:lang w:eastAsia="ru-RU"/>
+        </w:rPr>
+        <w:t>т стоимости, оформление документов и регистрацию.</w:t>
       </w:r>
     </w:p>
     <w:p>
@@ -2196,51 +2340,141 @@
           <w:szCs w:val="28"/>
           <w:lang w:eastAsia="ru-RU"/>
         </w:rPr>
-        <w:t>Пункт приёма посылок – место обслуживания, предназначенное для приёма отправлений от клиентов.</w:t>
-      </w:r>
-    </w:p>
-    <w:p>
-      <w:pPr>
-        <w:spacing w:after="0" w:line="360" w:lineRule="auto"/>
-        <w:ind w:firstLine="709"/>
-        <w:jc w:val="both"/>
-        <w:rPr>
-          <w:rFonts w:ascii="Times New Roman" w:eastAsia="Times New Roman" w:hAnsi="Times New Roman"/>
-          <w:sz w:val="28"/>
-          <w:szCs w:val="28"/>
-          <w:lang w:eastAsia="ru-RU"/>
-        </w:rPr>
-      </w:pPr>
-      <w:r>
-        <w:rPr>
-          <w:rFonts w:ascii="Times New Roman" w:eastAsia="Times New Roman" w:hAnsi="Times New Roman"/>
-          <w:sz w:val="28"/>
-          <w:szCs w:val="28"/>
-          <w:lang w:eastAsia="ru-RU"/>
-        </w:rPr>
-        <w:t>Расчёт стоимости доставки – определение стоимости услуги на основе тарифов с учётом характеристик посылки и дополнительных услуг.</w:t>
-      </w:r>
-    </w:p>
-    <w:p>
-      <w:pPr>
-        <w:spacing w:after="0" w:line="360" w:lineRule="auto"/>
-        <w:ind w:firstLine="709"/>
-        <w:jc w:val="both"/>
-        <w:rPr>
-          <w:rFonts w:ascii="Times New Roman" w:eastAsia="Times New Roman" w:hAnsi="Times New Roman"/>
-          <w:sz w:val="28"/>
-          <w:szCs w:val="28"/>
-          <w:lang w:eastAsia="ru-RU"/>
-        </w:rPr>
-      </w:pPr>
-      <w:r>
-        <w:rPr>
-          <w:rFonts w:ascii="Times New Roman" w:eastAsia="Times New Roman" w:hAnsi="Times New Roman"/>
-          <w:sz w:val="28"/>
-          <w:szCs w:val="28"/>
-          <w:lang w:eastAsia="ru-RU"/>
-        </w:rPr>
-        <w:t>Служба доставки посылок – организация, осуществляющая приём, транспортировку и выдачу отправлений физическим и юридическим лицам.</w:t>
+        <w:t>Пункт при</w:t>
+      </w:r>
+      <w:r>
+        <w:rPr>
+          <w:rFonts w:ascii="Times New Roman" w:eastAsia="Times New Roman" w:hAnsi="Times New Roman"/>
+          <w:sz w:val="28"/>
+          <w:szCs w:val="28"/>
+          <w:lang w:eastAsia="ru-RU"/>
+        </w:rPr>
+        <w:t>е</w:t>
+      </w:r>
+      <w:r>
+        <w:rPr>
+          <w:rFonts w:ascii="Times New Roman" w:eastAsia="Times New Roman" w:hAnsi="Times New Roman"/>
+          <w:sz w:val="28"/>
+          <w:szCs w:val="28"/>
+          <w:lang w:eastAsia="ru-RU"/>
+        </w:rPr>
+        <w:t>ма посылок – место обслуживания, предназначенное для при</w:t>
+      </w:r>
+      <w:r>
+        <w:rPr>
+          <w:rFonts w:ascii="Times New Roman" w:eastAsia="Times New Roman" w:hAnsi="Times New Roman"/>
+          <w:sz w:val="28"/>
+          <w:szCs w:val="28"/>
+          <w:lang w:eastAsia="ru-RU"/>
+        </w:rPr>
+        <w:t>е</w:t>
+      </w:r>
+      <w:r>
+        <w:rPr>
+          <w:rFonts w:ascii="Times New Roman" w:eastAsia="Times New Roman" w:hAnsi="Times New Roman"/>
+          <w:sz w:val="28"/>
+          <w:szCs w:val="28"/>
+          <w:lang w:eastAsia="ru-RU"/>
+        </w:rPr>
+        <w:t>ма отправлений от клиентов.</w:t>
+      </w:r>
+    </w:p>
+    <w:p>
+      <w:pPr>
+        <w:spacing w:after="0" w:line="360" w:lineRule="auto"/>
+        <w:ind w:firstLine="709"/>
+        <w:jc w:val="both"/>
+        <w:rPr>
+          <w:rFonts w:ascii="Times New Roman" w:eastAsia="Times New Roman" w:hAnsi="Times New Roman"/>
+          <w:sz w:val="28"/>
+          <w:szCs w:val="28"/>
+          <w:lang w:eastAsia="ru-RU"/>
+        </w:rPr>
+      </w:pPr>
+      <w:r>
+        <w:rPr>
+          <w:rFonts w:ascii="Times New Roman" w:eastAsia="Times New Roman" w:hAnsi="Times New Roman"/>
+          <w:sz w:val="28"/>
+          <w:szCs w:val="28"/>
+          <w:lang w:eastAsia="ru-RU"/>
+        </w:rPr>
+        <w:t>Расч</w:t>
+      </w:r>
+      <w:r>
+        <w:rPr>
+          <w:rFonts w:ascii="Times New Roman" w:eastAsia="Times New Roman" w:hAnsi="Times New Roman"/>
+          <w:sz w:val="28"/>
+          <w:szCs w:val="28"/>
+          <w:lang w:eastAsia="ru-RU"/>
+        </w:rPr>
+        <w:t>е</w:t>
+      </w:r>
+      <w:r>
+        <w:rPr>
+          <w:rFonts w:ascii="Times New Roman" w:eastAsia="Times New Roman" w:hAnsi="Times New Roman"/>
+          <w:sz w:val="28"/>
+          <w:szCs w:val="28"/>
+          <w:lang w:eastAsia="ru-RU"/>
+        </w:rPr>
+        <w:t>т стоимости доставки – определение стоимости услуги на основе тарифов с уч</w:t>
+      </w:r>
+      <w:r>
+        <w:rPr>
+          <w:rFonts w:ascii="Times New Roman" w:eastAsia="Times New Roman" w:hAnsi="Times New Roman"/>
+          <w:sz w:val="28"/>
+          <w:szCs w:val="28"/>
+          <w:lang w:eastAsia="ru-RU"/>
+        </w:rPr>
+        <w:t>е</w:t>
+      </w:r>
+      <w:r>
+        <w:rPr>
+          <w:rFonts w:ascii="Times New Roman" w:eastAsia="Times New Roman" w:hAnsi="Times New Roman"/>
+          <w:sz w:val="28"/>
+          <w:szCs w:val="28"/>
+          <w:lang w:eastAsia="ru-RU"/>
+        </w:rPr>
+        <w:t>том характеристик посылки и дополнительных услуг.</w:t>
+      </w:r>
+    </w:p>
+    <w:p>
+      <w:pPr>
+        <w:spacing w:after="0" w:line="360" w:lineRule="auto"/>
+        <w:ind w:firstLine="709"/>
+        <w:jc w:val="both"/>
+        <w:rPr>
+          <w:rFonts w:ascii="Times New Roman" w:eastAsia="Times New Roman" w:hAnsi="Times New Roman"/>
+          <w:sz w:val="28"/>
+          <w:szCs w:val="28"/>
+          <w:lang w:eastAsia="ru-RU"/>
+        </w:rPr>
+      </w:pPr>
+      <w:r>
+        <w:rPr>
+          <w:rFonts w:ascii="Times New Roman" w:eastAsia="Times New Roman" w:hAnsi="Times New Roman"/>
+          <w:sz w:val="28"/>
+          <w:szCs w:val="28"/>
+          <w:lang w:eastAsia="ru-RU"/>
+        </w:rPr>
+        <w:t>Служба доставки посылок – организация, осуществляющая при</w:t>
+      </w:r>
+      <w:r>
+        <w:rPr>
+          <w:rFonts w:ascii="Times New Roman" w:eastAsia="Times New Roman" w:hAnsi="Times New Roman"/>
+          <w:sz w:val="28"/>
+          <w:szCs w:val="28"/>
+          <w:lang w:eastAsia="ru-RU"/>
+        </w:rPr>
+        <w:t>е</w:t>
+      </w:r>
+      <w:r>
+        <w:rPr>
+          <w:rFonts w:ascii="Times New Roman" w:eastAsia="Times New Roman" w:hAnsi="Times New Roman"/>
+          <w:sz w:val="28"/>
+          <w:szCs w:val="28"/>
+          <w:lang w:eastAsia="ru-RU"/>
+        </w:rPr>
+        <w:t>м, транспортировку и выдачу отправлений физическим и юридическим лицам.</w:t>
       </w:r>
     </w:p>
     <w:p>
@@ -2348,29 +2582,65 @@
           <w:szCs w:val="28"/>
           <w:lang w:eastAsia="ru-RU"/>
         </w:rPr>
-        <w:t>Транспортировка – процесс перемещения посылок между пунктами приёма и выдачи.</w:t>
-      </w:r>
-    </w:p>
-    <w:p>
-      <w:pPr>
-        <w:spacing w:after="0" w:line="360" w:lineRule="auto"/>
-        <w:ind w:firstLine="709"/>
-        <w:jc w:val="both"/>
-        <w:rPr>
-          <w:rFonts w:ascii="Times New Roman" w:eastAsia="Times New Roman" w:hAnsi="Times New Roman"/>
-          <w:sz w:val="28"/>
-          <w:szCs w:val="28"/>
-          <w:lang w:eastAsia="ru-RU"/>
-        </w:rPr>
-      </w:pPr>
-      <w:r>
-        <w:rPr>
-          <w:rFonts w:ascii="Times New Roman" w:eastAsia="Times New Roman" w:hAnsi="Times New Roman"/>
-          <w:sz w:val="28"/>
-          <w:szCs w:val="28"/>
-          <w:lang w:eastAsia="ru-RU"/>
-        </w:rPr>
-        <w:t>Трек-номер – уникальный идентификатор отправления, используемый для его учёта и отслеживания состояния.</w:t>
+        <w:t>Транспортировка – процесс перемещения посылок между пунктами при</w:t>
+      </w:r>
+      <w:r>
+        <w:rPr>
+          <w:rFonts w:ascii="Times New Roman" w:eastAsia="Times New Roman" w:hAnsi="Times New Roman"/>
+          <w:sz w:val="28"/>
+          <w:szCs w:val="28"/>
+          <w:lang w:eastAsia="ru-RU"/>
+        </w:rPr>
+        <w:t>е</w:t>
+      </w:r>
+      <w:r>
+        <w:rPr>
+          <w:rFonts w:ascii="Times New Roman" w:eastAsia="Times New Roman" w:hAnsi="Times New Roman"/>
+          <w:sz w:val="28"/>
+          <w:szCs w:val="28"/>
+          <w:lang w:eastAsia="ru-RU"/>
+        </w:rPr>
+        <w:t>ма и выдачи.</w:t>
+      </w:r>
+    </w:p>
+    <w:p>
+      <w:pPr>
+        <w:spacing w:after="0" w:line="360" w:lineRule="auto"/>
+        <w:ind w:firstLine="709"/>
+        <w:jc w:val="both"/>
+        <w:rPr>
+          <w:rFonts w:ascii="Times New Roman" w:eastAsia="Times New Roman" w:hAnsi="Times New Roman"/>
+          <w:sz w:val="28"/>
+          <w:szCs w:val="28"/>
+          <w:lang w:eastAsia="ru-RU"/>
+        </w:rPr>
+      </w:pPr>
+      <w:r>
+        <w:rPr>
+          <w:rFonts w:ascii="Times New Roman" w:eastAsia="Times New Roman" w:hAnsi="Times New Roman"/>
+          <w:sz w:val="28"/>
+          <w:szCs w:val="28"/>
+          <w:lang w:eastAsia="ru-RU"/>
+        </w:rPr>
+        <w:t>Трек-номер – уникальный идентификатор отправления, используемый для его уч</w:t>
+      </w:r>
+      <w:r>
+        <w:rPr>
+          <w:rFonts w:ascii="Times New Roman" w:eastAsia="Times New Roman" w:hAnsi="Times New Roman"/>
+          <w:sz w:val="28"/>
+          <w:szCs w:val="28"/>
+          <w:lang w:eastAsia="ru-RU"/>
+        </w:rPr>
+        <w:t>е</w:t>
+      </w:r>
+      <w:r>
+        <w:rPr>
+          <w:rFonts w:ascii="Times New Roman" w:eastAsia="Times New Roman" w:hAnsi="Times New Roman"/>
+          <w:sz w:val="28"/>
+          <w:szCs w:val="28"/>
+          <w:lang w:eastAsia="ru-RU"/>
+        </w:rPr>
+        <w:t>та и отслеживания состояния.</w:t>
       </w:r>
     </w:p>
     <w:p>
@@ -2414,7 +2684,25 @@
           <w:szCs w:val="28"/>
           <w:lang w:eastAsia="ru-RU"/>
         </w:rPr>
-        <w:t>Управление тарифами – деятельность по ведению и актуализации тарифов, используемых при расчёте стоимости доставки.</w:t>
+        <w:t>Управление тарифами – деятельность по ведению и актуализации тарифов, используемых при расч</w:t>
+      </w:r>
+      <w:r>
+        <w:rPr>
+          <w:rFonts w:ascii="Times New Roman" w:eastAsia="Times New Roman" w:hAnsi="Times New Roman"/>
+          <w:sz w:val="28"/>
+          <w:szCs w:val="28"/>
+          <w:lang w:eastAsia="ru-RU"/>
+        </w:rPr>
+        <w:t>е</w:t>
+      </w:r>
+      <w:r>
+        <w:rPr>
+          <w:rFonts w:ascii="Times New Roman" w:eastAsia="Times New Roman" w:hAnsi="Times New Roman"/>
+          <w:sz w:val="28"/>
+          <w:szCs w:val="28"/>
+          <w:lang w:eastAsia="ru-RU"/>
+        </w:rPr>
+        <w:t>те стоимости доставки.</w:t>
       </w:r>
     </w:p>
     <w:p>
@@ -2514,7 +2802,43 @@
           <w:szCs w:val="28"/>
           <w:lang w:eastAsia="ru-RU"/>
         </w:rPr>
-        <w:t>В условиях развития электронной коммерции и увеличения объёмов онлайн-заказов возрастает нагрузка на службы доставки посылок. Организации данного типа ежедневно обрабатывают значительное количество отправлений, что требует точного учёта данных, контроля состояния посылок и своевременного взаимодействия с клиентами. При отсутствии автоматизированных решений обработка информации может сопровождаться ошибками, задержками и трудностями в поиске актуальных сведений.</w:t>
+        <w:t>В условиях развития электронной коммерции и увеличения объ</w:t>
+      </w:r>
+      <w:r>
+        <w:rPr>
+          <w:rFonts w:ascii="Times New Roman" w:eastAsia="Times New Roman" w:hAnsi="Times New Roman"/>
+          <w:sz w:val="28"/>
+          <w:szCs w:val="28"/>
+          <w:lang w:eastAsia="ru-RU"/>
+        </w:rPr>
+        <w:t>е</w:t>
+      </w:r>
+      <w:r>
+        <w:rPr>
+          <w:rFonts w:ascii="Times New Roman" w:eastAsia="Times New Roman" w:hAnsi="Times New Roman"/>
+          <w:sz w:val="28"/>
+          <w:szCs w:val="28"/>
+          <w:lang w:eastAsia="ru-RU"/>
+        </w:rPr>
+        <w:t>мов онлайн-заказов возрастает нагрузка на службы доставки посылок. Организации данного типа ежедневно обрабатывают значительное количество отправлений, что требует точного уч</w:t>
+      </w:r>
+      <w:r>
+        <w:rPr>
+          <w:rFonts w:ascii="Times New Roman" w:eastAsia="Times New Roman" w:hAnsi="Times New Roman"/>
+          <w:sz w:val="28"/>
+          <w:szCs w:val="28"/>
+          <w:lang w:eastAsia="ru-RU"/>
+        </w:rPr>
+        <w:t>е</w:t>
+      </w:r>
+      <w:r>
+        <w:rPr>
+          <w:rFonts w:ascii="Times New Roman" w:eastAsia="Times New Roman" w:hAnsi="Times New Roman"/>
+          <w:sz w:val="28"/>
+          <w:szCs w:val="28"/>
+          <w:lang w:eastAsia="ru-RU"/>
+        </w:rPr>
+        <w:t>та данных, контроля состояния посылок и своевременного взаимодействия с клиентами. При отсутствии автоматизированных решений обработка информации может сопровождаться ошибками, задержками и трудностями в поиске актуальных сведений.</w:t>
       </w:r>
     </w:p>
     <w:p>
@@ -2580,29 +2904,65 @@
           <w:szCs w:val="28"/>
           <w:lang w:eastAsia="ru-RU"/>
         </w:rPr>
-        <w:t>Предметом исследования выступают процессы хранения, обработки и управления данными, связанными с приёмом, транспортировкой и выдачей посылок.</w:t>
-      </w:r>
-    </w:p>
-    <w:p>
-      <w:pPr>
-        <w:spacing w:after="0" w:line="360" w:lineRule="auto"/>
-        <w:ind w:firstLine="709"/>
-        <w:jc w:val="both"/>
-        <w:rPr>
-          <w:rFonts w:ascii="Times New Roman" w:eastAsia="Times New Roman" w:hAnsi="Times New Roman"/>
-          <w:sz w:val="28"/>
-          <w:szCs w:val="28"/>
-          <w:lang w:eastAsia="ru-RU"/>
-        </w:rPr>
-      </w:pPr>
-      <w:r>
-        <w:rPr>
-          <w:rFonts w:ascii="Times New Roman" w:eastAsia="Times New Roman" w:hAnsi="Times New Roman"/>
-          <w:sz w:val="28"/>
-          <w:szCs w:val="28"/>
-          <w:lang w:eastAsia="ru-RU"/>
-        </w:rPr>
-        <w:t>Актуальность работы обусловлена необходимостью повышения эффективности функционирования служб доставки за счёт автоматизации основных бизнес-процессов, снижения вероятности ошибок при обработке данных, а также обеспечения оперативного доступа к информации о состоянии отправлений.</w:t>
+        <w:t>Предметом исследования выступают процессы хранения, обработки и управления данными, связанными с при</w:t>
+      </w:r>
+      <w:r>
+        <w:rPr>
+          <w:rFonts w:ascii="Times New Roman" w:eastAsia="Times New Roman" w:hAnsi="Times New Roman"/>
+          <w:sz w:val="28"/>
+          <w:szCs w:val="28"/>
+          <w:lang w:eastAsia="ru-RU"/>
+        </w:rPr>
+        <w:t>е</w:t>
+      </w:r>
+      <w:r>
+        <w:rPr>
+          <w:rFonts w:ascii="Times New Roman" w:eastAsia="Times New Roman" w:hAnsi="Times New Roman"/>
+          <w:sz w:val="28"/>
+          <w:szCs w:val="28"/>
+          <w:lang w:eastAsia="ru-RU"/>
+        </w:rPr>
+        <w:t>мом, транспортировкой и выдачей посылок.</w:t>
+      </w:r>
+    </w:p>
+    <w:p>
+      <w:pPr>
+        <w:spacing w:after="0" w:line="360" w:lineRule="auto"/>
+        <w:ind w:firstLine="709"/>
+        <w:jc w:val="both"/>
+        <w:rPr>
+          <w:rFonts w:ascii="Times New Roman" w:eastAsia="Times New Roman" w:hAnsi="Times New Roman"/>
+          <w:sz w:val="28"/>
+          <w:szCs w:val="28"/>
+          <w:lang w:eastAsia="ru-RU"/>
+        </w:rPr>
+      </w:pPr>
+      <w:r>
+        <w:rPr>
+          <w:rFonts w:ascii="Times New Roman" w:eastAsia="Times New Roman" w:hAnsi="Times New Roman"/>
+          <w:sz w:val="28"/>
+          <w:szCs w:val="28"/>
+          <w:lang w:eastAsia="ru-RU"/>
+        </w:rPr>
+        <w:t>Актуальность работы обусловлена необходимостью повышения эффективности функционирования служб доставки за сч</w:t>
+      </w:r>
+      <w:r>
+        <w:rPr>
+          <w:rFonts w:ascii="Times New Roman" w:eastAsia="Times New Roman" w:hAnsi="Times New Roman"/>
+          <w:sz w:val="28"/>
+          <w:szCs w:val="28"/>
+          <w:lang w:eastAsia="ru-RU"/>
+        </w:rPr>
+        <w:t>е</w:t>
+      </w:r>
+      <w:r>
+        <w:rPr>
+          <w:rFonts w:ascii="Times New Roman" w:eastAsia="Times New Roman" w:hAnsi="Times New Roman"/>
+          <w:sz w:val="28"/>
+          <w:szCs w:val="28"/>
+          <w:lang w:eastAsia="ru-RU"/>
+        </w:rPr>
+        <w:t>т автоматизации основных бизнес-процессов, снижения вероятности ошибок при обработке данных, а также обеспечения оперативного доступа к информации о состоянии отправлений.</w:t>
       </w:r>
     </w:p>
     <w:p>
@@ -2782,7 +3142,25 @@
           <w:szCs w:val="28"/>
           <w:lang w:eastAsia="ru-RU"/>
         </w:rPr>
-        <w:t>обеспечить функциональные возможности регистрации клиентов, оформления и учёта посылок, отслеживания их перемещения и выдачи;</w:t>
+        <w:t>обеспечить функциональные возможности регистрации клиентов, оформления и уч</w:t>
+      </w:r>
+      <w:r>
+        <w:rPr>
+          <w:rFonts w:ascii="Times New Roman" w:eastAsia="Times New Roman" w:hAnsi="Times New Roman"/>
+          <w:sz w:val="28"/>
+          <w:szCs w:val="28"/>
+          <w:lang w:eastAsia="ru-RU"/>
+        </w:rPr>
+        <w:t>е</w:t>
+      </w:r>
+      <w:r>
+        <w:rPr>
+          <w:rFonts w:ascii="Times New Roman" w:eastAsia="Times New Roman" w:hAnsi="Times New Roman"/>
+          <w:sz w:val="28"/>
+          <w:szCs w:val="28"/>
+          <w:lang w:eastAsia="ru-RU"/>
+        </w:rPr>
+        <w:t>та посылок, отслеживания их перемещения и выдачи;</w:t>
       </w:r>
     </w:p>
     <w:p>
@@ -2995,7 +3373,25 @@
           <w:szCs w:val="28"/>
           <w:lang w:eastAsia="ru-RU"/>
         </w:rPr>
-        <w:t>», осуществляющая приём, транспортировку и выдачу отправлений</w:t>
+        <w:t>», осуществляющая при</w:t>
+      </w:r>
+      <w:r>
+        <w:rPr>
+          <w:rFonts w:ascii="Times New Roman" w:eastAsia="Times New Roman" w:hAnsi="Times New Roman"/>
+          <w:sz w:val="28"/>
+          <w:szCs w:val="28"/>
+          <w:lang w:eastAsia="ru-RU"/>
+        </w:rPr>
+        <w:t>е</w:t>
+      </w:r>
+      <w:r>
+        <w:rPr>
+          <w:rFonts w:ascii="Times New Roman" w:eastAsia="Times New Roman" w:hAnsi="Times New Roman"/>
+          <w:sz w:val="28"/>
+          <w:szCs w:val="28"/>
+          <w:lang w:eastAsia="ru-RU"/>
+        </w:rPr>
+        <w:t>м, транспортировку и выдачу отправлений</w:t>
       </w:r>
       <w:r>
         <w:rPr>
@@ -3035,16 +3431,108 @@
           <w:szCs w:val="28"/>
           <w:lang w:eastAsia="ru-RU"/>
         </w:rPr>
-        <w:t xml:space="preserve">Служба доставки функционирует в условиях высокой конкуренции и постоянно растущего объёма заказов, обусловленного развитием электронной коммерции. Основной деятельностью организации является предоставление логистических услуг, </w:t>
-      </w:r>
-      <w:r>
-        <w:rPr>
-          <w:rFonts w:ascii="Times New Roman" w:eastAsia="Times New Roman" w:hAnsi="Times New Roman"/>
-          <w:sz w:val="28"/>
-          <w:szCs w:val="28"/>
-          <w:lang w:eastAsia="ru-RU"/>
-        </w:rPr>
-        <w:t>включающих приём посылок от отправителей, их транспортировку между пунктами приёма и выдачи и выдачу получателям через пункты выдачи.</w:t>
+        <w:t>Служба доставки функционирует в условиях высокой конкуренции и постоянно растущего объ</w:t>
+      </w:r>
+      <w:r>
+        <w:rPr>
+          <w:rFonts w:ascii="Times New Roman" w:eastAsia="Times New Roman" w:hAnsi="Times New Roman"/>
+          <w:sz w:val="28"/>
+          <w:szCs w:val="28"/>
+          <w:lang w:eastAsia="ru-RU"/>
+        </w:rPr>
+        <w:t>е</w:t>
+      </w:r>
+      <w:r>
+        <w:rPr>
+          <w:rFonts w:ascii="Times New Roman" w:eastAsia="Times New Roman" w:hAnsi="Times New Roman"/>
+          <w:sz w:val="28"/>
+          <w:szCs w:val="28"/>
+          <w:lang w:eastAsia="ru-RU"/>
+        </w:rPr>
+        <w:t xml:space="preserve">ма заказов, обусловленного развитием электронной коммерции. Основной деятельностью организации является предоставление логистических услуг, </w:t>
+      </w:r>
+      <w:r>
+        <w:rPr>
+          <w:rFonts w:ascii="Times New Roman" w:eastAsia="Times New Roman" w:hAnsi="Times New Roman"/>
+          <w:sz w:val="28"/>
+          <w:szCs w:val="28"/>
+          <w:lang w:eastAsia="ru-RU"/>
+        </w:rPr>
+        <w:t>включающих при</w:t>
+      </w:r>
+      <w:r>
+        <w:rPr>
+          <w:rFonts w:ascii="Times New Roman" w:eastAsia="Times New Roman" w:hAnsi="Times New Roman"/>
+          <w:sz w:val="28"/>
+          <w:szCs w:val="28"/>
+          <w:lang w:eastAsia="ru-RU"/>
+        </w:rPr>
+        <w:t>е</w:t>
+      </w:r>
+      <w:r>
+        <w:rPr>
+          <w:rFonts w:ascii="Times New Roman" w:eastAsia="Times New Roman" w:hAnsi="Times New Roman"/>
+          <w:sz w:val="28"/>
+          <w:szCs w:val="28"/>
+          <w:lang w:eastAsia="ru-RU"/>
+        </w:rPr>
+        <w:t>м посылок от отправителей, их транспортировку между пунктами при</w:t>
+      </w:r>
+      <w:r>
+        <w:rPr>
+          <w:rFonts w:ascii="Times New Roman" w:eastAsia="Times New Roman" w:hAnsi="Times New Roman"/>
+          <w:sz w:val="28"/>
+          <w:szCs w:val="28"/>
+          <w:lang w:eastAsia="ru-RU"/>
+        </w:rPr>
+        <w:t>е</w:t>
+      </w:r>
+      <w:r>
+        <w:rPr>
+          <w:rFonts w:ascii="Times New Roman" w:eastAsia="Times New Roman" w:hAnsi="Times New Roman"/>
+          <w:sz w:val="28"/>
+          <w:szCs w:val="28"/>
+          <w:lang w:eastAsia="ru-RU"/>
+        </w:rPr>
+        <w:t>ма и в</w:t>
+      </w:r>
+      <w:r>
+        <w:rPr>
+          <w:rFonts w:ascii="Times New Roman" w:eastAsia="Times New Roman" w:hAnsi="Times New Roman"/>
+          <w:sz w:val="28"/>
+          <w:szCs w:val="28"/>
+          <w:lang w:eastAsia="ru-RU"/>
+        </w:rPr>
+        <w:t>ыдачи, а также</w:t>
+      </w:r>
+      <w:r>
+        <w:rPr>
+          <w:rFonts w:ascii="Times New Roman" w:eastAsia="Times New Roman" w:hAnsi="Times New Roman"/>
+          <w:sz w:val="28"/>
+          <w:szCs w:val="28"/>
+          <w:lang w:eastAsia="ru-RU"/>
+        </w:rPr>
+        <w:t xml:space="preserve"> выдачу получателям </w:t>
+      </w:r>
+      <w:r>
+        <w:rPr>
+          <w:rFonts w:ascii="Times New Roman" w:eastAsia="Times New Roman" w:hAnsi="Times New Roman"/>
+          <w:sz w:val="28"/>
+          <w:szCs w:val="28"/>
+          <w:lang w:eastAsia="ru-RU"/>
+        </w:rPr>
+        <w:t xml:space="preserve">посылок </w:t>
+      </w:r>
+      <w:bookmarkStart w:id="5" w:name="_GoBack"/>
+      <w:bookmarkEnd w:id="5"/>
+      <w:r>
+        <w:rPr>
+          <w:rFonts w:ascii="Times New Roman" w:eastAsia="Times New Roman" w:hAnsi="Times New Roman"/>
+          <w:sz w:val="28"/>
+          <w:szCs w:val="28"/>
+          <w:lang w:eastAsia="ru-RU"/>
+        </w:rPr>
+        <w:t>через пункты выдачи.</w:t>
       </w:r>
     </w:p>
     <w:p>
@@ -3093,7 +3581,25 @@
           <w:szCs w:val="28"/>
           <w:lang w:eastAsia="ru-RU"/>
         </w:rPr>
-        <w:t>пункты приёма и выдачи заказов;</w:t>
+        <w:t>пункты при</w:t>
+      </w:r>
+      <w:r>
+        <w:rPr>
+          <w:rFonts w:ascii="Times New Roman" w:eastAsia="Times New Roman" w:hAnsi="Times New Roman"/>
+          <w:sz w:val="28"/>
+          <w:szCs w:val="28"/>
+          <w:lang w:eastAsia="ru-RU"/>
+        </w:rPr>
+        <w:t>е</w:t>
+      </w:r>
+      <w:r>
+        <w:rPr>
+          <w:rFonts w:ascii="Times New Roman" w:eastAsia="Times New Roman" w:hAnsi="Times New Roman"/>
+          <w:sz w:val="28"/>
+          <w:szCs w:val="28"/>
+          <w:lang w:eastAsia="ru-RU"/>
+        </w:rPr>
+        <w:t>ма и выдачи заказов;</w:t>
       </w:r>
     </w:p>
     <w:p>
@@ -3263,7 +3769,25 @@
           <w:szCs w:val="28"/>
           <w:lang w:eastAsia="ru-RU"/>
         </w:rPr>
-        <w:t>расчёт стоимости доставки на основе тарифов;</w:t>
+        <w:t>расч</w:t>
+      </w:r>
+      <w:r>
+        <w:rPr>
+          <w:rFonts w:ascii="Times New Roman" w:eastAsia="Times New Roman" w:hAnsi="Times New Roman"/>
+          <w:sz w:val="28"/>
+          <w:szCs w:val="28"/>
+          <w:lang w:eastAsia="ru-RU"/>
+        </w:rPr>
+        <w:t>е</w:t>
+      </w:r>
+      <w:r>
+        <w:rPr>
+          <w:rFonts w:ascii="Times New Roman" w:eastAsia="Times New Roman" w:hAnsi="Times New Roman"/>
+          <w:sz w:val="28"/>
+          <w:szCs w:val="28"/>
+          <w:lang w:eastAsia="ru-RU"/>
+        </w:rPr>
+        <w:t>т стоимости доставки на основе тарифов;</w:t>
       </w:r>
     </w:p>
     <w:p>
@@ -3290,7 +3814,25 @@
           <w:szCs w:val="28"/>
           <w:lang w:eastAsia="ru-RU"/>
         </w:rPr>
-        <w:t>учёт и отслеживание перемещения посылок;</w:t>
+        <w:t>уч</w:t>
+      </w:r>
+      <w:r>
+        <w:rPr>
+          <w:rFonts w:ascii="Times New Roman" w:eastAsia="Times New Roman" w:hAnsi="Times New Roman"/>
+          <w:sz w:val="28"/>
+          <w:szCs w:val="28"/>
+          <w:lang w:eastAsia="ru-RU"/>
+        </w:rPr>
+        <w:t>е</w:t>
+      </w:r>
+      <w:r>
+        <w:rPr>
+          <w:rFonts w:ascii="Times New Roman" w:eastAsia="Times New Roman" w:hAnsi="Times New Roman"/>
+          <w:sz w:val="28"/>
+          <w:szCs w:val="28"/>
+          <w:lang w:eastAsia="ru-RU"/>
+        </w:rPr>
+        <w:t>т и отслеживание перемещения посылок;</w:t>
       </w:r>
     </w:p>
     <w:p>
@@ -3379,7 +3921,25 @@
           <w:szCs w:val="28"/>
           <w:lang w:eastAsia="ru-RU"/>
         </w:rPr>
-        <w:t xml:space="preserve">С экономической точки зрения деятельность службы доставки направлена на получение прибыли за счёт предоставления услуг перевозки. </w:t>
+        <w:t>С экономической точки зрения деятельность службы доставки направлена на получение прибыли за сч</w:t>
+      </w:r>
+      <w:r>
+        <w:rPr>
+          <w:rFonts w:ascii="Times New Roman" w:eastAsia="Times New Roman" w:hAnsi="Times New Roman"/>
+          <w:sz w:val="28"/>
+          <w:szCs w:val="28"/>
+          <w:lang w:eastAsia="ru-RU"/>
+        </w:rPr>
+        <w:t>е</w:t>
+      </w:r>
+      <w:r>
+        <w:rPr>
+          <w:rFonts w:ascii="Times New Roman" w:eastAsia="Times New Roman" w:hAnsi="Times New Roman"/>
+          <w:sz w:val="28"/>
+          <w:szCs w:val="28"/>
+          <w:lang w:eastAsia="ru-RU"/>
+        </w:rPr>
+        <w:t xml:space="preserve">т предоставления услуг перевозки. </w:t>
       </w:r>
       <w:r>
         <w:rPr>
@@ -3389,7 +3949,25 @@
           <w:lang w:eastAsia="ru-RU"/>
         </w:rPr>
         <w:lastRenderedPageBreak/>
-        <w:t>Эффективность работы организации напрямую зависит от скорости обработки заказов, точности учёта и качества обслуживания клиентов.</w:t>
+        <w:t>Эффективность работы организации напрямую зависит от скорости обработки заказов, точности уч</w:t>
+      </w:r>
+      <w:r>
+        <w:rPr>
+          <w:rFonts w:ascii="Times New Roman" w:eastAsia="Times New Roman" w:hAnsi="Times New Roman"/>
+          <w:sz w:val="28"/>
+          <w:szCs w:val="28"/>
+          <w:lang w:eastAsia="ru-RU"/>
+        </w:rPr>
+        <w:t>е</w:t>
+      </w:r>
+      <w:r>
+        <w:rPr>
+          <w:rFonts w:ascii="Times New Roman" w:eastAsia="Times New Roman" w:hAnsi="Times New Roman"/>
+          <w:sz w:val="28"/>
+          <w:szCs w:val="28"/>
+          <w:lang w:eastAsia="ru-RU"/>
+        </w:rPr>
+        <w:t>та и качества обслуживания клиентов.</w:t>
       </w:r>
     </w:p>
     <w:p>
@@ -3465,7 +4043,25 @@
           <w:szCs w:val="28"/>
           <w:lang w:eastAsia="ru-RU"/>
         </w:rPr>
-        <w:t>платёжные системы;</w:t>
+        <w:t>плат</w:t>
+      </w:r>
+      <w:r>
+        <w:rPr>
+          <w:rFonts w:ascii="Times New Roman" w:eastAsia="Times New Roman" w:hAnsi="Times New Roman"/>
+          <w:sz w:val="28"/>
+          <w:szCs w:val="28"/>
+          <w:lang w:eastAsia="ru-RU"/>
+        </w:rPr>
+        <w:t>е</w:t>
+      </w:r>
+      <w:r>
+        <w:rPr>
+          <w:rFonts w:ascii="Times New Roman" w:eastAsia="Times New Roman" w:hAnsi="Times New Roman"/>
+          <w:sz w:val="28"/>
+          <w:szCs w:val="28"/>
+          <w:lang w:eastAsia="ru-RU"/>
+        </w:rPr>
+        <w:t>жные системы;</w:t>
       </w:r>
     </w:p>
     <w:p>
@@ -3492,7 +4088,25 @@
           <w:szCs w:val="28"/>
           <w:lang w:eastAsia="ru-RU"/>
         </w:rPr>
-        <w:t>системы складского учёта;</w:t>
+        <w:t>системы складского уч</w:t>
+      </w:r>
+      <w:r>
+        <w:rPr>
+          <w:rFonts w:ascii="Times New Roman" w:eastAsia="Times New Roman" w:hAnsi="Times New Roman"/>
+          <w:sz w:val="28"/>
+          <w:szCs w:val="28"/>
+          <w:lang w:eastAsia="ru-RU"/>
+        </w:rPr>
+        <w:t>е</w:t>
+      </w:r>
+      <w:r>
+        <w:rPr>
+          <w:rFonts w:ascii="Times New Roman" w:eastAsia="Times New Roman" w:hAnsi="Times New Roman"/>
+          <w:sz w:val="28"/>
+          <w:szCs w:val="28"/>
+          <w:lang w:eastAsia="ru-RU"/>
+        </w:rPr>
+        <w:t>та;</w:t>
       </w:r>
     </w:p>
     <w:p>
@@ -3655,7 +4269,25 @@
           <w:szCs w:val="28"/>
           <w:lang w:eastAsia="ru-RU"/>
         </w:rPr>
-        <w:t>интернет-ресурсы, посвящённые логистике и автоматизации бизнес-процессов;</w:t>
+        <w:t>интернет-ресурсы, посвящ</w:t>
+      </w:r>
+      <w:r>
+        <w:rPr>
+          <w:rFonts w:ascii="Times New Roman" w:eastAsia="Times New Roman" w:hAnsi="Times New Roman"/>
+          <w:sz w:val="28"/>
+          <w:szCs w:val="28"/>
+          <w:lang w:eastAsia="ru-RU"/>
+        </w:rPr>
+        <w:t>е</w:t>
+      </w:r>
+      <w:r>
+        <w:rPr>
+          <w:rFonts w:ascii="Times New Roman" w:eastAsia="Times New Roman" w:hAnsi="Times New Roman"/>
+          <w:sz w:val="28"/>
+          <w:szCs w:val="28"/>
+          <w:lang w:eastAsia="ru-RU"/>
+        </w:rPr>
+        <w:t>нные логистике и автоматизации бизнес-процессов;</w:t>
       </w:r>
     </w:p>
     <w:p>
@@ -3717,7 +4349,25 @@
           <w:szCs w:val="28"/>
           <w:lang w:eastAsia="ru-RU"/>
         </w:rPr>
-        <w:t>Анализ деятельности службы доставки показал, что в процессе работы возникает необходимость обработки значительных объёмов информации, связанной с клиентами, отправлениями</w:t>
+        <w:t>Анализ деятельности службы доставки показал, что в процессе работы возникает необходимость обработки значительных объ</w:t>
+      </w:r>
+      <w:r>
+        <w:rPr>
+          <w:rFonts w:ascii="Times New Roman" w:eastAsia="Times New Roman" w:hAnsi="Times New Roman"/>
+          <w:sz w:val="28"/>
+          <w:szCs w:val="28"/>
+          <w:lang w:eastAsia="ru-RU"/>
+        </w:rPr>
+        <w:t>е</w:t>
+      </w:r>
+      <w:r>
+        <w:rPr>
+          <w:rFonts w:ascii="Times New Roman" w:eastAsia="Times New Roman" w:hAnsi="Times New Roman"/>
+          <w:sz w:val="28"/>
+          <w:szCs w:val="28"/>
+          <w:lang w:eastAsia="ru-RU"/>
+        </w:rPr>
+        <w:t>мов информации, связанной с клиентами, отправлениями</w:t>
       </w:r>
       <w:r>
         <w:rPr>
@@ -3735,7 +4385,25 @@
           <w:szCs w:val="28"/>
           <w:lang w:eastAsia="ru-RU"/>
         </w:rPr>
-        <w:t>и сотрудниками. При отсутствии автоматизированной системы учёта данные могут храниться разрозненно, что приводит к снижению эффективности работы.</w:t>
+        <w:t>и сотрудниками. При отсутствии автоматизированной системы уч</w:t>
+      </w:r>
+      <w:r>
+        <w:rPr>
+          <w:rFonts w:ascii="Times New Roman" w:eastAsia="Times New Roman" w:hAnsi="Times New Roman"/>
+          <w:sz w:val="28"/>
+          <w:szCs w:val="28"/>
+          <w:lang w:eastAsia="ru-RU"/>
+        </w:rPr>
+        <w:t>е</w:t>
+      </w:r>
+      <w:r>
+        <w:rPr>
+          <w:rFonts w:ascii="Times New Roman" w:eastAsia="Times New Roman" w:hAnsi="Times New Roman"/>
+          <w:sz w:val="28"/>
+          <w:szCs w:val="28"/>
+          <w:lang w:eastAsia="ru-RU"/>
+        </w:rPr>
+        <w:t>та данные могут храниться разрозненно, что приводит к снижению эффективности работы.</w:t>
       </w:r>
     </w:p>
     <w:p>
@@ -3933,7 +4601,25 @@
           <w:szCs w:val="28"/>
           <w:lang w:eastAsia="ru-RU"/>
         </w:rPr>
-        <w:t>ограниченные возможности формирования отчётности.</w:t>
+        <w:t>ограниченные возможности формирования отч</w:t>
+      </w:r>
+      <w:r>
+        <w:rPr>
+          <w:rFonts w:ascii="Times New Roman" w:eastAsia="Times New Roman" w:hAnsi="Times New Roman"/>
+          <w:sz w:val="28"/>
+          <w:szCs w:val="28"/>
+          <w:lang w:eastAsia="ru-RU"/>
+        </w:rPr>
+        <w:t>е</w:t>
+      </w:r>
+      <w:r>
+        <w:rPr>
+          <w:rFonts w:ascii="Times New Roman" w:eastAsia="Times New Roman" w:hAnsi="Times New Roman"/>
+          <w:sz w:val="28"/>
+          <w:szCs w:val="28"/>
+          <w:lang w:eastAsia="ru-RU"/>
+        </w:rPr>
+        <w:t>тности.</w:t>
       </w:r>
     </w:p>
     <w:p>
@@ -4138,7 +4824,25 @@
           <w:szCs w:val="28"/>
           <w:lang w:eastAsia="ru-RU"/>
         </w:rPr>
-        <w:t>Таким образом, разработка приложения базы данных для службы доставки посылок является обоснованной и необходимой для повышения эффективности её деятельности.</w:t>
+        <w:t>Таким образом, разработка приложения базы данных для службы доставки посылок является обоснованной и необходимой для повышения эффективности е</w:t>
+      </w:r>
+      <w:r>
+        <w:rPr>
+          <w:rFonts w:ascii="Times New Roman" w:eastAsia="Times New Roman" w:hAnsi="Times New Roman"/>
+          <w:sz w:val="28"/>
+          <w:szCs w:val="28"/>
+          <w:lang w:eastAsia="ru-RU"/>
+        </w:rPr>
+        <w:t>е</w:t>
+      </w:r>
+      <w:r>
+        <w:rPr>
+          <w:rFonts w:ascii="Times New Roman" w:eastAsia="Times New Roman" w:hAnsi="Times New Roman"/>
+          <w:sz w:val="28"/>
+          <w:szCs w:val="28"/>
+          <w:lang w:eastAsia="ru-RU"/>
+        </w:rPr>
+        <w:t xml:space="preserve"> деятельности.</w:t>
       </w:r>
     </w:p>
     <w:p>
@@ -4193,7 +4897,7 @@
           <w:lang w:eastAsia="ru-RU"/>
         </w:rPr>
       </w:pPr>
-      <w:bookmarkStart w:id="5" w:name="_Toc225695061"/>
+      <w:bookmarkStart w:id="6" w:name="_Toc225695061"/>
       <w:r>
         <w:rPr>
           <w:rFonts w:ascii="Times New Roman" w:eastAsia="Times New Roman" w:hAnsi="Times New Roman" w:cs="Times New Roman"/>
@@ -4205,40 +4909,58 @@
         <w:lastRenderedPageBreak/>
         <w:t>Описание бизнес-процессов</w:t>
       </w:r>
-      <w:bookmarkEnd w:id="5"/>
-    </w:p>
-    <w:p>
-      <w:pPr>
-        <w:spacing w:after="0" w:line="360" w:lineRule="auto"/>
-        <w:jc w:val="both"/>
-        <w:rPr>
-          <w:rFonts w:ascii="Times New Roman" w:eastAsia="Times New Roman" w:hAnsi="Times New Roman"/>
-          <w:sz w:val="28"/>
-          <w:szCs w:val="28"/>
-          <w:lang w:eastAsia="ru-RU"/>
-        </w:rPr>
-      </w:pPr>
-    </w:p>
-    <w:p>
-      <w:pPr>
-        <w:spacing w:after="0" w:line="360" w:lineRule="auto"/>
-        <w:ind w:firstLine="709"/>
-        <w:jc w:val="both"/>
-        <w:rPr>
-          <w:rFonts w:ascii="Times New Roman" w:eastAsia="Times New Roman" w:hAnsi="Times New Roman"/>
-          <w:sz w:val="28"/>
-          <w:szCs w:val="28"/>
-          <w:lang w:eastAsia="ru-RU"/>
-        </w:rPr>
-      </w:pPr>
-      <w:r>
-        <w:rPr>
-          <w:rFonts w:ascii="Times New Roman" w:eastAsia="Times New Roman" w:hAnsi="Times New Roman"/>
-          <w:sz w:val="28"/>
-          <w:szCs w:val="28"/>
-          <w:lang w:eastAsia="ru-RU"/>
-        </w:rPr>
-        <w:t>Бизнес-процессы рассматриваются с точки зрения сотрудников службы доставки, взаимодействующих с клиентами и системой: операторов пунктов приёма/выдачи, курьеров и администраторов. Каждый процесс состоит из набора взаимосвязанных процедур, направленных на предоставление услуг клиентам и обеспечение эффективной работы организации.</w:t>
+      <w:bookmarkEnd w:id="6"/>
+    </w:p>
+    <w:p>
+      <w:pPr>
+        <w:spacing w:after="0" w:line="360" w:lineRule="auto"/>
+        <w:jc w:val="both"/>
+        <w:rPr>
+          <w:rFonts w:ascii="Times New Roman" w:eastAsia="Times New Roman" w:hAnsi="Times New Roman"/>
+          <w:sz w:val="28"/>
+          <w:szCs w:val="28"/>
+          <w:lang w:eastAsia="ru-RU"/>
+        </w:rPr>
+      </w:pPr>
+    </w:p>
+    <w:p>
+      <w:pPr>
+        <w:spacing w:after="0" w:line="360" w:lineRule="auto"/>
+        <w:ind w:firstLine="709"/>
+        <w:jc w:val="both"/>
+        <w:rPr>
+          <w:rFonts w:ascii="Times New Roman" w:eastAsia="Times New Roman" w:hAnsi="Times New Roman"/>
+          <w:sz w:val="28"/>
+          <w:szCs w:val="28"/>
+          <w:lang w:eastAsia="ru-RU"/>
+        </w:rPr>
+      </w:pPr>
+      <w:r>
+        <w:rPr>
+          <w:rFonts w:ascii="Times New Roman" w:eastAsia="Times New Roman" w:hAnsi="Times New Roman"/>
+          <w:sz w:val="28"/>
+          <w:szCs w:val="28"/>
+          <w:lang w:eastAsia="ru-RU"/>
+        </w:rPr>
+        <w:t>Бизнес-процессы рассматриваются с точки зрения сотрудников службы доставки, взаимодействующих с клиентами и системой: операторов пунктов при</w:t>
+      </w:r>
+      <w:r>
+        <w:rPr>
+          <w:rFonts w:ascii="Times New Roman" w:eastAsia="Times New Roman" w:hAnsi="Times New Roman"/>
+          <w:sz w:val="28"/>
+          <w:szCs w:val="28"/>
+          <w:lang w:eastAsia="ru-RU"/>
+        </w:rPr>
+        <w:t>е</w:t>
+      </w:r>
+      <w:r>
+        <w:rPr>
+          <w:rFonts w:ascii="Times New Roman" w:eastAsia="Times New Roman" w:hAnsi="Times New Roman"/>
+          <w:sz w:val="28"/>
+          <w:szCs w:val="28"/>
+          <w:lang w:eastAsia="ru-RU"/>
+        </w:rPr>
+        <w:t>ма/выдачи, курьеров и администраторов. Каждый процесс состоит из набора взаимосвязанных процедур, направленных на предоставление услуг клиентам и обеспечение эффективной работы организации.</w:t>
       </w:r>
     </w:p>
     <w:p>
@@ -4278,7 +5000,25 @@
           <w:szCs w:val="28"/>
           <w:lang w:eastAsia="ru-RU"/>
         </w:rPr>
-        <w:t>Управление клиентами и тарифами. Цель: обеспечить регистрацию клиентов и правильное применение тарифов при расчёте стоимости доставки.</w:t>
+        <w:t>Управление клиентами и тарифами. Цель: обеспечить регистрацию клиентов и правильное применение тарифов при расч</w:t>
+      </w:r>
+      <w:r>
+        <w:rPr>
+          <w:rFonts w:ascii="Times New Roman" w:eastAsia="Times New Roman" w:hAnsi="Times New Roman"/>
+          <w:sz w:val="28"/>
+          <w:szCs w:val="28"/>
+          <w:lang w:eastAsia="ru-RU"/>
+        </w:rPr>
+        <w:t>е</w:t>
+      </w:r>
+      <w:r>
+        <w:rPr>
+          <w:rFonts w:ascii="Times New Roman" w:eastAsia="Times New Roman" w:hAnsi="Times New Roman"/>
+          <w:sz w:val="28"/>
+          <w:szCs w:val="28"/>
+          <w:lang w:eastAsia="ru-RU"/>
+        </w:rPr>
+        <w:t>те стоимости доставки.</w:t>
       </w:r>
     </w:p>
     <w:p>
@@ -4349,7 +5089,25 @@
           <w:szCs w:val="28"/>
           <w:lang w:eastAsia="ru-RU"/>
         </w:rPr>
-        <w:t>Исполнитель: оператор пункта приёма.</w:t>
+        <w:t>Исполнитель: оператор пункта при</w:t>
+      </w:r>
+      <w:r>
+        <w:rPr>
+          <w:rFonts w:ascii="Times New Roman" w:eastAsia="Times New Roman" w:hAnsi="Times New Roman"/>
+          <w:sz w:val="28"/>
+          <w:szCs w:val="28"/>
+          <w:lang w:eastAsia="ru-RU"/>
+        </w:rPr>
+        <w:t>е</w:t>
+      </w:r>
+      <w:r>
+        <w:rPr>
+          <w:rFonts w:ascii="Times New Roman" w:eastAsia="Times New Roman" w:hAnsi="Times New Roman"/>
+          <w:sz w:val="28"/>
+          <w:szCs w:val="28"/>
+          <w:lang w:eastAsia="ru-RU"/>
+        </w:rPr>
+        <w:t>ма.</w:t>
       </w:r>
     </w:p>
     <w:p>
@@ -4478,51 +5236,105 @@
           <w:szCs w:val="28"/>
           <w:lang w:eastAsia="ru-RU"/>
         </w:rPr>
-        <w:t>Расчёт стоимости доставки:</w:t>
-      </w:r>
-    </w:p>
-    <w:p>
-      <w:pPr>
-        <w:spacing w:after="0" w:line="360" w:lineRule="auto"/>
-        <w:ind w:firstLine="709"/>
-        <w:jc w:val="both"/>
-        <w:rPr>
-          <w:rFonts w:ascii="Times New Roman" w:eastAsia="Times New Roman" w:hAnsi="Times New Roman"/>
-          <w:sz w:val="28"/>
-          <w:szCs w:val="28"/>
-          <w:lang w:eastAsia="ru-RU"/>
-        </w:rPr>
-      </w:pPr>
-      <w:r>
-        <w:rPr>
-          <w:rFonts w:ascii="Times New Roman" w:eastAsia="Times New Roman" w:hAnsi="Times New Roman"/>
-          <w:sz w:val="28"/>
-          <w:szCs w:val="28"/>
-          <w:lang w:eastAsia="ru-RU"/>
-        </w:rPr>
-        <w:t>Исполнитель: оператор пункта приёма или система автоматически.</w:t>
-      </w:r>
-    </w:p>
-    <w:p>
-      <w:pPr>
-        <w:spacing w:after="0" w:line="360" w:lineRule="auto"/>
-        <w:ind w:firstLine="709"/>
-        <w:jc w:val="both"/>
-        <w:rPr>
-          <w:rFonts w:ascii="Times New Roman" w:eastAsia="Times New Roman" w:hAnsi="Times New Roman"/>
-          <w:sz w:val="28"/>
-          <w:szCs w:val="28"/>
-          <w:lang w:eastAsia="ru-RU"/>
-        </w:rPr>
-      </w:pPr>
-      <w:r>
-        <w:rPr>
-          <w:rFonts w:ascii="Times New Roman" w:eastAsia="Times New Roman" w:hAnsi="Times New Roman"/>
-          <w:sz w:val="28"/>
-          <w:szCs w:val="28"/>
-          <w:lang w:eastAsia="ru-RU"/>
-        </w:rPr>
-        <w:t>Действия: определение итоговой стоимости на основе тарифов (вес, объём, ценность, дополнительные услуги).</w:t>
+        <w:t>Расч</w:t>
+      </w:r>
+      <w:r>
+        <w:rPr>
+          <w:rFonts w:ascii="Times New Roman" w:eastAsia="Times New Roman" w:hAnsi="Times New Roman"/>
+          <w:sz w:val="28"/>
+          <w:szCs w:val="28"/>
+          <w:lang w:eastAsia="ru-RU"/>
+        </w:rPr>
+        <w:t>е</w:t>
+      </w:r>
+      <w:r>
+        <w:rPr>
+          <w:rFonts w:ascii="Times New Roman" w:eastAsia="Times New Roman" w:hAnsi="Times New Roman"/>
+          <w:sz w:val="28"/>
+          <w:szCs w:val="28"/>
+          <w:lang w:eastAsia="ru-RU"/>
+        </w:rPr>
+        <w:t>т стоимости доставки:</w:t>
+      </w:r>
+    </w:p>
+    <w:p>
+      <w:pPr>
+        <w:spacing w:after="0" w:line="360" w:lineRule="auto"/>
+        <w:ind w:firstLine="709"/>
+        <w:jc w:val="both"/>
+        <w:rPr>
+          <w:rFonts w:ascii="Times New Roman" w:eastAsia="Times New Roman" w:hAnsi="Times New Roman"/>
+          <w:sz w:val="28"/>
+          <w:szCs w:val="28"/>
+          <w:lang w:eastAsia="ru-RU"/>
+        </w:rPr>
+      </w:pPr>
+      <w:r>
+        <w:rPr>
+          <w:rFonts w:ascii="Times New Roman" w:eastAsia="Times New Roman" w:hAnsi="Times New Roman"/>
+          <w:sz w:val="28"/>
+          <w:szCs w:val="28"/>
+          <w:lang w:eastAsia="ru-RU"/>
+        </w:rPr>
+        <w:t>Исполнитель: оператор пункта при</w:t>
+      </w:r>
+      <w:r>
+        <w:rPr>
+          <w:rFonts w:ascii="Times New Roman" w:eastAsia="Times New Roman" w:hAnsi="Times New Roman"/>
+          <w:sz w:val="28"/>
+          <w:szCs w:val="28"/>
+          <w:lang w:eastAsia="ru-RU"/>
+        </w:rPr>
+        <w:t>е</w:t>
+      </w:r>
+      <w:r>
+        <w:rPr>
+          <w:rFonts w:ascii="Times New Roman" w:eastAsia="Times New Roman" w:hAnsi="Times New Roman"/>
+          <w:sz w:val="28"/>
+          <w:szCs w:val="28"/>
+          <w:lang w:eastAsia="ru-RU"/>
+        </w:rPr>
+        <w:t>ма или система автоматически.</w:t>
+      </w:r>
+    </w:p>
+    <w:p>
+      <w:pPr>
+        <w:spacing w:after="0" w:line="360" w:lineRule="auto"/>
+        <w:ind w:firstLine="709"/>
+        <w:jc w:val="both"/>
+        <w:rPr>
+          <w:rFonts w:ascii="Times New Roman" w:eastAsia="Times New Roman" w:hAnsi="Times New Roman"/>
+          <w:sz w:val="28"/>
+          <w:szCs w:val="28"/>
+          <w:lang w:eastAsia="ru-RU"/>
+        </w:rPr>
+      </w:pPr>
+      <w:r>
+        <w:rPr>
+          <w:rFonts w:ascii="Times New Roman" w:eastAsia="Times New Roman" w:hAnsi="Times New Roman"/>
+          <w:sz w:val="28"/>
+          <w:szCs w:val="28"/>
+          <w:lang w:eastAsia="ru-RU"/>
+        </w:rPr>
+        <w:t>Действия: определение итоговой стоимости на основе тарифов (вес, объ</w:t>
+      </w:r>
+      <w:r>
+        <w:rPr>
+          <w:rFonts w:ascii="Times New Roman" w:eastAsia="Times New Roman" w:hAnsi="Times New Roman"/>
+          <w:sz w:val="28"/>
+          <w:szCs w:val="28"/>
+          <w:lang w:eastAsia="ru-RU"/>
+        </w:rPr>
+        <w:t>е</w:t>
+      </w:r>
+      <w:r>
+        <w:rPr>
+          <w:rFonts w:ascii="Times New Roman" w:eastAsia="Times New Roman" w:hAnsi="Times New Roman"/>
+          <w:sz w:val="28"/>
+          <w:szCs w:val="28"/>
+          <w:lang w:eastAsia="ru-RU"/>
+        </w:rPr>
+        <w:t>м, ценность, дополнительные услуги).</w:t>
       </w:r>
     </w:p>
     <w:p>
@@ -4606,7 +5418,25 @@
           <w:szCs w:val="28"/>
           <w:lang w:eastAsia="ru-RU"/>
         </w:rPr>
-        <w:t>Оформление и регистрация посылок. Цель: корректный учёт отправлений, присвоение уникального идентификатора и подготовка документов.</w:t>
+        <w:t>Оформление и регистрация посылок. Цель: корректный уч</w:t>
+      </w:r>
+      <w:r>
+        <w:rPr>
+          <w:rFonts w:ascii="Times New Roman" w:eastAsia="Times New Roman" w:hAnsi="Times New Roman"/>
+          <w:sz w:val="28"/>
+          <w:szCs w:val="28"/>
+          <w:lang w:eastAsia="ru-RU"/>
+        </w:rPr>
+        <w:t>е</w:t>
+      </w:r>
+      <w:r>
+        <w:rPr>
+          <w:rFonts w:ascii="Times New Roman" w:eastAsia="Times New Roman" w:hAnsi="Times New Roman"/>
+          <w:sz w:val="28"/>
+          <w:szCs w:val="28"/>
+          <w:lang w:eastAsia="ru-RU"/>
+        </w:rPr>
+        <w:t>т отправлений, присвоение уникального идентификатора и подготовка документов.</w:t>
       </w:r>
     </w:p>
     <w:p>
@@ -4655,29 +5485,65 @@
           <w:szCs w:val="28"/>
           <w:lang w:eastAsia="ru-RU"/>
         </w:rPr>
-        <w:t>Приём посылки:</w:t>
-      </w:r>
-    </w:p>
-    <w:p>
-      <w:pPr>
-        <w:spacing w:after="0" w:line="360" w:lineRule="auto"/>
-        <w:ind w:firstLine="709"/>
-        <w:jc w:val="both"/>
-        <w:rPr>
-          <w:rFonts w:ascii="Times New Roman" w:eastAsia="Times New Roman" w:hAnsi="Times New Roman"/>
-          <w:sz w:val="28"/>
-          <w:szCs w:val="28"/>
-          <w:lang w:eastAsia="ru-RU"/>
-        </w:rPr>
-      </w:pPr>
-      <w:r>
-        <w:rPr>
-          <w:rFonts w:ascii="Times New Roman" w:eastAsia="Times New Roman" w:hAnsi="Times New Roman"/>
-          <w:sz w:val="28"/>
-          <w:szCs w:val="28"/>
-          <w:lang w:eastAsia="ru-RU"/>
-        </w:rPr>
-        <w:t>Исполнитель: оператор пункта приёма.</w:t>
+        <w:t>При</w:t>
+      </w:r>
+      <w:r>
+        <w:rPr>
+          <w:rFonts w:ascii="Times New Roman" w:eastAsia="Times New Roman" w:hAnsi="Times New Roman"/>
+          <w:sz w:val="28"/>
+          <w:szCs w:val="28"/>
+          <w:lang w:eastAsia="ru-RU"/>
+        </w:rPr>
+        <w:t>е</w:t>
+      </w:r>
+      <w:r>
+        <w:rPr>
+          <w:rFonts w:ascii="Times New Roman" w:eastAsia="Times New Roman" w:hAnsi="Times New Roman"/>
+          <w:sz w:val="28"/>
+          <w:szCs w:val="28"/>
+          <w:lang w:eastAsia="ru-RU"/>
+        </w:rPr>
+        <w:t>м посылки:</w:t>
+      </w:r>
+    </w:p>
+    <w:p>
+      <w:pPr>
+        <w:spacing w:after="0" w:line="360" w:lineRule="auto"/>
+        <w:ind w:firstLine="709"/>
+        <w:jc w:val="both"/>
+        <w:rPr>
+          <w:rFonts w:ascii="Times New Roman" w:eastAsia="Times New Roman" w:hAnsi="Times New Roman"/>
+          <w:sz w:val="28"/>
+          <w:szCs w:val="28"/>
+          <w:lang w:eastAsia="ru-RU"/>
+        </w:rPr>
+      </w:pPr>
+      <w:r>
+        <w:rPr>
+          <w:rFonts w:ascii="Times New Roman" w:eastAsia="Times New Roman" w:hAnsi="Times New Roman"/>
+          <w:sz w:val="28"/>
+          <w:szCs w:val="28"/>
+          <w:lang w:eastAsia="ru-RU"/>
+        </w:rPr>
+        <w:t>Исполнитель: оператор пункта при</w:t>
+      </w:r>
+      <w:r>
+        <w:rPr>
+          <w:rFonts w:ascii="Times New Roman" w:eastAsia="Times New Roman" w:hAnsi="Times New Roman"/>
+          <w:sz w:val="28"/>
+          <w:szCs w:val="28"/>
+          <w:lang w:eastAsia="ru-RU"/>
+        </w:rPr>
+        <w:t>е</w:t>
+      </w:r>
+      <w:r>
+        <w:rPr>
+          <w:rFonts w:ascii="Times New Roman" w:eastAsia="Times New Roman" w:hAnsi="Times New Roman"/>
+          <w:sz w:val="28"/>
+          <w:szCs w:val="28"/>
+          <w:lang w:eastAsia="ru-RU"/>
+        </w:rPr>
+        <w:t>ма.</w:t>
       </w:r>
     </w:p>
     <w:p>
@@ -4895,7 +5761,25 @@
           <w:szCs w:val="28"/>
           <w:lang w:eastAsia="ru-RU"/>
         </w:rPr>
-        <w:t>Периодичность: при каждом приёме посылки.</w:t>
+        <w:t>Периодичность: при каждом при</w:t>
+      </w:r>
+      <w:r>
+        <w:rPr>
+          <w:rFonts w:ascii="Times New Roman" w:eastAsia="Times New Roman" w:hAnsi="Times New Roman"/>
+          <w:sz w:val="28"/>
+          <w:szCs w:val="28"/>
+          <w:lang w:eastAsia="ru-RU"/>
+        </w:rPr>
+        <w:t>е</w:t>
+      </w:r>
+      <w:r>
+        <w:rPr>
+          <w:rFonts w:ascii="Times New Roman" w:eastAsia="Times New Roman" w:hAnsi="Times New Roman"/>
+          <w:sz w:val="28"/>
+          <w:szCs w:val="28"/>
+          <w:lang w:eastAsia="ru-RU"/>
+        </w:rPr>
+        <w:t>ме посылки.</w:t>
       </w:r>
     </w:p>
     <w:p>
@@ -4922,51 +5806,105 @@
           <w:szCs w:val="28"/>
           <w:lang w:eastAsia="ru-RU"/>
         </w:rPr>
-        <w:t>Фиксация приёма:</w:t>
-      </w:r>
-    </w:p>
-    <w:p>
-      <w:pPr>
-        <w:spacing w:after="0" w:line="360" w:lineRule="auto"/>
-        <w:ind w:firstLine="709"/>
-        <w:jc w:val="both"/>
-        <w:rPr>
-          <w:rFonts w:ascii="Times New Roman" w:eastAsia="Times New Roman" w:hAnsi="Times New Roman"/>
-          <w:sz w:val="28"/>
-          <w:szCs w:val="28"/>
-          <w:lang w:eastAsia="ru-RU"/>
-        </w:rPr>
-      </w:pPr>
-      <w:r>
-        <w:rPr>
-          <w:rFonts w:ascii="Times New Roman" w:eastAsia="Times New Roman" w:hAnsi="Times New Roman"/>
-          <w:sz w:val="28"/>
-          <w:szCs w:val="28"/>
-          <w:lang w:eastAsia="ru-RU"/>
-        </w:rPr>
-        <w:t>Исполнитель: оператор пункта приёма.</w:t>
-      </w:r>
-    </w:p>
-    <w:p>
-      <w:pPr>
-        <w:spacing w:after="0" w:line="360" w:lineRule="auto"/>
-        <w:ind w:firstLine="709"/>
-        <w:jc w:val="both"/>
-        <w:rPr>
-          <w:rFonts w:ascii="Times New Roman" w:eastAsia="Times New Roman" w:hAnsi="Times New Roman"/>
-          <w:sz w:val="28"/>
-          <w:szCs w:val="28"/>
-          <w:lang w:eastAsia="ru-RU"/>
-        </w:rPr>
-      </w:pPr>
-      <w:r>
-        <w:rPr>
-          <w:rFonts w:ascii="Times New Roman" w:eastAsia="Times New Roman" w:hAnsi="Times New Roman"/>
-          <w:sz w:val="28"/>
-          <w:szCs w:val="28"/>
-          <w:lang w:eastAsia="ru-RU"/>
-        </w:rPr>
-        <w:t>Действия: внесение данных о посылке в систему (трек-номер, сотрудник, пункт приёма, дата и время).</w:t>
+        <w:t>Фиксация при</w:t>
+      </w:r>
+      <w:r>
+        <w:rPr>
+          <w:rFonts w:ascii="Times New Roman" w:eastAsia="Times New Roman" w:hAnsi="Times New Roman"/>
+          <w:sz w:val="28"/>
+          <w:szCs w:val="28"/>
+          <w:lang w:eastAsia="ru-RU"/>
+        </w:rPr>
+        <w:t>е</w:t>
+      </w:r>
+      <w:r>
+        <w:rPr>
+          <w:rFonts w:ascii="Times New Roman" w:eastAsia="Times New Roman" w:hAnsi="Times New Roman"/>
+          <w:sz w:val="28"/>
+          <w:szCs w:val="28"/>
+          <w:lang w:eastAsia="ru-RU"/>
+        </w:rPr>
+        <w:t>ма:</w:t>
+      </w:r>
+    </w:p>
+    <w:p>
+      <w:pPr>
+        <w:spacing w:after="0" w:line="360" w:lineRule="auto"/>
+        <w:ind w:firstLine="709"/>
+        <w:jc w:val="both"/>
+        <w:rPr>
+          <w:rFonts w:ascii="Times New Roman" w:eastAsia="Times New Roman" w:hAnsi="Times New Roman"/>
+          <w:sz w:val="28"/>
+          <w:szCs w:val="28"/>
+          <w:lang w:eastAsia="ru-RU"/>
+        </w:rPr>
+      </w:pPr>
+      <w:r>
+        <w:rPr>
+          <w:rFonts w:ascii="Times New Roman" w:eastAsia="Times New Roman" w:hAnsi="Times New Roman"/>
+          <w:sz w:val="28"/>
+          <w:szCs w:val="28"/>
+          <w:lang w:eastAsia="ru-RU"/>
+        </w:rPr>
+        <w:t>Исполнитель: оператор пункта при</w:t>
+      </w:r>
+      <w:r>
+        <w:rPr>
+          <w:rFonts w:ascii="Times New Roman" w:eastAsia="Times New Roman" w:hAnsi="Times New Roman"/>
+          <w:sz w:val="28"/>
+          <w:szCs w:val="28"/>
+          <w:lang w:eastAsia="ru-RU"/>
+        </w:rPr>
+        <w:t>е</w:t>
+      </w:r>
+      <w:r>
+        <w:rPr>
+          <w:rFonts w:ascii="Times New Roman" w:eastAsia="Times New Roman" w:hAnsi="Times New Roman"/>
+          <w:sz w:val="28"/>
+          <w:szCs w:val="28"/>
+          <w:lang w:eastAsia="ru-RU"/>
+        </w:rPr>
+        <w:t>ма.</w:t>
+      </w:r>
+    </w:p>
+    <w:p>
+      <w:pPr>
+        <w:spacing w:after="0" w:line="360" w:lineRule="auto"/>
+        <w:ind w:firstLine="709"/>
+        <w:jc w:val="both"/>
+        <w:rPr>
+          <w:rFonts w:ascii="Times New Roman" w:eastAsia="Times New Roman" w:hAnsi="Times New Roman"/>
+          <w:sz w:val="28"/>
+          <w:szCs w:val="28"/>
+          <w:lang w:eastAsia="ru-RU"/>
+        </w:rPr>
+      </w:pPr>
+      <w:r>
+        <w:rPr>
+          <w:rFonts w:ascii="Times New Roman" w:eastAsia="Times New Roman" w:hAnsi="Times New Roman"/>
+          <w:sz w:val="28"/>
+          <w:szCs w:val="28"/>
+          <w:lang w:eastAsia="ru-RU"/>
+        </w:rPr>
+        <w:t>Действия: внесение данных о посылке в систему (трек-номер, сотрудник, пункт при</w:t>
+      </w:r>
+      <w:r>
+        <w:rPr>
+          <w:rFonts w:ascii="Times New Roman" w:eastAsia="Times New Roman" w:hAnsi="Times New Roman"/>
+          <w:sz w:val="28"/>
+          <w:szCs w:val="28"/>
+          <w:lang w:eastAsia="ru-RU"/>
+        </w:rPr>
+        <w:t>е</w:t>
+      </w:r>
+      <w:r>
+        <w:rPr>
+          <w:rFonts w:ascii="Times New Roman" w:eastAsia="Times New Roman" w:hAnsi="Times New Roman"/>
+          <w:sz w:val="28"/>
+          <w:szCs w:val="28"/>
+          <w:lang w:eastAsia="ru-RU"/>
+        </w:rPr>
+        <w:t>ма, дата и время).</w:t>
       </w:r>
     </w:p>
     <w:p>
@@ -4997,7 +5935,25 @@
           <w:szCs w:val="28"/>
           <w:lang w:eastAsia="ru-RU"/>
         </w:rPr>
-        <w:t>журнал учёта отправлений и накладные</w:t>
+        <w:t>журнал уч</w:t>
+      </w:r>
+      <w:r>
+        <w:rPr>
+          <w:rFonts w:ascii="Times New Roman" w:eastAsia="Times New Roman" w:hAnsi="Times New Roman"/>
+          <w:sz w:val="28"/>
+          <w:szCs w:val="28"/>
+          <w:lang w:eastAsia="ru-RU"/>
+        </w:rPr>
+        <w:t>е</w:t>
+      </w:r>
+      <w:r>
+        <w:rPr>
+          <w:rFonts w:ascii="Times New Roman" w:eastAsia="Times New Roman" w:hAnsi="Times New Roman"/>
+          <w:sz w:val="28"/>
+          <w:szCs w:val="28"/>
+          <w:lang w:eastAsia="ru-RU"/>
+        </w:rPr>
+        <w:t>та отправлений и накладные</w:t>
       </w:r>
       <w:r>
         <w:rPr>
@@ -5028,7 +5984,25 @@
           <w:szCs w:val="28"/>
           <w:lang w:eastAsia="ru-RU"/>
         </w:rPr>
-        <w:t>Периодичность: ежедневно, по мере приёма новых посылок.</w:t>
+        <w:t>Периодичность: ежедневно, по мере при</w:t>
+      </w:r>
+      <w:r>
+        <w:rPr>
+          <w:rFonts w:ascii="Times New Roman" w:eastAsia="Times New Roman" w:hAnsi="Times New Roman"/>
+          <w:sz w:val="28"/>
+          <w:szCs w:val="28"/>
+          <w:lang w:eastAsia="ru-RU"/>
+        </w:rPr>
+        <w:t>е</w:t>
+      </w:r>
+      <w:r>
+        <w:rPr>
+          <w:rFonts w:ascii="Times New Roman" w:eastAsia="Times New Roman" w:hAnsi="Times New Roman"/>
+          <w:sz w:val="28"/>
+          <w:szCs w:val="28"/>
+          <w:lang w:eastAsia="ru-RU"/>
+        </w:rPr>
+        <w:t>ма новых посылок.</w:t>
       </w:r>
     </w:p>
     <w:p>
@@ -5077,7 +6051,25 @@
           <w:szCs w:val="28"/>
           <w:lang w:eastAsia="ru-RU"/>
         </w:rPr>
-        <w:t>приёма и выдачи</w:t>
+        <w:t>при</w:t>
+      </w:r>
+      <w:r>
+        <w:rPr>
+          <w:rFonts w:ascii="Times New Roman" w:eastAsia="Times New Roman" w:hAnsi="Times New Roman"/>
+          <w:sz w:val="28"/>
+          <w:szCs w:val="28"/>
+          <w:lang w:eastAsia="ru-RU"/>
+        </w:rPr>
+        <w:t>е</w:t>
+      </w:r>
+      <w:r>
+        <w:rPr>
+          <w:rFonts w:ascii="Times New Roman" w:eastAsia="Times New Roman" w:hAnsi="Times New Roman"/>
+          <w:sz w:val="28"/>
+          <w:szCs w:val="28"/>
+          <w:lang w:eastAsia="ru-RU"/>
+        </w:rPr>
+        <w:t>ма и выдачи</w:t>
       </w:r>
       <w:r>
         <w:rPr>
@@ -5175,14 +6167,32 @@
           <w:szCs w:val="28"/>
           <w:lang w:eastAsia="ru-RU"/>
         </w:rPr>
-        <w:t>оператор пункта приёма</w:t>
-      </w:r>
-      <w:r>
-        <w:rPr>
-          <w:rFonts w:ascii="Times New Roman" w:eastAsia="Times New Roman" w:hAnsi="Times New Roman"/>
-          <w:sz w:val="28"/>
-          <w:szCs w:val="28"/>
-          <w:lang w:val="en-US" w:eastAsia="ru-RU"/>
+        <w:t>оператор пункта при</w:t>
+      </w:r>
+      <w:r>
+        <w:rPr>
+          <w:rFonts w:ascii="Times New Roman" w:eastAsia="Times New Roman" w:hAnsi="Times New Roman"/>
+          <w:sz w:val="28"/>
+          <w:szCs w:val="28"/>
+          <w:lang w:eastAsia="ru-RU"/>
+        </w:rPr>
+        <w:t>е</w:t>
+      </w:r>
+      <w:r>
+        <w:rPr>
+          <w:rFonts w:ascii="Times New Roman" w:eastAsia="Times New Roman" w:hAnsi="Times New Roman"/>
+          <w:sz w:val="28"/>
+          <w:szCs w:val="28"/>
+          <w:lang w:eastAsia="ru-RU"/>
+        </w:rPr>
+        <w:t>ма</w:t>
+      </w:r>
+      <w:r>
+        <w:rPr>
+          <w:rFonts w:ascii="Times New Roman" w:eastAsia="Times New Roman" w:hAnsi="Times New Roman"/>
+          <w:sz w:val="28"/>
+          <w:szCs w:val="28"/>
+          <w:lang w:eastAsia="ru-RU"/>
         </w:rPr>
         <w:t>/</w:t>
       </w:r>
@@ -5563,7 +6573,25 @@
           <w:szCs w:val="28"/>
           <w:lang w:eastAsia="ru-RU"/>
         </w:rPr>
-        <w:t>Приёмка посылки в пункт выдачи:</w:t>
+        <w:t>При</w:t>
+      </w:r>
+      <w:r>
+        <w:rPr>
+          <w:rFonts w:ascii="Times New Roman" w:eastAsia="Times New Roman" w:hAnsi="Times New Roman"/>
+          <w:sz w:val="28"/>
+          <w:szCs w:val="28"/>
+          <w:lang w:eastAsia="ru-RU"/>
+        </w:rPr>
+        <w:t>е</w:t>
+      </w:r>
+      <w:r>
+        <w:rPr>
+          <w:rFonts w:ascii="Times New Roman" w:eastAsia="Times New Roman" w:hAnsi="Times New Roman"/>
+          <w:sz w:val="28"/>
+          <w:szCs w:val="28"/>
+          <w:lang w:eastAsia="ru-RU"/>
+        </w:rPr>
+        <w:t>мка посылки в пункт выдачи:</w:t>
       </w:r>
     </w:p>
     <w:p>
@@ -5638,7 +6666,25 @@
           <w:szCs w:val="28"/>
           <w:lang w:eastAsia="ru-RU"/>
         </w:rPr>
-        <w:t>накладные, журнал учёта поступивших посылок, уведомления (</w:t>
+        <w:t>накладные, журнал уч</w:t>
+      </w:r>
+      <w:r>
+        <w:rPr>
+          <w:rFonts w:ascii="Times New Roman" w:eastAsia="Times New Roman" w:hAnsi="Times New Roman"/>
+          <w:sz w:val="28"/>
+          <w:szCs w:val="28"/>
+          <w:lang w:eastAsia="ru-RU"/>
+        </w:rPr>
+        <w:t>е</w:t>
+      </w:r>
+      <w:r>
+        <w:rPr>
+          <w:rFonts w:ascii="Times New Roman" w:eastAsia="Times New Roman" w:hAnsi="Times New Roman"/>
+          <w:sz w:val="28"/>
+          <w:szCs w:val="28"/>
+          <w:lang w:eastAsia="ru-RU"/>
+        </w:rPr>
+        <w:t>та поступивших посылок, уведомления (</w:t>
       </w:r>
       <w:r>
         <w:rPr>
@@ -5647,7 +6693,34 @@
           <w:szCs w:val="28"/>
           <w:lang w:val="en-US" w:eastAsia="ru-RU"/>
         </w:rPr>
-        <w:t>e-mail).</w:t>
+        <w:t>e</w:t>
+      </w:r>
+      <w:r>
+        <w:rPr>
+          <w:rFonts w:ascii="Times New Roman" w:eastAsia="Times New Roman" w:hAnsi="Times New Roman"/>
+          <w:sz w:val="28"/>
+          <w:szCs w:val="28"/>
+          <w:lang w:eastAsia="ru-RU"/>
+        </w:rPr>
+        <w:t>-</w:t>
+      </w:r>
+      <w:r>
+        <w:rPr>
+          <w:rFonts w:ascii="Times New Roman" w:eastAsia="Times New Roman" w:hAnsi="Times New Roman"/>
+          <w:sz w:val="28"/>
+          <w:szCs w:val="28"/>
+          <w:lang w:val="en-US" w:eastAsia="ru-RU"/>
+        </w:rPr>
+        <w:t>mail</w:t>
+      </w:r>
+      <w:r>
+        <w:rPr>
+          <w:rFonts w:ascii="Times New Roman" w:eastAsia="Times New Roman" w:hAnsi="Times New Roman"/>
+          <w:sz w:val="28"/>
+          <w:szCs w:val="28"/>
+          <w:lang w:eastAsia="ru-RU"/>
+        </w:rPr>
+        <w:t>).</w:t>
       </w:r>
     </w:p>
     <w:p>
@@ -5904,7 +6977,25 @@
           <w:szCs w:val="28"/>
           <w:lang w:eastAsia="ru-RU"/>
         </w:rPr>
-        <w:t>личная журнал учёта отправлений.</w:t>
+        <w:t>личная журнал уч</w:t>
+      </w:r>
+      <w:r>
+        <w:rPr>
+          <w:rFonts w:ascii="Times New Roman" w:eastAsia="Times New Roman" w:hAnsi="Times New Roman"/>
+          <w:sz w:val="28"/>
+          <w:szCs w:val="28"/>
+          <w:lang w:eastAsia="ru-RU"/>
+        </w:rPr>
+        <w:t>е</w:t>
+      </w:r>
+      <w:r>
+        <w:rPr>
+          <w:rFonts w:ascii="Times New Roman" w:eastAsia="Times New Roman" w:hAnsi="Times New Roman"/>
+          <w:sz w:val="28"/>
+          <w:szCs w:val="28"/>
+          <w:lang w:eastAsia="ru-RU"/>
+        </w:rPr>
+        <w:t>та отправлений.</w:t>
       </w:r>
     </w:p>
     <w:p>
@@ -6167,7 +7258,25 @@
           <w:szCs w:val="28"/>
           <w:lang w:eastAsia="ru-RU"/>
         </w:rPr>
-        <w:t>Управление пунктами выдачи и приёма:</w:t>
+        <w:t>Управление пунктами выдачи и при</w:t>
+      </w:r>
+      <w:r>
+        <w:rPr>
+          <w:rFonts w:ascii="Times New Roman" w:eastAsia="Times New Roman" w:hAnsi="Times New Roman"/>
+          <w:sz w:val="28"/>
+          <w:szCs w:val="28"/>
+          <w:lang w:eastAsia="ru-RU"/>
+        </w:rPr>
+        <w:t>е</w:t>
+      </w:r>
+      <w:r>
+        <w:rPr>
+          <w:rFonts w:ascii="Times New Roman" w:eastAsia="Times New Roman" w:hAnsi="Times New Roman"/>
+          <w:sz w:val="28"/>
+          <w:szCs w:val="28"/>
+          <w:lang w:eastAsia="ru-RU"/>
+        </w:rPr>
+        <w:t>ма:</w:t>
       </w:r>
     </w:p>
     <w:p>
@@ -6344,29 +7453,65 @@
           <w:szCs w:val="28"/>
           <w:lang w:eastAsia="ru-RU"/>
         </w:rPr>
-        <w:t>Действия: корректировка ставок за вес, объём и дополнительные услуги.</w:t>
-      </w:r>
-    </w:p>
-    <w:p>
-      <w:pPr>
-        <w:spacing w:after="0" w:line="360" w:lineRule="auto"/>
-        <w:ind w:firstLine="709"/>
-        <w:jc w:val="both"/>
-        <w:rPr>
-          <w:rFonts w:ascii="Times New Roman" w:eastAsia="Times New Roman" w:hAnsi="Times New Roman"/>
-          <w:sz w:val="28"/>
-          <w:szCs w:val="28"/>
-          <w:lang w:eastAsia="ru-RU"/>
-        </w:rPr>
-      </w:pPr>
-      <w:r>
-        <w:rPr>
-          <w:rFonts w:ascii="Times New Roman" w:eastAsia="Times New Roman" w:hAnsi="Times New Roman"/>
-          <w:sz w:val="28"/>
-          <w:szCs w:val="28"/>
-          <w:lang w:eastAsia="ru-RU"/>
-        </w:rPr>
-        <w:t>Документы и источники: тарифные справочники, система расчёта стоимости.</w:t>
+        <w:t>Действия: корректировка ставок за вес, объ</w:t>
+      </w:r>
+      <w:r>
+        <w:rPr>
+          <w:rFonts w:ascii="Times New Roman" w:eastAsia="Times New Roman" w:hAnsi="Times New Roman"/>
+          <w:sz w:val="28"/>
+          <w:szCs w:val="28"/>
+          <w:lang w:eastAsia="ru-RU"/>
+        </w:rPr>
+        <w:t>е</w:t>
+      </w:r>
+      <w:r>
+        <w:rPr>
+          <w:rFonts w:ascii="Times New Roman" w:eastAsia="Times New Roman" w:hAnsi="Times New Roman"/>
+          <w:sz w:val="28"/>
+          <w:szCs w:val="28"/>
+          <w:lang w:eastAsia="ru-RU"/>
+        </w:rPr>
+        <w:t>м и дополнительные услуги.</w:t>
+      </w:r>
+    </w:p>
+    <w:p>
+      <w:pPr>
+        <w:spacing w:after="0" w:line="360" w:lineRule="auto"/>
+        <w:ind w:firstLine="709"/>
+        <w:jc w:val="both"/>
+        <w:rPr>
+          <w:rFonts w:ascii="Times New Roman" w:eastAsia="Times New Roman" w:hAnsi="Times New Roman"/>
+          <w:sz w:val="28"/>
+          <w:szCs w:val="28"/>
+          <w:lang w:eastAsia="ru-RU"/>
+        </w:rPr>
+      </w:pPr>
+      <w:r>
+        <w:rPr>
+          <w:rFonts w:ascii="Times New Roman" w:eastAsia="Times New Roman" w:hAnsi="Times New Roman"/>
+          <w:sz w:val="28"/>
+          <w:szCs w:val="28"/>
+          <w:lang w:eastAsia="ru-RU"/>
+        </w:rPr>
+        <w:t>Документы и источники: тарифные справочники, система расч</w:t>
+      </w:r>
+      <w:r>
+        <w:rPr>
+          <w:rFonts w:ascii="Times New Roman" w:eastAsia="Times New Roman" w:hAnsi="Times New Roman"/>
+          <w:sz w:val="28"/>
+          <w:szCs w:val="28"/>
+          <w:lang w:eastAsia="ru-RU"/>
+        </w:rPr>
+        <w:t>е</w:t>
+      </w:r>
+      <w:r>
+        <w:rPr>
+          <w:rFonts w:ascii="Times New Roman" w:eastAsia="Times New Roman" w:hAnsi="Times New Roman"/>
+          <w:sz w:val="28"/>
+          <w:szCs w:val="28"/>
+          <w:lang w:eastAsia="ru-RU"/>
+        </w:rPr>
+        <w:t>та стоимости.</w:t>
       </w:r>
     </w:p>
     <w:p>
@@ -6430,7 +7575,7 @@
           <w:lang w:eastAsia="ru-RU"/>
         </w:rPr>
       </w:pPr>
-      <w:bookmarkStart w:id="6" w:name="_Toc225695062"/>
+      <w:bookmarkStart w:id="7" w:name="_Toc225695062"/>
       <w:r>
         <w:rPr>
           <w:rFonts w:ascii="Times New Roman" w:eastAsia="Times New Roman" w:hAnsi="Times New Roman" w:cs="Times New Roman"/>
@@ -6452,7 +7597,7 @@
         </w:rPr>
         <w:t>информации</w:t>
       </w:r>
-      <w:bookmarkEnd w:id="6"/>
+      <w:bookmarkEnd w:id="7"/>
     </w:p>
     <w:p>
       <w:pPr>
@@ -6540,7 +7685,7 @@
           <w:lang w:eastAsia="ru-RU"/>
         </w:rPr>
       </w:pPr>
-      <w:bookmarkStart w:id="7" w:name="_Toc225695063"/>
+      <w:bookmarkStart w:id="8" w:name="_Toc225695063"/>
       <w:r>
         <w:rPr>
           <w:rFonts w:ascii="Times New Roman" w:eastAsia="Times New Roman" w:hAnsi="Times New Roman" w:cs="Times New Roman"/>
@@ -6552,7 +7697,7 @@
         <w:lastRenderedPageBreak/>
         <w:t>Алгоритмические зависимости</w:t>
       </w:r>
-      <w:bookmarkEnd w:id="7"/>
+      <w:bookmarkEnd w:id="8"/>
     </w:p>
     <w:p>
       <w:pPr>
@@ -6640,7 +7785,7 @@
           <w:lang w:eastAsia="ru-RU"/>
         </w:rPr>
       </w:pPr>
-      <w:bookmarkStart w:id="8" w:name="_Toc225695064"/>
+      <w:bookmarkStart w:id="9" w:name="_Toc225695064"/>
       <w:r>
         <w:rPr>
           <w:rFonts w:ascii="Times New Roman" w:eastAsia="Times New Roman" w:hAnsi="Times New Roman" w:cs="Times New Roman"/>
@@ -6652,7 +7797,7 @@
         <w:lastRenderedPageBreak/>
         <w:t>Бизнес-правила</w:t>
       </w:r>
-      <w:bookmarkEnd w:id="8"/>
+      <w:bookmarkEnd w:id="9"/>
     </w:p>
     <w:p>
       <w:pPr>
@@ -6740,7 +7885,7 @@
           <w:lang w:eastAsia="ru-RU"/>
         </w:rPr>
       </w:pPr>
-      <w:bookmarkStart w:id="9" w:name="_Toc225695065"/>
+      <w:bookmarkStart w:id="10" w:name="_Toc225695065"/>
       <w:r>
         <w:rPr>
           <w:rFonts w:ascii="Times New Roman" w:eastAsia="Times New Roman" w:hAnsi="Times New Roman" w:cs="Times New Roman"/>
@@ -6752,7 +7897,7 @@
         <w:lastRenderedPageBreak/>
         <w:t>Требования заказчика к приложению</w:t>
       </w:r>
-      <w:bookmarkEnd w:id="9"/>
+      <w:bookmarkEnd w:id="10"/>
     </w:p>
     <w:p>
       <w:pPr>
@@ -6846,7 +7991,7 @@
 </file>
 
 <file path=word/endnotes.xml><?xml version="1.0" encoding="utf-8"?>
-<w:endnotes xmlns:wpc="http://schemas.microsoft.com/office/word/2010/wordprocessingCanvas" xmlns:cx="http://schemas.microsoft.com/office/drawing/2014/chartex" xmlns:cx1="http://schemas.microsoft.com/office/drawing/2015/9/8/chartex" xmlns:cx2="http://schemas.microsoft.com/office/drawing/2015/10/21/chartex" xmlns:cx3="http://schemas.microsoft.com/office/drawing/2016/5/9/chartex" xmlns:cx4="http://schemas.microsoft.com/office/drawing/2016/5/10/chartex" xmlns:cx5="http://schemas.microsoft.com/office/drawing/2016/5/11/chartex" xmlns:cx6="http://schemas.microsoft.com/office/drawing/2016/5/12/chartex" xmlns:cx7="http://schemas.microsoft.com/office/drawing/2016/5/13/chartex" xmlns:cx8="http://schemas.microsoft.com/office/drawing/2016/5/14/chartex" xmlns:mc="http://schemas.openxmlformats.org/markup-compatibility/2006" xmlns:aink="http://schemas.microsoft.com/office/drawing/2016/ink" xmlns:am3d="http://schemas.microsoft.com/office/drawing/2017/model3d" xmlns:o="urn:schemas-microsoft-com:office:office" xmlns:r="http://schemas.openxmlformats.org/officeDocument/2006/relationships" xmlns:m="http://schemas.openxmlformats.org/officeDocument/2006/math" xmlns:v="urn:schemas-microsoft-com:vml" xmlns:wp14="http://schemas.microsoft.com/office/word/2010/wordprocessingDrawing" xmlns:wp="http://schemas.openxmlformats.org/drawingml/2006/wordprocessingDrawing" xmlns:w10="urn:schemas-microsoft-com:office:word" xmlns:w="http://schemas.openxmlformats.org/wordprocessingml/2006/main" xmlns:w14="http://schemas.microsoft.com/office/word/2010/wordml" xmlns:w15="http://schemas.microsoft.com/office/word/2012/wordml" xmlns:w16cex="http://schemas.microsoft.com/office/word/2018/wordml/cex" xmlns:w16cid="http://schemas.microsoft.com/office/word/2016/wordml/cid" xmlns:w16="http://schemas.microsoft.com/office/word/2018/wordml" xmlns:w16sdtdh="http://schemas.microsoft.com/office/word/2020/wordml/sdtdatahash" xmlns:w16se="http://schemas.microsoft.com/office/word/2015/wordml/symex" xmlns:wpg="http://schemas.microsoft.com/office/word/2010/wordprocessingGroup" xmlns:wpi="http://schemas.microsoft.com/office/word/2010/wordprocessingInk" xmlns:wne="http://schemas.microsoft.com/office/word/2006/wordml" xmlns:wps="http://schemas.microsoft.com/office/word/2010/wordprocessingShape" mc:Ignorable="w14 w15 w16se w16cid w16 w16cex w16sdtdh wp14">
+<w:endnotes xmlns:wpc="http://schemas.microsoft.com/office/word/2010/wordprocessingCanvas" xmlns:cx="http://schemas.microsoft.com/office/drawing/2014/chartex" xmlns:cx1="http://schemas.microsoft.com/office/drawing/2015/9/8/chartex" xmlns:cx2="http://schemas.microsoft.com/office/drawing/2015/10/21/chartex" xmlns:cx3="http://schemas.microsoft.com/office/drawing/2016/5/9/chartex" xmlns:cx4="http://schemas.microsoft.com/office/drawing/2016/5/10/chartex" xmlns:cx5="http://schemas.microsoft.com/office/drawing/2016/5/11/chartex" xmlns:cx6="http://schemas.microsoft.com/office/drawing/2016/5/12/chartex" xmlns:cx7="http://schemas.microsoft.com/office/drawing/2016/5/13/chartex" xmlns:cx8="http://schemas.microsoft.com/office/drawing/2016/5/14/chartex" xmlns:mc="http://schemas.openxmlformats.org/markup-compatibility/2006" xmlns:aink="http://schemas.microsoft.com/office/drawing/2016/ink" xmlns:am3d="http://schemas.microsoft.com/office/drawing/2017/model3d" xmlns:o="urn:schemas-microsoft-com:office:office" xmlns:r="http://schemas.openxmlformats.org/officeDocument/2006/relationships" xmlns:m="http://schemas.openxmlformats.org/officeDocument/2006/math" xmlns:v="urn:schemas-microsoft-com:vml" xmlns:wp14="http://schemas.microsoft.com/office/word/2010/wordprocessingDrawing" xmlns:wp="http://schemas.openxmlformats.org/drawingml/2006/wordprocessingDrawing" xmlns:w10="urn:schemas-microsoft-com:office:word" xmlns:w="http://schemas.openxmlformats.org/wordprocessingml/2006/main" xmlns:w14="http://schemas.microsoft.com/office/word/2010/wordml" xmlns:w15="http://schemas.microsoft.com/office/word/2012/wordml" xmlns:w16cid="http://schemas.microsoft.com/office/word/2016/wordml/cid" xmlns:w16se="http://schemas.microsoft.com/office/word/2015/wordml/symex" xmlns:wpg="http://schemas.microsoft.com/office/word/2010/wordprocessingGroup" xmlns:wpi="http://schemas.microsoft.com/office/word/2010/wordprocessingInk" xmlns:wne="http://schemas.microsoft.com/office/word/2006/wordml" xmlns:wps="http://schemas.microsoft.com/office/word/2010/wordprocessingShape" mc:Ignorable="w14 w15 w16se w16cid wp14">
   <w:endnote w:type="separator" w:id="-1">
     <w:p>
       <w:pPr>
@@ -6871,7 +8016,7 @@
 </file>
 
 <file path=word/footnotes.xml><?xml version="1.0" encoding="utf-8"?>
-<w:footnotes xmlns:wpc="http://schemas.microsoft.com/office/word/2010/wordprocessingCanvas" xmlns:cx="http://schemas.microsoft.com/office/drawing/2014/chartex" xmlns:cx1="http://schemas.microsoft.com/office/drawing/2015/9/8/chartex" xmlns:cx2="http://schemas.microsoft.com/office/drawing/2015/10/21/chartex" xmlns:cx3="http://schemas.microsoft.com/office/drawing/2016/5/9/chartex" xmlns:cx4="http://schemas.microsoft.com/office/drawing/2016/5/10/chartex" xmlns:cx5="http://schemas.microsoft.com/office/drawing/2016/5/11/chartex" xmlns:cx6="http://schemas.microsoft.com/office/drawing/2016/5/12/chartex" xmlns:cx7="http://schemas.microsoft.com/office/drawing/2016/5/13/chartex" xmlns:cx8="http://schemas.microsoft.com/office/drawing/2016/5/14/chartex" xmlns:mc="http://schemas.openxmlformats.org/markup-compatibility/2006" xmlns:aink="http://schemas.microsoft.com/office/drawing/2016/ink" xmlns:am3d="http://schemas.microsoft.com/office/drawing/2017/model3d" xmlns:o="urn:schemas-microsoft-com:office:office" xmlns:r="http://schemas.openxmlformats.org/officeDocument/2006/relationships" xmlns:m="http://schemas.openxmlformats.org/officeDocument/2006/math" xmlns:v="urn:schemas-microsoft-com:vml" xmlns:wp14="http://schemas.microsoft.com/office/word/2010/wordprocessingDrawing" xmlns:wp="http://schemas.openxmlformats.org/drawingml/2006/wordprocessingDrawing" xmlns:w10="urn:schemas-microsoft-com:office:word" xmlns:w="http://schemas.openxmlformats.org/wordprocessingml/2006/main" xmlns:w14="http://schemas.microsoft.com/office/word/2010/wordml" xmlns:w15="http://schemas.microsoft.com/office/word/2012/wordml" xmlns:w16cex="http://schemas.microsoft.com/office/word/2018/wordml/cex" xmlns:w16cid="http://schemas.microsoft.com/office/word/2016/wordml/cid" xmlns:w16="http://schemas.microsoft.com/office/word/2018/wordml" xmlns:w16sdtdh="http://schemas.microsoft.com/office/word/2020/wordml/sdtdatahash" xmlns:w16se="http://schemas.microsoft.com/office/word/2015/wordml/symex" xmlns:wpg="http://schemas.microsoft.com/office/word/2010/wordprocessingGroup" xmlns:wpi="http://schemas.microsoft.com/office/word/2010/wordprocessingInk" xmlns:wne="http://schemas.microsoft.com/office/word/2006/wordml" xmlns:wps="http://schemas.microsoft.com/office/word/2010/wordprocessingShape" mc:Ignorable="w14 w15 w16se w16cid w16 w16cex w16sdtdh wp14">
+<w:footnotes xmlns:wpc="http://schemas.microsoft.com/office/word/2010/wordprocessingCanvas" xmlns:cx="http://schemas.microsoft.com/office/drawing/2014/chartex" xmlns:cx1="http://schemas.microsoft.com/office/drawing/2015/9/8/chartex" xmlns:cx2="http://schemas.microsoft.com/office/drawing/2015/10/21/chartex" xmlns:cx3="http://schemas.microsoft.com/office/drawing/2016/5/9/chartex" xmlns:cx4="http://schemas.microsoft.com/office/drawing/2016/5/10/chartex" xmlns:cx5="http://schemas.microsoft.com/office/drawing/2016/5/11/chartex" xmlns:cx6="http://schemas.microsoft.com/office/drawing/2016/5/12/chartex" xmlns:cx7="http://schemas.microsoft.com/office/drawing/2016/5/13/chartex" xmlns:cx8="http://schemas.microsoft.com/office/drawing/2016/5/14/chartex" xmlns:mc="http://schemas.openxmlformats.org/markup-compatibility/2006" xmlns:aink="http://schemas.microsoft.com/office/drawing/2016/ink" xmlns:am3d="http://schemas.microsoft.com/office/drawing/2017/model3d" xmlns:o="urn:schemas-microsoft-com:office:office" xmlns:r="http://schemas.openxmlformats.org/officeDocument/2006/relationships" xmlns:m="http://schemas.openxmlformats.org/officeDocument/2006/math" xmlns:v="urn:schemas-microsoft-com:vml" xmlns:wp14="http://schemas.microsoft.com/office/word/2010/wordprocessingDrawing" xmlns:wp="http://schemas.openxmlformats.org/drawingml/2006/wordprocessingDrawing" xmlns:w10="urn:schemas-microsoft-com:office:word" xmlns:w="http://schemas.openxmlformats.org/wordprocessingml/2006/main" xmlns:w14="http://schemas.microsoft.com/office/word/2010/wordml" xmlns:w15="http://schemas.microsoft.com/office/word/2012/wordml" xmlns:w16cid="http://schemas.microsoft.com/office/word/2016/wordml/cid" xmlns:w16se="http://schemas.microsoft.com/office/word/2015/wordml/symex" xmlns:wpg="http://schemas.microsoft.com/office/word/2010/wordprocessingGroup" xmlns:wpi="http://schemas.microsoft.com/office/word/2010/wordprocessingInk" xmlns:wne="http://schemas.microsoft.com/office/word/2006/wordml" xmlns:wps="http://schemas.microsoft.com/office/word/2010/wordprocessingShape" mc:Ignorable="w14 w15 w16se w16cid wp14">
   <w:footnote w:type="separator" w:id="-1">
     <w:p>
       <w:pPr>
@@ -6896,7 +8041,7 @@
 </file>
 
 <file path=word/header1.xml><?xml version="1.0" encoding="utf-8"?>
-<w:hdr xmlns:wpc="http://schemas.microsoft.com/office/word/2010/wordprocessingCanvas" xmlns:cx="http://schemas.microsoft.com/office/drawing/2014/chartex" xmlns:cx1="http://schemas.microsoft.com/office/drawing/2015/9/8/chartex" xmlns:cx2="http://schemas.microsoft.com/office/drawing/2015/10/21/chartex" xmlns:cx3="http://schemas.microsoft.com/office/drawing/2016/5/9/chartex" xmlns:cx4="http://schemas.microsoft.com/office/drawing/2016/5/10/chartex" xmlns:cx5="http://schemas.microsoft.com/office/drawing/2016/5/11/chartex" xmlns:cx6="http://schemas.microsoft.com/office/drawing/2016/5/12/chartex" xmlns:cx7="http://schemas.microsoft.com/office/drawing/2016/5/13/chartex" xmlns:cx8="http://schemas.microsoft.com/office/drawing/2016/5/14/chartex" xmlns:mc="http://schemas.openxmlformats.org/markup-compatibility/2006" xmlns:aink="http://schemas.microsoft.com/office/drawing/2016/ink" xmlns:am3d="http://schemas.microsoft.com/office/drawing/2017/model3d" xmlns:o="urn:schemas-microsoft-com:office:office" xmlns:r="http://schemas.openxmlformats.org/officeDocument/2006/relationships" xmlns:m="http://schemas.openxmlformats.org/officeDocument/2006/math" xmlns:v="urn:schemas-microsoft-com:vml" xmlns:wp14="http://schemas.microsoft.com/office/word/2010/wordprocessingDrawing" xmlns:wp="http://schemas.openxmlformats.org/drawingml/2006/wordprocessingDrawing" xmlns:w10="urn:schemas-microsoft-com:office:word" xmlns:w="http://schemas.openxmlformats.org/wordprocessingml/2006/main" xmlns:w14="http://schemas.microsoft.com/office/word/2010/wordml" xmlns:w15="http://schemas.microsoft.com/office/word/2012/wordml" xmlns:w16cex="http://schemas.microsoft.com/office/word/2018/wordml/cex" xmlns:w16cid="http://schemas.microsoft.com/office/word/2016/wordml/cid" xmlns:w16="http://schemas.microsoft.com/office/word/2018/wordml" xmlns:w16sdtdh="http://schemas.microsoft.com/office/word/2020/wordml/sdtdatahash" xmlns:w16se="http://schemas.microsoft.com/office/word/2015/wordml/symex" xmlns:wpg="http://schemas.microsoft.com/office/word/2010/wordprocessingGroup" xmlns:wpi="http://schemas.microsoft.com/office/word/2010/wordprocessingInk" xmlns:wne="http://schemas.microsoft.com/office/word/2006/wordml" xmlns:wps="http://schemas.microsoft.com/office/word/2010/wordprocessingShape" mc:Ignorable="w14 w15 w16se w16cid w16 w16cex w16sdtdh wp14">
+<w:hdr xmlns:wpc="http://schemas.microsoft.com/office/word/2010/wordprocessingCanvas" xmlns:cx="http://schemas.microsoft.com/office/drawing/2014/chartex" xmlns:cx1="http://schemas.microsoft.com/office/drawing/2015/9/8/chartex" xmlns:cx2="http://schemas.microsoft.com/office/drawing/2015/10/21/chartex" xmlns:cx3="http://schemas.microsoft.com/office/drawing/2016/5/9/chartex" xmlns:cx4="http://schemas.microsoft.com/office/drawing/2016/5/10/chartex" xmlns:cx5="http://schemas.microsoft.com/office/drawing/2016/5/11/chartex" xmlns:cx6="http://schemas.microsoft.com/office/drawing/2016/5/12/chartex" xmlns:cx7="http://schemas.microsoft.com/office/drawing/2016/5/13/chartex" xmlns:cx8="http://schemas.microsoft.com/office/drawing/2016/5/14/chartex" xmlns:mc="http://schemas.openxmlformats.org/markup-compatibility/2006" xmlns:aink="http://schemas.microsoft.com/office/drawing/2016/ink" xmlns:am3d="http://schemas.microsoft.com/office/drawing/2017/model3d" xmlns:o="urn:schemas-microsoft-com:office:office" xmlns:r="http://schemas.openxmlformats.org/officeDocument/2006/relationships" xmlns:m="http://schemas.openxmlformats.org/officeDocument/2006/math" xmlns:v="urn:schemas-microsoft-com:vml" xmlns:wp14="http://schemas.microsoft.com/office/word/2010/wordprocessingDrawing" xmlns:wp="http://schemas.openxmlformats.org/drawingml/2006/wordprocessingDrawing" xmlns:w10="urn:schemas-microsoft-com:office:word" xmlns:w="http://schemas.openxmlformats.org/wordprocessingml/2006/main" xmlns:w14="http://schemas.microsoft.com/office/word/2010/wordml" xmlns:w15="http://schemas.microsoft.com/office/word/2012/wordml" xmlns:w16cid="http://schemas.microsoft.com/office/word/2016/wordml/cid" xmlns:w16se="http://schemas.microsoft.com/office/word/2015/wordml/symex" xmlns:wpg="http://schemas.microsoft.com/office/word/2010/wordprocessingGroup" xmlns:wpi="http://schemas.microsoft.com/office/word/2010/wordprocessingInk" xmlns:wne="http://schemas.microsoft.com/office/word/2006/wordml" xmlns:wps="http://schemas.microsoft.com/office/word/2010/wordprocessingShape" mc:Ignorable="w14 w15 w16se w16cid wp14">
   <w:sdt>
     <w:sdtPr>
       <w:rPr>
@@ -6969,7 +8114,7 @@
 </file>
 
 <file path=word/numbering.xml><?xml version="1.0" encoding="utf-8"?>
-<w:numbering xmlns:wpc="http://schemas.microsoft.com/office/word/2010/wordprocessingCanvas" xmlns:cx="http://schemas.microsoft.com/office/drawing/2014/chartex" xmlns:cx1="http://schemas.microsoft.com/office/drawing/2015/9/8/chartex" xmlns:cx2="http://schemas.microsoft.com/office/drawing/2015/10/21/chartex" xmlns:cx3="http://schemas.microsoft.com/office/drawing/2016/5/9/chartex" xmlns:cx4="http://schemas.microsoft.com/office/drawing/2016/5/10/chartex" xmlns:cx5="http://schemas.microsoft.com/office/drawing/2016/5/11/chartex" xmlns:cx6="http://schemas.microsoft.com/office/drawing/2016/5/12/chartex" xmlns:cx7="http://schemas.microsoft.com/office/drawing/2016/5/13/chartex" xmlns:cx8="http://schemas.microsoft.com/office/drawing/2016/5/14/chartex" xmlns:mc="http://schemas.openxmlformats.org/markup-compatibility/2006" xmlns:aink="http://schemas.microsoft.com/office/drawing/2016/ink" xmlns:am3d="http://schemas.microsoft.com/office/drawing/2017/model3d" xmlns:o="urn:schemas-microsoft-com:office:office" xmlns:r="http://schemas.openxmlformats.org/officeDocument/2006/relationships" xmlns:m="http://schemas.openxmlformats.org/officeDocument/2006/math" xmlns:v="urn:schemas-microsoft-com:vml" xmlns:wp14="http://schemas.microsoft.com/office/word/2010/wordprocessingDrawing" xmlns:wp="http://schemas.openxmlformats.org/drawingml/2006/wordprocessingDrawing" xmlns:w10="urn:schemas-microsoft-com:office:word" xmlns:w="http://schemas.openxmlformats.org/wordprocessingml/2006/main" xmlns:w14="http://schemas.microsoft.com/office/word/2010/wordml" xmlns:w15="http://schemas.microsoft.com/office/word/2012/wordml" xmlns:w16cex="http://schemas.microsoft.com/office/word/2018/wordml/cex" xmlns:w16cid="http://schemas.microsoft.com/office/word/2016/wordml/cid" xmlns:w16="http://schemas.microsoft.com/office/word/2018/wordml" xmlns:w16sdtdh="http://schemas.microsoft.com/office/word/2020/wordml/sdtdatahash" xmlns:w16se="http://schemas.microsoft.com/office/word/2015/wordml/symex" xmlns:wpg="http://schemas.microsoft.com/office/word/2010/wordprocessingGroup" xmlns:wpi="http://schemas.microsoft.com/office/word/2010/wordprocessingInk" xmlns:wne="http://schemas.microsoft.com/office/word/2006/wordml" xmlns:wps="http://schemas.microsoft.com/office/word/2010/wordprocessingShape" mc:Ignorable="w14 w15 w16se w16cid w16 w16cex w16sdtdh wp14">
+<w:numbering xmlns:wpc="http://schemas.microsoft.com/office/word/2010/wordprocessingCanvas" xmlns:cx="http://schemas.microsoft.com/office/drawing/2014/chartex" xmlns:cx1="http://schemas.microsoft.com/office/drawing/2015/9/8/chartex" xmlns:cx2="http://schemas.microsoft.com/office/drawing/2015/10/21/chartex" xmlns:cx3="http://schemas.microsoft.com/office/drawing/2016/5/9/chartex" xmlns:cx4="http://schemas.microsoft.com/office/drawing/2016/5/10/chartex" xmlns:cx5="http://schemas.microsoft.com/office/drawing/2016/5/11/chartex" xmlns:cx6="http://schemas.microsoft.com/office/drawing/2016/5/12/chartex" xmlns:cx7="http://schemas.microsoft.com/office/drawing/2016/5/13/chartex" xmlns:cx8="http://schemas.microsoft.com/office/drawing/2016/5/14/chartex" xmlns:mc="http://schemas.openxmlformats.org/markup-compatibility/2006" xmlns:aink="http://schemas.microsoft.com/office/drawing/2016/ink" xmlns:am3d="http://schemas.microsoft.com/office/drawing/2017/model3d" xmlns:o="urn:schemas-microsoft-com:office:office" xmlns:r="http://schemas.openxmlformats.org/officeDocument/2006/relationships" xmlns:m="http://schemas.openxmlformats.org/officeDocument/2006/math" xmlns:v="urn:schemas-microsoft-com:vml" xmlns:wp14="http://schemas.microsoft.com/office/word/2010/wordprocessingDrawing" xmlns:wp="http://schemas.openxmlformats.org/drawingml/2006/wordprocessingDrawing" xmlns:w10="urn:schemas-microsoft-com:office:word" xmlns:w="http://schemas.openxmlformats.org/wordprocessingml/2006/main" xmlns:w14="http://schemas.microsoft.com/office/word/2010/wordml" xmlns:w15="http://schemas.microsoft.com/office/word/2012/wordml" xmlns:w16cid="http://schemas.microsoft.com/office/word/2016/wordml/cid" xmlns:w16se="http://schemas.microsoft.com/office/word/2015/wordml/symex" xmlns:wpg="http://schemas.microsoft.com/office/word/2010/wordprocessingGroup" xmlns:wpi="http://schemas.microsoft.com/office/word/2010/wordprocessingInk" xmlns:wne="http://schemas.microsoft.com/office/word/2006/wordml" xmlns:wps="http://schemas.microsoft.com/office/word/2010/wordprocessingShape" mc:Ignorable="w14 w15 w16se w16cid wp14">
   <w:abstractNum w:abstractNumId="0" w15:restartNumberingAfterBreak="0">
     <w:nsid w:val="310C61A2"/>
     <w:multiLevelType w:val="multilevel"/>
@@ -7619,7 +8764,7 @@
 </file>
 
 <file path=word/styles.xml><?xml version="1.0" encoding="utf-8"?>
-<w:styles xmlns:mc="http://schemas.openxmlformats.org/markup-compatibility/2006" xmlns:r="http://schemas.openxmlformats.org/officeDocument/2006/relationships" xmlns:w="http://schemas.openxmlformats.org/wordprocessingml/2006/main" xmlns:w14="http://schemas.microsoft.com/office/word/2010/wordml" xmlns:w15="http://schemas.microsoft.com/office/word/2012/wordml" xmlns:w16cex="http://schemas.microsoft.com/office/word/2018/wordml/cex" xmlns:w16cid="http://schemas.microsoft.com/office/word/2016/wordml/cid" xmlns:w16="http://schemas.microsoft.com/office/word/2018/wordml" xmlns:w16sdtdh="http://schemas.microsoft.com/office/word/2020/wordml/sdtdatahash" xmlns:w16se="http://schemas.microsoft.com/office/word/2015/wordml/symex" mc:Ignorable="w14 w15 w16se w16cid w16 w16cex w16sdtdh">
+<w:styles xmlns:mc="http://schemas.openxmlformats.org/markup-compatibility/2006" xmlns:r="http://schemas.openxmlformats.org/officeDocument/2006/relationships" xmlns:w="http://schemas.openxmlformats.org/wordprocessingml/2006/main" xmlns:w14="http://schemas.microsoft.com/office/word/2010/wordml" xmlns:w15="http://schemas.microsoft.com/office/word/2012/wordml" xmlns:w16cid="http://schemas.microsoft.com/office/word/2016/wordml/cid" xmlns:w16se="http://schemas.microsoft.com/office/word/2015/wordml/symex" mc:Ignorable="w14 w15 w16se w16cid">
   <w:docDefaults>
     <w:rPrDefault>
       <w:rPr>
@@ -7635,7 +8780,7 @@
       </w:pPr>
     </w:pPrDefault>
   </w:docDefaults>
-  <w:latentStyles w:defLockedState="0" w:defUIPriority="99" w:defSemiHidden="0" w:defUnhideWhenUsed="0" w:defQFormat="0" w:count="376">
+  <w:latentStyles w:defLockedState="0" w:defUIPriority="99" w:defSemiHidden="0" w:defUnhideWhenUsed="0" w:defQFormat="0" w:count="375">
     <w:lsdException w:name="Normal" w:uiPriority="0" w:qFormat="1"/>
     <w:lsdException w:name="heading 1" w:uiPriority="9" w:qFormat="1"/>
     <w:lsdException w:name="heading 2" w:semiHidden="1" w:uiPriority="9" w:unhideWhenUsed="1" w:qFormat="1"/>
@@ -8011,7 +9156,6 @@
     <w:lsdException w:name="Smart Hyperlink" w:semiHidden="1" w:unhideWhenUsed="1"/>
     <w:lsdException w:name="Hashtag" w:semiHidden="1" w:unhideWhenUsed="1"/>
     <w:lsdException w:name="Unresolved Mention" w:semiHidden="1" w:unhideWhenUsed="1"/>
-    <w:lsdException w:name="Smart Link" w:semiHidden="1" w:unhideWhenUsed="1"/>
   </w:latentStyles>
   <w:style w:type="paragraph" w:default="1" w:styleId="a">
     <w:name w:val="Normal"/>
@@ -8573,7 +9717,7 @@
 </file>
 
 <file path=customXml/itemProps1.xml><?xml version="1.0" encoding="utf-8"?>
-<ds:datastoreItem xmlns:ds="http://schemas.openxmlformats.org/officeDocument/2006/customXml" ds:itemID="{28C881C6-CEDB-45E7-AFBB-24973BBC861E}">
+<ds:datastoreItem xmlns:ds="http://schemas.openxmlformats.org/officeDocument/2006/customXml" ds:itemID="{8AC483B8-4EB0-43B1-9384-51E66FF58F55}">
   <ds:schemaRefs>
     <ds:schemaRef ds:uri="http://schemas.openxmlformats.org/officeDocument/2006/bibliography"/>
   </ds:schemaRefs>

--- a/Пояснительная записка.docx
+++ b/Пояснительная записка.docx
@@ -2518,27 +2518,7 @@
           <w:szCs w:val="28"/>
           <w:lang w:eastAsia="ru-RU"/>
         </w:rPr>
-        <w:t>Статус посылки – текущее состояние отправления в процессе доставки (например: «Принята», «В пути», «Готова к выдаче», «Выдана», «</w:t>
-      </w:r>
-      <w:proofErr w:type="spellStart"/>
-      <w:r>
-        <w:rPr>
-          <w:rFonts w:ascii="Times New Roman" w:eastAsia="Times New Roman" w:hAnsi="Times New Roman"/>
-          <w:sz w:val="28"/>
-          <w:szCs w:val="28"/>
-          <w:lang w:eastAsia="ru-RU"/>
-        </w:rPr>
-        <w:t>Невостребована</w:t>
-      </w:r>
-      <w:proofErr w:type="spellEnd"/>
-      <w:r>
-        <w:rPr>
-          <w:rFonts w:ascii="Times New Roman" w:eastAsia="Times New Roman" w:hAnsi="Times New Roman"/>
-          <w:sz w:val="28"/>
-          <w:szCs w:val="28"/>
-          <w:lang w:eastAsia="ru-RU"/>
-        </w:rPr>
-        <w:t>»).</w:t>
+        <w:t>Статус посылки – текущее состояние отправления в процессе доставки (например: «Принята», «В пути», «Готова к выдаче», «Выдана», «Невостребована»).</w:t>
       </w:r>
     </w:p>
     <w:p>
@@ -3353,27 +3333,7 @@
           <w:szCs w:val="28"/>
           <w:lang w:eastAsia="ru-RU"/>
         </w:rPr>
-        <w:t>В качестве объекта разработки рассматривается гипотетическая организация – служба доставки посылок «</w:t>
-      </w:r>
-      <w:proofErr w:type="spellStart"/>
-      <w:r>
-        <w:rPr>
-          <w:rFonts w:ascii="Times New Roman" w:eastAsia="Times New Roman" w:hAnsi="Times New Roman"/>
-          <w:sz w:val="28"/>
-          <w:szCs w:val="28"/>
-          <w:lang w:eastAsia="ru-RU"/>
-        </w:rPr>
-        <w:t>ЭкспрессДоставка</w:t>
-      </w:r>
-      <w:proofErr w:type="spellEnd"/>
-      <w:r>
-        <w:rPr>
-          <w:rFonts w:ascii="Times New Roman" w:eastAsia="Times New Roman" w:hAnsi="Times New Roman"/>
-          <w:sz w:val="28"/>
-          <w:szCs w:val="28"/>
-          <w:lang w:eastAsia="ru-RU"/>
-        </w:rPr>
-        <w:t>», осуществляющая при</w:t>
+        <w:t>В качестве объекта разработки рассматривается гипотетическая организация – служба доставки посылок «ЭкспрессДоставка», осуществляющая при</w:t>
       </w:r>
       <w:r>
         <w:rPr>
@@ -3523,8 +3483,6 @@
         </w:rPr>
         <w:t xml:space="preserve">посылок </w:t>
       </w:r>
-      <w:bookmarkStart w:id="5" w:name="_GoBack"/>
-      <w:bookmarkEnd w:id="5"/>
       <w:r>
         <w:rPr>
           <w:rFonts w:ascii="Times New Roman" w:eastAsia="Times New Roman" w:hAnsi="Times New Roman"/>
@@ -4195,27 +4153,7 @@
           <w:szCs w:val="28"/>
           <w:lang w:eastAsia="ru-RU"/>
         </w:rPr>
-        <w:t>материалы официальных сайтов служб доставки (например, «Почта России», «СДЭК», «</w:t>
-      </w:r>
-      <w:proofErr w:type="spellStart"/>
-      <w:r>
-        <w:rPr>
-          <w:rFonts w:ascii="Times New Roman" w:eastAsia="Times New Roman" w:hAnsi="Times New Roman"/>
-          <w:sz w:val="28"/>
-          <w:szCs w:val="28"/>
-          <w:lang w:eastAsia="ru-RU"/>
-        </w:rPr>
-        <w:t>Boxberry</w:t>
-      </w:r>
-      <w:proofErr w:type="spellEnd"/>
-      <w:r>
-        <w:rPr>
-          <w:rFonts w:ascii="Times New Roman" w:eastAsia="Times New Roman" w:hAnsi="Times New Roman"/>
-          <w:sz w:val="28"/>
-          <w:szCs w:val="28"/>
-          <w:lang w:eastAsia="ru-RU"/>
-        </w:rPr>
-        <w:t>»);</w:t>
+        <w:t>материалы официальных сайтов служб доставки (например, «Почта России», «СДЭК», «Boxberry»);</w:t>
       </w:r>
     </w:p>
     <w:p>
@@ -4897,7 +4835,7 @@
           <w:lang w:eastAsia="ru-RU"/>
         </w:rPr>
       </w:pPr>
-      <w:bookmarkStart w:id="6" w:name="_Toc225695061"/>
+      <w:bookmarkStart w:id="5" w:name="_Toc225695061"/>
       <w:r>
         <w:rPr>
           <w:rFonts w:ascii="Times New Roman" w:eastAsia="Times New Roman" w:hAnsi="Times New Roman" w:cs="Times New Roman"/>
@@ -4909,7 +4847,7 @@
         <w:lastRenderedPageBreak/>
         <w:t>Описание бизнес-процессов</w:t>
       </w:r>
-      <w:bookmarkEnd w:id="6"/>
+      <w:bookmarkEnd w:id="5"/>
     </w:p>
     <w:p>
       <w:pPr>
@@ -6283,16 +6221,7 @@
           <w:szCs w:val="28"/>
           <w:lang w:eastAsia="ru-RU"/>
         </w:rPr>
-        <w:t>накладная</w:t>
-      </w:r>
-      <w:r>
-        <w:rPr>
-          <w:rFonts w:ascii="Times New Roman" w:eastAsia="Times New Roman" w:hAnsi="Times New Roman"/>
-          <w:sz w:val="28"/>
-          <w:szCs w:val="28"/>
-          <w:lang w:eastAsia="ru-RU"/>
-        </w:rPr>
-        <w:t>.</w:t>
+        <w:t>накладная, товарно-транспортная накладная.</w:t>
       </w:r>
     </w:p>
     <w:p>
@@ -6435,7 +6364,7 @@
           <w:szCs w:val="28"/>
           <w:lang w:eastAsia="ru-RU"/>
         </w:rPr>
-        <w:t>накладные, сопроводительные документы (например, товарно-транспортная накладная)</w:t>
+        <w:t>накладная, товарно-транспортная накладная</w:t>
       </w:r>
       <w:r>
         <w:rPr>
@@ -6446,6 +6375,8 @@
         </w:rPr>
         <w:t>.</w:t>
       </w:r>
+      <w:bookmarkStart w:id="6" w:name="_GoBack"/>
+      <w:bookmarkEnd w:id="6"/>
     </w:p>
     <w:p>
       <w:pPr>
@@ -6977,7 +6908,7 @@
           <w:szCs w:val="28"/>
           <w:lang w:eastAsia="ru-RU"/>
         </w:rPr>
-        <w:t>личная журнал уч</w:t>
+        <w:t>журнал уч</w:t>
       </w:r>
       <w:r>
         <w:rPr>
@@ -6995,7 +6926,16 @@
           <w:szCs w:val="28"/>
           <w:lang w:eastAsia="ru-RU"/>
         </w:rPr>
-        <w:t>та отправлений.</w:t>
+        <w:t>та отправлений</w:t>
+      </w:r>
+      <w:r>
+        <w:rPr>
+          <w:rFonts w:ascii="Times New Roman" w:eastAsia="Times New Roman" w:hAnsi="Times New Roman"/>
+          <w:sz w:val="28"/>
+          <w:szCs w:val="28"/>
+          <w:lang w:eastAsia="ru-RU"/>
+        </w:rPr>
+        <w:t>, сведения о сроке хранения.</w:t>
       </w:r>
     </w:p>
     <w:p>
@@ -7360,7 +7300,16 @@
           <w:szCs w:val="28"/>
           <w:lang w:eastAsia="ru-RU"/>
         </w:rPr>
-        <w:t>нормативные документы.</w:t>
+        <w:t>внутренние регламенты организации, графики работы пунктов</w:t>
+      </w:r>
+      <w:r>
+        <w:rPr>
+          <w:rFonts w:ascii="Times New Roman" w:eastAsia="Times New Roman" w:hAnsi="Times New Roman"/>
+          <w:sz w:val="28"/>
+          <w:szCs w:val="28"/>
+          <w:lang w:eastAsia="ru-RU"/>
+        </w:rPr>
+        <w:t>.</w:t>
       </w:r>
     </w:p>
     <w:p>
@@ -7898,6 +7847,104 @@
         <w:t>Требования заказчика к приложению</w:t>
       </w:r>
       <w:bookmarkEnd w:id="10"/>
+    </w:p>
+    <w:p>
+      <w:pPr>
+        <w:spacing w:after="0" w:line="240" w:lineRule="auto"/>
+        <w:jc w:val="both"/>
+        <w:rPr>
+          <w:rFonts w:ascii="Times New Roman" w:eastAsia="Times New Roman" w:hAnsi="Times New Roman"/>
+          <w:sz w:val="28"/>
+          <w:szCs w:val="28"/>
+          <w:lang w:eastAsia="ru-RU"/>
+        </w:rPr>
+      </w:pPr>
+    </w:p>
+    <w:p>
+      <w:pPr>
+        <w:spacing w:after="0" w:line="240" w:lineRule="auto"/>
+        <w:jc w:val="both"/>
+        <w:rPr>
+          <w:rFonts w:ascii="Times New Roman" w:eastAsia="Times New Roman" w:hAnsi="Times New Roman"/>
+          <w:sz w:val="28"/>
+          <w:szCs w:val="28"/>
+          <w:lang w:eastAsia="ru-RU"/>
+        </w:rPr>
+      </w:pPr>
+    </w:p>
+    <w:p>
+      <w:pPr>
+        <w:spacing w:after="0" w:line="240" w:lineRule="auto"/>
+        <w:jc w:val="both"/>
+        <w:rPr>
+          <w:rFonts w:ascii="Times New Roman" w:eastAsia="Times New Roman" w:hAnsi="Times New Roman"/>
+          <w:sz w:val="28"/>
+          <w:szCs w:val="28"/>
+          <w:lang w:eastAsia="ru-RU"/>
+        </w:rPr>
+      </w:pPr>
+    </w:p>
+    <w:p>
+      <w:pPr>
+        <w:spacing w:after="0" w:line="240" w:lineRule="auto"/>
+        <w:jc w:val="both"/>
+        <w:rPr>
+          <w:rFonts w:ascii="Times New Roman" w:eastAsia="Times New Roman" w:hAnsi="Times New Roman"/>
+          <w:sz w:val="28"/>
+          <w:szCs w:val="28"/>
+          <w:lang w:eastAsia="ru-RU"/>
+        </w:rPr>
+      </w:pPr>
+    </w:p>
+    <w:p>
+      <w:pPr>
+        <w:spacing w:after="0" w:line="240" w:lineRule="auto"/>
+        <w:jc w:val="both"/>
+        <w:rPr>
+          <w:rFonts w:ascii="Times New Roman" w:eastAsia="Times New Roman" w:hAnsi="Times New Roman"/>
+          <w:sz w:val="28"/>
+          <w:szCs w:val="28"/>
+          <w:lang w:eastAsia="ru-RU"/>
+        </w:rPr>
+      </w:pPr>
+      <w:r>
+        <w:rPr>
+          <w:rFonts w:ascii="Times New Roman" w:eastAsia="Times New Roman" w:hAnsi="Times New Roman"/>
+          <w:sz w:val="28"/>
+          <w:szCs w:val="28"/>
+          <w:lang w:eastAsia="ru-RU"/>
+        </w:rPr>
+        <w:br w:type="page"/>
+      </w:r>
+    </w:p>
+    <w:p>
+      <w:pPr>
+        <w:pStyle w:val="1"/>
+        <w:spacing w:before="0" w:line="360" w:lineRule="auto"/>
+        <w:jc w:val="center"/>
+        <w:rPr>
+          <w:rFonts w:ascii="Times New Roman" w:eastAsia="Times New Roman" w:hAnsi="Times New Roman" w:cs="Times New Roman"/>
+          <w:b/>
+          <w:bCs/>
+          <w:color w:val="auto"/>
+          <w:sz w:val="28"/>
+          <w:szCs w:val="28"/>
+          <w:lang w:eastAsia="ru-RU"/>
+        </w:rPr>
+      </w:pPr>
+      <w:r>
+        <w:rPr>
+          <w:rFonts w:ascii="Times New Roman" w:eastAsia="Times New Roman" w:hAnsi="Times New Roman" w:cs="Times New Roman"/>
+          <w:b/>
+          <w:bCs/>
+          <w:color w:val="auto"/>
+          <w:sz w:val="28"/>
+          <w:szCs w:val="28"/>
+          <w:lang w:eastAsia="ru-RU"/>
+        </w:rPr>
+        <w:lastRenderedPageBreak/>
+        <w:t>СПИСОК ИСПОЛЬЗОВАННЫХ ИСТОЧНИКОВ</w:t>
+      </w:r>
     </w:p>
     <w:p>
       <w:pPr>
@@ -9414,6 +9461,86 @@
       <w:szCs w:val="24"/>
     </w:rPr>
   </w:style>
+  <w:style w:type="paragraph" w:styleId="aa">
+    <w:name w:val="endnote text"/>
+    <w:basedOn w:val="a"/>
+    <w:link w:val="ab"/>
+    <w:uiPriority w:val="99"/>
+    <w:semiHidden/>
+    <w:unhideWhenUsed/>
+    <w:rsid w:val="00E02250"/>
+    <w:pPr>
+      <w:spacing w:after="0" w:line="240" w:lineRule="auto"/>
+    </w:pPr>
+    <w:rPr>
+      <w:sz w:val="20"/>
+      <w:szCs w:val="20"/>
+    </w:rPr>
+  </w:style>
+  <w:style w:type="character" w:customStyle="1" w:styleId="ab">
+    <w:name w:val="Текст концевой сноски Знак"/>
+    <w:basedOn w:val="a0"/>
+    <w:link w:val="aa"/>
+    <w:uiPriority w:val="99"/>
+    <w:semiHidden/>
+    <w:rsid w:val="00E02250"/>
+    <w:rPr>
+      <w:rFonts w:ascii="Calibri" w:eastAsia="Calibri" w:hAnsi="Calibri" w:cs="Times New Roman"/>
+      <w:sz w:val="20"/>
+      <w:szCs w:val="20"/>
+    </w:rPr>
+  </w:style>
+  <w:style w:type="character" w:styleId="ac">
+    <w:name w:val="endnote reference"/>
+    <w:basedOn w:val="a0"/>
+    <w:uiPriority w:val="99"/>
+    <w:semiHidden/>
+    <w:unhideWhenUsed/>
+    <w:rsid w:val="00E02250"/>
+    <w:rPr>
+      <w:vertAlign w:val="superscript"/>
+    </w:rPr>
+  </w:style>
+  <w:style w:type="paragraph" w:styleId="ad">
+    <w:name w:val="footnote text"/>
+    <w:basedOn w:val="a"/>
+    <w:link w:val="ae"/>
+    <w:uiPriority w:val="99"/>
+    <w:semiHidden/>
+    <w:unhideWhenUsed/>
+    <w:rsid w:val="00E02250"/>
+    <w:pPr>
+      <w:spacing w:after="0" w:line="240" w:lineRule="auto"/>
+    </w:pPr>
+    <w:rPr>
+      <w:sz w:val="20"/>
+      <w:szCs w:val="20"/>
+    </w:rPr>
+  </w:style>
+  <w:style w:type="character" w:customStyle="1" w:styleId="ae">
+    <w:name w:val="Текст сноски Знак"/>
+    <w:basedOn w:val="a0"/>
+    <w:link w:val="ad"/>
+    <w:uiPriority w:val="99"/>
+    <w:semiHidden/>
+    <w:rsid w:val="00E02250"/>
+    <w:rPr>
+      <w:rFonts w:ascii="Calibri" w:eastAsia="Calibri" w:hAnsi="Calibri" w:cs="Times New Roman"/>
+      <w:sz w:val="20"/>
+      <w:szCs w:val="20"/>
+    </w:rPr>
+  </w:style>
+  <w:style w:type="character" w:styleId="af">
+    <w:name w:val="footnote reference"/>
+    <w:basedOn w:val="a0"/>
+    <w:uiPriority w:val="99"/>
+    <w:semiHidden/>
+    <w:unhideWhenUsed/>
+    <w:rsid w:val="00E02250"/>
+    <w:rPr>
+      <w:vertAlign w:val="superscript"/>
+    </w:rPr>
+  </w:style>
 </w:styles>
 </file>
 
@@ -9717,7 +9844,7 @@
 </file>
 
 <file path=customXml/itemProps1.xml><?xml version="1.0" encoding="utf-8"?>
-<ds:datastoreItem xmlns:ds="http://schemas.openxmlformats.org/officeDocument/2006/customXml" ds:itemID="{8AC483B8-4EB0-43B1-9384-51E66FF58F55}">
+<ds:datastoreItem xmlns:ds="http://schemas.openxmlformats.org/officeDocument/2006/customXml" ds:itemID="{4CE0C9B1-14AE-46AD-8A62-24781A2FF5DD}">
   <ds:schemaRefs>
     <ds:schemaRef ds:uri="http://schemas.openxmlformats.org/officeDocument/2006/bibliography"/>
   </ds:schemaRefs>

--- a/Пояснительная записка.docx
+++ b/Пояснительная записка.docx
@@ -1,6 +1,6 @@
 
 <file path=word/document.xml><?xml version="1.0" encoding="utf-8"?>
-<w:document xmlns:wpc="http://schemas.microsoft.com/office/word/2010/wordprocessingCanvas" xmlns:cx="http://schemas.microsoft.com/office/drawing/2014/chartex" xmlns:cx1="http://schemas.microsoft.com/office/drawing/2015/9/8/chartex" xmlns:cx2="http://schemas.microsoft.com/office/drawing/2015/10/21/chartex" xmlns:cx3="http://schemas.microsoft.com/office/drawing/2016/5/9/chartex" xmlns:cx4="http://schemas.microsoft.com/office/drawing/2016/5/10/chartex" xmlns:cx5="http://schemas.microsoft.com/office/drawing/2016/5/11/chartex" xmlns:cx6="http://schemas.microsoft.com/office/drawing/2016/5/12/chartex" xmlns:cx7="http://schemas.microsoft.com/office/drawing/2016/5/13/chartex" xmlns:cx8="http://schemas.microsoft.com/office/drawing/2016/5/14/chartex" xmlns:mc="http://schemas.openxmlformats.org/markup-compatibility/2006" xmlns:aink="http://schemas.microsoft.com/office/drawing/2016/ink" xmlns:am3d="http://schemas.microsoft.com/office/drawing/2017/model3d" xmlns:o="urn:schemas-microsoft-com:office:office" xmlns:r="http://schemas.openxmlformats.org/officeDocument/2006/relationships" xmlns:m="http://schemas.openxmlformats.org/officeDocument/2006/math" xmlns:v="urn:schemas-microsoft-com:vml" xmlns:wp14="http://schemas.microsoft.com/office/word/2010/wordprocessingDrawing" xmlns:wp="http://schemas.openxmlformats.org/drawingml/2006/wordprocessingDrawing" xmlns:w10="urn:schemas-microsoft-com:office:word" xmlns:w="http://schemas.openxmlformats.org/wordprocessingml/2006/main" xmlns:w14="http://schemas.microsoft.com/office/word/2010/wordml" xmlns:w15="http://schemas.microsoft.com/office/word/2012/wordml" xmlns:w16cid="http://schemas.microsoft.com/office/word/2016/wordml/cid" xmlns:w16se="http://schemas.microsoft.com/office/word/2015/wordml/symex" xmlns:wpg="http://schemas.microsoft.com/office/word/2010/wordprocessingGroup" xmlns:wpi="http://schemas.microsoft.com/office/word/2010/wordprocessingInk" xmlns:wne="http://schemas.microsoft.com/office/word/2006/wordml" xmlns:wps="http://schemas.microsoft.com/office/word/2010/wordprocessingShape" mc:Ignorable="w14 w15 w16se w16cid wp14">
+<w:document xmlns:wpc="http://schemas.microsoft.com/office/word/2010/wordprocessingCanvas" xmlns:cx="http://schemas.microsoft.com/office/drawing/2014/chartex" xmlns:cx1="http://schemas.microsoft.com/office/drawing/2015/9/8/chartex" xmlns:cx2="http://schemas.microsoft.com/office/drawing/2015/10/21/chartex" xmlns:cx3="http://schemas.microsoft.com/office/drawing/2016/5/9/chartex" xmlns:cx4="http://schemas.microsoft.com/office/drawing/2016/5/10/chartex" xmlns:cx5="http://schemas.microsoft.com/office/drawing/2016/5/11/chartex" xmlns:cx6="http://schemas.microsoft.com/office/drawing/2016/5/12/chartex" xmlns:cx7="http://schemas.microsoft.com/office/drawing/2016/5/13/chartex" xmlns:cx8="http://schemas.microsoft.com/office/drawing/2016/5/14/chartex" xmlns:mc="http://schemas.openxmlformats.org/markup-compatibility/2006" xmlns:aink="http://schemas.microsoft.com/office/drawing/2016/ink" xmlns:am3d="http://schemas.microsoft.com/office/drawing/2017/model3d" xmlns:o="urn:schemas-microsoft-com:office:office" xmlns:r="http://schemas.openxmlformats.org/officeDocument/2006/relationships" xmlns:m="http://schemas.openxmlformats.org/officeDocument/2006/math" xmlns:v="urn:schemas-microsoft-com:vml" xmlns:wp14="http://schemas.microsoft.com/office/word/2010/wordprocessingDrawing" xmlns:wp="http://schemas.openxmlformats.org/drawingml/2006/wordprocessingDrawing" xmlns:w10="urn:schemas-microsoft-com:office:word" xmlns:w="http://schemas.openxmlformats.org/wordprocessingml/2006/main" xmlns:w14="http://schemas.microsoft.com/office/word/2010/wordml" xmlns:w15="http://schemas.microsoft.com/office/word/2012/wordml" xmlns:w16cex="http://schemas.microsoft.com/office/word/2018/wordml/cex" xmlns:w16cid="http://schemas.microsoft.com/office/word/2016/wordml/cid" xmlns:w16="http://schemas.microsoft.com/office/word/2018/wordml" xmlns:w16sdtdh="http://schemas.microsoft.com/office/word/2020/wordml/sdtdatahash" xmlns:w16se="http://schemas.microsoft.com/office/word/2015/wordml/symex" xmlns:wpg="http://schemas.microsoft.com/office/word/2010/wordprocessingGroup" xmlns:wpi="http://schemas.microsoft.com/office/word/2010/wordprocessingInk" xmlns:wne="http://schemas.microsoft.com/office/word/2006/wordml" xmlns:wps="http://schemas.microsoft.com/office/word/2010/wordprocessingShape" mc:Ignorable="w14 w15 w16se w16cid w16 w16cex w16sdtdh wp14">
   <w:body>
     <w:p>
       <w:pPr>
@@ -566,11 +566,13 @@
               <w:tab w:val="right" w:leader="dot" w:pos="9486"/>
             </w:tabs>
             <w:spacing w:after="0" w:line="360" w:lineRule="auto"/>
+            <w:jc w:val="both"/>
             <w:rPr>
-              <w:rFonts w:ascii="Times New Roman" w:hAnsi="Times New Roman"/>
+              <w:rFonts w:ascii="Times New Roman" w:eastAsiaTheme="minorEastAsia" w:hAnsi="Times New Roman"/>
               <w:noProof/>
               <w:sz w:val="28"/>
               <w:szCs w:val="28"/>
+              <w:lang w:eastAsia="ru-RU"/>
             </w:rPr>
           </w:pPr>
           <w:r>
@@ -597,7 +599,7 @@
             </w:rPr>
             <w:fldChar w:fldCharType="separate"/>
           </w:r>
-          <w:hyperlink w:anchor="_Toc225695056" w:history="1">
+          <w:hyperlink w:anchor="_Toc226046164" w:history="1">
             <w:r>
               <w:rPr>
                 <w:rStyle w:val="a4"/>
@@ -609,7 +611,7 @@
                 <w:szCs w:val="28"/>
                 <w:lang w:eastAsia="ru-RU"/>
               </w:rPr>
-              <w:t>Бланк задания курсового проекта</w:t>
+              <w:t>Бланк задания</w:t>
             </w:r>
             <w:r>
               <w:rPr>
@@ -639,7 +641,7 @@
                 <w:sz w:val="28"/>
                 <w:szCs w:val="28"/>
               </w:rPr>
-              <w:instrText xml:space="preserve"> PAGEREF _Toc225695056 \h </w:instrText>
+              <w:instrText xml:space="preserve"> PAGEREF _Toc226046164 \h </w:instrText>
             </w:r>
             <w:r>
               <w:rPr>
@@ -689,14 +691,16 @@
               <w:tab w:val="right" w:leader="dot" w:pos="9486"/>
             </w:tabs>
             <w:spacing w:after="0" w:line="360" w:lineRule="auto"/>
+            <w:jc w:val="both"/>
             <w:rPr>
-              <w:rFonts w:ascii="Times New Roman" w:hAnsi="Times New Roman"/>
+              <w:rFonts w:ascii="Times New Roman" w:eastAsiaTheme="minorEastAsia" w:hAnsi="Times New Roman"/>
               <w:noProof/>
               <w:sz w:val="28"/>
               <w:szCs w:val="28"/>
+              <w:lang w:eastAsia="ru-RU"/>
             </w:rPr>
           </w:pPr>
-          <w:hyperlink w:anchor="_Toc225695057" w:history="1">
+          <w:hyperlink w:anchor="_Toc226046165" w:history="1">
             <w:r>
               <w:rPr>
                 <w:rStyle w:val="a4"/>
@@ -738,7 +742,7 @@
                 <w:sz w:val="28"/>
                 <w:szCs w:val="28"/>
               </w:rPr>
-              <w:instrText xml:space="preserve"> PAGEREF _Toc225695057 \h </w:instrText>
+              <w:instrText xml:space="preserve"> PAGEREF _Toc226046165 \h </w:instrText>
             </w:r>
             <w:r>
               <w:rPr>
@@ -788,14 +792,16 @@
               <w:tab w:val="right" w:leader="dot" w:pos="9486"/>
             </w:tabs>
             <w:spacing w:after="0" w:line="360" w:lineRule="auto"/>
+            <w:jc w:val="both"/>
             <w:rPr>
-              <w:rFonts w:ascii="Times New Roman" w:hAnsi="Times New Roman"/>
+              <w:rFonts w:ascii="Times New Roman" w:eastAsiaTheme="minorEastAsia" w:hAnsi="Times New Roman"/>
               <w:noProof/>
               <w:sz w:val="28"/>
               <w:szCs w:val="28"/>
+              <w:lang w:eastAsia="ru-RU"/>
             </w:rPr>
           </w:pPr>
-          <w:hyperlink w:anchor="_Toc225695058" w:history="1">
+          <w:hyperlink w:anchor="_Toc226046166" w:history="1">
             <w:r>
               <w:rPr>
                 <w:rStyle w:val="a4"/>
@@ -837,106 +843,7 @@
                 <w:sz w:val="28"/>
                 <w:szCs w:val="28"/>
               </w:rPr>
-              <w:instrText xml:space="preserve"> PAGEREF _Toc225695058 \h </w:instrText>
-            </w:r>
-            <w:r>
-              <w:rPr>
-                <w:rFonts w:ascii="Times New Roman" w:hAnsi="Times New Roman"/>
-                <w:noProof/>
-                <w:webHidden/>
-                <w:sz w:val="28"/>
-                <w:szCs w:val="28"/>
-              </w:rPr>
-            </w:r>
-            <w:r>
-              <w:rPr>
-                <w:rFonts w:ascii="Times New Roman" w:hAnsi="Times New Roman"/>
-                <w:noProof/>
-                <w:webHidden/>
-                <w:sz w:val="28"/>
-                <w:szCs w:val="28"/>
-              </w:rPr>
-              <w:fldChar w:fldCharType="separate"/>
-            </w:r>
-            <w:r>
-              <w:rPr>
-                <w:rFonts w:ascii="Times New Roman" w:hAnsi="Times New Roman"/>
-                <w:noProof/>
-                <w:webHidden/>
-                <w:sz w:val="28"/>
-                <w:szCs w:val="28"/>
-              </w:rPr>
-              <w:t>5</w:t>
-            </w:r>
-            <w:r>
-              <w:rPr>
-                <w:rFonts w:ascii="Times New Roman" w:hAnsi="Times New Roman"/>
-                <w:noProof/>
-                <w:webHidden/>
-                <w:sz w:val="28"/>
-                <w:szCs w:val="28"/>
-              </w:rPr>
-              <w:fldChar w:fldCharType="end"/>
-            </w:r>
-          </w:hyperlink>
-        </w:p>
-        <w:p>
-          <w:pPr>
-            <w:pStyle w:val="11"/>
-            <w:tabs>
-              <w:tab w:val="right" w:leader="dot" w:pos="9486"/>
-            </w:tabs>
-            <w:spacing w:after="0" w:line="360" w:lineRule="auto"/>
-            <w:rPr>
-              <w:rFonts w:ascii="Times New Roman" w:hAnsi="Times New Roman"/>
-              <w:noProof/>
-              <w:sz w:val="28"/>
-              <w:szCs w:val="28"/>
-            </w:rPr>
-          </w:pPr>
-          <w:hyperlink w:anchor="_Toc225695059" w:history="1">
-            <w:r>
-              <w:rPr>
-                <w:rStyle w:val="a4"/>
-                <w:rFonts w:ascii="Times New Roman" w:eastAsia="Times New Roman" w:hAnsi="Times New Roman"/>
-                <w:b/>
-                <w:bCs/>
-                <w:noProof/>
-                <w:sz w:val="28"/>
-                <w:szCs w:val="28"/>
-                <w:lang w:eastAsia="ru-RU"/>
-              </w:rPr>
-              <w:t>ГЛАВА 1. АНАЛИЗ ПРЕДМЕТНОЙ ОБЛАСТИ</w:t>
-            </w:r>
-            <w:r>
-              <w:rPr>
-                <w:rFonts w:ascii="Times New Roman" w:hAnsi="Times New Roman"/>
-                <w:noProof/>
-                <w:webHidden/>
-                <w:sz w:val="28"/>
-                <w:szCs w:val="28"/>
-              </w:rPr>
-              <w:tab/>
-            </w:r>
-            <w:r>
-              <w:rPr>
-                <w:rFonts w:ascii="Times New Roman" w:hAnsi="Times New Roman"/>
-                <w:noProof/>
-                <w:webHidden/>
-                <w:sz w:val="28"/>
-                <w:szCs w:val="28"/>
-              </w:rPr>
-              <w:fldChar w:fldCharType="begin"/>
-            </w:r>
-            <w:r>
-              <w:rPr>
-                <w:rFonts w:ascii="Times New Roman" w:hAnsi="Times New Roman"/>
-                <w:noProof/>
-                <w:webHidden/>
-                <w:sz w:val="28"/>
-                <w:szCs w:val="28"/>
-              </w:rPr>
-              <w:instrText xml:space="preserve"> PAGEREF _Toc225695059 \h </w:instrText>
+              <w:instrText xml:space="preserve"> PAGEREF _Toc226046166 \h </w:instrText>
             </w:r>
             <w:r>
               <w:rPr>
@@ -981,50 +888,33 @@
         </w:p>
         <w:p>
           <w:pPr>
-            <w:pStyle w:val="21"/>
+            <w:pStyle w:val="11"/>
             <w:tabs>
-              <w:tab w:val="left" w:pos="880"/>
               <w:tab w:val="right" w:leader="dot" w:pos="9486"/>
             </w:tabs>
             <w:spacing w:after="0" w:line="360" w:lineRule="auto"/>
+            <w:jc w:val="both"/>
             <w:rPr>
-              <w:rFonts w:ascii="Times New Roman" w:hAnsi="Times New Roman"/>
+              <w:rFonts w:ascii="Times New Roman" w:eastAsiaTheme="minorEastAsia" w:hAnsi="Times New Roman"/>
               <w:noProof/>
               <w:sz w:val="28"/>
               <w:szCs w:val="28"/>
+              <w:lang w:eastAsia="ru-RU"/>
             </w:rPr>
           </w:pPr>
-          <w:hyperlink w:anchor="_Toc225695060" w:history="1">
+          <w:hyperlink w:anchor="_Toc226046167" w:history="1">
             <w:r>
               <w:rPr>
                 <w:rStyle w:val="a4"/>
                 <w:rFonts w:ascii="Times New Roman" w:eastAsia="Times New Roman" w:hAnsi="Times New Roman"/>
+                <w:b/>
+                <w:bCs/>
                 <w:noProof/>
                 <w:sz w:val="28"/>
                 <w:szCs w:val="28"/>
                 <w:lang w:eastAsia="ru-RU"/>
               </w:rPr>
-              <w:t>1.1.</w:t>
-            </w:r>
-            <w:r>
-              <w:rPr>
-                <w:rFonts w:ascii="Times New Roman" w:hAnsi="Times New Roman"/>
-                <w:noProof/>
-                <w:sz w:val="28"/>
-                <w:szCs w:val="28"/>
-              </w:rPr>
-              <w:tab/>
-            </w:r>
-            <w:r>
-              <w:rPr>
-                <w:rStyle w:val="a4"/>
-                <w:rFonts w:ascii="Times New Roman" w:eastAsia="Times New Roman" w:hAnsi="Times New Roman"/>
-                <w:noProof/>
-                <w:sz w:val="28"/>
-                <w:szCs w:val="28"/>
-                <w:lang w:eastAsia="ru-RU"/>
-              </w:rPr>
-              <w:t>Общее описание предметной области</w:t>
+              <w:t>ГЛАВА 1. АНАЛИЗ ПРЕДМЕТНОЙ ОБЛАСТИ</w:t>
             </w:r>
             <w:r>
               <w:rPr>
@@ -1054,243 +944,7 @@
                 <w:sz w:val="28"/>
                 <w:szCs w:val="28"/>
               </w:rPr>
-              <w:instrText xml:space="preserve"> PAGEREF _Toc225695060 \h </w:instrText>
-            </w:r>
-            <w:r>
-              <w:rPr>
-                <w:rFonts w:ascii="Times New Roman" w:hAnsi="Times New Roman"/>
-                <w:noProof/>
-                <w:webHidden/>
-                <w:sz w:val="28"/>
-                <w:szCs w:val="28"/>
-              </w:rPr>
-            </w:r>
-            <w:r>
-              <w:rPr>
-                <w:rFonts w:ascii="Times New Roman" w:hAnsi="Times New Roman"/>
-                <w:noProof/>
-                <w:webHidden/>
-                <w:sz w:val="28"/>
-                <w:szCs w:val="28"/>
-              </w:rPr>
-              <w:fldChar w:fldCharType="separate"/>
-            </w:r>
-            <w:r>
-              <w:rPr>
-                <w:rFonts w:ascii="Times New Roman" w:hAnsi="Times New Roman"/>
-                <w:noProof/>
-                <w:webHidden/>
-                <w:sz w:val="28"/>
-                <w:szCs w:val="28"/>
-              </w:rPr>
-              <w:t>6</w:t>
-            </w:r>
-            <w:r>
-              <w:rPr>
-                <w:rFonts w:ascii="Times New Roman" w:hAnsi="Times New Roman"/>
-                <w:noProof/>
-                <w:webHidden/>
-                <w:sz w:val="28"/>
-                <w:szCs w:val="28"/>
-              </w:rPr>
-              <w:fldChar w:fldCharType="end"/>
-            </w:r>
-          </w:hyperlink>
-        </w:p>
-        <w:p>
-          <w:pPr>
-            <w:pStyle w:val="21"/>
-            <w:tabs>
-              <w:tab w:val="left" w:pos="880"/>
-              <w:tab w:val="right" w:leader="dot" w:pos="9486"/>
-            </w:tabs>
-            <w:spacing w:after="0" w:line="360" w:lineRule="auto"/>
-            <w:rPr>
-              <w:rFonts w:ascii="Times New Roman" w:hAnsi="Times New Roman"/>
-              <w:noProof/>
-              <w:sz w:val="28"/>
-              <w:szCs w:val="28"/>
-            </w:rPr>
-          </w:pPr>
-          <w:hyperlink w:anchor="_Toc225695061" w:history="1">
-            <w:r>
-              <w:rPr>
-                <w:rStyle w:val="a4"/>
-                <w:rFonts w:ascii="Times New Roman" w:eastAsia="Times New Roman" w:hAnsi="Times New Roman"/>
-                <w:noProof/>
-                <w:sz w:val="28"/>
-                <w:szCs w:val="28"/>
-                <w:lang w:eastAsia="ru-RU"/>
-              </w:rPr>
-              <w:t>1.2.</w:t>
-            </w:r>
-            <w:r>
-              <w:rPr>
-                <w:rFonts w:ascii="Times New Roman" w:hAnsi="Times New Roman"/>
-                <w:noProof/>
-                <w:sz w:val="28"/>
-                <w:szCs w:val="28"/>
-              </w:rPr>
-              <w:tab/>
-            </w:r>
-            <w:r>
-              <w:rPr>
-                <w:rStyle w:val="a4"/>
-                <w:rFonts w:ascii="Times New Roman" w:eastAsia="Times New Roman" w:hAnsi="Times New Roman"/>
-                <w:noProof/>
-                <w:sz w:val="28"/>
-                <w:szCs w:val="28"/>
-                <w:lang w:eastAsia="ru-RU"/>
-              </w:rPr>
-              <w:t>Описание бизнес-процессов</w:t>
-            </w:r>
-            <w:r>
-              <w:rPr>
-                <w:rFonts w:ascii="Times New Roman" w:hAnsi="Times New Roman"/>
-                <w:noProof/>
-                <w:webHidden/>
-                <w:sz w:val="28"/>
-                <w:szCs w:val="28"/>
-              </w:rPr>
-              <w:tab/>
-            </w:r>
-            <w:r>
-              <w:rPr>
-                <w:rFonts w:ascii="Times New Roman" w:hAnsi="Times New Roman"/>
-                <w:noProof/>
-                <w:webHidden/>
-                <w:sz w:val="28"/>
-                <w:szCs w:val="28"/>
-              </w:rPr>
-              <w:fldChar w:fldCharType="begin"/>
-            </w:r>
-            <w:r>
-              <w:rPr>
-                <w:rFonts w:ascii="Times New Roman" w:hAnsi="Times New Roman"/>
-                <w:noProof/>
-                <w:webHidden/>
-                <w:sz w:val="28"/>
-                <w:szCs w:val="28"/>
-              </w:rPr>
-              <w:instrText xml:space="preserve"> PAGEREF _Toc225695061 \h </w:instrText>
-            </w:r>
-            <w:r>
-              <w:rPr>
-                <w:rFonts w:ascii="Times New Roman" w:hAnsi="Times New Roman"/>
-                <w:noProof/>
-                <w:webHidden/>
-                <w:sz w:val="28"/>
-                <w:szCs w:val="28"/>
-              </w:rPr>
-            </w:r>
-            <w:r>
-              <w:rPr>
-                <w:rFonts w:ascii="Times New Roman" w:hAnsi="Times New Roman"/>
-                <w:noProof/>
-                <w:webHidden/>
-                <w:sz w:val="28"/>
-                <w:szCs w:val="28"/>
-              </w:rPr>
-              <w:fldChar w:fldCharType="separate"/>
-            </w:r>
-            <w:r>
-              <w:rPr>
-                <w:rFonts w:ascii="Times New Roman" w:hAnsi="Times New Roman"/>
-                <w:noProof/>
-                <w:webHidden/>
-                <w:sz w:val="28"/>
-                <w:szCs w:val="28"/>
-              </w:rPr>
-              <w:t>7</w:t>
-            </w:r>
-            <w:r>
-              <w:rPr>
-                <w:rFonts w:ascii="Times New Roman" w:hAnsi="Times New Roman"/>
-                <w:noProof/>
-                <w:webHidden/>
-                <w:sz w:val="28"/>
-                <w:szCs w:val="28"/>
-              </w:rPr>
-              <w:fldChar w:fldCharType="end"/>
-            </w:r>
-          </w:hyperlink>
-        </w:p>
-        <w:p>
-          <w:pPr>
-            <w:pStyle w:val="21"/>
-            <w:tabs>
-              <w:tab w:val="left" w:pos="880"/>
-              <w:tab w:val="right" w:leader="dot" w:pos="9486"/>
-            </w:tabs>
-            <w:spacing w:after="0" w:line="360" w:lineRule="auto"/>
-            <w:rPr>
-              <w:rFonts w:ascii="Times New Roman" w:hAnsi="Times New Roman"/>
-              <w:noProof/>
-              <w:sz w:val="28"/>
-              <w:szCs w:val="28"/>
-            </w:rPr>
-          </w:pPr>
-          <w:hyperlink w:anchor="_Toc225695062" w:history="1">
-            <w:r>
-              <w:rPr>
-                <w:rStyle w:val="a4"/>
-                <w:rFonts w:ascii="Times New Roman" w:eastAsia="Times New Roman" w:hAnsi="Times New Roman"/>
-                <w:noProof/>
-                <w:sz w:val="28"/>
-                <w:szCs w:val="28"/>
-                <w:lang w:eastAsia="ru-RU"/>
-              </w:rPr>
-              <w:t>1.3.</w:t>
-            </w:r>
-            <w:r>
-              <w:rPr>
-                <w:rFonts w:ascii="Times New Roman" w:hAnsi="Times New Roman"/>
-                <w:noProof/>
-                <w:sz w:val="28"/>
-                <w:szCs w:val="28"/>
-              </w:rPr>
-              <w:tab/>
-            </w:r>
-            <w:r>
-              <w:rPr>
-                <w:rStyle w:val="a4"/>
-                <w:rFonts w:ascii="Times New Roman" w:eastAsia="Times New Roman" w:hAnsi="Times New Roman"/>
-                <w:noProof/>
-                <w:sz w:val="28"/>
-                <w:szCs w:val="28"/>
-                <w:lang w:eastAsia="ru-RU"/>
-              </w:rPr>
-              <w:t>Описание входной и результативной информации</w:t>
-            </w:r>
-            <w:r>
-              <w:rPr>
-                <w:rFonts w:ascii="Times New Roman" w:hAnsi="Times New Roman"/>
-                <w:noProof/>
-                <w:webHidden/>
-                <w:sz w:val="28"/>
-                <w:szCs w:val="28"/>
-              </w:rPr>
-              <w:tab/>
-            </w:r>
-            <w:r>
-              <w:rPr>
-                <w:rFonts w:ascii="Times New Roman" w:hAnsi="Times New Roman"/>
-                <w:noProof/>
-                <w:webHidden/>
-                <w:sz w:val="28"/>
-                <w:szCs w:val="28"/>
-              </w:rPr>
-              <w:fldChar w:fldCharType="begin"/>
-            </w:r>
-            <w:r>
-              <w:rPr>
-                <w:rFonts w:ascii="Times New Roman" w:hAnsi="Times New Roman"/>
-                <w:noProof/>
-                <w:webHidden/>
-                <w:sz w:val="28"/>
-                <w:szCs w:val="28"/>
-              </w:rPr>
-              <w:instrText xml:space="preserve"> PAGEREF _Toc225695062 \h </w:instrText>
+              <w:instrText xml:space="preserve"> PAGEREF _Toc226046167 \h </w:instrText>
             </w:r>
             <w:r>
               <w:rPr>
@@ -1341,14 +995,16 @@
               <w:tab w:val="right" w:leader="dot" w:pos="9486"/>
             </w:tabs>
             <w:spacing w:after="0" w:line="360" w:lineRule="auto"/>
+            <w:jc w:val="both"/>
             <w:rPr>
-              <w:rFonts w:ascii="Times New Roman" w:hAnsi="Times New Roman"/>
+              <w:rFonts w:ascii="Times New Roman" w:eastAsiaTheme="minorEastAsia" w:hAnsi="Times New Roman"/>
               <w:noProof/>
               <w:sz w:val="28"/>
               <w:szCs w:val="28"/>
+              <w:lang w:eastAsia="ru-RU"/>
             </w:rPr>
           </w:pPr>
-          <w:hyperlink w:anchor="_Toc225695063" w:history="1">
+          <w:hyperlink w:anchor="_Toc226046168" w:history="1">
             <w:r>
               <w:rPr>
                 <w:rStyle w:val="a4"/>
@@ -1358,14 +1014,15 @@
                 <w:szCs w:val="28"/>
                 <w:lang w:eastAsia="ru-RU"/>
               </w:rPr>
-              <w:t>1.4.</w:t>
+              <w:t>1.1.</w:t>
             </w:r>
             <w:r>
               <w:rPr>
-                <w:rFonts w:ascii="Times New Roman" w:hAnsi="Times New Roman"/>
+                <w:rFonts w:ascii="Times New Roman" w:eastAsiaTheme="minorEastAsia" w:hAnsi="Times New Roman"/>
                 <w:noProof/>
                 <w:sz w:val="28"/>
                 <w:szCs w:val="28"/>
+                <w:lang w:eastAsia="ru-RU"/>
               </w:rPr>
               <w:tab/>
             </w:r>
@@ -1378,7 +1035,7 @@
                 <w:szCs w:val="28"/>
                 <w:lang w:eastAsia="ru-RU"/>
               </w:rPr>
-              <w:t>Алгоритмические зависимости</w:t>
+              <w:t>Анализ деятельности службы доставки посылок</w:t>
             </w:r>
             <w:r>
               <w:rPr>
@@ -1408,7 +1065,7 @@
                 <w:sz w:val="28"/>
                 <w:szCs w:val="28"/>
               </w:rPr>
-              <w:instrText xml:space="preserve"> PAGEREF _Toc225695063 \h </w:instrText>
+              <w:instrText xml:space="preserve"> PAGEREF _Toc226046168 \h </w:instrText>
             </w:r>
             <w:r>
               <w:rPr>
@@ -1437,7 +1094,7 @@
                 <w:sz w:val="28"/>
                 <w:szCs w:val="28"/>
               </w:rPr>
-              <w:t>9</w:t>
+              <w:t>8</w:t>
             </w:r>
             <w:r>
               <w:rPr>
@@ -1459,14 +1116,16 @@
               <w:tab w:val="right" w:leader="dot" w:pos="9486"/>
             </w:tabs>
             <w:spacing w:after="0" w:line="360" w:lineRule="auto"/>
+            <w:jc w:val="both"/>
             <w:rPr>
-              <w:rFonts w:ascii="Times New Roman" w:hAnsi="Times New Roman"/>
+              <w:rFonts w:ascii="Times New Roman" w:eastAsiaTheme="minorEastAsia" w:hAnsi="Times New Roman"/>
               <w:noProof/>
               <w:sz w:val="28"/>
               <w:szCs w:val="28"/>
+              <w:lang w:eastAsia="ru-RU"/>
             </w:rPr>
           </w:pPr>
-          <w:hyperlink w:anchor="_Toc225695064" w:history="1">
+          <w:hyperlink w:anchor="_Toc226046169" w:history="1">
             <w:r>
               <w:rPr>
                 <w:rStyle w:val="a4"/>
@@ -1476,14 +1135,15 @@
                 <w:szCs w:val="28"/>
                 <w:lang w:eastAsia="ru-RU"/>
               </w:rPr>
-              <w:t>1.5.</w:t>
+              <w:t>1.2.</w:t>
             </w:r>
             <w:r>
               <w:rPr>
-                <w:rFonts w:ascii="Times New Roman" w:hAnsi="Times New Roman"/>
+                <w:rFonts w:ascii="Times New Roman" w:eastAsiaTheme="minorEastAsia" w:hAnsi="Times New Roman"/>
                 <w:noProof/>
                 <w:sz w:val="28"/>
                 <w:szCs w:val="28"/>
+                <w:lang w:eastAsia="ru-RU"/>
               </w:rPr>
               <w:tab/>
             </w:r>
@@ -1496,7 +1156,7 @@
                 <w:szCs w:val="28"/>
                 <w:lang w:eastAsia="ru-RU"/>
               </w:rPr>
-              <w:t>Бизнес-правила</w:t>
+              <w:t>Описание бизнес-процессов</w:t>
             </w:r>
             <w:r>
               <w:rPr>
@@ -1526,125 +1186,7 @@
                 <w:sz w:val="28"/>
                 <w:szCs w:val="28"/>
               </w:rPr>
-              <w:instrText xml:space="preserve"> PAGEREF _Toc225695064 \h </w:instrText>
-            </w:r>
-            <w:r>
-              <w:rPr>
-                <w:rFonts w:ascii="Times New Roman" w:hAnsi="Times New Roman"/>
-                <w:noProof/>
-                <w:webHidden/>
-                <w:sz w:val="28"/>
-                <w:szCs w:val="28"/>
-              </w:rPr>
-            </w:r>
-            <w:r>
-              <w:rPr>
-                <w:rFonts w:ascii="Times New Roman" w:hAnsi="Times New Roman"/>
-                <w:noProof/>
-                <w:webHidden/>
-                <w:sz w:val="28"/>
-                <w:szCs w:val="28"/>
-              </w:rPr>
-              <w:fldChar w:fldCharType="separate"/>
-            </w:r>
-            <w:r>
-              <w:rPr>
-                <w:rFonts w:ascii="Times New Roman" w:hAnsi="Times New Roman"/>
-                <w:noProof/>
-                <w:webHidden/>
-                <w:sz w:val="28"/>
-                <w:szCs w:val="28"/>
-              </w:rPr>
-              <w:t>10</w:t>
-            </w:r>
-            <w:r>
-              <w:rPr>
-                <w:rFonts w:ascii="Times New Roman" w:hAnsi="Times New Roman"/>
-                <w:noProof/>
-                <w:webHidden/>
-                <w:sz w:val="28"/>
-                <w:szCs w:val="28"/>
-              </w:rPr>
-              <w:fldChar w:fldCharType="end"/>
-            </w:r>
-          </w:hyperlink>
-        </w:p>
-        <w:p>
-          <w:pPr>
-            <w:pStyle w:val="21"/>
-            <w:tabs>
-              <w:tab w:val="left" w:pos="880"/>
-              <w:tab w:val="right" w:leader="dot" w:pos="9486"/>
-            </w:tabs>
-            <w:spacing w:after="0" w:line="360" w:lineRule="auto"/>
-            <w:rPr>
-              <w:rFonts w:ascii="Times New Roman" w:hAnsi="Times New Roman"/>
-              <w:noProof/>
-              <w:sz w:val="28"/>
-              <w:szCs w:val="28"/>
-            </w:rPr>
-          </w:pPr>
-          <w:hyperlink w:anchor="_Toc225695065" w:history="1">
-            <w:r>
-              <w:rPr>
-                <w:rStyle w:val="a4"/>
-                <w:rFonts w:ascii="Times New Roman" w:eastAsia="Times New Roman" w:hAnsi="Times New Roman"/>
-                <w:noProof/>
-                <w:sz w:val="28"/>
-                <w:szCs w:val="28"/>
-                <w:lang w:eastAsia="ru-RU"/>
-              </w:rPr>
-              <w:t>1.6.</w:t>
-            </w:r>
-            <w:r>
-              <w:rPr>
-                <w:rFonts w:ascii="Times New Roman" w:hAnsi="Times New Roman"/>
-                <w:noProof/>
-                <w:sz w:val="28"/>
-                <w:szCs w:val="28"/>
-              </w:rPr>
-              <w:tab/>
-            </w:r>
-            <w:r>
-              <w:rPr>
-                <w:rStyle w:val="a4"/>
-                <w:rFonts w:ascii="Times New Roman" w:eastAsia="Times New Roman" w:hAnsi="Times New Roman"/>
-                <w:noProof/>
-                <w:sz w:val="28"/>
-                <w:szCs w:val="28"/>
-                <w:lang w:eastAsia="ru-RU"/>
-              </w:rPr>
-              <w:t>Требования заказчика к приложению</w:t>
-            </w:r>
-            <w:r>
-              <w:rPr>
-                <w:rFonts w:ascii="Times New Roman" w:hAnsi="Times New Roman"/>
-                <w:noProof/>
-                <w:webHidden/>
-                <w:sz w:val="28"/>
-                <w:szCs w:val="28"/>
-              </w:rPr>
-              <w:tab/>
-            </w:r>
-            <w:r>
-              <w:rPr>
-                <w:rFonts w:ascii="Times New Roman" w:hAnsi="Times New Roman"/>
-                <w:noProof/>
-                <w:webHidden/>
-                <w:sz w:val="28"/>
-                <w:szCs w:val="28"/>
-              </w:rPr>
-              <w:fldChar w:fldCharType="begin"/>
-            </w:r>
-            <w:r>
-              <w:rPr>
-                <w:rFonts w:ascii="Times New Roman" w:hAnsi="Times New Roman"/>
-                <w:noProof/>
-                <w:webHidden/>
-                <w:sz w:val="28"/>
-                <w:szCs w:val="28"/>
-              </w:rPr>
-              <w:instrText xml:space="preserve"> PAGEREF _Toc225695065 \h </w:instrText>
+              <w:instrText xml:space="preserve"> PAGEREF _Toc226046169 \h </w:instrText>
             </w:r>
             <w:r>
               <w:rPr>
@@ -1689,7 +1231,593 @@
         </w:p>
         <w:p>
           <w:pPr>
+            <w:pStyle w:val="21"/>
+            <w:tabs>
+              <w:tab w:val="left" w:pos="880"/>
+              <w:tab w:val="right" w:leader="dot" w:pos="9486"/>
+            </w:tabs>
             <w:spacing w:after="0" w:line="360" w:lineRule="auto"/>
+            <w:jc w:val="both"/>
+            <w:rPr>
+              <w:rFonts w:ascii="Times New Roman" w:eastAsiaTheme="minorEastAsia" w:hAnsi="Times New Roman"/>
+              <w:noProof/>
+              <w:sz w:val="28"/>
+              <w:szCs w:val="28"/>
+              <w:lang w:eastAsia="ru-RU"/>
+            </w:rPr>
+          </w:pPr>
+          <w:hyperlink w:anchor="_Toc226046170" w:history="1">
+            <w:r>
+              <w:rPr>
+                <w:rStyle w:val="a4"/>
+                <w:rFonts w:ascii="Times New Roman" w:eastAsia="Times New Roman" w:hAnsi="Times New Roman"/>
+                <w:noProof/>
+                <w:sz w:val="28"/>
+                <w:szCs w:val="28"/>
+                <w:lang w:eastAsia="ru-RU"/>
+              </w:rPr>
+              <w:t>1.3.</w:t>
+            </w:r>
+            <w:r>
+              <w:rPr>
+                <w:rFonts w:ascii="Times New Roman" w:eastAsiaTheme="minorEastAsia" w:hAnsi="Times New Roman"/>
+                <w:noProof/>
+                <w:sz w:val="28"/>
+                <w:szCs w:val="28"/>
+                <w:lang w:eastAsia="ru-RU"/>
+              </w:rPr>
+              <w:tab/>
+            </w:r>
+            <w:r>
+              <w:rPr>
+                <w:rStyle w:val="a4"/>
+                <w:rFonts w:ascii="Times New Roman" w:eastAsia="Times New Roman" w:hAnsi="Times New Roman"/>
+                <w:noProof/>
+                <w:sz w:val="28"/>
+                <w:szCs w:val="28"/>
+                <w:lang w:eastAsia="ru-RU"/>
+              </w:rPr>
+              <w:t>Описание входной и результативной информации</w:t>
+            </w:r>
+            <w:r>
+              <w:rPr>
+                <w:rFonts w:ascii="Times New Roman" w:hAnsi="Times New Roman"/>
+                <w:noProof/>
+                <w:webHidden/>
+                <w:sz w:val="28"/>
+                <w:szCs w:val="28"/>
+              </w:rPr>
+              <w:tab/>
+            </w:r>
+            <w:r>
+              <w:rPr>
+                <w:rFonts w:ascii="Times New Roman" w:hAnsi="Times New Roman"/>
+                <w:noProof/>
+                <w:webHidden/>
+                <w:sz w:val="28"/>
+                <w:szCs w:val="28"/>
+              </w:rPr>
+              <w:fldChar w:fldCharType="begin"/>
+            </w:r>
+            <w:r>
+              <w:rPr>
+                <w:rFonts w:ascii="Times New Roman" w:hAnsi="Times New Roman"/>
+                <w:noProof/>
+                <w:webHidden/>
+                <w:sz w:val="28"/>
+                <w:szCs w:val="28"/>
+              </w:rPr>
+              <w:instrText xml:space="preserve"> PAGEREF _Toc226046170 \h </w:instrText>
+            </w:r>
+            <w:r>
+              <w:rPr>
+                <w:rFonts w:ascii="Times New Roman" w:hAnsi="Times New Roman"/>
+                <w:noProof/>
+                <w:webHidden/>
+                <w:sz w:val="28"/>
+                <w:szCs w:val="28"/>
+              </w:rPr>
+            </w:r>
+            <w:r>
+              <w:rPr>
+                <w:rFonts w:ascii="Times New Roman" w:hAnsi="Times New Roman"/>
+                <w:noProof/>
+                <w:webHidden/>
+                <w:sz w:val="28"/>
+                <w:szCs w:val="28"/>
+              </w:rPr>
+              <w:fldChar w:fldCharType="separate"/>
+            </w:r>
+            <w:r>
+              <w:rPr>
+                <w:rFonts w:ascii="Times New Roman" w:hAnsi="Times New Roman"/>
+                <w:noProof/>
+                <w:webHidden/>
+                <w:sz w:val="28"/>
+                <w:szCs w:val="28"/>
+              </w:rPr>
+              <w:t>15</w:t>
+            </w:r>
+            <w:r>
+              <w:rPr>
+                <w:rFonts w:ascii="Times New Roman" w:hAnsi="Times New Roman"/>
+                <w:noProof/>
+                <w:webHidden/>
+                <w:sz w:val="28"/>
+                <w:szCs w:val="28"/>
+              </w:rPr>
+              <w:fldChar w:fldCharType="end"/>
+            </w:r>
+          </w:hyperlink>
+        </w:p>
+        <w:p>
+          <w:pPr>
+            <w:pStyle w:val="21"/>
+            <w:tabs>
+              <w:tab w:val="left" w:pos="880"/>
+              <w:tab w:val="right" w:leader="dot" w:pos="9486"/>
+            </w:tabs>
+            <w:spacing w:after="0" w:line="360" w:lineRule="auto"/>
+            <w:jc w:val="both"/>
+            <w:rPr>
+              <w:rFonts w:ascii="Times New Roman" w:eastAsiaTheme="minorEastAsia" w:hAnsi="Times New Roman"/>
+              <w:noProof/>
+              <w:sz w:val="28"/>
+              <w:szCs w:val="28"/>
+              <w:lang w:eastAsia="ru-RU"/>
+            </w:rPr>
+          </w:pPr>
+          <w:hyperlink w:anchor="_Toc226046171" w:history="1">
+            <w:r>
+              <w:rPr>
+                <w:rStyle w:val="a4"/>
+                <w:rFonts w:ascii="Times New Roman" w:eastAsia="Times New Roman" w:hAnsi="Times New Roman"/>
+                <w:noProof/>
+                <w:sz w:val="28"/>
+                <w:szCs w:val="28"/>
+                <w:lang w:eastAsia="ru-RU"/>
+              </w:rPr>
+              <w:t>1.4.</w:t>
+            </w:r>
+            <w:r>
+              <w:rPr>
+                <w:rFonts w:ascii="Times New Roman" w:eastAsiaTheme="minorEastAsia" w:hAnsi="Times New Roman"/>
+                <w:noProof/>
+                <w:sz w:val="28"/>
+                <w:szCs w:val="28"/>
+                <w:lang w:eastAsia="ru-RU"/>
+              </w:rPr>
+              <w:tab/>
+            </w:r>
+            <w:r>
+              <w:rPr>
+                <w:rStyle w:val="a4"/>
+                <w:rFonts w:ascii="Times New Roman" w:eastAsia="Times New Roman" w:hAnsi="Times New Roman"/>
+                <w:noProof/>
+                <w:sz w:val="28"/>
+                <w:szCs w:val="28"/>
+                <w:lang w:eastAsia="ru-RU"/>
+              </w:rPr>
+              <w:t>Алгоритмические зависимости</w:t>
+            </w:r>
+            <w:r>
+              <w:rPr>
+                <w:rFonts w:ascii="Times New Roman" w:hAnsi="Times New Roman"/>
+                <w:noProof/>
+                <w:webHidden/>
+                <w:sz w:val="28"/>
+                <w:szCs w:val="28"/>
+              </w:rPr>
+              <w:tab/>
+            </w:r>
+            <w:r>
+              <w:rPr>
+                <w:rFonts w:ascii="Times New Roman" w:hAnsi="Times New Roman"/>
+                <w:noProof/>
+                <w:webHidden/>
+                <w:sz w:val="28"/>
+                <w:szCs w:val="28"/>
+              </w:rPr>
+              <w:fldChar w:fldCharType="begin"/>
+            </w:r>
+            <w:r>
+              <w:rPr>
+                <w:rFonts w:ascii="Times New Roman" w:hAnsi="Times New Roman"/>
+                <w:noProof/>
+                <w:webHidden/>
+                <w:sz w:val="28"/>
+                <w:szCs w:val="28"/>
+              </w:rPr>
+              <w:instrText xml:space="preserve"> PAGEREF _Toc226046171 \h </w:instrText>
+            </w:r>
+            <w:r>
+              <w:rPr>
+                <w:rFonts w:ascii="Times New Roman" w:hAnsi="Times New Roman"/>
+                <w:noProof/>
+                <w:webHidden/>
+                <w:sz w:val="28"/>
+                <w:szCs w:val="28"/>
+              </w:rPr>
+            </w:r>
+            <w:r>
+              <w:rPr>
+                <w:rFonts w:ascii="Times New Roman" w:hAnsi="Times New Roman"/>
+                <w:noProof/>
+                <w:webHidden/>
+                <w:sz w:val="28"/>
+                <w:szCs w:val="28"/>
+              </w:rPr>
+              <w:fldChar w:fldCharType="separate"/>
+            </w:r>
+            <w:r>
+              <w:rPr>
+                <w:rFonts w:ascii="Times New Roman" w:hAnsi="Times New Roman"/>
+                <w:noProof/>
+                <w:webHidden/>
+                <w:sz w:val="28"/>
+                <w:szCs w:val="28"/>
+              </w:rPr>
+              <w:t>16</w:t>
+            </w:r>
+            <w:r>
+              <w:rPr>
+                <w:rFonts w:ascii="Times New Roman" w:hAnsi="Times New Roman"/>
+                <w:noProof/>
+                <w:webHidden/>
+                <w:sz w:val="28"/>
+                <w:szCs w:val="28"/>
+              </w:rPr>
+              <w:fldChar w:fldCharType="end"/>
+            </w:r>
+          </w:hyperlink>
+        </w:p>
+        <w:p>
+          <w:pPr>
+            <w:pStyle w:val="21"/>
+            <w:tabs>
+              <w:tab w:val="left" w:pos="880"/>
+              <w:tab w:val="right" w:leader="dot" w:pos="9486"/>
+            </w:tabs>
+            <w:spacing w:after="0" w:line="360" w:lineRule="auto"/>
+            <w:jc w:val="both"/>
+            <w:rPr>
+              <w:rFonts w:ascii="Times New Roman" w:eastAsiaTheme="minorEastAsia" w:hAnsi="Times New Roman"/>
+              <w:noProof/>
+              <w:sz w:val="28"/>
+              <w:szCs w:val="28"/>
+              <w:lang w:eastAsia="ru-RU"/>
+            </w:rPr>
+          </w:pPr>
+          <w:hyperlink w:anchor="_Toc226046172" w:history="1">
+            <w:r>
+              <w:rPr>
+                <w:rStyle w:val="a4"/>
+                <w:rFonts w:ascii="Times New Roman" w:eastAsia="Times New Roman" w:hAnsi="Times New Roman"/>
+                <w:noProof/>
+                <w:sz w:val="28"/>
+                <w:szCs w:val="28"/>
+                <w:lang w:eastAsia="ru-RU"/>
+              </w:rPr>
+              <w:t>1.5.</w:t>
+            </w:r>
+            <w:r>
+              <w:rPr>
+                <w:rFonts w:ascii="Times New Roman" w:eastAsiaTheme="minorEastAsia" w:hAnsi="Times New Roman"/>
+                <w:noProof/>
+                <w:sz w:val="28"/>
+                <w:szCs w:val="28"/>
+                <w:lang w:eastAsia="ru-RU"/>
+              </w:rPr>
+              <w:tab/>
+            </w:r>
+            <w:r>
+              <w:rPr>
+                <w:rStyle w:val="a4"/>
+                <w:rFonts w:ascii="Times New Roman" w:eastAsia="Times New Roman" w:hAnsi="Times New Roman"/>
+                <w:noProof/>
+                <w:sz w:val="28"/>
+                <w:szCs w:val="28"/>
+                <w:lang w:eastAsia="ru-RU"/>
+              </w:rPr>
+              <w:t>Бизнес-правила</w:t>
+            </w:r>
+            <w:r>
+              <w:rPr>
+                <w:rFonts w:ascii="Times New Roman" w:hAnsi="Times New Roman"/>
+                <w:noProof/>
+                <w:webHidden/>
+                <w:sz w:val="28"/>
+                <w:szCs w:val="28"/>
+              </w:rPr>
+              <w:tab/>
+            </w:r>
+            <w:r>
+              <w:rPr>
+                <w:rFonts w:ascii="Times New Roman" w:hAnsi="Times New Roman"/>
+                <w:noProof/>
+                <w:webHidden/>
+                <w:sz w:val="28"/>
+                <w:szCs w:val="28"/>
+              </w:rPr>
+              <w:fldChar w:fldCharType="begin"/>
+            </w:r>
+            <w:r>
+              <w:rPr>
+                <w:rFonts w:ascii="Times New Roman" w:hAnsi="Times New Roman"/>
+                <w:noProof/>
+                <w:webHidden/>
+                <w:sz w:val="28"/>
+                <w:szCs w:val="28"/>
+              </w:rPr>
+              <w:instrText xml:space="preserve"> PAGEREF _Toc226046172 \h </w:instrText>
+            </w:r>
+            <w:r>
+              <w:rPr>
+                <w:rFonts w:ascii="Times New Roman" w:hAnsi="Times New Roman"/>
+                <w:noProof/>
+                <w:webHidden/>
+                <w:sz w:val="28"/>
+                <w:szCs w:val="28"/>
+              </w:rPr>
+            </w:r>
+            <w:r>
+              <w:rPr>
+                <w:rFonts w:ascii="Times New Roman" w:hAnsi="Times New Roman"/>
+                <w:noProof/>
+                <w:webHidden/>
+                <w:sz w:val="28"/>
+                <w:szCs w:val="28"/>
+              </w:rPr>
+              <w:fldChar w:fldCharType="separate"/>
+            </w:r>
+            <w:r>
+              <w:rPr>
+                <w:rFonts w:ascii="Times New Roman" w:hAnsi="Times New Roman"/>
+                <w:noProof/>
+                <w:webHidden/>
+                <w:sz w:val="28"/>
+                <w:szCs w:val="28"/>
+              </w:rPr>
+              <w:t>17</w:t>
+            </w:r>
+            <w:r>
+              <w:rPr>
+                <w:rFonts w:ascii="Times New Roman" w:hAnsi="Times New Roman"/>
+                <w:noProof/>
+                <w:webHidden/>
+                <w:sz w:val="28"/>
+                <w:szCs w:val="28"/>
+              </w:rPr>
+              <w:fldChar w:fldCharType="end"/>
+            </w:r>
+          </w:hyperlink>
+        </w:p>
+        <w:p>
+          <w:pPr>
+            <w:pStyle w:val="21"/>
+            <w:tabs>
+              <w:tab w:val="left" w:pos="880"/>
+              <w:tab w:val="right" w:leader="dot" w:pos="9486"/>
+            </w:tabs>
+            <w:spacing w:after="0" w:line="360" w:lineRule="auto"/>
+            <w:jc w:val="both"/>
+            <w:rPr>
+              <w:rFonts w:ascii="Times New Roman" w:eastAsiaTheme="minorEastAsia" w:hAnsi="Times New Roman"/>
+              <w:noProof/>
+              <w:sz w:val="28"/>
+              <w:szCs w:val="28"/>
+              <w:lang w:eastAsia="ru-RU"/>
+            </w:rPr>
+          </w:pPr>
+          <w:hyperlink w:anchor="_Toc226046173" w:history="1">
+            <w:r>
+              <w:rPr>
+                <w:rStyle w:val="a4"/>
+                <w:rFonts w:ascii="Times New Roman" w:eastAsia="Times New Roman" w:hAnsi="Times New Roman"/>
+                <w:noProof/>
+                <w:sz w:val="28"/>
+                <w:szCs w:val="28"/>
+                <w:lang w:eastAsia="ru-RU"/>
+              </w:rPr>
+              <w:t>1.6.</w:t>
+            </w:r>
+            <w:r>
+              <w:rPr>
+                <w:rFonts w:ascii="Times New Roman" w:eastAsiaTheme="minorEastAsia" w:hAnsi="Times New Roman"/>
+                <w:noProof/>
+                <w:sz w:val="28"/>
+                <w:szCs w:val="28"/>
+                <w:lang w:eastAsia="ru-RU"/>
+              </w:rPr>
+              <w:tab/>
+            </w:r>
+            <w:r>
+              <w:rPr>
+                <w:rStyle w:val="a4"/>
+                <w:rFonts w:ascii="Times New Roman" w:eastAsia="Times New Roman" w:hAnsi="Times New Roman"/>
+                <w:noProof/>
+                <w:sz w:val="28"/>
+                <w:szCs w:val="28"/>
+                <w:lang w:eastAsia="ru-RU"/>
+              </w:rPr>
+              <w:t>Требования заказчика к приложению</w:t>
+            </w:r>
+            <w:r>
+              <w:rPr>
+                <w:rFonts w:ascii="Times New Roman" w:hAnsi="Times New Roman"/>
+                <w:noProof/>
+                <w:webHidden/>
+                <w:sz w:val="28"/>
+                <w:szCs w:val="28"/>
+              </w:rPr>
+              <w:tab/>
+            </w:r>
+            <w:r>
+              <w:rPr>
+                <w:rFonts w:ascii="Times New Roman" w:hAnsi="Times New Roman"/>
+                <w:noProof/>
+                <w:webHidden/>
+                <w:sz w:val="28"/>
+                <w:szCs w:val="28"/>
+              </w:rPr>
+              <w:fldChar w:fldCharType="begin"/>
+            </w:r>
+            <w:r>
+              <w:rPr>
+                <w:rFonts w:ascii="Times New Roman" w:hAnsi="Times New Roman"/>
+                <w:noProof/>
+                <w:webHidden/>
+                <w:sz w:val="28"/>
+                <w:szCs w:val="28"/>
+              </w:rPr>
+              <w:instrText xml:space="preserve"> PAGEREF _Toc226046173 \h </w:instrText>
+            </w:r>
+            <w:r>
+              <w:rPr>
+                <w:rFonts w:ascii="Times New Roman" w:hAnsi="Times New Roman"/>
+                <w:noProof/>
+                <w:webHidden/>
+                <w:sz w:val="28"/>
+                <w:szCs w:val="28"/>
+              </w:rPr>
+            </w:r>
+            <w:r>
+              <w:rPr>
+                <w:rFonts w:ascii="Times New Roman" w:hAnsi="Times New Roman"/>
+                <w:noProof/>
+                <w:webHidden/>
+                <w:sz w:val="28"/>
+                <w:szCs w:val="28"/>
+              </w:rPr>
+              <w:fldChar w:fldCharType="separate"/>
+            </w:r>
+            <w:r>
+              <w:rPr>
+                <w:rFonts w:ascii="Times New Roman" w:hAnsi="Times New Roman"/>
+                <w:noProof/>
+                <w:webHidden/>
+                <w:sz w:val="28"/>
+                <w:szCs w:val="28"/>
+              </w:rPr>
+              <w:t>18</w:t>
+            </w:r>
+            <w:r>
+              <w:rPr>
+                <w:rFonts w:ascii="Times New Roman" w:hAnsi="Times New Roman"/>
+                <w:noProof/>
+                <w:webHidden/>
+                <w:sz w:val="28"/>
+                <w:szCs w:val="28"/>
+              </w:rPr>
+              <w:fldChar w:fldCharType="end"/>
+            </w:r>
+          </w:hyperlink>
+        </w:p>
+        <w:p>
+          <w:pPr>
+            <w:pStyle w:val="11"/>
+            <w:tabs>
+              <w:tab w:val="right" w:leader="dot" w:pos="9486"/>
+            </w:tabs>
+            <w:spacing w:after="0" w:line="360" w:lineRule="auto"/>
+            <w:jc w:val="both"/>
+            <w:rPr>
+              <w:rFonts w:ascii="Times New Roman" w:eastAsiaTheme="minorEastAsia" w:hAnsi="Times New Roman"/>
+              <w:noProof/>
+              <w:sz w:val="28"/>
+              <w:szCs w:val="28"/>
+              <w:lang w:eastAsia="ru-RU"/>
+            </w:rPr>
+          </w:pPr>
+          <w:hyperlink w:anchor="_Toc226046174" w:history="1">
+            <w:r>
+              <w:rPr>
+                <w:rStyle w:val="a4"/>
+                <w:rFonts w:ascii="Times New Roman" w:eastAsia="Times New Roman" w:hAnsi="Times New Roman"/>
+                <w:b/>
+                <w:bCs/>
+                <w:noProof/>
+                <w:sz w:val="28"/>
+                <w:szCs w:val="28"/>
+                <w:lang w:eastAsia="ru-RU"/>
+              </w:rPr>
+              <w:t>СПИСОК ИСПОЛЬЗОВАННЫХ ИСТОЧНИКОВ</w:t>
+            </w:r>
+            <w:r>
+              <w:rPr>
+                <w:rFonts w:ascii="Times New Roman" w:hAnsi="Times New Roman"/>
+                <w:noProof/>
+                <w:webHidden/>
+                <w:sz w:val="28"/>
+                <w:szCs w:val="28"/>
+              </w:rPr>
+              <w:tab/>
+            </w:r>
+            <w:r>
+              <w:rPr>
+                <w:rFonts w:ascii="Times New Roman" w:hAnsi="Times New Roman"/>
+                <w:noProof/>
+                <w:webHidden/>
+                <w:sz w:val="28"/>
+                <w:szCs w:val="28"/>
+              </w:rPr>
+              <w:fldChar w:fldCharType="begin"/>
+            </w:r>
+            <w:r>
+              <w:rPr>
+                <w:rFonts w:ascii="Times New Roman" w:hAnsi="Times New Roman"/>
+                <w:noProof/>
+                <w:webHidden/>
+                <w:sz w:val="28"/>
+                <w:szCs w:val="28"/>
+              </w:rPr>
+              <w:instrText xml:space="preserve"> PAGEREF _Toc226046174 \h </w:instrText>
+            </w:r>
+            <w:r>
+              <w:rPr>
+                <w:rFonts w:ascii="Times New Roman" w:hAnsi="Times New Roman"/>
+                <w:noProof/>
+                <w:webHidden/>
+                <w:sz w:val="28"/>
+                <w:szCs w:val="28"/>
+              </w:rPr>
+            </w:r>
+            <w:r>
+              <w:rPr>
+                <w:rFonts w:ascii="Times New Roman" w:hAnsi="Times New Roman"/>
+                <w:noProof/>
+                <w:webHidden/>
+                <w:sz w:val="28"/>
+                <w:szCs w:val="28"/>
+              </w:rPr>
+              <w:fldChar w:fldCharType="separate"/>
+            </w:r>
+            <w:r>
+              <w:rPr>
+                <w:rFonts w:ascii="Times New Roman" w:hAnsi="Times New Roman"/>
+                <w:noProof/>
+                <w:webHidden/>
+                <w:sz w:val="28"/>
+                <w:szCs w:val="28"/>
+              </w:rPr>
+              <w:t>19</w:t>
+            </w:r>
+            <w:r>
+              <w:rPr>
+                <w:rFonts w:ascii="Times New Roman" w:hAnsi="Times New Roman"/>
+                <w:noProof/>
+                <w:webHidden/>
+                <w:sz w:val="28"/>
+                <w:szCs w:val="28"/>
+              </w:rPr>
+              <w:fldChar w:fldCharType="end"/>
+            </w:r>
+          </w:hyperlink>
+        </w:p>
+        <w:p>
+          <w:pPr>
+            <w:spacing w:after="0" w:line="360" w:lineRule="auto"/>
+            <w:jc w:val="both"/>
             <w:rPr>
               <w:rFonts w:ascii="Times New Roman" w:hAnsi="Times New Roman"/>
               <w:sz w:val="28"/>
@@ -1752,7 +1880,7 @@
           <w:lang w:eastAsia="ru-RU"/>
         </w:rPr>
       </w:pPr>
-      <w:bookmarkStart w:id="0" w:name="_Toc225695056"/>
+      <w:bookmarkStart w:id="0" w:name="_Toc226046164"/>
       <w:r>
         <w:rPr>
           <w:rFonts w:ascii="Times New Roman" w:eastAsia="Times New Roman" w:hAnsi="Times New Roman" w:cs="Times New Roman"/>
@@ -1839,7 +1967,7 @@
           <w:lang w:eastAsia="ru-RU"/>
         </w:rPr>
       </w:pPr>
-      <w:bookmarkStart w:id="1" w:name="_Toc225695057"/>
+      <w:bookmarkStart w:id="1" w:name="_Toc226046165"/>
       <w:r>
         <w:rPr>
           <w:rFonts w:ascii="Times New Roman" w:eastAsia="Times New Roman" w:hAnsi="Times New Roman" w:cs="Times New Roman"/>
@@ -2735,7 +2863,7 @@
           <w:lang w:eastAsia="ru-RU"/>
         </w:rPr>
       </w:pPr>
-      <w:bookmarkStart w:id="2" w:name="_Toc225695058"/>
+      <w:bookmarkStart w:id="2" w:name="_Toc226046166"/>
       <w:r>
         <w:rPr>
           <w:rFonts w:ascii="Times New Roman" w:eastAsia="Times New Roman" w:hAnsi="Times New Roman" w:cs="Times New Roman"/>
@@ -3140,7 +3268,25 @@
           <w:szCs w:val="28"/>
           <w:lang w:eastAsia="ru-RU"/>
         </w:rPr>
-        <w:t>та посылок, отслеживания их перемещения и выдачи;</w:t>
+        <w:t xml:space="preserve">та посылок, отслеживания их </w:t>
+      </w:r>
+      <w:r>
+        <w:rPr>
+          <w:rFonts w:ascii="Times New Roman" w:eastAsia="Times New Roman" w:hAnsi="Times New Roman"/>
+          <w:sz w:val="28"/>
+          <w:szCs w:val="28"/>
+          <w:lang w:eastAsia="ru-RU"/>
+        </w:rPr>
+        <w:t>статусов</w:t>
+      </w:r>
+      <w:r>
+        <w:rPr>
+          <w:rFonts w:ascii="Times New Roman" w:eastAsia="Times New Roman" w:hAnsi="Times New Roman"/>
+          <w:sz w:val="28"/>
+          <w:szCs w:val="28"/>
+          <w:lang w:eastAsia="ru-RU"/>
+        </w:rPr>
+        <w:t xml:space="preserve"> и выдачи;</w:t>
       </w:r>
     </w:p>
     <w:p>
@@ -3242,7 +3388,7 @@
           <w:lang w:eastAsia="ru-RU"/>
         </w:rPr>
       </w:pPr>
-      <w:bookmarkStart w:id="3" w:name="_Toc225695059"/>
+      <w:bookmarkStart w:id="3" w:name="_Toc226046167"/>
       <w:r>
         <w:rPr>
           <w:rFonts w:ascii="Times New Roman" w:eastAsia="Times New Roman" w:hAnsi="Times New Roman" w:cs="Times New Roman"/>
@@ -3288,7 +3434,7 @@
           <w:lang w:eastAsia="ru-RU"/>
         </w:rPr>
       </w:pPr>
-      <w:bookmarkStart w:id="4" w:name="_Toc225695060"/>
+      <w:bookmarkStart w:id="4" w:name="_Toc226046168"/>
       <w:r>
         <w:rPr>
           <w:rFonts w:ascii="Times New Roman" w:eastAsia="Times New Roman" w:hAnsi="Times New Roman" w:cs="Times New Roman"/>
@@ -3297,7 +3443,7 @@
           <w:szCs w:val="28"/>
           <w:lang w:eastAsia="ru-RU"/>
         </w:rPr>
-        <w:t>Общее описание предметной области</w:t>
+        <w:t>Анализ деятельности службы доставки посылок</w:t>
       </w:r>
       <w:bookmarkEnd w:id="4"/>
     </w:p>
@@ -3436,34 +3582,25 @@
           <w:szCs w:val="28"/>
           <w:lang w:eastAsia="ru-RU"/>
         </w:rPr>
-        <w:t>м посылок от отправителей, их транспортировку между пунктами при</w:t>
-      </w:r>
-      <w:r>
-        <w:rPr>
-          <w:rFonts w:ascii="Times New Roman" w:eastAsia="Times New Roman" w:hAnsi="Times New Roman"/>
-          <w:sz w:val="28"/>
-          <w:szCs w:val="28"/>
-          <w:lang w:eastAsia="ru-RU"/>
-        </w:rPr>
-        <w:t>е</w:t>
-      </w:r>
-      <w:r>
-        <w:rPr>
-          <w:rFonts w:ascii="Times New Roman" w:eastAsia="Times New Roman" w:hAnsi="Times New Roman"/>
-          <w:sz w:val="28"/>
-          <w:szCs w:val="28"/>
-          <w:lang w:eastAsia="ru-RU"/>
-        </w:rPr>
-        <w:t>ма и в</w:t>
-      </w:r>
-      <w:r>
-        <w:rPr>
-          <w:rFonts w:ascii="Times New Roman" w:eastAsia="Times New Roman" w:hAnsi="Times New Roman"/>
-          <w:sz w:val="28"/>
-          <w:szCs w:val="28"/>
-          <w:lang w:eastAsia="ru-RU"/>
-        </w:rPr>
-        <w:t>ыдачи, а также</w:t>
+        <w:t xml:space="preserve">м посылок от отправителей, их </w:t>
+      </w:r>
+      <w:r>
+        <w:rPr>
+          <w:rFonts w:ascii="Times New Roman" w:eastAsia="Times New Roman" w:hAnsi="Times New Roman"/>
+          <w:sz w:val="28"/>
+          <w:szCs w:val="28"/>
+          <w:lang w:eastAsia="ru-RU"/>
+        </w:rPr>
+        <w:t>транспортировку отправлений между пунктами обслуживания</w:t>
+      </w:r>
+      <w:r>
+        <w:rPr>
+          <w:rFonts w:ascii="Times New Roman" w:eastAsia="Times New Roman" w:hAnsi="Times New Roman"/>
+          <w:sz w:val="28"/>
+          <w:szCs w:val="28"/>
+          <w:lang w:eastAsia="ru-RU"/>
+        </w:rPr>
+        <w:t>, а также</w:t>
       </w:r>
       <w:r>
         <w:rPr>
@@ -3790,7 +3927,25 @@
           <w:szCs w:val="28"/>
           <w:lang w:eastAsia="ru-RU"/>
         </w:rPr>
-        <w:t>т и отслеживание перемещения посылок;</w:t>
+        <w:t xml:space="preserve">т и отслеживание </w:t>
+      </w:r>
+      <w:r>
+        <w:rPr>
+          <w:rFonts w:ascii="Times New Roman" w:eastAsia="Times New Roman" w:hAnsi="Times New Roman"/>
+          <w:sz w:val="28"/>
+          <w:szCs w:val="28"/>
+          <w:lang w:eastAsia="ru-RU"/>
+        </w:rPr>
+        <w:t>статусов</w:t>
+      </w:r>
+      <w:r>
+        <w:rPr>
+          <w:rFonts w:ascii="Times New Roman" w:eastAsia="Times New Roman" w:hAnsi="Times New Roman"/>
+          <w:sz w:val="28"/>
+          <w:szCs w:val="28"/>
+          <w:lang w:eastAsia="ru-RU"/>
+        </w:rPr>
+        <w:t xml:space="preserve"> посылок;</w:t>
       </w:r>
     </w:p>
     <w:p>
@@ -4091,7 +4246,16 @@
           <w:szCs w:val="28"/>
           <w:lang w:eastAsia="ru-RU"/>
         </w:rPr>
-        <w:t>геоинформационные системы (для маршрутизации доставки).</w:t>
+        <w:t>системы отслеживания и контроля перемещения отправлений</w:t>
+      </w:r>
+      <w:r>
+        <w:rPr>
+          <w:rFonts w:ascii="Times New Roman" w:eastAsia="Times New Roman" w:hAnsi="Times New Roman"/>
+          <w:sz w:val="28"/>
+          <w:szCs w:val="28"/>
+          <w:lang w:eastAsia="ru-RU"/>
+        </w:rPr>
+        <w:t>.</w:t>
       </w:r>
     </w:p>
     <w:p>
@@ -4458,7 +4622,16 @@
           <w:szCs w:val="28"/>
           <w:lang w:eastAsia="ru-RU"/>
         </w:rPr>
-        <w:t>сложность отслеживания текущего местоположения посылок;</w:t>
+        <w:t>необходимость контроля статусов и местонахождения отправлений</w:t>
+      </w:r>
+      <w:r>
+        <w:rPr>
+          <w:rFonts w:ascii="Times New Roman" w:eastAsia="Times New Roman" w:hAnsi="Times New Roman"/>
+          <w:sz w:val="28"/>
+          <w:szCs w:val="28"/>
+          <w:lang w:eastAsia="ru-RU"/>
+        </w:rPr>
+        <w:t>;</w:t>
       </w:r>
     </w:p>
     <w:p>
@@ -4762,39 +4935,35 @@
           <w:szCs w:val="28"/>
           <w:lang w:eastAsia="ru-RU"/>
         </w:rPr>
-        <w:t>Таким образом, разработка приложения базы данных для службы доставки посылок является обоснованной и необходимой для повышения эффективности е</w:t>
-      </w:r>
-      <w:r>
-        <w:rPr>
-          <w:rFonts w:ascii="Times New Roman" w:eastAsia="Times New Roman" w:hAnsi="Times New Roman"/>
-          <w:sz w:val="28"/>
-          <w:szCs w:val="28"/>
-          <w:lang w:eastAsia="ru-RU"/>
-        </w:rPr>
-        <w:t>е</w:t>
-      </w:r>
-      <w:r>
-        <w:rPr>
-          <w:rFonts w:ascii="Times New Roman" w:eastAsia="Times New Roman" w:hAnsi="Times New Roman"/>
-          <w:sz w:val="28"/>
-          <w:szCs w:val="28"/>
-          <w:lang w:eastAsia="ru-RU"/>
-        </w:rPr>
-        <w:t xml:space="preserve"> деятельности.</w:t>
-      </w:r>
-    </w:p>
-    <w:p>
-      <w:pPr>
-        <w:spacing w:after="0" w:line="360" w:lineRule="auto"/>
-        <w:ind w:firstLine="709"/>
-        <w:jc w:val="both"/>
-        <w:rPr>
-          <w:rFonts w:ascii="Times New Roman" w:eastAsia="Times New Roman" w:hAnsi="Times New Roman"/>
-          <w:sz w:val="28"/>
-          <w:szCs w:val="28"/>
-          <w:lang w:eastAsia="ru-RU"/>
-        </w:rPr>
-      </w:pPr>
+        <w:t xml:space="preserve">Таким образом, анализ предметной области показал наличие ряда проблем, связанных с отсутствием единой системы учета и обработки данных. Это </w:t>
+      </w:r>
+      <w:r>
+        <w:rPr>
+          <w:rFonts w:ascii="Times New Roman" w:eastAsia="Times New Roman" w:hAnsi="Times New Roman"/>
+          <w:sz w:val="28"/>
+          <w:szCs w:val="28"/>
+          <w:lang w:eastAsia="ru-RU"/>
+        </w:rPr>
+        <w:t>обусловливает</w:t>
+      </w:r>
+      <w:r>
+        <w:rPr>
+          <w:rFonts w:ascii="Times New Roman" w:eastAsia="Times New Roman" w:hAnsi="Times New Roman"/>
+          <w:sz w:val="28"/>
+          <w:szCs w:val="28"/>
+          <w:lang w:eastAsia="ru-RU"/>
+        </w:rPr>
+        <w:t xml:space="preserve"> </w:t>
+      </w:r>
+      <w:r>
+        <w:rPr>
+          <w:rFonts w:ascii="Times New Roman" w:eastAsia="Times New Roman" w:hAnsi="Times New Roman"/>
+          <w:sz w:val="28"/>
+          <w:szCs w:val="28"/>
+          <w:lang w:eastAsia="ru-RU"/>
+        </w:rPr>
+        <w:t>необходимость разработки клиент-серверного приложения базы данных, направленного на автоматизацию основных бизнес-процессов службы доставки и повышение эффективности ее работы.</w:t>
+      </w:r>
     </w:p>
     <w:p>
       <w:pPr>
@@ -4835,7 +5004,7 @@
           <w:lang w:eastAsia="ru-RU"/>
         </w:rPr>
       </w:pPr>
-      <w:bookmarkStart w:id="5" w:name="_Toc225695061"/>
+      <w:bookmarkStart w:id="5" w:name="_Toc226046169"/>
       <w:r>
         <w:rPr>
           <w:rFonts w:ascii="Times New Roman" w:eastAsia="Times New Roman" w:hAnsi="Times New Roman" w:cs="Times New Roman"/>
@@ -4993,14 +5162,18 @@
         <w:jc w:val="both"/>
         <w:rPr>
           <w:rFonts w:ascii="Times New Roman" w:eastAsia="Times New Roman" w:hAnsi="Times New Roman"/>
-          <w:sz w:val="28"/>
-          <w:szCs w:val="28"/>
-          <w:lang w:eastAsia="ru-RU"/>
-        </w:rPr>
-      </w:pPr>
-      <w:r>
-        <w:rPr>
-          <w:rFonts w:ascii="Times New Roman" w:eastAsia="Times New Roman" w:hAnsi="Times New Roman"/>
+          <w:b/>
+          <w:bCs/>
+          <w:sz w:val="28"/>
+          <w:szCs w:val="28"/>
+          <w:lang w:eastAsia="ru-RU"/>
+        </w:rPr>
+      </w:pPr>
+      <w:r>
+        <w:rPr>
+          <w:rFonts w:ascii="Times New Roman" w:eastAsia="Times New Roman" w:hAnsi="Times New Roman"/>
+          <w:b/>
+          <w:bCs/>
           <w:sz w:val="28"/>
           <w:szCs w:val="28"/>
           <w:lang w:eastAsia="ru-RU"/>
@@ -5162,14 +5335,18 @@
         <w:jc w:val="both"/>
         <w:rPr>
           <w:rFonts w:ascii="Times New Roman" w:eastAsia="Times New Roman" w:hAnsi="Times New Roman"/>
-          <w:sz w:val="28"/>
-          <w:szCs w:val="28"/>
-          <w:lang w:eastAsia="ru-RU"/>
-        </w:rPr>
-      </w:pPr>
-      <w:r>
-        <w:rPr>
-          <w:rFonts w:ascii="Times New Roman" w:eastAsia="Times New Roman" w:hAnsi="Times New Roman"/>
+          <w:b/>
+          <w:bCs/>
+          <w:sz w:val="28"/>
+          <w:szCs w:val="28"/>
+          <w:lang w:eastAsia="ru-RU"/>
+        </w:rPr>
+      </w:pPr>
+      <w:r>
+        <w:rPr>
+          <w:rFonts w:ascii="Times New Roman" w:eastAsia="Times New Roman" w:hAnsi="Times New Roman"/>
+          <w:b/>
+          <w:bCs/>
           <w:sz w:val="28"/>
           <w:szCs w:val="28"/>
           <w:lang w:eastAsia="ru-RU"/>
@@ -5179,6 +5356,8 @@
       <w:r>
         <w:rPr>
           <w:rFonts w:ascii="Times New Roman" w:eastAsia="Times New Roman" w:hAnsi="Times New Roman"/>
+          <w:b/>
+          <w:bCs/>
           <w:sz w:val="28"/>
           <w:szCs w:val="28"/>
           <w:lang w:eastAsia="ru-RU"/>
@@ -5188,6 +5367,8 @@
       <w:r>
         <w:rPr>
           <w:rFonts w:ascii="Times New Roman" w:eastAsia="Times New Roman" w:hAnsi="Times New Roman"/>
+          <w:b/>
+          <w:bCs/>
           <w:sz w:val="28"/>
           <w:szCs w:val="28"/>
           <w:lang w:eastAsia="ru-RU"/>
@@ -5411,14 +5592,18 @@
         <w:jc w:val="both"/>
         <w:rPr>
           <w:rFonts w:ascii="Times New Roman" w:eastAsia="Times New Roman" w:hAnsi="Times New Roman"/>
-          <w:sz w:val="28"/>
-          <w:szCs w:val="28"/>
-          <w:lang w:eastAsia="ru-RU"/>
-        </w:rPr>
-      </w:pPr>
-      <w:r>
-        <w:rPr>
-          <w:rFonts w:ascii="Times New Roman" w:eastAsia="Times New Roman" w:hAnsi="Times New Roman"/>
+          <w:b/>
+          <w:bCs/>
+          <w:sz w:val="28"/>
+          <w:szCs w:val="28"/>
+          <w:lang w:eastAsia="ru-RU"/>
+        </w:rPr>
+      </w:pPr>
+      <w:r>
+        <w:rPr>
+          <w:rFonts w:ascii="Times New Roman" w:eastAsia="Times New Roman" w:hAnsi="Times New Roman"/>
+          <w:b/>
+          <w:bCs/>
           <w:sz w:val="28"/>
           <w:szCs w:val="28"/>
           <w:lang w:eastAsia="ru-RU"/>
@@ -5428,6 +5613,8 @@
       <w:r>
         <w:rPr>
           <w:rFonts w:ascii="Times New Roman" w:eastAsia="Times New Roman" w:hAnsi="Times New Roman"/>
+          <w:b/>
+          <w:bCs/>
           <w:sz w:val="28"/>
           <w:szCs w:val="28"/>
           <w:lang w:eastAsia="ru-RU"/>
@@ -5437,6 +5624,8 @@
       <w:r>
         <w:rPr>
           <w:rFonts w:ascii="Times New Roman" w:eastAsia="Times New Roman" w:hAnsi="Times New Roman"/>
+          <w:b/>
+          <w:bCs/>
           <w:sz w:val="28"/>
           <w:szCs w:val="28"/>
           <w:lang w:eastAsia="ru-RU"/>
@@ -5581,14 +5770,18 @@
         <w:jc w:val="both"/>
         <w:rPr>
           <w:rFonts w:ascii="Times New Roman" w:eastAsia="Times New Roman" w:hAnsi="Times New Roman"/>
-          <w:sz w:val="28"/>
-          <w:szCs w:val="28"/>
-          <w:lang w:eastAsia="ru-RU"/>
-        </w:rPr>
-      </w:pPr>
-      <w:r>
-        <w:rPr>
-          <w:rFonts w:ascii="Times New Roman" w:eastAsia="Times New Roman" w:hAnsi="Times New Roman"/>
+          <w:b/>
+          <w:bCs/>
+          <w:sz w:val="28"/>
+          <w:szCs w:val="28"/>
+          <w:lang w:eastAsia="ru-RU"/>
+        </w:rPr>
+      </w:pPr>
+      <w:r>
+        <w:rPr>
+          <w:rFonts w:ascii="Times New Roman" w:eastAsia="Times New Roman" w:hAnsi="Times New Roman"/>
+          <w:b/>
+          <w:bCs/>
           <w:sz w:val="28"/>
           <w:szCs w:val="28"/>
           <w:lang w:eastAsia="ru-RU"/>
@@ -5732,14 +5925,18 @@
         <w:jc w:val="both"/>
         <w:rPr>
           <w:rFonts w:ascii="Times New Roman" w:eastAsia="Times New Roman" w:hAnsi="Times New Roman"/>
-          <w:sz w:val="28"/>
-          <w:szCs w:val="28"/>
-          <w:lang w:eastAsia="ru-RU"/>
-        </w:rPr>
-      </w:pPr>
-      <w:r>
-        <w:rPr>
-          <w:rFonts w:ascii="Times New Roman" w:eastAsia="Times New Roman" w:hAnsi="Times New Roman"/>
+          <w:b/>
+          <w:bCs/>
+          <w:sz w:val="28"/>
+          <w:szCs w:val="28"/>
+          <w:lang w:eastAsia="ru-RU"/>
+        </w:rPr>
+      </w:pPr>
+      <w:r>
+        <w:rPr>
+          <w:rFonts w:ascii="Times New Roman" w:eastAsia="Times New Roman" w:hAnsi="Times New Roman"/>
+          <w:b/>
+          <w:bCs/>
           <w:sz w:val="28"/>
           <w:szCs w:val="28"/>
           <w:lang w:eastAsia="ru-RU"/>
@@ -5749,6 +5946,8 @@
       <w:r>
         <w:rPr>
           <w:rFonts w:ascii="Times New Roman" w:eastAsia="Times New Roman" w:hAnsi="Times New Roman"/>
+          <w:b/>
+          <w:bCs/>
           <w:sz w:val="28"/>
           <w:szCs w:val="28"/>
           <w:lang w:eastAsia="ru-RU"/>
@@ -5758,6 +5957,8 @@
       <w:r>
         <w:rPr>
           <w:rFonts w:ascii="Times New Roman" w:eastAsia="Times New Roman" w:hAnsi="Times New Roman"/>
+          <w:b/>
+          <w:bCs/>
           <w:sz w:val="28"/>
           <w:szCs w:val="28"/>
           <w:lang w:eastAsia="ru-RU"/>
@@ -6053,14 +6254,18 @@
         <w:jc w:val="both"/>
         <w:rPr>
           <w:rFonts w:ascii="Times New Roman" w:eastAsia="Times New Roman" w:hAnsi="Times New Roman"/>
-          <w:sz w:val="28"/>
-          <w:szCs w:val="28"/>
-          <w:lang w:eastAsia="ru-RU"/>
-        </w:rPr>
-      </w:pPr>
-      <w:r>
-        <w:rPr>
-          <w:rFonts w:ascii="Times New Roman" w:eastAsia="Times New Roman" w:hAnsi="Times New Roman"/>
+          <w:b/>
+          <w:bCs/>
+          <w:sz w:val="28"/>
+          <w:szCs w:val="28"/>
+          <w:lang w:eastAsia="ru-RU"/>
+        </w:rPr>
+      </w:pPr>
+      <w:r>
+        <w:rPr>
+          <w:rFonts w:ascii="Times New Roman" w:eastAsia="Times New Roman" w:hAnsi="Times New Roman"/>
+          <w:b/>
+          <w:bCs/>
           <w:sz w:val="28"/>
           <w:szCs w:val="28"/>
           <w:lang w:eastAsia="ru-RU"/>
@@ -6070,6 +6275,8 @@
       <w:r>
         <w:rPr>
           <w:rFonts w:ascii="Times New Roman" w:eastAsia="Times New Roman" w:hAnsi="Times New Roman"/>
+          <w:b/>
+          <w:bCs/>
           <w:sz w:val="28"/>
           <w:szCs w:val="28"/>
           <w:lang w:eastAsia="ru-RU"/>
@@ -6276,19 +6483,45 @@
         <w:jc w:val="both"/>
         <w:rPr>
           <w:rFonts w:ascii="Times New Roman" w:eastAsia="Times New Roman" w:hAnsi="Times New Roman"/>
-          <w:sz w:val="28"/>
-          <w:szCs w:val="28"/>
-          <w:lang w:eastAsia="ru-RU"/>
-        </w:rPr>
-      </w:pPr>
-      <w:r>
-        <w:rPr>
-          <w:rFonts w:ascii="Times New Roman" w:eastAsia="Times New Roman" w:hAnsi="Times New Roman"/>
-          <w:sz w:val="28"/>
-          <w:szCs w:val="28"/>
-          <w:lang w:eastAsia="ru-RU"/>
-        </w:rPr>
-        <w:t>Регистрация истории перемещений:</w:t>
+          <w:b/>
+          <w:bCs/>
+          <w:sz w:val="28"/>
+          <w:szCs w:val="28"/>
+          <w:lang w:eastAsia="ru-RU"/>
+        </w:rPr>
+      </w:pPr>
+      <w:r>
+        <w:rPr>
+          <w:rFonts w:ascii="Times New Roman" w:eastAsia="Times New Roman" w:hAnsi="Times New Roman"/>
+          <w:b/>
+          <w:bCs/>
+          <w:sz w:val="28"/>
+          <w:szCs w:val="28"/>
+          <w:lang w:eastAsia="ru-RU"/>
+        </w:rPr>
+        <w:t>Р</w:t>
+      </w:r>
+      <w:r>
+        <w:rPr>
+          <w:rFonts w:ascii="Times New Roman" w:eastAsia="Times New Roman" w:hAnsi="Times New Roman"/>
+          <w:b/>
+          <w:bCs/>
+          <w:sz w:val="28"/>
+          <w:szCs w:val="28"/>
+          <w:lang w:eastAsia="ru-RU"/>
+        </w:rPr>
+        <w:t>егистрация изменений статуса отправления</w:t>
+      </w:r>
+      <w:r>
+        <w:rPr>
+          <w:rFonts w:ascii="Times New Roman" w:eastAsia="Times New Roman" w:hAnsi="Times New Roman"/>
+          <w:b/>
+          <w:bCs/>
+          <w:sz w:val="28"/>
+          <w:szCs w:val="28"/>
+          <w:lang w:eastAsia="ru-RU"/>
+        </w:rPr>
+        <w:t>:</w:t>
       </w:r>
     </w:p>
     <w:p>
@@ -6332,7 +6565,16 @@
           <w:szCs w:val="28"/>
           <w:lang w:eastAsia="ru-RU"/>
         </w:rPr>
-        <w:t>Действия: фиксация этапов движения посылки (прибытие/убытие со склада, передача водителю, прибытие в пункт выдачи).</w:t>
+        <w:t>Действия: фиксация этапов обработки отправления (прием, передача, поступление в пункт выдачи, выдача получателю</w:t>
+      </w:r>
+      <w:r>
+        <w:rPr>
+          <w:rFonts w:ascii="Times New Roman" w:eastAsia="Times New Roman" w:hAnsi="Times New Roman"/>
+          <w:sz w:val="28"/>
+          <w:szCs w:val="28"/>
+          <w:lang w:eastAsia="ru-RU"/>
+        </w:rPr>
+        <w:t>).</w:t>
       </w:r>
     </w:p>
     <w:p>
@@ -6364,19 +6606,8 @@
           <w:szCs w:val="28"/>
           <w:lang w:eastAsia="ru-RU"/>
         </w:rPr>
-        <w:t>накладная, товарно-транспортная накладная</w:t>
-      </w:r>
-      <w:r>
-        <w:rPr>
-          <w:rFonts w:ascii="Times New Roman" w:eastAsia="Times New Roman" w:hAnsi="Times New Roman"/>
-          <w:sz w:val="28"/>
-          <w:szCs w:val="28"/>
-          <w:lang w:eastAsia="ru-RU"/>
-        </w:rPr>
-        <w:t>.</w:t>
-      </w:r>
-      <w:bookmarkStart w:id="6" w:name="_GoBack"/>
-      <w:bookmarkEnd w:id="6"/>
+        <w:t>накладная, товарно-транспортная накладная.</w:t>
+      </w:r>
     </w:p>
     <w:p>
       <w:pPr>
@@ -6492,14 +6723,18 @@
         <w:jc w:val="both"/>
         <w:rPr>
           <w:rFonts w:ascii="Times New Roman" w:eastAsia="Times New Roman" w:hAnsi="Times New Roman"/>
-          <w:sz w:val="28"/>
-          <w:szCs w:val="28"/>
-          <w:lang w:eastAsia="ru-RU"/>
-        </w:rPr>
-      </w:pPr>
-      <w:r>
-        <w:rPr>
-          <w:rFonts w:ascii="Times New Roman" w:eastAsia="Times New Roman" w:hAnsi="Times New Roman"/>
+          <w:b/>
+          <w:bCs/>
+          <w:sz w:val="28"/>
+          <w:szCs w:val="28"/>
+          <w:lang w:eastAsia="ru-RU"/>
+        </w:rPr>
+      </w:pPr>
+      <w:r>
+        <w:rPr>
+          <w:rFonts w:ascii="Times New Roman" w:eastAsia="Times New Roman" w:hAnsi="Times New Roman"/>
+          <w:b/>
+          <w:bCs/>
           <w:sz w:val="28"/>
           <w:szCs w:val="28"/>
           <w:lang w:eastAsia="ru-RU"/>
@@ -6509,6 +6744,8 @@
       <w:r>
         <w:rPr>
           <w:rFonts w:ascii="Times New Roman" w:eastAsia="Times New Roman" w:hAnsi="Times New Roman"/>
+          <w:b/>
+          <w:bCs/>
           <w:sz w:val="28"/>
           <w:szCs w:val="28"/>
           <w:lang w:eastAsia="ru-RU"/>
@@ -6518,6 +6755,8 @@
       <w:r>
         <w:rPr>
           <w:rFonts w:ascii="Times New Roman" w:eastAsia="Times New Roman" w:hAnsi="Times New Roman"/>
+          <w:b/>
+          <w:bCs/>
           <w:sz w:val="28"/>
           <w:szCs w:val="28"/>
           <w:lang w:eastAsia="ru-RU"/>
@@ -6688,14 +6927,18 @@
         <w:jc w:val="both"/>
         <w:rPr>
           <w:rFonts w:ascii="Times New Roman" w:eastAsia="Times New Roman" w:hAnsi="Times New Roman"/>
-          <w:sz w:val="28"/>
-          <w:szCs w:val="28"/>
-          <w:lang w:eastAsia="ru-RU"/>
-        </w:rPr>
-      </w:pPr>
-      <w:r>
-        <w:rPr>
-          <w:rFonts w:ascii="Times New Roman" w:eastAsia="Times New Roman" w:hAnsi="Times New Roman"/>
+          <w:b/>
+          <w:bCs/>
+          <w:sz w:val="28"/>
+          <w:szCs w:val="28"/>
+          <w:lang w:eastAsia="ru-RU"/>
+        </w:rPr>
+      </w:pPr>
+      <w:r>
+        <w:rPr>
+          <w:rFonts w:ascii="Times New Roman" w:eastAsia="Times New Roman" w:hAnsi="Times New Roman"/>
+          <w:b/>
+          <w:bCs/>
           <w:sz w:val="28"/>
           <w:szCs w:val="28"/>
           <w:lang w:eastAsia="ru-RU"/>
@@ -6821,14 +7064,18 @@
         <w:jc w:val="both"/>
         <w:rPr>
           <w:rFonts w:ascii="Times New Roman" w:eastAsia="Times New Roman" w:hAnsi="Times New Roman"/>
-          <w:sz w:val="28"/>
-          <w:szCs w:val="28"/>
-          <w:lang w:eastAsia="ru-RU"/>
-        </w:rPr>
-      </w:pPr>
-      <w:r>
-        <w:rPr>
-          <w:rFonts w:ascii="Times New Roman" w:eastAsia="Times New Roman" w:hAnsi="Times New Roman"/>
+          <w:b/>
+          <w:bCs/>
+          <w:sz w:val="28"/>
+          <w:szCs w:val="28"/>
+          <w:lang w:eastAsia="ru-RU"/>
+        </w:rPr>
+      </w:pPr>
+      <w:r>
+        <w:rPr>
+          <w:rFonts w:ascii="Times New Roman" w:eastAsia="Times New Roman" w:hAnsi="Times New Roman"/>
+          <w:b/>
+          <w:bCs/>
           <w:sz w:val="28"/>
           <w:szCs w:val="28"/>
           <w:lang w:eastAsia="ru-RU"/>
@@ -7052,14 +7299,18 @@
         <w:jc w:val="both"/>
         <w:rPr>
           <w:rFonts w:ascii="Times New Roman" w:eastAsia="Times New Roman" w:hAnsi="Times New Roman"/>
-          <w:sz w:val="28"/>
-          <w:szCs w:val="28"/>
-          <w:lang w:eastAsia="ru-RU"/>
-        </w:rPr>
-      </w:pPr>
-      <w:r>
-        <w:rPr>
-          <w:rFonts w:ascii="Times New Roman" w:eastAsia="Times New Roman" w:hAnsi="Times New Roman"/>
+          <w:b/>
+          <w:bCs/>
+          <w:sz w:val="28"/>
+          <w:szCs w:val="28"/>
+          <w:lang w:eastAsia="ru-RU"/>
+        </w:rPr>
+      </w:pPr>
+      <w:r>
+        <w:rPr>
+          <w:rFonts w:ascii="Times New Roman" w:eastAsia="Times New Roman" w:hAnsi="Times New Roman"/>
+          <w:b/>
+          <w:bCs/>
           <w:sz w:val="28"/>
           <w:szCs w:val="28"/>
           <w:lang w:eastAsia="ru-RU"/>
@@ -7186,14 +7437,18 @@
         <w:jc w:val="both"/>
         <w:rPr>
           <w:rFonts w:ascii="Times New Roman" w:eastAsia="Times New Roman" w:hAnsi="Times New Roman"/>
-          <w:sz w:val="28"/>
-          <w:szCs w:val="28"/>
-          <w:lang w:eastAsia="ru-RU"/>
-        </w:rPr>
-      </w:pPr>
-      <w:r>
-        <w:rPr>
-          <w:rFonts w:ascii="Times New Roman" w:eastAsia="Times New Roman" w:hAnsi="Times New Roman"/>
+          <w:b/>
+          <w:bCs/>
+          <w:sz w:val="28"/>
+          <w:szCs w:val="28"/>
+          <w:lang w:eastAsia="ru-RU"/>
+        </w:rPr>
+      </w:pPr>
+      <w:r>
+        <w:rPr>
+          <w:rFonts w:ascii="Times New Roman" w:eastAsia="Times New Roman" w:hAnsi="Times New Roman"/>
+          <w:b/>
+          <w:bCs/>
           <w:sz w:val="28"/>
           <w:szCs w:val="28"/>
           <w:lang w:eastAsia="ru-RU"/>
@@ -7203,6 +7458,8 @@
       <w:r>
         <w:rPr>
           <w:rFonts w:ascii="Times New Roman" w:eastAsia="Times New Roman" w:hAnsi="Times New Roman"/>
+          <w:b/>
+          <w:bCs/>
           <w:sz w:val="28"/>
           <w:szCs w:val="28"/>
           <w:lang w:eastAsia="ru-RU"/>
@@ -7212,6 +7469,8 @@
       <w:r>
         <w:rPr>
           <w:rFonts w:ascii="Times New Roman" w:eastAsia="Times New Roman" w:hAnsi="Times New Roman"/>
+          <w:b/>
+          <w:bCs/>
           <w:sz w:val="28"/>
           <w:szCs w:val="28"/>
           <w:lang w:eastAsia="ru-RU"/>
@@ -7346,14 +7605,18 @@
         <w:jc w:val="both"/>
         <w:rPr>
           <w:rFonts w:ascii="Times New Roman" w:eastAsia="Times New Roman" w:hAnsi="Times New Roman"/>
-          <w:sz w:val="28"/>
-          <w:szCs w:val="28"/>
-          <w:lang w:eastAsia="ru-RU"/>
-        </w:rPr>
-      </w:pPr>
-      <w:r>
-        <w:rPr>
-          <w:rFonts w:ascii="Times New Roman" w:eastAsia="Times New Roman" w:hAnsi="Times New Roman"/>
+          <w:b/>
+          <w:bCs/>
+          <w:sz w:val="28"/>
+          <w:szCs w:val="28"/>
+          <w:lang w:eastAsia="ru-RU"/>
+        </w:rPr>
+      </w:pPr>
+      <w:r>
+        <w:rPr>
+          <w:rFonts w:ascii="Times New Roman" w:eastAsia="Times New Roman" w:hAnsi="Times New Roman"/>
+          <w:b/>
+          <w:bCs/>
           <w:sz w:val="28"/>
           <w:szCs w:val="28"/>
           <w:lang w:eastAsia="ru-RU"/>
@@ -7524,7 +7787,7 @@
           <w:lang w:eastAsia="ru-RU"/>
         </w:rPr>
       </w:pPr>
-      <w:bookmarkStart w:id="7" w:name="_Toc225695062"/>
+      <w:bookmarkStart w:id="6" w:name="_Toc226046170"/>
       <w:r>
         <w:rPr>
           <w:rFonts w:ascii="Times New Roman" w:eastAsia="Times New Roman" w:hAnsi="Times New Roman" w:cs="Times New Roman"/>
@@ -7546,7 +7809,7 @@
         </w:rPr>
         <w:t>информации</w:t>
       </w:r>
-      <w:bookmarkEnd w:id="7"/>
+      <w:bookmarkEnd w:id="6"/>
     </w:p>
     <w:p>
       <w:pPr>
@@ -7634,7 +7897,7 @@
           <w:lang w:eastAsia="ru-RU"/>
         </w:rPr>
       </w:pPr>
-      <w:bookmarkStart w:id="8" w:name="_Toc225695063"/>
+      <w:bookmarkStart w:id="7" w:name="_Toc226046171"/>
       <w:r>
         <w:rPr>
           <w:rFonts w:ascii="Times New Roman" w:eastAsia="Times New Roman" w:hAnsi="Times New Roman" w:cs="Times New Roman"/>
@@ -7646,7 +7909,7 @@
         <w:lastRenderedPageBreak/>
         <w:t>Алгоритмические зависимости</w:t>
       </w:r>
-      <w:bookmarkEnd w:id="8"/>
+      <w:bookmarkEnd w:id="7"/>
     </w:p>
     <w:p>
       <w:pPr>
@@ -7734,7 +7997,7 @@
           <w:lang w:eastAsia="ru-RU"/>
         </w:rPr>
       </w:pPr>
-      <w:bookmarkStart w:id="9" w:name="_Toc225695064"/>
+      <w:bookmarkStart w:id="8" w:name="_Toc226046172"/>
       <w:r>
         <w:rPr>
           <w:rFonts w:ascii="Times New Roman" w:eastAsia="Times New Roman" w:hAnsi="Times New Roman" w:cs="Times New Roman"/>
@@ -7746,7 +8009,7 @@
         <w:lastRenderedPageBreak/>
         <w:t>Бизнес-правила</w:t>
       </w:r>
-      <w:bookmarkEnd w:id="9"/>
+      <w:bookmarkEnd w:id="8"/>
     </w:p>
     <w:p>
       <w:pPr>
@@ -7834,7 +8097,7 @@
           <w:lang w:eastAsia="ru-RU"/>
         </w:rPr>
       </w:pPr>
-      <w:bookmarkStart w:id="10" w:name="_Toc225695065"/>
+      <w:bookmarkStart w:id="9" w:name="_Toc226046173"/>
       <w:r>
         <w:rPr>
           <w:rFonts w:ascii="Times New Roman" w:eastAsia="Times New Roman" w:hAnsi="Times New Roman" w:cs="Times New Roman"/>
@@ -7846,7 +8109,7 @@
         <w:lastRenderedPageBreak/>
         <w:t>Требования заказчика к приложению</w:t>
       </w:r>
-      <w:bookmarkEnd w:id="10"/>
+      <w:bookmarkEnd w:id="9"/>
     </w:p>
     <w:p>
       <w:pPr>
@@ -7932,6 +8195,7 @@
           <w:lang w:eastAsia="ru-RU"/>
         </w:rPr>
       </w:pPr>
+      <w:bookmarkStart w:id="10" w:name="_Toc226046174"/>
       <w:r>
         <w:rPr>
           <w:rFonts w:ascii="Times New Roman" w:eastAsia="Times New Roman" w:hAnsi="Times New Roman" w:cs="Times New Roman"/>
@@ -7945,6 +8209,7 @@
         <w:lastRenderedPageBreak/>
         <w:t>СПИСОК ИСПОЛЬЗОВАННЫХ ИСТОЧНИКОВ</w:t>
       </w:r>
+      <w:bookmarkEnd w:id="10"/>
     </w:p>
     <w:p>
       <w:pPr>
@@ -8038,7 +8303,7 @@
 </file>
 
 <file path=word/endnotes.xml><?xml version="1.0" encoding="utf-8"?>
-<w:endnotes xmlns:wpc="http://schemas.microsoft.com/office/word/2010/wordprocessingCanvas" xmlns:cx="http://schemas.microsoft.com/office/drawing/2014/chartex" xmlns:cx1="http://schemas.microsoft.com/office/drawing/2015/9/8/chartex" xmlns:cx2="http://schemas.microsoft.com/office/drawing/2015/10/21/chartex" xmlns:cx3="http://schemas.microsoft.com/office/drawing/2016/5/9/chartex" xmlns:cx4="http://schemas.microsoft.com/office/drawing/2016/5/10/chartex" xmlns:cx5="http://schemas.microsoft.com/office/drawing/2016/5/11/chartex" xmlns:cx6="http://schemas.microsoft.com/office/drawing/2016/5/12/chartex" xmlns:cx7="http://schemas.microsoft.com/office/drawing/2016/5/13/chartex" xmlns:cx8="http://schemas.microsoft.com/office/drawing/2016/5/14/chartex" xmlns:mc="http://schemas.openxmlformats.org/markup-compatibility/2006" xmlns:aink="http://schemas.microsoft.com/office/drawing/2016/ink" xmlns:am3d="http://schemas.microsoft.com/office/drawing/2017/model3d" xmlns:o="urn:schemas-microsoft-com:office:office" xmlns:r="http://schemas.openxmlformats.org/officeDocument/2006/relationships" xmlns:m="http://schemas.openxmlformats.org/officeDocument/2006/math" xmlns:v="urn:schemas-microsoft-com:vml" xmlns:wp14="http://schemas.microsoft.com/office/word/2010/wordprocessingDrawing" xmlns:wp="http://schemas.openxmlformats.org/drawingml/2006/wordprocessingDrawing" xmlns:w10="urn:schemas-microsoft-com:office:word" xmlns:w="http://schemas.openxmlformats.org/wordprocessingml/2006/main" xmlns:w14="http://schemas.microsoft.com/office/word/2010/wordml" xmlns:w15="http://schemas.microsoft.com/office/word/2012/wordml" xmlns:w16cid="http://schemas.microsoft.com/office/word/2016/wordml/cid" xmlns:w16se="http://schemas.microsoft.com/office/word/2015/wordml/symex" xmlns:wpg="http://schemas.microsoft.com/office/word/2010/wordprocessingGroup" xmlns:wpi="http://schemas.microsoft.com/office/word/2010/wordprocessingInk" xmlns:wne="http://schemas.microsoft.com/office/word/2006/wordml" xmlns:wps="http://schemas.microsoft.com/office/word/2010/wordprocessingShape" mc:Ignorable="w14 w15 w16se w16cid wp14">
+<w:endnotes xmlns:wpc="http://schemas.microsoft.com/office/word/2010/wordprocessingCanvas" xmlns:cx="http://schemas.microsoft.com/office/drawing/2014/chartex" xmlns:cx1="http://schemas.microsoft.com/office/drawing/2015/9/8/chartex" xmlns:cx2="http://schemas.microsoft.com/office/drawing/2015/10/21/chartex" xmlns:cx3="http://schemas.microsoft.com/office/drawing/2016/5/9/chartex" xmlns:cx4="http://schemas.microsoft.com/office/drawing/2016/5/10/chartex" xmlns:cx5="http://schemas.microsoft.com/office/drawing/2016/5/11/chartex" xmlns:cx6="http://schemas.microsoft.com/office/drawing/2016/5/12/chartex" xmlns:cx7="http://schemas.microsoft.com/office/drawing/2016/5/13/chartex" xmlns:cx8="http://schemas.microsoft.com/office/drawing/2016/5/14/chartex" xmlns:mc="http://schemas.openxmlformats.org/markup-compatibility/2006" xmlns:aink="http://schemas.microsoft.com/office/drawing/2016/ink" xmlns:am3d="http://schemas.microsoft.com/office/drawing/2017/model3d" xmlns:o="urn:schemas-microsoft-com:office:office" xmlns:r="http://schemas.openxmlformats.org/officeDocument/2006/relationships" xmlns:m="http://schemas.openxmlformats.org/officeDocument/2006/math" xmlns:v="urn:schemas-microsoft-com:vml" xmlns:wp14="http://schemas.microsoft.com/office/word/2010/wordprocessingDrawing" xmlns:wp="http://schemas.openxmlformats.org/drawingml/2006/wordprocessingDrawing" xmlns:w10="urn:schemas-microsoft-com:office:word" xmlns:w="http://schemas.openxmlformats.org/wordprocessingml/2006/main" xmlns:w14="http://schemas.microsoft.com/office/word/2010/wordml" xmlns:w15="http://schemas.microsoft.com/office/word/2012/wordml" xmlns:w16cex="http://schemas.microsoft.com/office/word/2018/wordml/cex" xmlns:w16cid="http://schemas.microsoft.com/office/word/2016/wordml/cid" xmlns:w16="http://schemas.microsoft.com/office/word/2018/wordml" xmlns:w16sdtdh="http://schemas.microsoft.com/office/word/2020/wordml/sdtdatahash" xmlns:w16se="http://schemas.microsoft.com/office/word/2015/wordml/symex" xmlns:wpg="http://schemas.microsoft.com/office/word/2010/wordprocessingGroup" xmlns:wpi="http://schemas.microsoft.com/office/word/2010/wordprocessingInk" xmlns:wne="http://schemas.microsoft.com/office/word/2006/wordml" xmlns:wps="http://schemas.microsoft.com/office/word/2010/wordprocessingShape" mc:Ignorable="w14 w15 w16se w16cid w16 w16cex w16sdtdh wp14">
   <w:endnote w:type="separator" w:id="-1">
     <w:p>
       <w:pPr>
@@ -8063,7 +8328,7 @@
 </file>
 
 <file path=word/footnotes.xml><?xml version="1.0" encoding="utf-8"?>
-<w:footnotes xmlns:wpc="http://schemas.microsoft.com/office/word/2010/wordprocessingCanvas" xmlns:cx="http://schemas.microsoft.com/office/drawing/2014/chartex" xmlns:cx1="http://schemas.microsoft.com/office/drawing/2015/9/8/chartex" xmlns:cx2="http://schemas.microsoft.com/office/drawing/2015/10/21/chartex" xmlns:cx3="http://schemas.microsoft.com/office/drawing/2016/5/9/chartex" xmlns:cx4="http://schemas.microsoft.com/office/drawing/2016/5/10/chartex" xmlns:cx5="http://schemas.microsoft.com/office/drawing/2016/5/11/chartex" xmlns:cx6="http://schemas.microsoft.com/office/drawing/2016/5/12/chartex" xmlns:cx7="http://schemas.microsoft.com/office/drawing/2016/5/13/chartex" xmlns:cx8="http://schemas.microsoft.com/office/drawing/2016/5/14/chartex" xmlns:mc="http://schemas.openxmlformats.org/markup-compatibility/2006" xmlns:aink="http://schemas.microsoft.com/office/drawing/2016/ink" xmlns:am3d="http://schemas.microsoft.com/office/drawing/2017/model3d" xmlns:o="urn:schemas-microsoft-com:office:office" xmlns:r="http://schemas.openxmlformats.org/officeDocument/2006/relationships" xmlns:m="http://schemas.openxmlformats.org/officeDocument/2006/math" xmlns:v="urn:schemas-microsoft-com:vml" xmlns:wp14="http://schemas.microsoft.com/office/word/2010/wordprocessingDrawing" xmlns:wp="http://schemas.openxmlformats.org/drawingml/2006/wordprocessingDrawing" xmlns:w10="urn:schemas-microsoft-com:office:word" xmlns:w="http://schemas.openxmlformats.org/wordprocessingml/2006/main" xmlns:w14="http://schemas.microsoft.com/office/word/2010/wordml" xmlns:w15="http://schemas.microsoft.com/office/word/2012/wordml" xmlns:w16cid="http://schemas.microsoft.com/office/word/2016/wordml/cid" xmlns:w16se="http://schemas.microsoft.com/office/word/2015/wordml/symex" xmlns:wpg="http://schemas.microsoft.com/office/word/2010/wordprocessingGroup" xmlns:wpi="http://schemas.microsoft.com/office/word/2010/wordprocessingInk" xmlns:wne="http://schemas.microsoft.com/office/word/2006/wordml" xmlns:wps="http://schemas.microsoft.com/office/word/2010/wordprocessingShape" mc:Ignorable="w14 w15 w16se w16cid wp14">
+<w:footnotes xmlns:wpc="http://schemas.microsoft.com/office/word/2010/wordprocessingCanvas" xmlns:cx="http://schemas.microsoft.com/office/drawing/2014/chartex" xmlns:cx1="http://schemas.microsoft.com/office/drawing/2015/9/8/chartex" xmlns:cx2="http://schemas.microsoft.com/office/drawing/2015/10/21/chartex" xmlns:cx3="http://schemas.microsoft.com/office/drawing/2016/5/9/chartex" xmlns:cx4="http://schemas.microsoft.com/office/drawing/2016/5/10/chartex" xmlns:cx5="http://schemas.microsoft.com/office/drawing/2016/5/11/chartex" xmlns:cx6="http://schemas.microsoft.com/office/drawing/2016/5/12/chartex" xmlns:cx7="http://schemas.microsoft.com/office/drawing/2016/5/13/chartex" xmlns:cx8="http://schemas.microsoft.com/office/drawing/2016/5/14/chartex" xmlns:mc="http://schemas.openxmlformats.org/markup-compatibility/2006" xmlns:aink="http://schemas.microsoft.com/office/drawing/2016/ink" xmlns:am3d="http://schemas.microsoft.com/office/drawing/2017/model3d" xmlns:o="urn:schemas-microsoft-com:office:office" xmlns:r="http://schemas.openxmlformats.org/officeDocument/2006/relationships" xmlns:m="http://schemas.openxmlformats.org/officeDocument/2006/math" xmlns:v="urn:schemas-microsoft-com:vml" xmlns:wp14="http://schemas.microsoft.com/office/word/2010/wordprocessingDrawing" xmlns:wp="http://schemas.openxmlformats.org/drawingml/2006/wordprocessingDrawing" xmlns:w10="urn:schemas-microsoft-com:office:word" xmlns:w="http://schemas.openxmlformats.org/wordprocessingml/2006/main" xmlns:w14="http://schemas.microsoft.com/office/word/2010/wordml" xmlns:w15="http://schemas.microsoft.com/office/word/2012/wordml" xmlns:w16cex="http://schemas.microsoft.com/office/word/2018/wordml/cex" xmlns:w16cid="http://schemas.microsoft.com/office/word/2016/wordml/cid" xmlns:w16="http://schemas.microsoft.com/office/word/2018/wordml" xmlns:w16sdtdh="http://schemas.microsoft.com/office/word/2020/wordml/sdtdatahash" xmlns:w16se="http://schemas.microsoft.com/office/word/2015/wordml/symex" xmlns:wpg="http://schemas.microsoft.com/office/word/2010/wordprocessingGroup" xmlns:wpi="http://schemas.microsoft.com/office/word/2010/wordprocessingInk" xmlns:wne="http://schemas.microsoft.com/office/word/2006/wordml" xmlns:wps="http://schemas.microsoft.com/office/word/2010/wordprocessingShape" mc:Ignorable="w14 w15 w16se w16cid w16 w16cex w16sdtdh wp14">
   <w:footnote w:type="separator" w:id="-1">
     <w:p>
       <w:pPr>
@@ -8088,7 +8353,7 @@
 </file>
 
 <file path=word/header1.xml><?xml version="1.0" encoding="utf-8"?>
-<w:hdr xmlns:wpc="http://schemas.microsoft.com/office/word/2010/wordprocessingCanvas" xmlns:cx="http://schemas.microsoft.com/office/drawing/2014/chartex" xmlns:cx1="http://schemas.microsoft.com/office/drawing/2015/9/8/chartex" xmlns:cx2="http://schemas.microsoft.com/office/drawing/2015/10/21/chartex" xmlns:cx3="http://schemas.microsoft.com/office/drawing/2016/5/9/chartex" xmlns:cx4="http://schemas.microsoft.com/office/drawing/2016/5/10/chartex" xmlns:cx5="http://schemas.microsoft.com/office/drawing/2016/5/11/chartex" xmlns:cx6="http://schemas.microsoft.com/office/drawing/2016/5/12/chartex" xmlns:cx7="http://schemas.microsoft.com/office/drawing/2016/5/13/chartex" xmlns:cx8="http://schemas.microsoft.com/office/drawing/2016/5/14/chartex" xmlns:mc="http://schemas.openxmlformats.org/markup-compatibility/2006" xmlns:aink="http://schemas.microsoft.com/office/drawing/2016/ink" xmlns:am3d="http://schemas.microsoft.com/office/drawing/2017/model3d" xmlns:o="urn:schemas-microsoft-com:office:office" xmlns:r="http://schemas.openxmlformats.org/officeDocument/2006/relationships" xmlns:m="http://schemas.openxmlformats.org/officeDocument/2006/math" xmlns:v="urn:schemas-microsoft-com:vml" xmlns:wp14="http://schemas.microsoft.com/office/word/2010/wordprocessingDrawing" xmlns:wp="http://schemas.openxmlformats.org/drawingml/2006/wordprocessingDrawing" xmlns:w10="urn:schemas-microsoft-com:office:word" xmlns:w="http://schemas.openxmlformats.org/wordprocessingml/2006/main" xmlns:w14="http://schemas.microsoft.com/office/word/2010/wordml" xmlns:w15="http://schemas.microsoft.com/office/word/2012/wordml" xmlns:w16cid="http://schemas.microsoft.com/office/word/2016/wordml/cid" xmlns:w16se="http://schemas.microsoft.com/office/word/2015/wordml/symex" xmlns:wpg="http://schemas.microsoft.com/office/word/2010/wordprocessingGroup" xmlns:wpi="http://schemas.microsoft.com/office/word/2010/wordprocessingInk" xmlns:wne="http://schemas.microsoft.com/office/word/2006/wordml" xmlns:wps="http://schemas.microsoft.com/office/word/2010/wordprocessingShape" mc:Ignorable="w14 w15 w16se w16cid wp14">
+<w:hdr xmlns:wpc="http://schemas.microsoft.com/office/word/2010/wordprocessingCanvas" xmlns:cx="http://schemas.microsoft.com/office/drawing/2014/chartex" xmlns:cx1="http://schemas.microsoft.com/office/drawing/2015/9/8/chartex" xmlns:cx2="http://schemas.microsoft.com/office/drawing/2015/10/21/chartex" xmlns:cx3="http://schemas.microsoft.com/office/drawing/2016/5/9/chartex" xmlns:cx4="http://schemas.microsoft.com/office/drawing/2016/5/10/chartex" xmlns:cx5="http://schemas.microsoft.com/office/drawing/2016/5/11/chartex" xmlns:cx6="http://schemas.microsoft.com/office/drawing/2016/5/12/chartex" xmlns:cx7="http://schemas.microsoft.com/office/drawing/2016/5/13/chartex" xmlns:cx8="http://schemas.microsoft.com/office/drawing/2016/5/14/chartex" xmlns:mc="http://schemas.openxmlformats.org/markup-compatibility/2006" xmlns:aink="http://schemas.microsoft.com/office/drawing/2016/ink" xmlns:am3d="http://schemas.microsoft.com/office/drawing/2017/model3d" xmlns:o="urn:schemas-microsoft-com:office:office" xmlns:r="http://schemas.openxmlformats.org/officeDocument/2006/relationships" xmlns:m="http://schemas.openxmlformats.org/officeDocument/2006/math" xmlns:v="urn:schemas-microsoft-com:vml" xmlns:wp14="http://schemas.microsoft.com/office/word/2010/wordprocessingDrawing" xmlns:wp="http://schemas.openxmlformats.org/drawingml/2006/wordprocessingDrawing" xmlns:w10="urn:schemas-microsoft-com:office:word" xmlns:w="http://schemas.openxmlformats.org/wordprocessingml/2006/main" xmlns:w14="http://schemas.microsoft.com/office/word/2010/wordml" xmlns:w15="http://schemas.microsoft.com/office/word/2012/wordml" xmlns:w16cex="http://schemas.microsoft.com/office/word/2018/wordml/cex" xmlns:w16cid="http://schemas.microsoft.com/office/word/2016/wordml/cid" xmlns:w16="http://schemas.microsoft.com/office/word/2018/wordml" xmlns:w16sdtdh="http://schemas.microsoft.com/office/word/2020/wordml/sdtdatahash" xmlns:w16se="http://schemas.microsoft.com/office/word/2015/wordml/symex" xmlns:wpg="http://schemas.microsoft.com/office/word/2010/wordprocessingGroup" xmlns:wpi="http://schemas.microsoft.com/office/word/2010/wordprocessingInk" xmlns:wne="http://schemas.microsoft.com/office/word/2006/wordml" xmlns:wps="http://schemas.microsoft.com/office/word/2010/wordprocessingShape" mc:Ignorable="w14 w15 w16se w16cid w16 w16cex w16sdtdh wp14">
   <w:sdt>
     <w:sdtPr>
       <w:rPr>
@@ -8161,7 +8426,7 @@
 </file>
 
 <file path=word/numbering.xml><?xml version="1.0" encoding="utf-8"?>
-<w:numbering xmlns:wpc="http://schemas.microsoft.com/office/word/2010/wordprocessingCanvas" xmlns:cx="http://schemas.microsoft.com/office/drawing/2014/chartex" xmlns:cx1="http://schemas.microsoft.com/office/drawing/2015/9/8/chartex" xmlns:cx2="http://schemas.microsoft.com/office/drawing/2015/10/21/chartex" xmlns:cx3="http://schemas.microsoft.com/office/drawing/2016/5/9/chartex" xmlns:cx4="http://schemas.microsoft.com/office/drawing/2016/5/10/chartex" xmlns:cx5="http://schemas.microsoft.com/office/drawing/2016/5/11/chartex" xmlns:cx6="http://schemas.microsoft.com/office/drawing/2016/5/12/chartex" xmlns:cx7="http://schemas.microsoft.com/office/drawing/2016/5/13/chartex" xmlns:cx8="http://schemas.microsoft.com/office/drawing/2016/5/14/chartex" xmlns:mc="http://schemas.openxmlformats.org/markup-compatibility/2006" xmlns:aink="http://schemas.microsoft.com/office/drawing/2016/ink" xmlns:am3d="http://schemas.microsoft.com/office/drawing/2017/model3d" xmlns:o="urn:schemas-microsoft-com:office:office" xmlns:r="http://schemas.openxmlformats.org/officeDocument/2006/relationships" xmlns:m="http://schemas.openxmlformats.org/officeDocument/2006/math" xmlns:v="urn:schemas-microsoft-com:vml" xmlns:wp14="http://schemas.microsoft.com/office/word/2010/wordprocessingDrawing" xmlns:wp="http://schemas.openxmlformats.org/drawingml/2006/wordprocessingDrawing" xmlns:w10="urn:schemas-microsoft-com:office:word" xmlns:w="http://schemas.openxmlformats.org/wordprocessingml/2006/main" xmlns:w14="http://schemas.microsoft.com/office/word/2010/wordml" xmlns:w15="http://schemas.microsoft.com/office/word/2012/wordml" xmlns:w16cid="http://schemas.microsoft.com/office/word/2016/wordml/cid" xmlns:w16se="http://schemas.microsoft.com/office/word/2015/wordml/symex" xmlns:wpg="http://schemas.microsoft.com/office/word/2010/wordprocessingGroup" xmlns:wpi="http://schemas.microsoft.com/office/word/2010/wordprocessingInk" xmlns:wne="http://schemas.microsoft.com/office/word/2006/wordml" xmlns:wps="http://schemas.microsoft.com/office/word/2010/wordprocessingShape" mc:Ignorable="w14 w15 w16se w16cid wp14">
+<w:numbering xmlns:wpc="http://schemas.microsoft.com/office/word/2010/wordprocessingCanvas" xmlns:cx="http://schemas.microsoft.com/office/drawing/2014/chartex" xmlns:cx1="http://schemas.microsoft.com/office/drawing/2015/9/8/chartex" xmlns:cx2="http://schemas.microsoft.com/office/drawing/2015/10/21/chartex" xmlns:cx3="http://schemas.microsoft.com/office/drawing/2016/5/9/chartex" xmlns:cx4="http://schemas.microsoft.com/office/drawing/2016/5/10/chartex" xmlns:cx5="http://schemas.microsoft.com/office/drawing/2016/5/11/chartex" xmlns:cx6="http://schemas.microsoft.com/office/drawing/2016/5/12/chartex" xmlns:cx7="http://schemas.microsoft.com/office/drawing/2016/5/13/chartex" xmlns:cx8="http://schemas.microsoft.com/office/drawing/2016/5/14/chartex" xmlns:mc="http://schemas.openxmlformats.org/markup-compatibility/2006" xmlns:aink="http://schemas.microsoft.com/office/drawing/2016/ink" xmlns:am3d="http://schemas.microsoft.com/office/drawing/2017/model3d" xmlns:o="urn:schemas-microsoft-com:office:office" xmlns:r="http://schemas.openxmlformats.org/officeDocument/2006/relationships" xmlns:m="http://schemas.openxmlformats.org/officeDocument/2006/math" xmlns:v="urn:schemas-microsoft-com:vml" xmlns:wp14="http://schemas.microsoft.com/office/word/2010/wordprocessingDrawing" xmlns:wp="http://schemas.openxmlformats.org/drawingml/2006/wordprocessingDrawing" xmlns:w10="urn:schemas-microsoft-com:office:word" xmlns:w="http://schemas.openxmlformats.org/wordprocessingml/2006/main" xmlns:w14="http://schemas.microsoft.com/office/word/2010/wordml" xmlns:w15="http://schemas.microsoft.com/office/word/2012/wordml" xmlns:w16cex="http://schemas.microsoft.com/office/word/2018/wordml/cex" xmlns:w16cid="http://schemas.microsoft.com/office/word/2016/wordml/cid" xmlns:w16="http://schemas.microsoft.com/office/word/2018/wordml" xmlns:w16sdtdh="http://schemas.microsoft.com/office/word/2020/wordml/sdtdatahash" xmlns:w16se="http://schemas.microsoft.com/office/word/2015/wordml/symex" xmlns:wpg="http://schemas.microsoft.com/office/word/2010/wordprocessingGroup" xmlns:wpi="http://schemas.microsoft.com/office/word/2010/wordprocessingInk" xmlns:wne="http://schemas.microsoft.com/office/word/2006/wordml" xmlns:wps="http://schemas.microsoft.com/office/word/2010/wordprocessingShape" mc:Ignorable="w14 w15 w16se w16cid w16 w16cex w16sdtdh wp14">
   <w:abstractNum w:abstractNumId="0" w15:restartNumberingAfterBreak="0">
     <w:nsid w:val="310C61A2"/>
     <w:multiLevelType w:val="multilevel"/>
@@ -8811,7 +9076,7 @@
 </file>
 
 <file path=word/styles.xml><?xml version="1.0" encoding="utf-8"?>
-<w:styles xmlns:mc="http://schemas.openxmlformats.org/markup-compatibility/2006" xmlns:r="http://schemas.openxmlformats.org/officeDocument/2006/relationships" xmlns:w="http://schemas.openxmlformats.org/wordprocessingml/2006/main" xmlns:w14="http://schemas.microsoft.com/office/word/2010/wordml" xmlns:w15="http://schemas.microsoft.com/office/word/2012/wordml" xmlns:w16cid="http://schemas.microsoft.com/office/word/2016/wordml/cid" xmlns:w16se="http://schemas.microsoft.com/office/word/2015/wordml/symex" mc:Ignorable="w14 w15 w16se w16cid">
+<w:styles xmlns:mc="http://schemas.openxmlformats.org/markup-compatibility/2006" xmlns:r="http://schemas.openxmlformats.org/officeDocument/2006/relationships" xmlns:w="http://schemas.openxmlformats.org/wordprocessingml/2006/main" xmlns:w14="http://schemas.microsoft.com/office/word/2010/wordml" xmlns:w15="http://schemas.microsoft.com/office/word/2012/wordml" xmlns:w16cex="http://schemas.microsoft.com/office/word/2018/wordml/cex" xmlns:w16cid="http://schemas.microsoft.com/office/word/2016/wordml/cid" xmlns:w16="http://schemas.microsoft.com/office/word/2018/wordml" xmlns:w16sdtdh="http://schemas.microsoft.com/office/word/2020/wordml/sdtdatahash" xmlns:w16se="http://schemas.microsoft.com/office/word/2015/wordml/symex" mc:Ignorable="w14 w15 w16se w16cid w16 w16cex w16sdtdh">
   <w:docDefaults>
     <w:rPrDefault>
       <w:rPr>
@@ -8827,7 +9092,7 @@
       </w:pPr>
     </w:pPrDefault>
   </w:docDefaults>
-  <w:latentStyles w:defLockedState="0" w:defUIPriority="99" w:defSemiHidden="0" w:defUnhideWhenUsed="0" w:defQFormat="0" w:count="375">
+  <w:latentStyles w:defLockedState="0" w:defUIPriority="99" w:defSemiHidden="0" w:defUnhideWhenUsed="0" w:defQFormat="0" w:count="376">
     <w:lsdException w:name="Normal" w:uiPriority="0" w:qFormat="1"/>
     <w:lsdException w:name="heading 1" w:uiPriority="9" w:qFormat="1"/>
     <w:lsdException w:name="heading 2" w:semiHidden="1" w:uiPriority="9" w:unhideWhenUsed="1" w:qFormat="1"/>
@@ -8933,7 +9198,6 @@
     <w:lsdException w:name="HTML Sample" w:semiHidden="1" w:unhideWhenUsed="1"/>
     <w:lsdException w:name="HTML Typewriter" w:semiHidden="1" w:unhideWhenUsed="1"/>
     <w:lsdException w:name="HTML Variable" w:semiHidden="1" w:unhideWhenUsed="1"/>
-    <w:lsdException w:name="Normal Table" w:semiHidden="1" w:unhideWhenUsed="1"/>
     <w:lsdException w:name="annotation subject" w:semiHidden="1" w:unhideWhenUsed="1"/>
     <w:lsdException w:name="No List" w:semiHidden="1" w:unhideWhenUsed="1"/>
     <w:lsdException w:name="Outline List 1" w:semiHidden="1" w:unhideWhenUsed="1"/>
@@ -8980,10 +9244,8 @@
     <w:lsdException w:name="Table Subtle 2" w:semiHidden="1" w:unhideWhenUsed="1"/>
     <w:lsdException w:name="Table Web 1" w:semiHidden="1" w:unhideWhenUsed="1"/>
     <w:lsdException w:name="Table Web 2" w:semiHidden="1" w:unhideWhenUsed="1"/>
-    <w:lsdException w:name="Table Web 3" w:semiHidden="1" w:unhideWhenUsed="1"/>
     <w:lsdException w:name="Balloon Text" w:semiHidden="1" w:unhideWhenUsed="1"/>
     <w:lsdException w:name="Table Grid" w:uiPriority="39"/>
-    <w:lsdException w:name="Table Theme" w:semiHidden="1" w:unhideWhenUsed="1"/>
     <w:lsdException w:name="Placeholder Text" w:semiHidden="1"/>
     <w:lsdException w:name="No Spacing" w:uiPriority="1" w:qFormat="1"/>
     <w:lsdException w:name="Light Shading" w:uiPriority="60"/>
@@ -9203,6 +9465,7 @@
     <w:lsdException w:name="Smart Hyperlink" w:semiHidden="1" w:unhideWhenUsed="1"/>
     <w:lsdException w:name="Hashtag" w:semiHidden="1" w:unhideWhenUsed="1"/>
     <w:lsdException w:name="Unresolved Mention" w:semiHidden="1" w:unhideWhenUsed="1"/>
+    <w:lsdException w:name="Smart Link" w:semiHidden="1" w:unhideWhenUsed="1"/>
   </w:latentStyles>
   <w:style w:type="paragraph" w:default="1" w:styleId="a">
     <w:name w:val="Normal"/>

--- a/Пояснительная записка.docx
+++ b/Пояснительная записка.docx
@@ -4944,16 +4944,7 @@
           <w:szCs w:val="28"/>
           <w:lang w:eastAsia="ru-RU"/>
         </w:rPr>
-        <w:t>обусловливает</w:t>
-      </w:r>
-      <w:r>
-        <w:rPr>
-          <w:rFonts w:ascii="Times New Roman" w:eastAsia="Times New Roman" w:hAnsi="Times New Roman"/>
-          <w:sz w:val="28"/>
-          <w:szCs w:val="28"/>
-          <w:lang w:eastAsia="ru-RU"/>
-        </w:rPr>
-        <w:t xml:space="preserve"> </w:t>
+        <w:t xml:space="preserve">обусловливает </w:t>
       </w:r>
       <w:r>
         <w:rPr>
@@ -9198,6 +9189,7 @@
     <w:lsdException w:name="HTML Sample" w:semiHidden="1" w:unhideWhenUsed="1"/>
     <w:lsdException w:name="HTML Typewriter" w:semiHidden="1" w:unhideWhenUsed="1"/>
     <w:lsdException w:name="HTML Variable" w:semiHidden="1" w:unhideWhenUsed="1"/>
+    <w:lsdException w:name="Normal Table" w:semiHidden="1" w:unhideWhenUsed="1"/>
     <w:lsdException w:name="annotation subject" w:semiHidden="1" w:unhideWhenUsed="1"/>
     <w:lsdException w:name="No List" w:semiHidden="1" w:unhideWhenUsed="1"/>
     <w:lsdException w:name="Outline List 1" w:semiHidden="1" w:unhideWhenUsed="1"/>
@@ -9244,8 +9236,10 @@
     <w:lsdException w:name="Table Subtle 2" w:semiHidden="1" w:unhideWhenUsed="1"/>
     <w:lsdException w:name="Table Web 1" w:semiHidden="1" w:unhideWhenUsed="1"/>
     <w:lsdException w:name="Table Web 2" w:semiHidden="1" w:unhideWhenUsed="1"/>
+    <w:lsdException w:name="Table Web 3" w:semiHidden="1" w:unhideWhenUsed="1"/>
     <w:lsdException w:name="Balloon Text" w:semiHidden="1" w:unhideWhenUsed="1"/>
     <w:lsdException w:name="Table Grid" w:uiPriority="39"/>
+    <w:lsdException w:name="Table Theme" w:semiHidden="1" w:unhideWhenUsed="1"/>
     <w:lsdException w:name="Placeholder Text" w:semiHidden="1"/>
     <w:lsdException w:name="No Spacing" w:uiPriority="1" w:qFormat="1"/>
     <w:lsdException w:name="Light Shading" w:uiPriority="60"/>

--- a/Пояснительная записка.docx
+++ b/Пояснительная записка.docx
@@ -2646,7 +2646,27 @@
           <w:szCs w:val="28"/>
           <w:lang w:eastAsia="ru-RU"/>
         </w:rPr>
-        <w:t>Статус посылки – текущее состояние отправления в процессе доставки (например: «Принята», «В пути», «Готова к выдаче», «Выдана», «Невостребована»).</w:t>
+        <w:t>Статус посылки – текущее состояние отправления в процессе доставки (например: «Принята», «В пути», «Готова к выдаче», «Выдана», «</w:t>
+      </w:r>
+      <w:proofErr w:type="spellStart"/>
+      <w:r>
+        <w:rPr>
+          <w:rFonts w:ascii="Times New Roman" w:eastAsia="Times New Roman" w:hAnsi="Times New Roman"/>
+          <w:sz w:val="28"/>
+          <w:szCs w:val="28"/>
+          <w:lang w:eastAsia="ru-RU"/>
+        </w:rPr>
+        <w:t>Невостребована</w:t>
+      </w:r>
+      <w:proofErr w:type="spellEnd"/>
+      <w:r>
+        <w:rPr>
+          <w:rFonts w:ascii="Times New Roman" w:eastAsia="Times New Roman" w:hAnsi="Times New Roman"/>
+          <w:sz w:val="28"/>
+          <w:szCs w:val="28"/>
+          <w:lang w:eastAsia="ru-RU"/>
+        </w:rPr>
+        <w:t>»).</w:t>
       </w:r>
     </w:p>
     <w:p>
@@ -3479,7 +3499,27 @@
           <w:szCs w:val="28"/>
           <w:lang w:eastAsia="ru-RU"/>
         </w:rPr>
-        <w:t>В качестве объекта разработки рассматривается гипотетическая организация – служба доставки посылок «ЭкспрессДоставка», осуществляющая при</w:t>
+        <w:t>В качестве объекта разработки рассматривается гипотетическая организация – служба доставки посылок «</w:t>
+      </w:r>
+      <w:proofErr w:type="spellStart"/>
+      <w:r>
+        <w:rPr>
+          <w:rFonts w:ascii="Times New Roman" w:eastAsia="Times New Roman" w:hAnsi="Times New Roman"/>
+          <w:sz w:val="28"/>
+          <w:szCs w:val="28"/>
+          <w:lang w:eastAsia="ru-RU"/>
+        </w:rPr>
+        <w:t>ЭкспрессДоставка</w:t>
+      </w:r>
+      <w:proofErr w:type="spellEnd"/>
+      <w:r>
+        <w:rPr>
+          <w:rFonts w:ascii="Times New Roman" w:eastAsia="Times New Roman" w:hAnsi="Times New Roman"/>
+          <w:sz w:val="28"/>
+          <w:szCs w:val="28"/>
+          <w:lang w:eastAsia="ru-RU"/>
+        </w:rPr>
+        <w:t>», осуществляющая при</w:t>
       </w:r>
       <w:r>
         <w:rPr>
@@ -4317,7 +4357,27 @@
           <w:szCs w:val="28"/>
           <w:lang w:eastAsia="ru-RU"/>
         </w:rPr>
-        <w:t>материалы официальных сайтов служб доставки (например, «Почта России», «СДЭК», «Boxberry»);</w:t>
+        <w:t>материалы официальных сайтов служб доставки (например, «Почта России», «СДЭК», «</w:t>
+      </w:r>
+      <w:proofErr w:type="spellStart"/>
+      <w:r>
+        <w:rPr>
+          <w:rFonts w:ascii="Times New Roman" w:eastAsia="Times New Roman" w:hAnsi="Times New Roman"/>
+          <w:sz w:val="28"/>
+          <w:szCs w:val="28"/>
+          <w:lang w:eastAsia="ru-RU"/>
+        </w:rPr>
+        <w:t>Boxberry</w:t>
+      </w:r>
+      <w:proofErr w:type="spellEnd"/>
+      <w:r>
+        <w:rPr>
+          <w:rFonts w:ascii="Times New Roman" w:eastAsia="Times New Roman" w:hAnsi="Times New Roman"/>
+          <w:sz w:val="28"/>
+          <w:szCs w:val="28"/>
+          <w:lang w:eastAsia="ru-RU"/>
+        </w:rPr>
+        <w:t>»);</w:t>
       </w:r>
     </w:p>
     <w:p>
@@ -7804,55 +7864,65 @@
     </w:p>
     <w:p>
       <w:pPr>
-        <w:spacing w:after="0" w:line="240" w:lineRule="auto"/>
-        <w:jc w:val="both"/>
-        <w:rPr>
-          <w:rFonts w:ascii="Times New Roman" w:eastAsia="Times New Roman" w:hAnsi="Times New Roman"/>
-          <w:sz w:val="28"/>
-          <w:szCs w:val="28"/>
-          <w:lang w:eastAsia="ru-RU"/>
-        </w:rPr>
-      </w:pPr>
-    </w:p>
-    <w:p>
-      <w:pPr>
-        <w:spacing w:after="0" w:line="240" w:lineRule="auto"/>
-        <w:jc w:val="both"/>
-        <w:rPr>
-          <w:rFonts w:ascii="Times New Roman" w:eastAsia="Times New Roman" w:hAnsi="Times New Roman"/>
-          <w:sz w:val="28"/>
-          <w:szCs w:val="28"/>
-          <w:lang w:eastAsia="ru-RU"/>
-        </w:rPr>
-      </w:pPr>
-    </w:p>
-    <w:p>
-      <w:pPr>
-        <w:spacing w:after="0" w:line="240" w:lineRule="auto"/>
-        <w:jc w:val="both"/>
-        <w:rPr>
-          <w:rFonts w:ascii="Times New Roman" w:eastAsia="Times New Roman" w:hAnsi="Times New Roman"/>
-          <w:sz w:val="28"/>
-          <w:szCs w:val="28"/>
-          <w:lang w:eastAsia="ru-RU"/>
-        </w:rPr>
-      </w:pPr>
-    </w:p>
-    <w:p>
-      <w:pPr>
-        <w:spacing w:after="0" w:line="240" w:lineRule="auto"/>
-        <w:jc w:val="both"/>
-        <w:rPr>
-          <w:rFonts w:ascii="Times New Roman" w:eastAsia="Times New Roman" w:hAnsi="Times New Roman"/>
-          <w:sz w:val="28"/>
-          <w:szCs w:val="28"/>
-          <w:lang w:eastAsia="ru-RU"/>
-        </w:rPr>
-      </w:pPr>
-    </w:p>
-    <w:p>
-      <w:pPr>
-        <w:spacing w:after="0" w:line="240" w:lineRule="auto"/>
+        <w:spacing w:after="0" w:line="360" w:lineRule="auto"/>
+        <w:ind w:firstLine="709"/>
+        <w:jc w:val="both"/>
+        <w:rPr>
+          <w:rFonts w:ascii="Times New Roman" w:eastAsia="Times New Roman" w:hAnsi="Times New Roman"/>
+          <w:sz w:val="28"/>
+          <w:szCs w:val="28"/>
+          <w:lang w:eastAsia="ru-RU"/>
+        </w:rPr>
+      </w:pPr>
+    </w:p>
+    <w:p>
+      <w:pPr>
+        <w:spacing w:after="0" w:line="360" w:lineRule="auto"/>
+        <w:ind w:firstLine="709"/>
+        <w:jc w:val="both"/>
+        <w:rPr>
+          <w:rFonts w:ascii="Times New Roman" w:eastAsia="Times New Roman" w:hAnsi="Times New Roman"/>
+          <w:sz w:val="28"/>
+          <w:szCs w:val="28"/>
+          <w:lang w:eastAsia="ru-RU"/>
+        </w:rPr>
+      </w:pPr>
+      <w:r>
+        <w:rPr>
+          <w:rFonts w:ascii="Times New Roman" w:eastAsia="Times New Roman" w:hAnsi="Times New Roman"/>
+          <w:sz w:val="28"/>
+          <w:szCs w:val="28"/>
+          <w:lang w:eastAsia="ru-RU"/>
+        </w:rPr>
+        <w:t xml:space="preserve">Входная информация в информационной системе службы доставки посылок формируется в процессе взаимодействия клиента и сотрудников организации с системой. К ней относятся данные, вводимые при регистрации клиента, оформлении и приёме посылки, выборе дополнительных услуг, фиксации статусов отправления, а также сведения из нормативно-справочных данных: тарифов, пунктов приёма и выдачи, сотрудников и перечня статусов. </w:t>
+      </w:r>
+    </w:p>
+    <w:p>
+      <w:pPr>
+        <w:spacing w:after="0" w:line="360" w:lineRule="auto"/>
+        <w:ind w:firstLine="709"/>
+        <w:jc w:val="both"/>
+        <w:rPr>
+          <w:rFonts w:ascii="Times New Roman" w:eastAsia="Times New Roman" w:hAnsi="Times New Roman"/>
+          <w:sz w:val="28"/>
+          <w:szCs w:val="28"/>
+          <w:lang w:val="en-US" w:eastAsia="ru-RU"/>
+        </w:rPr>
+      </w:pPr>
+      <w:r>
+        <w:rPr>
+          <w:rFonts w:ascii="Times New Roman" w:eastAsia="Times New Roman" w:hAnsi="Times New Roman"/>
+          <w:sz w:val="28"/>
+          <w:szCs w:val="28"/>
+          <w:lang w:eastAsia="ru-RU"/>
+        </w:rPr>
+        <w:t>Результирующая информация формируется после обработки исходных данных и используется для оформления накладных, журналов движения посылок, актов выдачи и отчётных документов. Промежуточная информация возникает в процессе преобразования входных данных и служит основой для расчёта стоимости доставки, контроля маршрута и формирования итоговых документов.</w:t>
+      </w:r>
+    </w:p>
+    <w:p>
+      <w:pPr>
+        <w:spacing w:after="0" w:line="360" w:lineRule="auto"/>
+        <w:ind w:firstLine="709"/>
         <w:jc w:val="both"/>
         <w:rPr>
           <w:rFonts w:ascii="Times New Roman" w:eastAsia="Times New Roman" w:hAnsi="Times New Roman"/>

--- a/Пояснительная записка.docx
+++ b/Пояснительная записка.docx
@@ -1,6 +1,6 @@
 
 <file path=word/document.xml><?xml version="1.0" encoding="utf-8"?>
-<w:document xmlns:wpc="http://schemas.microsoft.com/office/word/2010/wordprocessingCanvas" xmlns:cx="http://schemas.microsoft.com/office/drawing/2014/chartex" xmlns:cx1="http://schemas.microsoft.com/office/drawing/2015/9/8/chartex" xmlns:cx2="http://schemas.microsoft.com/office/drawing/2015/10/21/chartex" xmlns:cx3="http://schemas.microsoft.com/office/drawing/2016/5/9/chartex" xmlns:cx4="http://schemas.microsoft.com/office/drawing/2016/5/10/chartex" xmlns:cx5="http://schemas.microsoft.com/office/drawing/2016/5/11/chartex" xmlns:cx6="http://schemas.microsoft.com/office/drawing/2016/5/12/chartex" xmlns:cx7="http://schemas.microsoft.com/office/drawing/2016/5/13/chartex" xmlns:cx8="http://schemas.microsoft.com/office/drawing/2016/5/14/chartex" xmlns:mc="http://schemas.openxmlformats.org/markup-compatibility/2006" xmlns:aink="http://schemas.microsoft.com/office/drawing/2016/ink" xmlns:am3d="http://schemas.microsoft.com/office/drawing/2017/model3d" xmlns:o="urn:schemas-microsoft-com:office:office" xmlns:r="http://schemas.openxmlformats.org/officeDocument/2006/relationships" xmlns:m="http://schemas.openxmlformats.org/officeDocument/2006/math" xmlns:v="urn:schemas-microsoft-com:vml" xmlns:wp14="http://schemas.microsoft.com/office/word/2010/wordprocessingDrawing" xmlns:wp="http://schemas.openxmlformats.org/drawingml/2006/wordprocessingDrawing" xmlns:w10="urn:schemas-microsoft-com:office:word" xmlns:w="http://schemas.openxmlformats.org/wordprocessingml/2006/main" xmlns:w14="http://schemas.microsoft.com/office/word/2010/wordml" xmlns:w15="http://schemas.microsoft.com/office/word/2012/wordml" xmlns:w16cex="http://schemas.microsoft.com/office/word/2018/wordml/cex" xmlns:w16cid="http://schemas.microsoft.com/office/word/2016/wordml/cid" xmlns:w16="http://schemas.microsoft.com/office/word/2018/wordml" xmlns:w16sdtdh="http://schemas.microsoft.com/office/word/2020/wordml/sdtdatahash" xmlns:w16se="http://schemas.microsoft.com/office/word/2015/wordml/symex" xmlns:wpg="http://schemas.microsoft.com/office/word/2010/wordprocessingGroup" xmlns:wpi="http://schemas.microsoft.com/office/word/2010/wordprocessingInk" xmlns:wne="http://schemas.microsoft.com/office/word/2006/wordml" xmlns:wps="http://schemas.microsoft.com/office/word/2010/wordprocessingShape" mc:Ignorable="w14 w15 w16se w16cid w16 w16cex w16sdtdh wp14">
+<w:document xmlns:wpc="http://schemas.microsoft.com/office/word/2010/wordprocessingCanvas" xmlns:cx="http://schemas.microsoft.com/office/drawing/2014/chartex" xmlns:cx1="http://schemas.microsoft.com/office/drawing/2015/9/8/chartex" xmlns:cx2="http://schemas.microsoft.com/office/drawing/2015/10/21/chartex" xmlns:cx3="http://schemas.microsoft.com/office/drawing/2016/5/9/chartex" xmlns:cx4="http://schemas.microsoft.com/office/drawing/2016/5/10/chartex" xmlns:cx5="http://schemas.microsoft.com/office/drawing/2016/5/11/chartex" xmlns:cx6="http://schemas.microsoft.com/office/drawing/2016/5/12/chartex" xmlns:cx7="http://schemas.microsoft.com/office/drawing/2016/5/13/chartex" xmlns:cx8="http://schemas.microsoft.com/office/drawing/2016/5/14/chartex" xmlns:mc="http://schemas.openxmlformats.org/markup-compatibility/2006" xmlns:aink="http://schemas.microsoft.com/office/drawing/2016/ink" xmlns:am3d="http://schemas.microsoft.com/office/drawing/2017/model3d" xmlns:o="urn:schemas-microsoft-com:office:office" xmlns:r="http://schemas.openxmlformats.org/officeDocument/2006/relationships" xmlns:m="http://schemas.openxmlformats.org/officeDocument/2006/math" xmlns:v="urn:schemas-microsoft-com:vml" xmlns:wp14="http://schemas.microsoft.com/office/word/2010/wordprocessingDrawing" xmlns:wp="http://schemas.openxmlformats.org/drawingml/2006/wordprocessingDrawing" xmlns:w10="urn:schemas-microsoft-com:office:word" xmlns:w="http://schemas.openxmlformats.org/wordprocessingml/2006/main" xmlns:w14="http://schemas.microsoft.com/office/word/2010/wordml" xmlns:w15="http://schemas.microsoft.com/office/word/2012/wordml" xmlns:w16cid="http://schemas.microsoft.com/office/word/2016/wordml/cid" xmlns:w16se="http://schemas.microsoft.com/office/word/2015/wordml/symex" xmlns:wpg="http://schemas.microsoft.com/office/word/2010/wordprocessingGroup" xmlns:wpi="http://schemas.microsoft.com/office/word/2010/wordprocessingInk" xmlns:wne="http://schemas.microsoft.com/office/word/2006/wordml" xmlns:wps="http://schemas.microsoft.com/office/word/2010/wordprocessingShape" mc:Ignorable="w14 w15 w16se w16cid wp14">
   <w:body>
     <w:p>
       <w:pPr>
@@ -1752,7 +1752,7 @@
                     </wp:anchor>
                   </w:drawing>
                 </mc:Choice>
-                <mc:Fallback>
+                <mc:Fallback xmlns:w16sdtdh="http://schemas.microsoft.com/office/word/2020/wordml/sdtdatahash" xmlns:w16="http://schemas.microsoft.com/office/word/2018/wordml" xmlns:w16cex="http://schemas.microsoft.com/office/word/2018/wordml/cex">
                   <w:pict>
                     <v:group w14:anchorId="675A4DB9" id="Group 26" o:spid="_x0000_s1026" style="position:absolute;margin-left:-35.15pt;margin-top:42pt;width:81.15pt;height:.5pt;z-index:251659264;mso-wrap-distance-left:0;mso-wrap-distance-right:0" coordsize="10306,63" o:gfxdata="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">
                       <v:shape id="Graphic 27" o:spid="_x0000_s1027" style="position:absolute;width:10306;height:63;visibility:visible;mso-wrap-style:square;v-text-anchor:top" coordsize="1030605,6350" o:gfxdata="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" path="m1030528,l446532,r-3048,l437388,,,,,6083r437388,l443484,6083r3048,l1030528,6083r,-6083xe" fillcolor="black" stroked="f">
@@ -4333,7 +4333,7 @@
                     </wp:anchor>
                   </w:drawing>
                 </mc:Choice>
-                <mc:Fallback>
+                <mc:Fallback xmlns:w16sdtdh="http://schemas.microsoft.com/office/word/2020/wordml/sdtdatahash" xmlns:w16="http://schemas.microsoft.com/office/word/2018/wordml" xmlns:w16cex="http://schemas.microsoft.com/office/word/2018/wordml/cex">
                   <w:pict>
                     <v:group w14:anchorId="22B3428F" id="Group 28" o:spid="_x0000_s1026" style="position:absolute;margin-left:-1.55pt;margin-top:19.45pt;width:43.35pt;height:.5pt;z-index:251661312;mso-wrap-distance-left:0;mso-wrap-distance-right:0" coordsize="5505,63" o:gfxdata="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">
                       <v:shape id="Graphic 29" o:spid="_x0000_s1027" style="position:absolute;width:5505;height:63;visibility:visible;mso-wrap-style:square;v-text-anchor:top" coordsize="550545,6350" o:gfxdata="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" path="m550163,l,,,6096r550163,l550163,xe" fillcolor="black" stroked="f">
@@ -4434,7 +4434,7 @@
                     </wp:anchor>
                   </w:drawing>
                 </mc:Choice>
-                <mc:Fallback>
+                <mc:Fallback xmlns:w16sdtdh="http://schemas.microsoft.com/office/word/2020/wordml/sdtdatahash" xmlns:w16="http://schemas.microsoft.com/office/word/2018/wordml" xmlns:w16cex="http://schemas.microsoft.com/office/word/2018/wordml/cex">
                   <w:pict>
                     <v:group w14:anchorId="4FDBF867" id="Group 30" o:spid="_x0000_s1026" style="position:absolute;margin-left:68.9pt;margin-top:19.45pt;width:112pt;height:.5pt;z-index:251662336;mso-wrap-distance-left:0;mso-wrap-distance-right:0" coordsize="14224,63" o:gfxdata="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">
                       <v:shape id="Graphic 31" o:spid="_x0000_s1027" style="position:absolute;width:14224;height:63;visibility:visible;mso-wrap-style:square;v-text-anchor:top" coordsize="1422400,6350" o:gfxdata="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" path="m1422146,l,,,6096r1422146,l1422146,xe" fillcolor="black" stroked="f">
@@ -12733,17 +12733,15 @@
         </w:rPr>
         <w:t xml:space="preserve">и, </w:t>
       </w:r>
-      <w:proofErr w:type="spellStart"/>
-      <w:r>
-        <w:rPr>
-          <w:rFonts w:ascii="Times New Roman" w:eastAsia="Times New Roman" w:hAnsi="Times New Roman"/>
-          <w:sz w:val="28"/>
-          <w:szCs w:val="28"/>
-          <w:lang w:eastAsia="ru-RU"/>
-        </w:rPr>
-        <w:t>содержащии</w:t>
-      </w:r>
-      <w:proofErr w:type="spellEnd"/>
+      <w:r>
+        <w:rPr>
+          <w:rFonts w:ascii="Times New Roman" w:eastAsia="Times New Roman" w:hAnsi="Times New Roman"/>
+          <w:sz w:val="28"/>
+          <w:szCs w:val="28"/>
+          <w:lang w:eastAsia="ru-RU"/>
+        </w:rPr>
+        <w:t>содержащий</w:t>
+      </w:r>
       <w:r>
         <w:rPr>
           <w:rFonts w:ascii="Times New Roman" w:eastAsia="Times New Roman" w:hAnsi="Times New Roman"/>
@@ -13185,7 +13183,7 @@
                 <w:rFonts w:ascii="Times New Roman" w:eastAsia="Times New Roman" w:hAnsi="Times New Roman"/>
                 <w:sz w:val="20"/>
                 <w:szCs w:val="20"/>
-                <w:lang w:val="en-US" w:eastAsia="ru-RU"/>
+                <w:lang w:eastAsia="ru-RU"/>
               </w:rPr>
               <w:t>/</w:t>
             </w:r>
@@ -16287,7 +16285,7 @@
           <w:rFonts w:ascii="Times New Roman" w:eastAsia="Times New Roman" w:hAnsi="Times New Roman"/>
           <w:sz w:val="28"/>
           <w:szCs w:val="28"/>
-          <w:lang w:val="en-US" w:eastAsia="ru-RU"/>
+          <w:lang w:eastAsia="ru-RU"/>
         </w:rPr>
         <w:t>(</w:t>
       </w:r>
@@ -16585,7 +16583,7 @@
             <w:r>
               <w:rPr>
                 <w:rFonts w:ascii="Times New Roman" w:eastAsia="Times New Roman" w:hAnsi="Times New Roman"/>
-                <w:lang w:val="en-US" w:eastAsia="ru-RU"/>
+                <w:lang w:eastAsia="ru-RU"/>
               </w:rPr>
               <w:t>/</w:t>
             </w:r>
@@ -17726,13 +17724,7 @@
               <w:rPr>
                 <w:rFonts w:ascii="Times New Roman" w:hAnsi="Times New Roman"/>
               </w:rPr>
-              <w:t xml:space="preserve">Индекс </w:t>
-            </w:r>
-            <w:r>
-              <w:rPr>
-                <w:rFonts w:ascii="Times New Roman" w:hAnsi="Times New Roman"/>
-              </w:rPr>
-              <w:t>адресанта</w:t>
+              <w:t>Индекс адресанта</w:t>
             </w:r>
           </w:p>
         </w:tc>
@@ -17754,13 +17746,7 @@
               <w:rPr>
                 <w:rFonts w:ascii="Times New Roman" w:hAnsi="Times New Roman"/>
               </w:rPr>
-              <w:t>ind_</w:t>
-            </w:r>
-            <w:r>
-              <w:rPr>
-                <w:rFonts w:ascii="Times New Roman" w:hAnsi="Times New Roman"/>
-              </w:rPr>
-              <w:t>p</w:t>
+              <w:t>ind_p</w:t>
             </w:r>
             <w:proofErr w:type="spellEnd"/>
           </w:p>
@@ -19525,7 +19511,7 @@
             <w:r>
               <w:rPr>
                 <w:rFonts w:ascii="Times New Roman" w:eastAsia="Times New Roman" w:hAnsi="Times New Roman"/>
-                <w:lang w:val="en-US" w:eastAsia="ru-RU"/>
+                <w:lang w:eastAsia="ru-RU"/>
               </w:rPr>
               <w:t>/</w:t>
             </w:r>
@@ -21933,7 +21919,7 @@
                 <w:rFonts w:ascii="Times New Roman" w:eastAsia="Times New Roman" w:hAnsi="Times New Roman"/>
                 <w:sz w:val="24"/>
                 <w:szCs w:val="24"/>
-                <w:lang w:val="en-US" w:eastAsia="ru-RU"/>
+                <w:lang w:eastAsia="ru-RU"/>
               </w:rPr>
               <w:t>/</w:t>
             </w:r>
@@ -24877,7 +24863,7 @@
                 <w:rFonts w:ascii="Times New Roman" w:eastAsia="Times New Roman" w:hAnsi="Times New Roman"/>
                 <w:sz w:val="20"/>
                 <w:szCs w:val="20"/>
-                <w:lang w:val="en-US" w:eastAsia="ru-RU"/>
+                <w:lang w:eastAsia="ru-RU"/>
               </w:rPr>
               <w:t>/</w:t>
             </w:r>
@@ -28568,23 +28554,13 @@
                 <w:lang w:eastAsia="ru-RU"/>
               </w:rPr>
             </w:pPr>
-            <w:proofErr w:type="gramStart"/>
-            <w:r>
-              <w:rPr>
-                <w:rFonts w:ascii="Times New Roman" w:hAnsi="Times New Roman"/>
-                <w:sz w:val="20"/>
-                <w:szCs w:val="20"/>
-              </w:rPr>
-              <w:t>ФИО</w:t>
-            </w:r>
-            <w:proofErr w:type="gramEnd"/>
-            <w:r>
-              <w:rPr>
-                <w:rFonts w:ascii="Times New Roman" w:hAnsi="Times New Roman"/>
-                <w:sz w:val="20"/>
-                <w:szCs w:val="20"/>
-              </w:rPr>
-              <w:t xml:space="preserve"> сдавшего</w:t>
+            <w:r>
+              <w:rPr>
+                <w:rFonts w:ascii="Times New Roman" w:hAnsi="Times New Roman"/>
+                <w:sz w:val="20"/>
+                <w:szCs w:val="20"/>
+              </w:rPr>
+              <w:t>ФИО сдавшего</w:t>
             </w:r>
           </w:p>
         </w:tc>
@@ -29010,23 +28986,13 @@
                 <w:lang w:eastAsia="ru-RU"/>
               </w:rPr>
             </w:pPr>
-            <w:proofErr w:type="gramStart"/>
-            <w:r>
-              <w:rPr>
-                <w:rFonts w:ascii="Times New Roman" w:hAnsi="Times New Roman"/>
-                <w:sz w:val="20"/>
-                <w:szCs w:val="20"/>
-              </w:rPr>
-              <w:t>ФИО</w:t>
-            </w:r>
-            <w:proofErr w:type="gramEnd"/>
-            <w:r>
-              <w:rPr>
-                <w:rFonts w:ascii="Times New Roman" w:hAnsi="Times New Roman"/>
-                <w:sz w:val="20"/>
-                <w:szCs w:val="20"/>
-              </w:rPr>
-              <w:t xml:space="preserve"> принявшего</w:t>
+            <w:r>
+              <w:rPr>
+                <w:rFonts w:ascii="Times New Roman" w:hAnsi="Times New Roman"/>
+                <w:sz w:val="20"/>
+                <w:szCs w:val="20"/>
+              </w:rPr>
+              <w:t>ФИО принявшего</w:t>
             </w:r>
           </w:p>
         </w:tc>
@@ -29634,7 +29600,7 @@
                 <w:rFonts w:ascii="Times New Roman" w:eastAsia="Times New Roman" w:hAnsi="Times New Roman"/>
                 <w:sz w:val="20"/>
                 <w:szCs w:val="20"/>
-                <w:lang w:val="en-US" w:eastAsia="ru-RU"/>
+                <w:lang w:eastAsia="ru-RU"/>
               </w:rPr>
               <w:t>/</w:t>
             </w:r>
@@ -31733,7 +31699,7 @@
                 <w:rFonts w:ascii="Times New Roman" w:eastAsia="Times New Roman" w:hAnsi="Times New Roman"/>
                 <w:sz w:val="20"/>
                 <w:szCs w:val="20"/>
-                <w:lang w:val="en-US" w:eastAsia="ru-RU"/>
+                <w:lang w:eastAsia="ru-RU"/>
               </w:rPr>
               <w:t>/</w:t>
             </w:r>
@@ -38805,19 +38771,37 @@
           <w:rFonts w:ascii="Times New Roman" w:eastAsia="Times New Roman" w:hAnsi="Times New Roman"/>
           <w:sz w:val="28"/>
           <w:szCs w:val="28"/>
-          <w:highlight w:val="yellow"/>
-          <w:lang w:eastAsia="ru-RU"/>
-        </w:rPr>
-      </w:pPr>
-      <w:r>
-        <w:rPr>
-          <w:rFonts w:ascii="Times New Roman" w:eastAsia="Times New Roman" w:hAnsi="Times New Roman"/>
-          <w:sz w:val="28"/>
-          <w:szCs w:val="28"/>
-          <w:highlight w:val="yellow"/>
-          <w:lang w:eastAsia="ru-RU"/>
-        </w:rPr>
-        <w:t>Для оценки начального объёма базы данных и прогнозирования темпов её роста были определены объёмно-временные характеристики основных документов системы «ЭкспрессДоставка». Параметры включают среднюю частоту формирования документов и среднее количество записей в одном документе.</w:t>
+          <w:lang w:eastAsia="ru-RU"/>
+        </w:rPr>
+      </w:pPr>
+      <w:r>
+        <w:rPr>
+          <w:rFonts w:ascii="Times New Roman" w:eastAsia="Times New Roman" w:hAnsi="Times New Roman"/>
+          <w:sz w:val="28"/>
+          <w:szCs w:val="28"/>
+          <w:lang w:eastAsia="ru-RU"/>
+        </w:rPr>
+        <w:t>Объём и интенсивность формирования документов в системе «</w:t>
+      </w:r>
+      <w:proofErr w:type="spellStart"/>
+      <w:r>
+        <w:rPr>
+          <w:rFonts w:ascii="Times New Roman" w:eastAsia="Times New Roman" w:hAnsi="Times New Roman"/>
+          <w:sz w:val="28"/>
+          <w:szCs w:val="28"/>
+          <w:lang w:eastAsia="ru-RU"/>
+        </w:rPr>
+        <w:t>ЭкспрессДоставки</w:t>
+      </w:r>
+      <w:proofErr w:type="spellEnd"/>
+      <w:r>
+        <w:rPr>
+          <w:rFonts w:ascii="Times New Roman" w:eastAsia="Times New Roman" w:hAnsi="Times New Roman"/>
+          <w:sz w:val="28"/>
+          <w:szCs w:val="28"/>
+          <w:lang w:eastAsia="ru-RU"/>
+        </w:rPr>
+        <w:t>» позволяют оценить начальный размер базы данных и прогнозировать темпы её роста.</w:t>
       </w:r>
     </w:p>
     <w:p>
@@ -38829,670 +38813,434 @@
           <w:rFonts w:ascii="Times New Roman" w:eastAsia="Times New Roman" w:hAnsi="Times New Roman"/>
           <w:sz w:val="28"/>
           <w:szCs w:val="28"/>
-          <w:highlight w:val="yellow"/>
-          <w:lang w:eastAsia="ru-RU"/>
-        </w:rPr>
-      </w:pPr>
+          <w:lang w:eastAsia="ru-RU"/>
+        </w:rPr>
+      </w:pPr>
+      <w:r>
+        <w:rPr>
+          <w:rFonts w:ascii="Times New Roman" w:eastAsia="Times New Roman" w:hAnsi="Times New Roman"/>
+          <w:sz w:val="28"/>
+          <w:szCs w:val="28"/>
+          <w:lang w:eastAsia="ru-RU"/>
+        </w:rPr>
+        <w:t>В процессе работы формируются следующие основные документы:</w:t>
+      </w:r>
     </w:p>
     <w:p>
       <w:pPr>
+        <w:pStyle w:val="a9"/>
+        <w:numPr>
+          <w:ilvl w:val="0"/>
+          <w:numId w:val="9"/>
+        </w:numPr>
         <w:spacing w:after="0" w:line="360" w:lineRule="auto"/>
-        <w:ind w:firstLine="709"/>
+        <w:ind w:left="0" w:firstLine="709"/>
         <w:jc w:val="both"/>
         <w:rPr>
           <w:rFonts w:ascii="Times New Roman" w:eastAsia="Times New Roman" w:hAnsi="Times New Roman"/>
           <w:sz w:val="28"/>
           <w:szCs w:val="28"/>
-          <w:highlight w:val="yellow"/>
-          <w:lang w:eastAsia="ru-RU"/>
-        </w:rPr>
-      </w:pPr>
-      <w:r>
-        <w:rPr>
-          <w:rFonts w:ascii="Times New Roman" w:eastAsia="Times New Roman" w:hAnsi="Times New Roman"/>
-          <w:sz w:val="28"/>
-          <w:szCs w:val="28"/>
-          <w:highlight w:val="yellow"/>
-          <w:lang w:eastAsia="ru-RU"/>
-        </w:rPr>
-        <w:t>Накладная на отправление</w:t>
+          <w:lang w:eastAsia="ru-RU"/>
+        </w:rPr>
+      </w:pPr>
+      <w:r>
+        <w:rPr>
+          <w:rFonts w:ascii="Times New Roman" w:eastAsia="Times New Roman" w:hAnsi="Times New Roman"/>
+          <w:sz w:val="28"/>
+          <w:szCs w:val="28"/>
+          <w:lang w:eastAsia="ru-RU"/>
+        </w:rPr>
+        <w:t>н</w:t>
+      </w:r>
+      <w:r>
+        <w:rPr>
+          <w:rFonts w:ascii="Times New Roman" w:eastAsia="Times New Roman" w:hAnsi="Times New Roman"/>
+          <w:sz w:val="28"/>
+          <w:szCs w:val="28"/>
+          <w:lang w:eastAsia="ru-RU"/>
+        </w:rPr>
+        <w:t>акладные на отправление оформляются при каждом приёме посылки. В среднем регистрируется около 80–120 накладных в день, каждая накладная содержит одну запись об отправлении</w:t>
+      </w:r>
+      <w:r>
+        <w:rPr>
+          <w:rFonts w:ascii="Times New Roman" w:eastAsia="Times New Roman" w:hAnsi="Times New Roman"/>
+          <w:sz w:val="28"/>
+          <w:szCs w:val="28"/>
+          <w:lang w:eastAsia="ru-RU"/>
+        </w:rPr>
+        <w:t>;</w:t>
       </w:r>
     </w:p>
     <w:p>
       <w:pPr>
+        <w:pStyle w:val="a9"/>
+        <w:numPr>
+          <w:ilvl w:val="0"/>
+          <w:numId w:val="9"/>
+        </w:numPr>
         <w:spacing w:after="0" w:line="360" w:lineRule="auto"/>
-        <w:ind w:firstLine="709"/>
+        <w:ind w:left="0" w:firstLine="709"/>
         <w:jc w:val="both"/>
         <w:rPr>
           <w:rFonts w:ascii="Times New Roman" w:eastAsia="Times New Roman" w:hAnsi="Times New Roman"/>
           <w:sz w:val="28"/>
           <w:szCs w:val="28"/>
-          <w:highlight w:val="yellow"/>
-          <w:lang w:eastAsia="ru-RU"/>
-        </w:rPr>
-      </w:pPr>
-      <w:r>
-        <w:rPr>
-          <w:rFonts w:ascii="Times New Roman" w:eastAsia="Times New Roman" w:hAnsi="Times New Roman"/>
-          <w:sz w:val="28"/>
-          <w:szCs w:val="28"/>
-          <w:highlight w:val="yellow"/>
-          <w:lang w:eastAsia="ru-RU"/>
-        </w:rPr>
-        <w:t>В среднем в системе оформляется до 120 накладных в день. Каждая накладная соответствует одному отправлению и содержит одну запись.</w:t>
+          <w:lang w:eastAsia="ru-RU"/>
+        </w:rPr>
+      </w:pPr>
+      <w:r>
+        <w:rPr>
+          <w:rFonts w:ascii="Times New Roman" w:eastAsia="Times New Roman" w:hAnsi="Times New Roman"/>
+          <w:sz w:val="28"/>
+          <w:szCs w:val="28"/>
+          <w:lang w:eastAsia="ru-RU"/>
+        </w:rPr>
+        <w:t>п</w:t>
+      </w:r>
+      <w:r>
+        <w:rPr>
+          <w:rFonts w:ascii="Times New Roman" w:eastAsia="Times New Roman" w:hAnsi="Times New Roman"/>
+          <w:sz w:val="28"/>
+          <w:szCs w:val="28"/>
+          <w:lang w:eastAsia="ru-RU"/>
+        </w:rPr>
+        <w:t>очтовые бланки отправления формируются одновременно с накладными, их количество составляет 80–120 документов в день, по одному на каждое отправление</w:t>
+      </w:r>
+      <w:r>
+        <w:rPr>
+          <w:rFonts w:ascii="Times New Roman" w:eastAsia="Times New Roman" w:hAnsi="Times New Roman"/>
+          <w:sz w:val="28"/>
+          <w:szCs w:val="28"/>
+          <w:lang w:eastAsia="ru-RU"/>
+        </w:rPr>
+        <w:t>;</w:t>
       </w:r>
     </w:p>
     <w:p>
       <w:pPr>
+        <w:pStyle w:val="a9"/>
+        <w:numPr>
+          <w:ilvl w:val="0"/>
+          <w:numId w:val="9"/>
+        </w:numPr>
         <w:spacing w:after="0" w:line="360" w:lineRule="auto"/>
-        <w:ind w:firstLine="709"/>
+        <w:ind w:left="0" w:firstLine="709"/>
         <w:jc w:val="both"/>
         <w:rPr>
           <w:rFonts w:ascii="Times New Roman" w:eastAsia="Times New Roman" w:hAnsi="Times New Roman"/>
           <w:sz w:val="28"/>
           <w:szCs w:val="28"/>
-          <w:highlight w:val="yellow"/>
-          <w:lang w:eastAsia="ru-RU"/>
-        </w:rPr>
-      </w:pPr>
-      <w:r>
-        <w:rPr>
-          <w:rFonts w:ascii="Times New Roman" w:eastAsia="Times New Roman" w:hAnsi="Times New Roman"/>
-          <w:sz w:val="28"/>
-          <w:szCs w:val="28"/>
-          <w:highlight w:val="yellow"/>
-          <w:lang w:eastAsia="ru-RU"/>
-        </w:rPr>
-        <w:t>Таким образом, годовой объём составляет примерно 43 800 записей.</w:t>
+          <w:lang w:eastAsia="ru-RU"/>
+        </w:rPr>
+      </w:pPr>
+      <w:r>
+        <w:rPr>
+          <w:rFonts w:ascii="Times New Roman" w:eastAsia="Times New Roman" w:hAnsi="Times New Roman"/>
+          <w:sz w:val="28"/>
+          <w:szCs w:val="28"/>
+          <w:lang w:eastAsia="ru-RU"/>
+        </w:rPr>
+        <w:t>о</w:t>
+      </w:r>
+      <w:r>
+        <w:rPr>
+          <w:rFonts w:ascii="Times New Roman" w:eastAsia="Times New Roman" w:hAnsi="Times New Roman"/>
+          <w:sz w:val="28"/>
+          <w:szCs w:val="28"/>
+          <w:lang w:eastAsia="ru-RU"/>
+        </w:rPr>
+        <w:t>писи вложения оформляются не для всех отправлений, а только при необходимости. В среднем создаётся 20–40 описей в день, каждая из которых содержит 3–10 позиций вложений</w:t>
+      </w:r>
+      <w:r>
+        <w:rPr>
+          <w:rFonts w:ascii="Times New Roman" w:eastAsia="Times New Roman" w:hAnsi="Times New Roman"/>
+          <w:sz w:val="28"/>
+          <w:szCs w:val="28"/>
+          <w:lang w:eastAsia="ru-RU"/>
+        </w:rPr>
+        <w:t>;</w:t>
       </w:r>
     </w:p>
     <w:p>
       <w:pPr>
+        <w:pStyle w:val="a9"/>
+        <w:numPr>
+          <w:ilvl w:val="0"/>
+          <w:numId w:val="9"/>
+        </w:numPr>
         <w:spacing w:after="0" w:line="360" w:lineRule="auto"/>
-        <w:ind w:firstLine="709"/>
+        <w:ind w:left="0" w:firstLine="709"/>
         <w:jc w:val="both"/>
         <w:rPr>
           <w:rFonts w:ascii="Times New Roman" w:eastAsia="Times New Roman" w:hAnsi="Times New Roman"/>
           <w:sz w:val="28"/>
           <w:szCs w:val="28"/>
-          <w:highlight w:val="yellow"/>
-          <w:lang w:eastAsia="ru-RU"/>
-        </w:rPr>
-      </w:pPr>
-      <w:r>
-        <w:rPr>
-          <w:rFonts w:ascii="Times New Roman" w:eastAsia="Times New Roman" w:hAnsi="Times New Roman"/>
-          <w:sz w:val="28"/>
-          <w:szCs w:val="28"/>
-          <w:highlight w:val="yellow"/>
-          <w:lang w:eastAsia="ru-RU"/>
-        </w:rPr>
-        <w:t>Почтовый бланк отправления</w:t>
+          <w:lang w:eastAsia="ru-RU"/>
+        </w:rPr>
+      </w:pPr>
+      <w:r>
+        <w:rPr>
+          <w:rFonts w:ascii="Times New Roman" w:eastAsia="Times New Roman" w:hAnsi="Times New Roman"/>
+          <w:sz w:val="28"/>
+          <w:szCs w:val="28"/>
+          <w:lang w:eastAsia="ru-RU"/>
+        </w:rPr>
+        <w:t>к</w:t>
+      </w:r>
+      <w:r>
+        <w:rPr>
+          <w:rFonts w:ascii="Times New Roman" w:eastAsia="Times New Roman" w:hAnsi="Times New Roman"/>
+          <w:sz w:val="28"/>
+          <w:szCs w:val="28"/>
+          <w:lang w:eastAsia="ru-RU"/>
+        </w:rPr>
+        <w:t>витанции о приеме отправления формируются для каждой операции оплаты. Количество квитанций составляет 80–120 в день, по одной на отправление</w:t>
+      </w:r>
+      <w:r>
+        <w:rPr>
+          <w:rFonts w:ascii="Times New Roman" w:eastAsia="Times New Roman" w:hAnsi="Times New Roman"/>
+          <w:sz w:val="28"/>
+          <w:szCs w:val="28"/>
+          <w:lang w:eastAsia="ru-RU"/>
+        </w:rPr>
+        <w:t>;</w:t>
       </w:r>
     </w:p>
     <w:p>
       <w:pPr>
+        <w:pStyle w:val="a9"/>
+        <w:numPr>
+          <w:ilvl w:val="0"/>
+          <w:numId w:val="9"/>
+        </w:numPr>
         <w:spacing w:after="0" w:line="360" w:lineRule="auto"/>
-        <w:ind w:firstLine="709"/>
+        <w:ind w:left="0" w:firstLine="709"/>
         <w:jc w:val="both"/>
         <w:rPr>
           <w:rFonts w:ascii="Times New Roman" w:eastAsia="Times New Roman" w:hAnsi="Times New Roman"/>
           <w:sz w:val="28"/>
           <w:szCs w:val="28"/>
-          <w:highlight w:val="yellow"/>
-          <w:lang w:eastAsia="ru-RU"/>
-        </w:rPr>
-      </w:pPr>
-      <w:r>
-        <w:rPr>
-          <w:rFonts w:ascii="Times New Roman" w:eastAsia="Times New Roman" w:hAnsi="Times New Roman"/>
-          <w:sz w:val="28"/>
-          <w:szCs w:val="28"/>
-          <w:highlight w:val="yellow"/>
-          <w:lang w:eastAsia="ru-RU"/>
-        </w:rPr>
-        <w:t>Формируется одновременно с накладной, т.е. около 120 документов в день. Каждый бланк соответствует одному отправлению и содержит одну запись.</w:t>
+          <w:lang w:eastAsia="ru-RU"/>
+        </w:rPr>
+      </w:pPr>
+      <w:r>
+        <w:rPr>
+          <w:rFonts w:ascii="Times New Roman" w:eastAsia="Times New Roman" w:hAnsi="Times New Roman"/>
+          <w:sz w:val="28"/>
+          <w:szCs w:val="28"/>
+          <w:lang w:eastAsia="ru-RU"/>
+        </w:rPr>
+        <w:t>а</w:t>
+      </w:r>
+      <w:r>
+        <w:rPr>
+          <w:rFonts w:ascii="Times New Roman" w:eastAsia="Times New Roman" w:hAnsi="Times New Roman"/>
+          <w:sz w:val="28"/>
+          <w:szCs w:val="28"/>
+          <w:lang w:eastAsia="ru-RU"/>
+        </w:rPr>
+        <w:t>кты приема-передачи оформляются при передаче партий отправлений. В среднем формируется 5–10 актов в день, каждый акт содержит 10–50 отправлений</w:t>
+      </w:r>
+      <w:r>
+        <w:rPr>
+          <w:rFonts w:ascii="Times New Roman" w:eastAsia="Times New Roman" w:hAnsi="Times New Roman"/>
+          <w:sz w:val="28"/>
+          <w:szCs w:val="28"/>
+          <w:lang w:eastAsia="ru-RU"/>
+        </w:rPr>
+        <w:t>;</w:t>
       </w:r>
     </w:p>
     <w:p>
       <w:pPr>
+        <w:pStyle w:val="a9"/>
+        <w:numPr>
+          <w:ilvl w:val="0"/>
+          <w:numId w:val="9"/>
+        </w:numPr>
         <w:spacing w:after="0" w:line="360" w:lineRule="auto"/>
-        <w:ind w:firstLine="709"/>
+        <w:ind w:left="0" w:firstLine="709"/>
         <w:jc w:val="both"/>
         <w:rPr>
           <w:rFonts w:ascii="Times New Roman" w:eastAsia="Times New Roman" w:hAnsi="Times New Roman"/>
           <w:sz w:val="28"/>
           <w:szCs w:val="28"/>
-          <w:highlight w:val="yellow"/>
-          <w:lang w:eastAsia="ru-RU"/>
-        </w:rPr>
-      </w:pPr>
-      <w:r>
-        <w:rPr>
-          <w:rFonts w:ascii="Times New Roman" w:eastAsia="Times New Roman" w:hAnsi="Times New Roman"/>
-          <w:sz w:val="28"/>
-          <w:szCs w:val="28"/>
-          <w:highlight w:val="yellow"/>
-          <w:lang w:eastAsia="ru-RU"/>
-        </w:rPr>
-        <w:t>Годовой объём также составляет порядка 43 800 записей.</w:t>
+          <w:lang w:eastAsia="ru-RU"/>
+        </w:rPr>
+      </w:pPr>
+      <w:r>
+        <w:rPr>
+          <w:rFonts w:ascii="Times New Roman" w:eastAsia="Times New Roman" w:hAnsi="Times New Roman"/>
+          <w:sz w:val="28"/>
+          <w:szCs w:val="28"/>
+          <w:lang w:eastAsia="ru-RU"/>
+        </w:rPr>
+        <w:t>т</w:t>
+      </w:r>
+      <w:r>
+        <w:rPr>
+          <w:rFonts w:ascii="Times New Roman" w:eastAsia="Times New Roman" w:hAnsi="Times New Roman"/>
+          <w:sz w:val="28"/>
+          <w:szCs w:val="28"/>
+          <w:lang w:eastAsia="ru-RU"/>
+        </w:rPr>
+        <w:t xml:space="preserve">арифный справочник обновляется редко </w:t>
+      </w:r>
+      <w:r>
+        <w:rPr>
+          <w:rFonts w:ascii="Times New Roman" w:eastAsia="Times New Roman" w:hAnsi="Times New Roman"/>
+          <w:sz w:val="28"/>
+          <w:szCs w:val="28"/>
+          <w:lang w:eastAsia="ru-RU"/>
+        </w:rPr>
+        <w:t>–</w:t>
+      </w:r>
+      <w:r>
+        <w:rPr>
+          <w:rFonts w:ascii="Times New Roman" w:eastAsia="Times New Roman" w:hAnsi="Times New Roman"/>
+          <w:sz w:val="28"/>
+          <w:szCs w:val="28"/>
+          <w:lang w:eastAsia="ru-RU"/>
+        </w:rPr>
+        <w:t xml:space="preserve"> 1–2 раза в год, содержит около 10–30 записей</w:t>
+      </w:r>
+      <w:r>
+        <w:rPr>
+          <w:rFonts w:ascii="Times New Roman" w:eastAsia="Times New Roman" w:hAnsi="Times New Roman"/>
+          <w:sz w:val="28"/>
+          <w:szCs w:val="28"/>
+          <w:lang w:eastAsia="ru-RU"/>
+        </w:rPr>
+        <w:t>;</w:t>
       </w:r>
     </w:p>
     <w:p>
       <w:pPr>
+        <w:pStyle w:val="a9"/>
+        <w:numPr>
+          <w:ilvl w:val="0"/>
+          <w:numId w:val="9"/>
+        </w:numPr>
         <w:spacing w:after="0" w:line="360" w:lineRule="auto"/>
-        <w:ind w:firstLine="709"/>
+        <w:ind w:left="0" w:firstLine="709"/>
         <w:jc w:val="both"/>
         <w:rPr>
           <w:rFonts w:ascii="Times New Roman" w:eastAsia="Times New Roman" w:hAnsi="Times New Roman"/>
           <w:sz w:val="28"/>
           <w:szCs w:val="28"/>
-          <w:highlight w:val="yellow"/>
-          <w:lang w:eastAsia="ru-RU"/>
-        </w:rPr>
-      </w:pPr>
-      <w:r>
-        <w:rPr>
-          <w:rFonts w:ascii="Times New Roman" w:eastAsia="Times New Roman" w:hAnsi="Times New Roman"/>
-          <w:sz w:val="28"/>
-          <w:szCs w:val="28"/>
-          <w:highlight w:val="yellow"/>
-          <w:lang w:eastAsia="ru-RU"/>
-        </w:rPr>
-        <w:t>Опись вложения (форма 107)</w:t>
+          <w:lang w:eastAsia="ru-RU"/>
+        </w:rPr>
+      </w:pPr>
+      <w:r>
+        <w:rPr>
+          <w:rFonts w:ascii="Times New Roman" w:eastAsia="Times New Roman" w:hAnsi="Times New Roman"/>
+          <w:sz w:val="28"/>
+          <w:szCs w:val="28"/>
+          <w:lang w:eastAsia="ru-RU"/>
+        </w:rPr>
+        <w:t>с</w:t>
+      </w:r>
+      <w:r>
+        <w:rPr>
+          <w:rFonts w:ascii="Times New Roman" w:eastAsia="Times New Roman" w:hAnsi="Times New Roman"/>
+          <w:sz w:val="28"/>
+          <w:szCs w:val="28"/>
+          <w:lang w:eastAsia="ru-RU"/>
+        </w:rPr>
+        <w:t>правочник клиентов пополняется по мере регистрации новых пользователей. В среднем добавляется 50–100 записей в месяц</w:t>
+      </w:r>
+      <w:r>
+        <w:rPr>
+          <w:rFonts w:ascii="Times New Roman" w:eastAsia="Times New Roman" w:hAnsi="Times New Roman"/>
+          <w:sz w:val="28"/>
+          <w:szCs w:val="28"/>
+          <w:lang w:eastAsia="ru-RU"/>
+        </w:rPr>
+        <w:t>;</w:t>
       </w:r>
     </w:p>
     <w:p>
       <w:pPr>
+        <w:pStyle w:val="a9"/>
+        <w:numPr>
+          <w:ilvl w:val="0"/>
+          <w:numId w:val="9"/>
+        </w:numPr>
         <w:spacing w:after="0" w:line="360" w:lineRule="auto"/>
-        <w:ind w:firstLine="709"/>
+        <w:ind w:left="0" w:firstLine="709"/>
         <w:jc w:val="both"/>
         <w:rPr>
           <w:rFonts w:ascii="Times New Roman" w:eastAsia="Times New Roman" w:hAnsi="Times New Roman"/>
           <w:sz w:val="28"/>
           <w:szCs w:val="28"/>
-          <w:highlight w:val="yellow"/>
-          <w:lang w:eastAsia="ru-RU"/>
-        </w:rPr>
-      </w:pPr>
-      <w:r>
-        <w:rPr>
-          <w:rFonts w:ascii="Times New Roman" w:eastAsia="Times New Roman" w:hAnsi="Times New Roman"/>
-          <w:sz w:val="28"/>
-          <w:szCs w:val="28"/>
-          <w:highlight w:val="yellow"/>
-          <w:lang w:eastAsia="ru-RU"/>
-        </w:rPr>
-        <w:t>Формируется не для каждого отправления, а примерно в 40% случаев, когда отправление содержит несколько вложений. В среднем оформляется до 50 документов в день, при этом один документ содержит около 8 позиций (строк).</w:t>
+          <w:lang w:eastAsia="ru-RU"/>
+        </w:rPr>
+      </w:pPr>
+      <w:r>
+        <w:rPr>
+          <w:rFonts w:ascii="Times New Roman" w:eastAsia="Times New Roman" w:hAnsi="Times New Roman"/>
+          <w:sz w:val="28"/>
+          <w:szCs w:val="28"/>
+          <w:lang w:eastAsia="ru-RU"/>
+        </w:rPr>
+        <w:t>с</w:t>
+      </w:r>
+      <w:r>
+        <w:rPr>
+          <w:rFonts w:ascii="Times New Roman" w:eastAsia="Times New Roman" w:hAnsi="Times New Roman"/>
+          <w:sz w:val="28"/>
+          <w:szCs w:val="28"/>
+          <w:lang w:eastAsia="ru-RU"/>
+        </w:rPr>
+        <w:t>правочник персонала обновляется нерегулярно (при изменении штата), в среднем 5–10 изменений в год</w:t>
+      </w:r>
+      <w:r>
+        <w:rPr>
+          <w:rFonts w:ascii="Times New Roman" w:eastAsia="Times New Roman" w:hAnsi="Times New Roman"/>
+          <w:sz w:val="28"/>
+          <w:szCs w:val="28"/>
+          <w:lang w:eastAsia="ru-RU"/>
+        </w:rPr>
+        <w:t>;</w:t>
       </w:r>
     </w:p>
     <w:p>
       <w:pPr>
+        <w:pStyle w:val="a9"/>
+        <w:numPr>
+          <w:ilvl w:val="0"/>
+          <w:numId w:val="9"/>
+        </w:numPr>
         <w:spacing w:after="0" w:line="360" w:lineRule="auto"/>
-        <w:ind w:firstLine="709"/>
+        <w:ind w:left="0" w:firstLine="709"/>
         <w:jc w:val="both"/>
         <w:rPr>
           <w:rFonts w:ascii="Times New Roman" w:eastAsia="Times New Roman" w:hAnsi="Times New Roman"/>
           <w:sz w:val="28"/>
           <w:szCs w:val="28"/>
-          <w:highlight w:val="yellow"/>
-          <w:lang w:eastAsia="ru-RU"/>
-        </w:rPr>
-      </w:pPr>
-      <w:r>
-        <w:rPr>
-          <w:rFonts w:ascii="Times New Roman" w:eastAsia="Times New Roman" w:hAnsi="Times New Roman"/>
-          <w:sz w:val="28"/>
-          <w:szCs w:val="28"/>
-          <w:highlight w:val="yellow"/>
-          <w:lang w:eastAsia="ru-RU"/>
-        </w:rPr>
-        <w:t>Годовой объём составляет примерно 18 250 документов или 146 000 записей.</w:t>
-      </w:r>
-    </w:p>
-    <w:p>
-      <w:pPr>
-        <w:spacing w:after="0" w:line="360" w:lineRule="auto"/>
-        <w:ind w:firstLine="709"/>
-        <w:jc w:val="both"/>
-        <w:rPr>
-          <w:rFonts w:ascii="Times New Roman" w:eastAsia="Times New Roman" w:hAnsi="Times New Roman"/>
-          <w:sz w:val="28"/>
-          <w:szCs w:val="28"/>
-          <w:highlight w:val="yellow"/>
-          <w:lang w:eastAsia="ru-RU"/>
-        </w:rPr>
-      </w:pPr>
-      <w:r>
-        <w:rPr>
-          <w:rFonts w:ascii="Times New Roman" w:eastAsia="Times New Roman" w:hAnsi="Times New Roman"/>
-          <w:sz w:val="28"/>
-          <w:szCs w:val="28"/>
-          <w:highlight w:val="yellow"/>
-          <w:lang w:eastAsia="ru-RU"/>
-        </w:rPr>
-        <w:t>Квитанция о приеме отправления</w:t>
-      </w:r>
-    </w:p>
-    <w:p>
-      <w:pPr>
-        <w:spacing w:after="0" w:line="360" w:lineRule="auto"/>
-        <w:ind w:firstLine="709"/>
-        <w:jc w:val="both"/>
-        <w:rPr>
-          <w:rFonts w:ascii="Times New Roman" w:eastAsia="Times New Roman" w:hAnsi="Times New Roman"/>
-          <w:sz w:val="28"/>
-          <w:szCs w:val="28"/>
-          <w:highlight w:val="yellow"/>
-          <w:lang w:eastAsia="ru-RU"/>
-        </w:rPr>
-      </w:pPr>
-      <w:r>
-        <w:rPr>
-          <w:rFonts w:ascii="Times New Roman" w:eastAsia="Times New Roman" w:hAnsi="Times New Roman"/>
-          <w:sz w:val="28"/>
-          <w:szCs w:val="28"/>
-          <w:highlight w:val="yellow"/>
-          <w:lang w:eastAsia="ru-RU"/>
-        </w:rPr>
-        <w:t>Формируется для каждого принятого отправления, в среднем 120 документов в день. Каждый документ содержит одну запись.</w:t>
-      </w:r>
-    </w:p>
-    <w:p>
-      <w:pPr>
-        <w:spacing w:after="0" w:line="360" w:lineRule="auto"/>
-        <w:ind w:firstLine="709"/>
-        <w:jc w:val="both"/>
-        <w:rPr>
-          <w:rFonts w:ascii="Times New Roman" w:eastAsia="Times New Roman" w:hAnsi="Times New Roman"/>
-          <w:sz w:val="28"/>
-          <w:szCs w:val="28"/>
-          <w:highlight w:val="yellow"/>
-          <w:lang w:eastAsia="ru-RU"/>
-        </w:rPr>
-      </w:pPr>
-      <w:r>
-        <w:rPr>
-          <w:rFonts w:ascii="Times New Roman" w:eastAsia="Times New Roman" w:hAnsi="Times New Roman"/>
-          <w:sz w:val="28"/>
-          <w:szCs w:val="28"/>
-          <w:highlight w:val="yellow"/>
-          <w:lang w:eastAsia="ru-RU"/>
-        </w:rPr>
-        <w:t>Годовой объём составляет около 43 800 записей.</w:t>
-      </w:r>
-    </w:p>
-    <w:p>
-      <w:pPr>
-        <w:spacing w:after="0" w:line="360" w:lineRule="auto"/>
-        <w:ind w:firstLine="709"/>
-        <w:jc w:val="both"/>
-        <w:rPr>
-          <w:rFonts w:ascii="Times New Roman" w:eastAsia="Times New Roman" w:hAnsi="Times New Roman"/>
-          <w:sz w:val="28"/>
-          <w:szCs w:val="28"/>
-          <w:highlight w:val="yellow"/>
-          <w:lang w:eastAsia="ru-RU"/>
-        </w:rPr>
-      </w:pPr>
-      <w:r>
-        <w:rPr>
-          <w:rFonts w:ascii="Times New Roman" w:eastAsia="Times New Roman" w:hAnsi="Times New Roman"/>
-          <w:sz w:val="28"/>
-          <w:szCs w:val="28"/>
-          <w:highlight w:val="yellow"/>
-          <w:lang w:eastAsia="ru-RU"/>
-        </w:rPr>
-        <w:t>Акт приема-передачи</w:t>
-      </w:r>
-    </w:p>
-    <w:p>
-      <w:pPr>
-        <w:spacing w:after="0" w:line="360" w:lineRule="auto"/>
-        <w:ind w:firstLine="709"/>
-        <w:jc w:val="both"/>
-        <w:rPr>
-          <w:rFonts w:ascii="Times New Roman" w:eastAsia="Times New Roman" w:hAnsi="Times New Roman"/>
-          <w:sz w:val="28"/>
-          <w:szCs w:val="28"/>
-          <w:highlight w:val="yellow"/>
-          <w:lang w:eastAsia="ru-RU"/>
-        </w:rPr>
-      </w:pPr>
-      <w:r>
-        <w:rPr>
-          <w:rFonts w:ascii="Times New Roman" w:eastAsia="Times New Roman" w:hAnsi="Times New Roman"/>
-          <w:sz w:val="28"/>
-          <w:szCs w:val="28"/>
-          <w:highlight w:val="yellow"/>
-          <w:lang w:eastAsia="ru-RU"/>
-        </w:rPr>
-        <w:lastRenderedPageBreak/>
-        <w:t>Формируется при сдаче партии отправлений, в среднем 10 актов в день. Один акт содержит примерно 25–30 позиций (строк).</w:t>
-      </w:r>
-    </w:p>
-    <w:p>
-      <w:pPr>
-        <w:spacing w:after="0" w:line="360" w:lineRule="auto"/>
-        <w:ind w:firstLine="709"/>
-        <w:jc w:val="both"/>
-        <w:rPr>
-          <w:rFonts w:ascii="Times New Roman" w:eastAsia="Times New Roman" w:hAnsi="Times New Roman"/>
-          <w:sz w:val="28"/>
-          <w:szCs w:val="28"/>
-          <w:highlight w:val="yellow"/>
-          <w:lang w:eastAsia="ru-RU"/>
-        </w:rPr>
-      </w:pPr>
-      <w:r>
-        <w:rPr>
-          <w:rFonts w:ascii="Times New Roman" w:eastAsia="Times New Roman" w:hAnsi="Times New Roman"/>
-          <w:sz w:val="28"/>
-          <w:szCs w:val="28"/>
-          <w:highlight w:val="yellow"/>
-          <w:lang w:eastAsia="ru-RU"/>
-        </w:rPr>
-        <w:t>Годовой объём составляет около 3 650 документов или 91 250–109 500 записей.</w:t>
-      </w:r>
-    </w:p>
-    <w:p>
-      <w:pPr>
-        <w:spacing w:after="0" w:line="360" w:lineRule="auto"/>
-        <w:ind w:firstLine="709"/>
-        <w:jc w:val="both"/>
-        <w:rPr>
-          <w:rFonts w:ascii="Times New Roman" w:eastAsia="Times New Roman" w:hAnsi="Times New Roman"/>
-          <w:sz w:val="28"/>
-          <w:szCs w:val="28"/>
-          <w:highlight w:val="yellow"/>
-          <w:lang w:eastAsia="ru-RU"/>
-        </w:rPr>
-      </w:pPr>
-      <w:r>
-        <w:rPr>
-          <w:rFonts w:ascii="Times New Roman" w:eastAsia="Times New Roman" w:hAnsi="Times New Roman"/>
-          <w:sz w:val="28"/>
-          <w:szCs w:val="28"/>
-          <w:highlight w:val="yellow"/>
-          <w:lang w:eastAsia="ru-RU"/>
-        </w:rPr>
-        <w:t>Тарифный справочник</w:t>
-      </w:r>
-    </w:p>
-    <w:p>
-      <w:pPr>
-        <w:spacing w:after="0" w:line="360" w:lineRule="auto"/>
-        <w:ind w:firstLine="709"/>
-        <w:jc w:val="both"/>
-        <w:rPr>
-          <w:rFonts w:ascii="Times New Roman" w:eastAsia="Times New Roman" w:hAnsi="Times New Roman"/>
-          <w:sz w:val="28"/>
-          <w:szCs w:val="28"/>
-          <w:highlight w:val="yellow"/>
-          <w:lang w:eastAsia="ru-RU"/>
-        </w:rPr>
-      </w:pPr>
-      <w:r>
-        <w:rPr>
-          <w:rFonts w:ascii="Times New Roman" w:eastAsia="Times New Roman" w:hAnsi="Times New Roman"/>
-          <w:sz w:val="28"/>
-          <w:szCs w:val="28"/>
-          <w:highlight w:val="yellow"/>
-          <w:lang w:eastAsia="ru-RU"/>
-        </w:rPr>
-        <w:t>Обновляется редко — примерно 1–2 раза в год. Один документ содержит около 20 записей (тарифных зон и параметров).</w:t>
-      </w:r>
-    </w:p>
-    <w:p>
-      <w:pPr>
-        <w:spacing w:after="0" w:line="360" w:lineRule="auto"/>
-        <w:ind w:firstLine="709"/>
-        <w:jc w:val="both"/>
-        <w:rPr>
-          <w:rFonts w:ascii="Times New Roman" w:eastAsia="Times New Roman" w:hAnsi="Times New Roman"/>
-          <w:sz w:val="28"/>
-          <w:szCs w:val="28"/>
-          <w:highlight w:val="yellow"/>
-          <w:lang w:eastAsia="ru-RU"/>
-        </w:rPr>
-      </w:pPr>
-      <w:r>
-        <w:rPr>
-          <w:rFonts w:ascii="Times New Roman" w:eastAsia="Times New Roman" w:hAnsi="Times New Roman"/>
-          <w:sz w:val="28"/>
-          <w:szCs w:val="28"/>
-          <w:highlight w:val="yellow"/>
-          <w:lang w:eastAsia="ru-RU"/>
-        </w:rPr>
-        <w:t>Годовой объём незначителен и не оказывает существенного влияния на рост БД.</w:t>
-      </w:r>
-    </w:p>
-    <w:p>
-      <w:pPr>
-        <w:spacing w:after="0" w:line="360" w:lineRule="auto"/>
-        <w:ind w:firstLine="709"/>
-        <w:jc w:val="both"/>
-        <w:rPr>
-          <w:rFonts w:ascii="Times New Roman" w:eastAsia="Times New Roman" w:hAnsi="Times New Roman"/>
-          <w:sz w:val="28"/>
-          <w:szCs w:val="28"/>
-          <w:highlight w:val="yellow"/>
-          <w:lang w:eastAsia="ru-RU"/>
-        </w:rPr>
-      </w:pPr>
-      <w:r>
-        <w:rPr>
-          <w:rFonts w:ascii="Times New Roman" w:eastAsia="Times New Roman" w:hAnsi="Times New Roman"/>
-          <w:sz w:val="28"/>
-          <w:szCs w:val="28"/>
-          <w:highlight w:val="yellow"/>
-          <w:lang w:eastAsia="ru-RU"/>
-        </w:rPr>
-        <w:t>Справочник клиентов</w:t>
-      </w:r>
-    </w:p>
-    <w:p>
-      <w:pPr>
-        <w:spacing w:after="0" w:line="360" w:lineRule="auto"/>
-        <w:ind w:firstLine="709"/>
-        <w:jc w:val="both"/>
-        <w:rPr>
-          <w:rFonts w:ascii="Times New Roman" w:eastAsia="Times New Roman" w:hAnsi="Times New Roman"/>
-          <w:sz w:val="28"/>
-          <w:szCs w:val="28"/>
-          <w:highlight w:val="yellow"/>
-          <w:lang w:eastAsia="ru-RU"/>
-        </w:rPr>
-      </w:pPr>
-      <w:r>
-        <w:rPr>
-          <w:rFonts w:ascii="Times New Roman" w:eastAsia="Times New Roman" w:hAnsi="Times New Roman"/>
-          <w:sz w:val="28"/>
-          <w:szCs w:val="28"/>
-          <w:highlight w:val="yellow"/>
-          <w:lang w:eastAsia="ru-RU"/>
-        </w:rPr>
-        <w:t>Пополняется ежедневно при регистрации новых клиентов — в среднем 30 новых записей в день.</w:t>
-      </w:r>
-    </w:p>
-    <w:p>
-      <w:pPr>
-        <w:spacing w:after="0" w:line="360" w:lineRule="auto"/>
-        <w:ind w:firstLine="709"/>
-        <w:jc w:val="both"/>
-        <w:rPr>
-          <w:rFonts w:ascii="Times New Roman" w:eastAsia="Times New Roman" w:hAnsi="Times New Roman"/>
-          <w:sz w:val="28"/>
-          <w:szCs w:val="28"/>
-          <w:highlight w:val="yellow"/>
-          <w:lang w:eastAsia="ru-RU"/>
-        </w:rPr>
-      </w:pPr>
-      <w:r>
-        <w:rPr>
-          <w:rFonts w:ascii="Times New Roman" w:eastAsia="Times New Roman" w:hAnsi="Times New Roman"/>
-          <w:sz w:val="28"/>
-          <w:szCs w:val="28"/>
-          <w:highlight w:val="yellow"/>
-          <w:lang w:eastAsia="ru-RU"/>
-        </w:rPr>
-        <w:t>Годовой прирост составляет около 10 950 записей.</w:t>
-      </w:r>
-    </w:p>
-    <w:p>
-      <w:pPr>
-        <w:spacing w:after="0" w:line="360" w:lineRule="auto"/>
-        <w:ind w:firstLine="709"/>
-        <w:jc w:val="both"/>
-        <w:rPr>
-          <w:rFonts w:ascii="Times New Roman" w:eastAsia="Times New Roman" w:hAnsi="Times New Roman"/>
-          <w:sz w:val="28"/>
-          <w:szCs w:val="28"/>
-          <w:highlight w:val="yellow"/>
-          <w:lang w:eastAsia="ru-RU"/>
-        </w:rPr>
-      </w:pPr>
-      <w:r>
-        <w:rPr>
-          <w:rFonts w:ascii="Times New Roman" w:eastAsia="Times New Roman" w:hAnsi="Times New Roman"/>
-          <w:sz w:val="28"/>
-          <w:szCs w:val="28"/>
-          <w:highlight w:val="yellow"/>
-          <w:lang w:eastAsia="ru-RU"/>
-        </w:rPr>
-        <w:t>Справочник персонала</w:t>
-      </w:r>
-    </w:p>
-    <w:p>
-      <w:pPr>
-        <w:spacing w:after="0" w:line="360" w:lineRule="auto"/>
-        <w:ind w:firstLine="709"/>
-        <w:jc w:val="both"/>
-        <w:rPr>
-          <w:rFonts w:ascii="Times New Roman" w:eastAsia="Times New Roman" w:hAnsi="Times New Roman"/>
-          <w:sz w:val="28"/>
-          <w:szCs w:val="28"/>
-          <w:highlight w:val="yellow"/>
-          <w:lang w:eastAsia="ru-RU"/>
-        </w:rPr>
-      </w:pPr>
-      <w:r>
-        <w:rPr>
-          <w:rFonts w:ascii="Times New Roman" w:eastAsia="Times New Roman" w:hAnsi="Times New Roman"/>
-          <w:sz w:val="28"/>
-          <w:szCs w:val="28"/>
-          <w:highlight w:val="yellow"/>
-          <w:lang w:eastAsia="ru-RU"/>
-        </w:rPr>
-        <w:t>Изменяется редко, при найме или кадровых изменениях — в среднем 2–3 записи в месяц.</w:t>
-      </w:r>
-    </w:p>
-    <w:p>
-      <w:pPr>
-        <w:spacing w:after="0" w:line="360" w:lineRule="auto"/>
-        <w:ind w:firstLine="709"/>
-        <w:jc w:val="both"/>
-        <w:rPr>
-          <w:rFonts w:ascii="Times New Roman" w:eastAsia="Times New Roman" w:hAnsi="Times New Roman"/>
-          <w:sz w:val="28"/>
-          <w:szCs w:val="28"/>
-          <w:highlight w:val="yellow"/>
-          <w:lang w:eastAsia="ru-RU"/>
-        </w:rPr>
-      </w:pPr>
-      <w:r>
-        <w:rPr>
-          <w:rFonts w:ascii="Times New Roman" w:eastAsia="Times New Roman" w:hAnsi="Times New Roman"/>
-          <w:sz w:val="28"/>
-          <w:szCs w:val="28"/>
-          <w:highlight w:val="yellow"/>
-          <w:lang w:eastAsia="ru-RU"/>
-        </w:rPr>
-        <w:t>Годовой прирост составляет около 30 записей.</w:t>
-      </w:r>
-    </w:p>
-    <w:p>
-      <w:pPr>
-        <w:spacing w:after="0" w:line="360" w:lineRule="auto"/>
-        <w:ind w:firstLine="709"/>
-        <w:jc w:val="both"/>
-        <w:rPr>
-          <w:rFonts w:ascii="Times New Roman" w:eastAsia="Times New Roman" w:hAnsi="Times New Roman"/>
-          <w:sz w:val="28"/>
-          <w:szCs w:val="28"/>
-          <w:highlight w:val="yellow"/>
-          <w:lang w:eastAsia="ru-RU"/>
-        </w:rPr>
-      </w:pPr>
-      <w:r>
-        <w:rPr>
-          <w:rFonts w:ascii="Times New Roman" w:eastAsia="Times New Roman" w:hAnsi="Times New Roman"/>
-          <w:sz w:val="28"/>
-          <w:szCs w:val="28"/>
-          <w:highlight w:val="yellow"/>
-          <w:lang w:eastAsia="ru-RU"/>
-        </w:rPr>
-        <w:t>Справочник пунктов приема и выдачи</w:t>
-      </w:r>
-    </w:p>
-    <w:p>
-      <w:pPr>
-        <w:spacing w:after="0" w:line="360" w:lineRule="auto"/>
-        <w:ind w:firstLine="709"/>
-        <w:jc w:val="both"/>
-        <w:rPr>
-          <w:rFonts w:ascii="Times New Roman" w:eastAsia="Times New Roman" w:hAnsi="Times New Roman"/>
-          <w:sz w:val="28"/>
-          <w:szCs w:val="28"/>
-          <w:lang w:eastAsia="ru-RU"/>
-        </w:rPr>
-      </w:pPr>
-      <w:r>
-        <w:rPr>
-          <w:rFonts w:ascii="Times New Roman" w:eastAsia="Times New Roman" w:hAnsi="Times New Roman"/>
-          <w:sz w:val="28"/>
-          <w:szCs w:val="28"/>
-          <w:highlight w:val="yellow"/>
-          <w:lang w:eastAsia="ru-RU"/>
-        </w:rPr>
-        <w:t>Обновляется эпизодически (при открытии/закрытии отделений) — в среднем 5–10 изменений в год.</w:t>
-      </w:r>
-    </w:p>
-    <w:p>
-      <w:pPr>
-        <w:spacing w:after="0" w:line="360" w:lineRule="auto"/>
-        <w:jc w:val="both"/>
-        <w:rPr>
-          <w:rFonts w:ascii="Times New Roman" w:eastAsia="Times New Roman" w:hAnsi="Times New Roman"/>
-          <w:sz w:val="28"/>
-          <w:szCs w:val="28"/>
-          <w:lang w:eastAsia="ru-RU"/>
-        </w:rPr>
-      </w:pPr>
-    </w:p>
-    <w:p>
-      <w:pPr>
-        <w:spacing w:after="0" w:line="360" w:lineRule="auto"/>
-        <w:jc w:val="right"/>
-        <w:rPr>
-          <w:rFonts w:ascii="Times New Roman" w:eastAsia="Times New Roman" w:hAnsi="Times New Roman"/>
-          <w:sz w:val="28"/>
-          <w:szCs w:val="28"/>
-          <w:lang w:eastAsia="ru-RU"/>
-        </w:rPr>
-      </w:pPr>
-    </w:p>
-    <w:p>
-      <w:pPr>
-        <w:spacing w:after="0" w:line="360" w:lineRule="auto"/>
-        <w:jc w:val="both"/>
-        <w:rPr>
-          <w:rFonts w:ascii="Times New Roman" w:eastAsia="Times New Roman" w:hAnsi="Times New Roman"/>
-          <w:sz w:val="28"/>
-          <w:szCs w:val="28"/>
-          <w:lang w:eastAsia="ru-RU"/>
-        </w:rPr>
-      </w:pPr>
+          <w:lang w:eastAsia="ru-RU"/>
+        </w:rPr>
+      </w:pPr>
+      <w:r>
+        <w:rPr>
+          <w:rFonts w:ascii="Times New Roman" w:eastAsia="Times New Roman" w:hAnsi="Times New Roman"/>
+          <w:sz w:val="28"/>
+          <w:szCs w:val="28"/>
+          <w:lang w:eastAsia="ru-RU"/>
+        </w:rPr>
+        <w:t>с</w:t>
+      </w:r>
+      <w:r>
+        <w:rPr>
+          <w:rFonts w:ascii="Times New Roman" w:eastAsia="Times New Roman" w:hAnsi="Times New Roman"/>
+          <w:sz w:val="28"/>
+          <w:szCs w:val="28"/>
+          <w:lang w:eastAsia="ru-RU"/>
+        </w:rPr>
+        <w:t>правочник пунктов приема и выдачи изменяется редко, не более 1–2 обновлений в год, содержит порядка 20–50 записей.</w:t>
+      </w:r>
+      <w:bookmarkStart w:id="6" w:name="_GoBack"/>
+      <w:bookmarkEnd w:id="6"/>
       <w:r>
         <w:rPr>
           <w:rFonts w:ascii="Times New Roman" w:eastAsia="Times New Roman" w:hAnsi="Times New Roman"/>
@@ -39520,7 +39268,7 @@
           <w:lang w:eastAsia="ru-RU"/>
         </w:rPr>
       </w:pPr>
-      <w:bookmarkStart w:id="6" w:name="_Toc226046171"/>
+      <w:bookmarkStart w:id="7" w:name="_Toc226046171"/>
       <w:r>
         <w:rPr>
           <w:rFonts w:ascii="Times New Roman" w:eastAsia="Times New Roman" w:hAnsi="Times New Roman" w:cs="Times New Roman"/>
@@ -39532,7 +39280,7 @@
         <w:lastRenderedPageBreak/>
         <w:t>Алгоритмические зависимости</w:t>
       </w:r>
-      <w:bookmarkEnd w:id="6"/>
+      <w:bookmarkEnd w:id="7"/>
     </w:p>
     <w:p>
       <w:pPr>
@@ -39620,7 +39368,7 @@
           <w:lang w:eastAsia="ru-RU"/>
         </w:rPr>
       </w:pPr>
-      <w:bookmarkStart w:id="7" w:name="_Toc226046172"/>
+      <w:bookmarkStart w:id="8" w:name="_Toc226046172"/>
       <w:r>
         <w:rPr>
           <w:rFonts w:ascii="Times New Roman" w:eastAsia="Times New Roman" w:hAnsi="Times New Roman" w:cs="Times New Roman"/>
@@ -39632,7 +39380,7 @@
         <w:lastRenderedPageBreak/>
         <w:t>Бизнес-правила</w:t>
       </w:r>
-      <w:bookmarkEnd w:id="7"/>
+      <w:bookmarkEnd w:id="8"/>
     </w:p>
     <w:p>
       <w:pPr>
@@ -39720,7 +39468,7 @@
           <w:lang w:eastAsia="ru-RU"/>
         </w:rPr>
       </w:pPr>
-      <w:bookmarkStart w:id="8" w:name="_Toc226046173"/>
+      <w:bookmarkStart w:id="9" w:name="_Toc226046173"/>
       <w:r>
         <w:rPr>
           <w:rFonts w:ascii="Times New Roman" w:eastAsia="Times New Roman" w:hAnsi="Times New Roman" w:cs="Times New Roman"/>
@@ -39732,7 +39480,7 @@
         <w:lastRenderedPageBreak/>
         <w:t>Требования заказчика к приложению</w:t>
       </w:r>
-      <w:bookmarkEnd w:id="8"/>
+      <w:bookmarkEnd w:id="9"/>
     </w:p>
     <w:p>
       <w:pPr>
@@ -39818,7 +39566,7 @@
           <w:lang w:eastAsia="ru-RU"/>
         </w:rPr>
       </w:pPr>
-      <w:bookmarkStart w:id="9" w:name="_Toc226046174"/>
+      <w:bookmarkStart w:id="10" w:name="_Toc226046174"/>
       <w:r>
         <w:rPr>
           <w:rFonts w:ascii="Times New Roman" w:eastAsia="Times New Roman" w:hAnsi="Times New Roman" w:cs="Times New Roman"/>
@@ -39832,7 +39580,7 @@
         <w:lastRenderedPageBreak/>
         <w:t>СПИСОК ИСПОЛЬЗОВАННЫХ ИСТОЧНИКОВ</w:t>
       </w:r>
-      <w:bookmarkEnd w:id="9"/>
+      <w:bookmarkEnd w:id="10"/>
     </w:p>
     <w:p>
       <w:pPr>
@@ -41065,34 +40813,7 @@
           <w:szCs w:val="24"/>
           <w:lang w:eastAsia="ru-RU"/>
         </w:rPr>
-        <w:t xml:space="preserve">Рисунок </w:t>
-      </w:r>
-      <w:r>
-        <w:rPr>
-          <w:rFonts w:ascii="Times New Roman" w:eastAsia="Times New Roman" w:hAnsi="Times New Roman"/>
-          <w:sz w:val="24"/>
-          <w:szCs w:val="24"/>
-          <w:lang w:eastAsia="ru-RU"/>
-        </w:rPr>
-        <w:t>9</w:t>
-      </w:r>
-      <w:r>
-        <w:rPr>
-          <w:rFonts w:ascii="Times New Roman" w:eastAsia="Times New Roman" w:hAnsi="Times New Roman"/>
-          <w:sz w:val="24"/>
-          <w:szCs w:val="24"/>
-          <w:lang w:eastAsia="ru-RU"/>
-        </w:rPr>
-        <w:t xml:space="preserve"> – </w:t>
-      </w:r>
-      <w:r>
-        <w:rPr>
-          <w:rFonts w:ascii="Times New Roman" w:eastAsia="Times New Roman" w:hAnsi="Times New Roman"/>
-          <w:sz w:val="24"/>
-          <w:szCs w:val="24"/>
-          <w:lang w:eastAsia="ru-RU"/>
-        </w:rPr>
-        <w:t>Справочник клиентов</w:t>
+        <w:t>Рисунок 9 – Справочник клиентов</w:t>
       </w:r>
     </w:p>
     <w:p>
@@ -41319,7 +41040,7 @@
           <w:rFonts w:ascii="Times New Roman" w:eastAsia="Times New Roman" w:hAnsi="Times New Roman"/>
           <w:sz w:val="24"/>
           <w:szCs w:val="24"/>
-          <w:lang w:val="en-US" w:eastAsia="ru-RU"/>
+          <w:lang w:eastAsia="ru-RU"/>
         </w:rPr>
         <w:t>1</w:t>
       </w:r>
@@ -41385,7 +41106,7 @@
 </file>
 
 <file path=word/endnotes.xml><?xml version="1.0" encoding="utf-8"?>
-<w:endnotes xmlns:wpc="http://schemas.microsoft.com/office/word/2010/wordprocessingCanvas" xmlns:cx="http://schemas.microsoft.com/office/drawing/2014/chartex" xmlns:cx1="http://schemas.microsoft.com/office/drawing/2015/9/8/chartex" xmlns:cx2="http://schemas.microsoft.com/office/drawing/2015/10/21/chartex" xmlns:cx3="http://schemas.microsoft.com/office/drawing/2016/5/9/chartex" xmlns:cx4="http://schemas.microsoft.com/office/drawing/2016/5/10/chartex" xmlns:cx5="http://schemas.microsoft.com/office/drawing/2016/5/11/chartex" xmlns:cx6="http://schemas.microsoft.com/office/drawing/2016/5/12/chartex" xmlns:cx7="http://schemas.microsoft.com/office/drawing/2016/5/13/chartex" xmlns:cx8="http://schemas.microsoft.com/office/drawing/2016/5/14/chartex" xmlns:mc="http://schemas.openxmlformats.org/markup-compatibility/2006" xmlns:aink="http://schemas.microsoft.com/office/drawing/2016/ink" xmlns:am3d="http://schemas.microsoft.com/office/drawing/2017/model3d" xmlns:o="urn:schemas-microsoft-com:office:office" xmlns:r="http://schemas.openxmlformats.org/officeDocument/2006/relationships" xmlns:m="http://schemas.openxmlformats.org/officeDocument/2006/math" xmlns:v="urn:schemas-microsoft-com:vml" xmlns:wp14="http://schemas.microsoft.com/office/word/2010/wordprocessingDrawing" xmlns:wp="http://schemas.openxmlformats.org/drawingml/2006/wordprocessingDrawing" xmlns:w10="urn:schemas-microsoft-com:office:word" xmlns:w="http://schemas.openxmlformats.org/wordprocessingml/2006/main" xmlns:w14="http://schemas.microsoft.com/office/word/2010/wordml" xmlns:w15="http://schemas.microsoft.com/office/word/2012/wordml" xmlns:w16cex="http://schemas.microsoft.com/office/word/2018/wordml/cex" xmlns:w16cid="http://schemas.microsoft.com/office/word/2016/wordml/cid" xmlns:w16="http://schemas.microsoft.com/office/word/2018/wordml" xmlns:w16sdtdh="http://schemas.microsoft.com/office/word/2020/wordml/sdtdatahash" xmlns:w16se="http://schemas.microsoft.com/office/word/2015/wordml/symex" xmlns:wpg="http://schemas.microsoft.com/office/word/2010/wordprocessingGroup" xmlns:wpi="http://schemas.microsoft.com/office/word/2010/wordprocessingInk" xmlns:wne="http://schemas.microsoft.com/office/word/2006/wordml" xmlns:wps="http://schemas.microsoft.com/office/word/2010/wordprocessingShape" mc:Ignorable="w14 w15 w16se w16cid w16 w16cex w16sdtdh wp14">
+<w:endnotes xmlns:wpc="http://schemas.microsoft.com/office/word/2010/wordprocessingCanvas" xmlns:cx="http://schemas.microsoft.com/office/drawing/2014/chartex" xmlns:cx1="http://schemas.microsoft.com/office/drawing/2015/9/8/chartex" xmlns:cx2="http://schemas.microsoft.com/office/drawing/2015/10/21/chartex" xmlns:cx3="http://schemas.microsoft.com/office/drawing/2016/5/9/chartex" xmlns:cx4="http://schemas.microsoft.com/office/drawing/2016/5/10/chartex" xmlns:cx5="http://schemas.microsoft.com/office/drawing/2016/5/11/chartex" xmlns:cx6="http://schemas.microsoft.com/office/drawing/2016/5/12/chartex" xmlns:cx7="http://schemas.microsoft.com/office/drawing/2016/5/13/chartex" xmlns:cx8="http://schemas.microsoft.com/office/drawing/2016/5/14/chartex" xmlns:mc="http://schemas.openxmlformats.org/markup-compatibility/2006" xmlns:aink="http://schemas.microsoft.com/office/drawing/2016/ink" xmlns:am3d="http://schemas.microsoft.com/office/drawing/2017/model3d" xmlns:o="urn:schemas-microsoft-com:office:office" xmlns:r="http://schemas.openxmlformats.org/officeDocument/2006/relationships" xmlns:m="http://schemas.openxmlformats.org/officeDocument/2006/math" xmlns:v="urn:schemas-microsoft-com:vml" xmlns:wp14="http://schemas.microsoft.com/office/word/2010/wordprocessingDrawing" xmlns:wp="http://schemas.openxmlformats.org/drawingml/2006/wordprocessingDrawing" xmlns:w10="urn:schemas-microsoft-com:office:word" xmlns:w="http://schemas.openxmlformats.org/wordprocessingml/2006/main" xmlns:w14="http://schemas.microsoft.com/office/word/2010/wordml" xmlns:w15="http://schemas.microsoft.com/office/word/2012/wordml" xmlns:w16cid="http://schemas.microsoft.com/office/word/2016/wordml/cid" xmlns:w16se="http://schemas.microsoft.com/office/word/2015/wordml/symex" xmlns:wpg="http://schemas.microsoft.com/office/word/2010/wordprocessingGroup" xmlns:wpi="http://schemas.microsoft.com/office/word/2010/wordprocessingInk" xmlns:wne="http://schemas.microsoft.com/office/word/2006/wordml" xmlns:wps="http://schemas.microsoft.com/office/word/2010/wordprocessingShape" mc:Ignorable="w14 w15 w16se w16cid wp14">
   <w:endnote w:type="separator" w:id="-1">
     <w:p>
       <w:pPr>
@@ -41410,7 +41131,7 @@
 </file>
 
 <file path=word/footnotes.xml><?xml version="1.0" encoding="utf-8"?>
-<w:footnotes xmlns:wpc="http://schemas.microsoft.com/office/word/2010/wordprocessingCanvas" xmlns:cx="http://schemas.microsoft.com/office/drawing/2014/chartex" xmlns:cx1="http://schemas.microsoft.com/office/drawing/2015/9/8/chartex" xmlns:cx2="http://schemas.microsoft.com/office/drawing/2015/10/21/chartex" xmlns:cx3="http://schemas.microsoft.com/office/drawing/2016/5/9/chartex" xmlns:cx4="http://schemas.microsoft.com/office/drawing/2016/5/10/chartex" xmlns:cx5="http://schemas.microsoft.com/office/drawing/2016/5/11/chartex" xmlns:cx6="http://schemas.microsoft.com/office/drawing/2016/5/12/chartex" xmlns:cx7="http://schemas.microsoft.com/office/drawing/2016/5/13/chartex" xmlns:cx8="http://schemas.microsoft.com/office/drawing/2016/5/14/chartex" xmlns:mc="http://schemas.openxmlformats.org/markup-compatibility/2006" xmlns:aink="http://schemas.microsoft.com/office/drawing/2016/ink" xmlns:am3d="http://schemas.microsoft.com/office/drawing/2017/model3d" xmlns:o="urn:schemas-microsoft-com:office:office" xmlns:r="http://schemas.openxmlformats.org/officeDocument/2006/relationships" xmlns:m="http://schemas.openxmlformats.org/officeDocument/2006/math" xmlns:v="urn:schemas-microsoft-com:vml" xmlns:wp14="http://schemas.microsoft.com/office/word/2010/wordprocessingDrawing" xmlns:wp="http://schemas.openxmlformats.org/drawingml/2006/wordprocessingDrawing" xmlns:w10="urn:schemas-microsoft-com:office:word" xmlns:w="http://schemas.openxmlformats.org/wordprocessingml/2006/main" xmlns:w14="http://schemas.microsoft.com/office/word/2010/wordml" xmlns:w15="http://schemas.microsoft.com/office/word/2012/wordml" xmlns:w16cex="http://schemas.microsoft.com/office/word/2018/wordml/cex" xmlns:w16cid="http://schemas.microsoft.com/office/word/2016/wordml/cid" xmlns:w16="http://schemas.microsoft.com/office/word/2018/wordml" xmlns:w16sdtdh="http://schemas.microsoft.com/office/word/2020/wordml/sdtdatahash" xmlns:w16se="http://schemas.microsoft.com/office/word/2015/wordml/symex" xmlns:wpg="http://schemas.microsoft.com/office/word/2010/wordprocessingGroup" xmlns:wpi="http://schemas.microsoft.com/office/word/2010/wordprocessingInk" xmlns:wne="http://schemas.microsoft.com/office/word/2006/wordml" xmlns:wps="http://schemas.microsoft.com/office/word/2010/wordprocessingShape" mc:Ignorable="w14 w15 w16se w16cid w16 w16cex w16sdtdh wp14">
+<w:footnotes xmlns:wpc="http://schemas.microsoft.com/office/word/2010/wordprocessingCanvas" xmlns:cx="http://schemas.microsoft.com/office/drawing/2014/chartex" xmlns:cx1="http://schemas.microsoft.com/office/drawing/2015/9/8/chartex" xmlns:cx2="http://schemas.microsoft.com/office/drawing/2015/10/21/chartex" xmlns:cx3="http://schemas.microsoft.com/office/drawing/2016/5/9/chartex" xmlns:cx4="http://schemas.microsoft.com/office/drawing/2016/5/10/chartex" xmlns:cx5="http://schemas.microsoft.com/office/drawing/2016/5/11/chartex" xmlns:cx6="http://schemas.microsoft.com/office/drawing/2016/5/12/chartex" xmlns:cx7="http://schemas.microsoft.com/office/drawing/2016/5/13/chartex" xmlns:cx8="http://schemas.microsoft.com/office/drawing/2016/5/14/chartex" xmlns:mc="http://schemas.openxmlformats.org/markup-compatibility/2006" xmlns:aink="http://schemas.microsoft.com/office/drawing/2016/ink" xmlns:am3d="http://schemas.microsoft.com/office/drawing/2017/model3d" xmlns:o="urn:schemas-microsoft-com:office:office" xmlns:r="http://schemas.openxmlformats.org/officeDocument/2006/relationships" xmlns:m="http://schemas.openxmlformats.org/officeDocument/2006/math" xmlns:v="urn:schemas-microsoft-com:vml" xmlns:wp14="http://schemas.microsoft.com/office/word/2010/wordprocessingDrawing" xmlns:wp="http://schemas.openxmlformats.org/drawingml/2006/wordprocessingDrawing" xmlns:w10="urn:schemas-microsoft-com:office:word" xmlns:w="http://schemas.openxmlformats.org/wordprocessingml/2006/main" xmlns:w14="http://schemas.microsoft.com/office/word/2010/wordml" xmlns:w15="http://schemas.microsoft.com/office/word/2012/wordml" xmlns:w16cid="http://schemas.microsoft.com/office/word/2016/wordml/cid" xmlns:w16se="http://schemas.microsoft.com/office/word/2015/wordml/symex" xmlns:wpg="http://schemas.microsoft.com/office/word/2010/wordprocessingGroup" xmlns:wpi="http://schemas.microsoft.com/office/word/2010/wordprocessingInk" xmlns:wne="http://schemas.microsoft.com/office/word/2006/wordml" xmlns:wps="http://schemas.microsoft.com/office/word/2010/wordprocessingShape" mc:Ignorable="w14 w15 w16se w16cid wp14">
   <w:footnote w:type="separator" w:id="-1">
     <w:p>
       <w:pPr>
@@ -41435,7 +41156,7 @@
 </file>
 
 <file path=word/header1.xml><?xml version="1.0" encoding="utf-8"?>
-<w:hdr xmlns:wpc="http://schemas.microsoft.com/office/word/2010/wordprocessingCanvas" xmlns:cx="http://schemas.microsoft.com/office/drawing/2014/chartex" xmlns:cx1="http://schemas.microsoft.com/office/drawing/2015/9/8/chartex" xmlns:cx2="http://schemas.microsoft.com/office/drawing/2015/10/21/chartex" xmlns:cx3="http://schemas.microsoft.com/office/drawing/2016/5/9/chartex" xmlns:cx4="http://schemas.microsoft.com/office/drawing/2016/5/10/chartex" xmlns:cx5="http://schemas.microsoft.com/office/drawing/2016/5/11/chartex" xmlns:cx6="http://schemas.microsoft.com/office/drawing/2016/5/12/chartex" xmlns:cx7="http://schemas.microsoft.com/office/drawing/2016/5/13/chartex" xmlns:cx8="http://schemas.microsoft.com/office/drawing/2016/5/14/chartex" xmlns:mc="http://schemas.openxmlformats.org/markup-compatibility/2006" xmlns:aink="http://schemas.microsoft.com/office/drawing/2016/ink" xmlns:am3d="http://schemas.microsoft.com/office/drawing/2017/model3d" xmlns:o="urn:schemas-microsoft-com:office:office" xmlns:r="http://schemas.openxmlformats.org/officeDocument/2006/relationships" xmlns:m="http://schemas.openxmlformats.org/officeDocument/2006/math" xmlns:v="urn:schemas-microsoft-com:vml" xmlns:wp14="http://schemas.microsoft.com/office/word/2010/wordprocessingDrawing" xmlns:wp="http://schemas.openxmlformats.org/drawingml/2006/wordprocessingDrawing" xmlns:w10="urn:schemas-microsoft-com:office:word" xmlns:w="http://schemas.openxmlformats.org/wordprocessingml/2006/main" xmlns:w14="http://schemas.microsoft.com/office/word/2010/wordml" xmlns:w15="http://schemas.microsoft.com/office/word/2012/wordml" xmlns:w16cex="http://schemas.microsoft.com/office/word/2018/wordml/cex" xmlns:w16cid="http://schemas.microsoft.com/office/word/2016/wordml/cid" xmlns:w16="http://schemas.microsoft.com/office/word/2018/wordml" xmlns:w16sdtdh="http://schemas.microsoft.com/office/word/2020/wordml/sdtdatahash" xmlns:w16se="http://schemas.microsoft.com/office/word/2015/wordml/symex" xmlns:wpg="http://schemas.microsoft.com/office/word/2010/wordprocessingGroup" xmlns:wpi="http://schemas.microsoft.com/office/word/2010/wordprocessingInk" xmlns:wne="http://schemas.microsoft.com/office/word/2006/wordml" xmlns:wps="http://schemas.microsoft.com/office/word/2010/wordprocessingShape" mc:Ignorable="w14 w15 w16se w16cid w16 w16cex w16sdtdh wp14">
+<w:hdr xmlns:wpc="http://schemas.microsoft.com/office/word/2010/wordprocessingCanvas" xmlns:cx="http://schemas.microsoft.com/office/drawing/2014/chartex" xmlns:cx1="http://schemas.microsoft.com/office/drawing/2015/9/8/chartex" xmlns:cx2="http://schemas.microsoft.com/office/drawing/2015/10/21/chartex" xmlns:cx3="http://schemas.microsoft.com/office/drawing/2016/5/9/chartex" xmlns:cx4="http://schemas.microsoft.com/office/drawing/2016/5/10/chartex" xmlns:cx5="http://schemas.microsoft.com/office/drawing/2016/5/11/chartex" xmlns:cx6="http://schemas.microsoft.com/office/drawing/2016/5/12/chartex" xmlns:cx7="http://schemas.microsoft.com/office/drawing/2016/5/13/chartex" xmlns:cx8="http://schemas.microsoft.com/office/drawing/2016/5/14/chartex" xmlns:mc="http://schemas.openxmlformats.org/markup-compatibility/2006" xmlns:aink="http://schemas.microsoft.com/office/drawing/2016/ink" xmlns:am3d="http://schemas.microsoft.com/office/drawing/2017/model3d" xmlns:o="urn:schemas-microsoft-com:office:office" xmlns:r="http://schemas.openxmlformats.org/officeDocument/2006/relationships" xmlns:m="http://schemas.openxmlformats.org/officeDocument/2006/math" xmlns:v="urn:schemas-microsoft-com:vml" xmlns:wp14="http://schemas.microsoft.com/office/word/2010/wordprocessingDrawing" xmlns:wp="http://schemas.openxmlformats.org/drawingml/2006/wordprocessingDrawing" xmlns:w10="urn:schemas-microsoft-com:office:word" xmlns:w="http://schemas.openxmlformats.org/wordprocessingml/2006/main" xmlns:w14="http://schemas.microsoft.com/office/word/2010/wordml" xmlns:w15="http://schemas.microsoft.com/office/word/2012/wordml" xmlns:w16cid="http://schemas.microsoft.com/office/word/2016/wordml/cid" xmlns:w16se="http://schemas.microsoft.com/office/word/2015/wordml/symex" xmlns:wpg="http://schemas.microsoft.com/office/word/2010/wordprocessingGroup" xmlns:wpi="http://schemas.microsoft.com/office/word/2010/wordprocessingInk" xmlns:wne="http://schemas.microsoft.com/office/word/2006/wordml" xmlns:wps="http://schemas.microsoft.com/office/word/2010/wordprocessingShape" mc:Ignorable="w14 w15 w16se w16cid wp14">
   <w:sdt>
     <w:sdtPr>
       <w:rPr>
@@ -41449,7 +41170,6 @@
         <w:docPartUnique/>
       </w:docPartObj>
     </w:sdtPr>
-    <w:sdtEndPr/>
     <w:sdtContent>
       <w:p>
         <w:pPr>
@@ -41508,7 +41228,7 @@
 </file>
 
 <file path=word/numbering.xml><?xml version="1.0" encoding="utf-8"?>
-<w:numbering xmlns:wpc="http://schemas.microsoft.com/office/word/2010/wordprocessingCanvas" xmlns:cx="http://schemas.microsoft.com/office/drawing/2014/chartex" xmlns:cx1="http://schemas.microsoft.com/office/drawing/2015/9/8/chartex" xmlns:cx2="http://schemas.microsoft.com/office/drawing/2015/10/21/chartex" xmlns:cx3="http://schemas.microsoft.com/office/drawing/2016/5/9/chartex" xmlns:cx4="http://schemas.microsoft.com/office/drawing/2016/5/10/chartex" xmlns:cx5="http://schemas.microsoft.com/office/drawing/2016/5/11/chartex" xmlns:cx6="http://schemas.microsoft.com/office/drawing/2016/5/12/chartex" xmlns:cx7="http://schemas.microsoft.com/office/drawing/2016/5/13/chartex" xmlns:cx8="http://schemas.microsoft.com/office/drawing/2016/5/14/chartex" xmlns:mc="http://schemas.openxmlformats.org/markup-compatibility/2006" xmlns:aink="http://schemas.microsoft.com/office/drawing/2016/ink" xmlns:am3d="http://schemas.microsoft.com/office/drawing/2017/model3d" xmlns:o="urn:schemas-microsoft-com:office:office" xmlns:r="http://schemas.openxmlformats.org/officeDocument/2006/relationships" xmlns:m="http://schemas.openxmlformats.org/officeDocument/2006/math" xmlns:v="urn:schemas-microsoft-com:vml" xmlns:wp14="http://schemas.microsoft.com/office/word/2010/wordprocessingDrawing" xmlns:wp="http://schemas.openxmlformats.org/drawingml/2006/wordprocessingDrawing" xmlns:w10="urn:schemas-microsoft-com:office:word" xmlns:w="http://schemas.openxmlformats.org/wordprocessingml/2006/main" xmlns:w14="http://schemas.microsoft.com/office/word/2010/wordml" xmlns:w15="http://schemas.microsoft.com/office/word/2012/wordml" xmlns:w16cex="http://schemas.microsoft.com/office/word/2018/wordml/cex" xmlns:w16cid="http://schemas.microsoft.com/office/word/2016/wordml/cid" xmlns:w16="http://schemas.microsoft.com/office/word/2018/wordml" xmlns:w16sdtdh="http://schemas.microsoft.com/office/word/2020/wordml/sdtdatahash" xmlns:w16se="http://schemas.microsoft.com/office/word/2015/wordml/symex" xmlns:wpg="http://schemas.microsoft.com/office/word/2010/wordprocessingGroup" xmlns:wpi="http://schemas.microsoft.com/office/word/2010/wordprocessingInk" xmlns:wne="http://schemas.microsoft.com/office/word/2006/wordml" xmlns:wps="http://schemas.microsoft.com/office/word/2010/wordprocessingShape" mc:Ignorable="w14 w15 w16se w16cid w16 w16cex w16sdtdh wp14">
+<w:numbering xmlns:wpc="http://schemas.microsoft.com/office/word/2010/wordprocessingCanvas" xmlns:cx="http://schemas.microsoft.com/office/drawing/2014/chartex" xmlns:cx1="http://schemas.microsoft.com/office/drawing/2015/9/8/chartex" xmlns:cx2="http://schemas.microsoft.com/office/drawing/2015/10/21/chartex" xmlns:cx3="http://schemas.microsoft.com/office/drawing/2016/5/9/chartex" xmlns:cx4="http://schemas.microsoft.com/office/drawing/2016/5/10/chartex" xmlns:cx5="http://schemas.microsoft.com/office/drawing/2016/5/11/chartex" xmlns:cx6="http://schemas.microsoft.com/office/drawing/2016/5/12/chartex" xmlns:cx7="http://schemas.microsoft.com/office/drawing/2016/5/13/chartex" xmlns:cx8="http://schemas.microsoft.com/office/drawing/2016/5/14/chartex" xmlns:mc="http://schemas.openxmlformats.org/markup-compatibility/2006" xmlns:aink="http://schemas.microsoft.com/office/drawing/2016/ink" xmlns:am3d="http://schemas.microsoft.com/office/drawing/2017/model3d" xmlns:o="urn:schemas-microsoft-com:office:office" xmlns:r="http://schemas.openxmlformats.org/officeDocument/2006/relationships" xmlns:m="http://schemas.openxmlformats.org/officeDocument/2006/math" xmlns:v="urn:schemas-microsoft-com:vml" xmlns:wp14="http://schemas.microsoft.com/office/word/2010/wordprocessingDrawing" xmlns:wp="http://schemas.openxmlformats.org/drawingml/2006/wordprocessingDrawing" xmlns:w10="urn:schemas-microsoft-com:office:word" xmlns:w="http://schemas.openxmlformats.org/wordprocessingml/2006/main" xmlns:w14="http://schemas.microsoft.com/office/word/2010/wordml" xmlns:w15="http://schemas.microsoft.com/office/word/2012/wordml" xmlns:w16cid="http://schemas.microsoft.com/office/word/2016/wordml/cid" xmlns:w16se="http://schemas.microsoft.com/office/word/2015/wordml/symex" xmlns:wpg="http://schemas.microsoft.com/office/word/2010/wordprocessingGroup" xmlns:wpi="http://schemas.microsoft.com/office/word/2010/wordprocessingInk" xmlns:wne="http://schemas.microsoft.com/office/word/2006/wordml" xmlns:wps="http://schemas.microsoft.com/office/word/2010/wordprocessingShape" mc:Ignorable="w14 w15 w16se w16cid wp14">
   <w:abstractNum w:abstractNumId="0" w15:restartNumberingAfterBreak="0">
     <w:nsid w:val="24632602"/>
     <w:multiLevelType w:val="hybridMultilevel"/>
@@ -41623,6 +41343,119 @@
     </w:lvl>
   </w:abstractNum>
   <w:abstractNum w:abstractNumId="1" w15:restartNumberingAfterBreak="0">
+    <w:nsid w:val="266E047A"/>
+    <w:multiLevelType w:val="hybridMultilevel"/>
+    <w:tmpl w:val="E2383F7E"/>
+    <w:lvl w:ilvl="0" w:tplc="B4F0141E">
+      <w:start w:val="1"/>
+      <w:numFmt w:val="bullet"/>
+      <w:lvlText w:val="‒"/>
+      <w:lvlJc w:val="left"/>
+      <w:pPr>
+        <w:ind w:left="1429" w:hanging="360"/>
+      </w:pPr>
+      <w:rPr>
+        <w:rFonts w:ascii="Times New Roman" w:hAnsi="Times New Roman" w:cs="Times New Roman" w:hint="default"/>
+      </w:rPr>
+    </w:lvl>
+    <w:lvl w:ilvl="1" w:tplc="04190003" w:tentative="1">
+      <w:start w:val="1"/>
+      <w:numFmt w:val="bullet"/>
+      <w:lvlText w:val="o"/>
+      <w:lvlJc w:val="left"/>
+      <w:pPr>
+        <w:ind w:left="2149" w:hanging="360"/>
+      </w:pPr>
+      <w:rPr>
+        <w:rFonts w:ascii="Courier New" w:hAnsi="Courier New" w:cs="Courier New" w:hint="default"/>
+      </w:rPr>
+    </w:lvl>
+    <w:lvl w:ilvl="2" w:tplc="04190005" w:tentative="1">
+      <w:start w:val="1"/>
+      <w:numFmt w:val="bullet"/>
+      <w:lvlText w:val=""/>
+      <w:lvlJc w:val="left"/>
+      <w:pPr>
+        <w:ind w:left="2869" w:hanging="360"/>
+      </w:pPr>
+      <w:rPr>
+        <w:rFonts w:ascii="Wingdings" w:hAnsi="Wingdings" w:hint="default"/>
+      </w:rPr>
+    </w:lvl>
+    <w:lvl w:ilvl="3" w:tplc="04190001" w:tentative="1">
+      <w:start w:val="1"/>
+      <w:numFmt w:val="bullet"/>
+      <w:lvlText w:val=""/>
+      <w:lvlJc w:val="left"/>
+      <w:pPr>
+        <w:ind w:left="3589" w:hanging="360"/>
+      </w:pPr>
+      <w:rPr>
+        <w:rFonts w:ascii="Symbol" w:hAnsi="Symbol" w:hint="default"/>
+      </w:rPr>
+    </w:lvl>
+    <w:lvl w:ilvl="4" w:tplc="04190003" w:tentative="1">
+      <w:start w:val="1"/>
+      <w:numFmt w:val="bullet"/>
+      <w:lvlText w:val="o"/>
+      <w:lvlJc w:val="left"/>
+      <w:pPr>
+        <w:ind w:left="4309" w:hanging="360"/>
+      </w:pPr>
+      <w:rPr>
+        <w:rFonts w:ascii="Courier New" w:hAnsi="Courier New" w:cs="Courier New" w:hint="default"/>
+      </w:rPr>
+    </w:lvl>
+    <w:lvl w:ilvl="5" w:tplc="04190005" w:tentative="1">
+      <w:start w:val="1"/>
+      <w:numFmt w:val="bullet"/>
+      <w:lvlText w:val=""/>
+      <w:lvlJc w:val="left"/>
+      <w:pPr>
+        <w:ind w:left="5029" w:hanging="360"/>
+      </w:pPr>
+      <w:rPr>
+        <w:rFonts w:ascii="Wingdings" w:hAnsi="Wingdings" w:hint="default"/>
+      </w:rPr>
+    </w:lvl>
+    <w:lvl w:ilvl="6" w:tplc="04190001" w:tentative="1">
+      <w:start w:val="1"/>
+      <w:numFmt w:val="bullet"/>
+      <w:lvlText w:val=""/>
+      <w:lvlJc w:val="left"/>
+      <w:pPr>
+        <w:ind w:left="5749" w:hanging="360"/>
+      </w:pPr>
+      <w:rPr>
+        <w:rFonts w:ascii="Symbol" w:hAnsi="Symbol" w:hint="default"/>
+      </w:rPr>
+    </w:lvl>
+    <w:lvl w:ilvl="7" w:tplc="04190003" w:tentative="1">
+      <w:start w:val="1"/>
+      <w:numFmt w:val="bullet"/>
+      <w:lvlText w:val="o"/>
+      <w:lvlJc w:val="left"/>
+      <w:pPr>
+        <w:ind w:left="6469" w:hanging="360"/>
+      </w:pPr>
+      <w:rPr>
+        <w:rFonts w:ascii="Courier New" w:hAnsi="Courier New" w:cs="Courier New" w:hint="default"/>
+      </w:rPr>
+    </w:lvl>
+    <w:lvl w:ilvl="8" w:tplc="04190005" w:tentative="1">
+      <w:start w:val="1"/>
+      <w:numFmt w:val="bullet"/>
+      <w:lvlText w:val=""/>
+      <w:lvlJc w:val="left"/>
+      <w:pPr>
+        <w:ind w:left="7189" w:hanging="360"/>
+      </w:pPr>
+      <w:rPr>
+        <w:rFonts w:ascii="Wingdings" w:hAnsi="Wingdings" w:hint="default"/>
+      </w:rPr>
+    </w:lvl>
+  </w:abstractNum>
+  <w:abstractNum w:abstractNumId="2" w15:restartNumberingAfterBreak="0">
     <w:nsid w:val="310C61A2"/>
     <w:multiLevelType w:val="multilevel"/>
     <w:tmpl w:val="0419001F"/>
@@ -41708,7 +41541,7 @@
       </w:pPr>
     </w:lvl>
   </w:abstractNum>
-  <w:abstractNum w:abstractNumId="2" w15:restartNumberingAfterBreak="0">
+  <w:abstractNum w:abstractNumId="3" w15:restartNumberingAfterBreak="0">
     <w:nsid w:val="332F4114"/>
     <w:multiLevelType w:val="hybridMultilevel"/>
     <w:tmpl w:val="C3CE4DF2"/>
@@ -41821,7 +41654,7 @@
       </w:rPr>
     </w:lvl>
   </w:abstractNum>
-  <w:abstractNum w:abstractNumId="3" w15:restartNumberingAfterBreak="0">
+  <w:abstractNum w:abstractNumId="4" w15:restartNumberingAfterBreak="0">
     <w:nsid w:val="3BAB4E1B"/>
     <w:multiLevelType w:val="multilevel"/>
     <w:tmpl w:val="0419001F"/>
@@ -41910,7 +41743,7 @@
       </w:pPr>
     </w:lvl>
   </w:abstractNum>
-  <w:abstractNum w:abstractNumId="4" w15:restartNumberingAfterBreak="0">
+  <w:abstractNum w:abstractNumId="5" w15:restartNumberingAfterBreak="0">
     <w:nsid w:val="420500F5"/>
     <w:multiLevelType w:val="hybridMultilevel"/>
     <w:tmpl w:val="EDC43FD0"/>
@@ -42023,7 +41856,7 @@
       </w:rPr>
     </w:lvl>
   </w:abstractNum>
-  <w:abstractNum w:abstractNumId="5" w15:restartNumberingAfterBreak="0">
+  <w:abstractNum w:abstractNumId="6" w15:restartNumberingAfterBreak="0">
     <w:nsid w:val="5F215093"/>
     <w:multiLevelType w:val="hybridMultilevel"/>
     <w:tmpl w:val="C7C8E0EE"/>
@@ -42136,7 +41969,7 @@
       </w:rPr>
     </w:lvl>
   </w:abstractNum>
-  <w:abstractNum w:abstractNumId="6" w15:restartNumberingAfterBreak="0">
+  <w:abstractNum w:abstractNumId="7" w15:restartNumberingAfterBreak="0">
     <w:nsid w:val="6CC62CBB"/>
     <w:multiLevelType w:val="hybridMultilevel"/>
     <w:tmpl w:val="5B566F44"/>
@@ -42249,7 +42082,7 @@
       </w:rPr>
     </w:lvl>
   </w:abstractNum>
-  <w:abstractNum w:abstractNumId="7" w15:restartNumberingAfterBreak="0">
+  <w:abstractNum w:abstractNumId="8" w15:restartNumberingAfterBreak="0">
     <w:nsid w:val="71565374"/>
     <w:multiLevelType w:val="multilevel"/>
     <w:tmpl w:val="C6368FD2"/>
@@ -42363,34 +42196,37 @@
     </w:lvl>
   </w:abstractNum>
   <w:num w:numId="1">
-    <w:abstractNumId w:val="7"/>
+    <w:abstractNumId w:val="8"/>
   </w:num>
   <w:num w:numId="2">
-    <w:abstractNumId w:val="2"/>
+    <w:abstractNumId w:val="3"/>
   </w:num>
   <w:num w:numId="3">
+    <w:abstractNumId w:val="6"/>
+  </w:num>
+  <w:num w:numId="4">
     <w:abstractNumId w:val="5"/>
   </w:num>
-  <w:num w:numId="4">
+  <w:num w:numId="5">
     <w:abstractNumId w:val="4"/>
   </w:num>
-  <w:num w:numId="5">
-    <w:abstractNumId w:val="3"/>
-  </w:num>
   <w:num w:numId="6">
-    <w:abstractNumId w:val="1"/>
+    <w:abstractNumId w:val="2"/>
   </w:num>
   <w:num w:numId="7">
     <w:abstractNumId w:val="0"/>
   </w:num>
   <w:num w:numId="8">
-    <w:abstractNumId w:val="6"/>
+    <w:abstractNumId w:val="7"/>
+  </w:num>
+  <w:num w:numId="9">
+    <w:abstractNumId w:val="1"/>
   </w:num>
 </w:numbering>
 </file>
 
 <file path=word/styles.xml><?xml version="1.0" encoding="utf-8"?>
-<w:styles xmlns:mc="http://schemas.openxmlformats.org/markup-compatibility/2006" xmlns:r="http://schemas.openxmlformats.org/officeDocument/2006/relationships" xmlns:w="http://schemas.openxmlformats.org/wordprocessingml/2006/main" xmlns:w14="http://schemas.microsoft.com/office/word/2010/wordml" xmlns:w15="http://schemas.microsoft.com/office/word/2012/wordml" xmlns:w16cex="http://schemas.microsoft.com/office/word/2018/wordml/cex" xmlns:w16cid="http://schemas.microsoft.com/office/word/2016/wordml/cid" xmlns:w16="http://schemas.microsoft.com/office/word/2018/wordml" xmlns:w16sdtdh="http://schemas.microsoft.com/office/word/2020/wordml/sdtdatahash" xmlns:w16se="http://schemas.microsoft.com/office/word/2015/wordml/symex" mc:Ignorable="w14 w15 w16se w16cid w16 w16cex w16sdtdh">
+<w:styles xmlns:mc="http://schemas.openxmlformats.org/markup-compatibility/2006" xmlns:r="http://schemas.openxmlformats.org/officeDocument/2006/relationships" xmlns:w="http://schemas.openxmlformats.org/wordprocessingml/2006/main" xmlns:w14="http://schemas.microsoft.com/office/word/2010/wordml" xmlns:w15="http://schemas.microsoft.com/office/word/2012/wordml" xmlns:w16cid="http://schemas.microsoft.com/office/word/2016/wordml/cid" xmlns:w16se="http://schemas.microsoft.com/office/word/2015/wordml/symex" mc:Ignorable="w14 w15 w16se w16cid">
   <w:docDefaults>
     <w:rPrDefault>
       <w:rPr>
@@ -42406,7 +42242,7 @@
       </w:pPr>
     </w:pPrDefault>
   </w:docDefaults>
-  <w:latentStyles w:defLockedState="0" w:defUIPriority="99" w:defSemiHidden="0" w:defUnhideWhenUsed="0" w:defQFormat="0" w:count="376">
+  <w:latentStyles w:defLockedState="0" w:defUIPriority="99" w:defSemiHidden="0" w:defUnhideWhenUsed="0" w:defQFormat="0" w:count="375">
     <w:lsdException w:name="Normal" w:uiPriority="0" w:qFormat="1"/>
     <w:lsdException w:name="heading 1" w:uiPriority="9" w:qFormat="1"/>
     <w:lsdException w:name="heading 2" w:semiHidden="1" w:uiPriority="9" w:unhideWhenUsed="1" w:qFormat="1"/>
@@ -42782,7 +42618,6 @@
     <w:lsdException w:name="Smart Hyperlink" w:semiHidden="1" w:unhideWhenUsed="1"/>
     <w:lsdException w:name="Hashtag" w:semiHidden="1" w:unhideWhenUsed="1"/>
     <w:lsdException w:name="Unresolved Mention" w:semiHidden="1" w:unhideWhenUsed="1"/>
-    <w:lsdException w:name="Smart Link" w:semiHidden="1" w:unhideWhenUsed="1"/>
   </w:latentStyles>
   <w:style w:type="paragraph" w:default="1" w:styleId="a">
     <w:name w:val="Normal"/>
@@ -43653,7 +43488,7 @@
 </file>
 
 <file path=customXml/itemProps1.xml><?xml version="1.0" encoding="utf-8"?>
-<ds:datastoreItem xmlns:ds="http://schemas.openxmlformats.org/officeDocument/2006/customXml" ds:itemID="{4CE0C9B1-14AE-46AD-8A62-24781A2FF5DD}">
+<ds:datastoreItem xmlns:ds="http://schemas.openxmlformats.org/officeDocument/2006/customXml" ds:itemID="{82208319-801F-46B1-9003-C11B28773C84}">
   <ds:schemaRefs>
     <ds:schemaRef ds:uri="http://schemas.openxmlformats.org/officeDocument/2006/bibliography"/>
   </ds:schemaRefs>
